--- a/Week5/Exercise-Week5.docx
+++ b/Week5/Exercise-Week5.docx
@@ -106,18 +106,18 @@
         <mc:AlternateContent>
           <mc:Choice Requires="wpi">
             <w:drawing>
-              <wp:anchor distT="0" distB="0" distL="114300" distR="114300" simplePos="0" relativeHeight="251683840" behindDoc="0" locked="0" layoutInCell="1" allowOverlap="1" wp14:anchorId="4ED7AFC2" wp14:editId="147935AE">
+              <wp:anchor distT="0" distB="0" distL="114300" distR="114300" simplePos="0" relativeHeight="251886592" behindDoc="0" locked="0" layoutInCell="1" allowOverlap="1" wp14:anchorId="74AA2F75" wp14:editId="7A4DDBF5">
                 <wp:simplePos x="0" y="0"/>
                 <wp:positionH relativeFrom="column">
-                  <wp:posOffset>5397402</wp:posOffset>
+                  <wp:posOffset>-408305</wp:posOffset>
                 </wp:positionH>
                 <wp:positionV relativeFrom="paragraph">
-                  <wp:posOffset>1186657</wp:posOffset>
+                  <wp:posOffset>2022475</wp:posOffset>
                 </wp:positionV>
-                <wp:extent cx="354240" cy="248760"/>
-                <wp:effectExtent l="57150" t="57150" r="8255" b="56515"/>
+                <wp:extent cx="77645" cy="145800"/>
+                <wp:effectExtent l="57150" t="57150" r="55880" b="45085"/>
                 <wp:wrapNone/>
-                <wp:docPr id="1183510846" name="Ink 35"/>
+                <wp:docPr id="1718398658" name="Ink 222"/>
                 <wp:cNvGraphicFramePr/>
                 <a:graphic xmlns:a="http://schemas.openxmlformats.org/drawingml/2006/main">
                   <a:graphicData uri="http://schemas.microsoft.com/office/word/2010/wordprocessingInk">
@@ -127,7 +127,7 @@
                       </w14:nvContentPartPr>
                       <w14:xfrm>
                         <a:off x="0" y="0"/>
-                        <a:ext cx="354240" cy="248760"/>
+                        <a:ext cx="77645" cy="145800"/>
                       </w14:xfrm>
                     </w14:contentPart>
                   </a:graphicData>
@@ -137,7 +137,7 @@
           </mc:Choice>
           <mc:Fallback>
             <w:pict>
-              <v:shapetype w14:anchorId="0192E47E" id="_x0000_t75" coordsize="21600,21600" o:spt="75" o:preferrelative="t" path="m@4@5l@4@11@9@11@9@5xe" filled="f" stroked="f">
+              <v:shapetype w14:anchorId="57ED7316" id="_x0000_t75" coordsize="21600,21600" o:spt="75" o:preferrelative="t" path="m@4@5l@4@11@9@11@9@5xe" filled="f" stroked="f">
                 <v:stroke joinstyle="miter"/>
                 <v:formulas>
                   <v:f eqn="if lineDrawn pixelLineWidth 0"/>
@@ -156,7 +156,7 @@
                 <v:path o:extrusionok="f" gradientshapeok="t" o:connecttype="rect"/>
                 <o:lock v:ext="edit" aspectratio="t"/>
               </v:shapetype>
-              <v:shape id="Ink 35" o:spid="_x0000_s1026" type="#_x0000_t75" style="position:absolute;margin-left:424.3pt;margin-top:92.75pt;width:29.35pt;height:21.05pt;z-index:251683840;visibility:visible;mso-wrap-style:square;mso-wrap-distance-left:9pt;mso-wrap-distance-top:0;mso-wrap-distance-right:9pt;mso-wrap-distance-bottom:0;mso-position-horizontal:absolute;mso-position-horizontal-relative:text;mso-position-vertical:absolute;mso-position-vertical-relative:text" o:gfxdata="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">
+              <v:shape id="Ink 222" o:spid="_x0000_s1026" type="#_x0000_t75" style="position:absolute;margin-left:-32.85pt;margin-top:158.55pt;width:7.5pt;height:12.9pt;z-index:251886592;visibility:visible;mso-wrap-style:square;mso-wrap-distance-left:9pt;mso-wrap-distance-top:0;mso-wrap-distance-right:9pt;mso-wrap-distance-bottom:0;mso-position-horizontal:absolute;mso-position-horizontal-relative:text;mso-position-vertical:absolute;mso-position-vertical-relative:text" o:gfxdata="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">
                 <v:imagedata r:id="rId8" o:title=""/>
               </v:shape>
             </w:pict>
@@ -174,18 +174,18 @@
         <mc:AlternateContent>
           <mc:Choice Requires="wpi">
             <w:drawing>
-              <wp:anchor distT="0" distB="0" distL="114300" distR="114300" simplePos="0" relativeHeight="251682816" behindDoc="0" locked="0" layoutInCell="1" allowOverlap="1" wp14:anchorId="5E5B5A56" wp14:editId="6EEA7973">
+              <wp:anchor distT="0" distB="0" distL="114300" distR="114300" simplePos="0" relativeHeight="251840512" behindDoc="0" locked="0" layoutInCell="1" allowOverlap="1" wp14:anchorId="6DAE7909" wp14:editId="44E8114A">
                 <wp:simplePos x="0" y="0"/>
                 <wp:positionH relativeFrom="column">
-                  <wp:posOffset>5487670</wp:posOffset>
+                  <wp:posOffset>-422275</wp:posOffset>
                 </wp:positionH>
                 <wp:positionV relativeFrom="paragraph">
-                  <wp:posOffset>1434465</wp:posOffset>
+                  <wp:posOffset>511175</wp:posOffset>
                 </wp:positionV>
-                <wp:extent cx="240870" cy="200520"/>
-                <wp:effectExtent l="57150" t="57150" r="45085" b="47625"/>
+                <wp:extent cx="641160" cy="1656720"/>
+                <wp:effectExtent l="38100" t="57150" r="0" b="57785"/>
                 <wp:wrapNone/>
-                <wp:docPr id="1459728840" name="Ink 33"/>
+                <wp:docPr id="8538939" name="Ink 158"/>
                 <wp:cNvGraphicFramePr/>
                 <a:graphic xmlns:a="http://schemas.openxmlformats.org/drawingml/2006/main">
                   <a:graphicData uri="http://schemas.microsoft.com/office/word/2010/wordprocessingInk">
@@ -195,17 +195,23 @@
                       </w14:nvContentPartPr>
                       <w14:xfrm>
                         <a:off x="0" y="0"/>
-                        <a:ext cx="240870" cy="200520"/>
+                        <a:ext cx="641160" cy="1656720"/>
                       </w14:xfrm>
                     </w14:contentPart>
                   </a:graphicData>
                 </a:graphic>
+                <wp14:sizeRelH relativeFrom="margin">
+                  <wp14:pctWidth>0</wp14:pctWidth>
+                </wp14:sizeRelH>
+                <wp14:sizeRelV relativeFrom="margin">
+                  <wp14:pctHeight>0</wp14:pctHeight>
+                </wp14:sizeRelV>
               </wp:anchor>
             </w:drawing>
           </mc:Choice>
           <mc:Fallback>
             <w:pict>
-              <v:shape w14:anchorId="5F272155" id="Ink 33" o:spid="_x0000_s1026" type="#_x0000_t75" style="position:absolute;margin-left:431.4pt;margin-top:112.25pt;width:20.35pt;height:17.25pt;z-index:251682816;visibility:visible;mso-wrap-style:square;mso-wrap-distance-left:9pt;mso-wrap-distance-top:0;mso-wrap-distance-right:9pt;mso-wrap-distance-bottom:0;mso-position-horizontal:absolute;mso-position-horizontal-relative:text;mso-position-vertical:absolute;mso-position-vertical-relative:text" o:gfxdata="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">
+              <v:shape w14:anchorId="097EF4CC" id="Ink 158" o:spid="_x0000_s1026" type="#_x0000_t75" style="position:absolute;margin-left:-33.95pt;margin-top:39.55pt;width:51.9pt;height:131.85pt;z-index:251840512;visibility:visible;mso-wrap-style:square;mso-width-percent:0;mso-height-percent:0;mso-wrap-distance-left:9pt;mso-wrap-distance-top:0;mso-wrap-distance-right:9pt;mso-wrap-distance-bottom:0;mso-position-horizontal:absolute;mso-position-horizontal-relative:text;mso-position-vertical:absolute;mso-position-vertical-relative:text;mso-width-percent:0;mso-height-percent:0;mso-width-relative:margin;mso-height-relative:margin" o:gfxdata="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">
                 <v:imagedata r:id="rId10" o:title=""/>
               </v:shape>
             </w:pict>
@@ -223,18 +229,18 @@
         <mc:AlternateContent>
           <mc:Choice Requires="wpi">
             <w:drawing>
-              <wp:anchor distT="0" distB="0" distL="114300" distR="114300" simplePos="0" relativeHeight="251679744" behindDoc="0" locked="0" layoutInCell="1" allowOverlap="1" wp14:anchorId="17F5087D" wp14:editId="79CD2401">
+              <wp:anchor distT="0" distB="0" distL="114300" distR="114300" simplePos="0" relativeHeight="251836416" behindDoc="0" locked="0" layoutInCell="1" allowOverlap="1" wp14:anchorId="56EC8F1F" wp14:editId="477093EF">
                 <wp:simplePos x="0" y="0"/>
                 <wp:positionH relativeFrom="column">
-                  <wp:posOffset>3820602</wp:posOffset>
+                  <wp:posOffset>-91440</wp:posOffset>
                 </wp:positionH>
                 <wp:positionV relativeFrom="paragraph">
-                  <wp:posOffset>2164057</wp:posOffset>
+                  <wp:posOffset>1247140</wp:posOffset>
                 </wp:positionV>
-                <wp:extent cx="312120" cy="320040"/>
-                <wp:effectExtent l="57150" t="57150" r="31115" b="41910"/>
+                <wp:extent cx="147955" cy="62865"/>
+                <wp:effectExtent l="57150" t="57150" r="42545" b="51435"/>
                 <wp:wrapNone/>
-                <wp:docPr id="1325910216" name="Ink 30"/>
+                <wp:docPr id="1406512139" name="Ink 153"/>
                 <wp:cNvGraphicFramePr/>
                 <a:graphic xmlns:a="http://schemas.openxmlformats.org/drawingml/2006/main">
                   <a:graphicData uri="http://schemas.microsoft.com/office/word/2010/wordprocessingInk">
@@ -244,17 +250,23 @@
                       </w14:nvContentPartPr>
                       <w14:xfrm>
                         <a:off x="0" y="0"/>
-                        <a:ext cx="312120" cy="320040"/>
+                        <a:ext cx="147955" cy="62865"/>
                       </w14:xfrm>
                     </w14:contentPart>
                   </a:graphicData>
                 </a:graphic>
+                <wp14:sizeRelH relativeFrom="margin">
+                  <wp14:pctWidth>0</wp14:pctWidth>
+                </wp14:sizeRelH>
+                <wp14:sizeRelV relativeFrom="margin">
+                  <wp14:pctHeight>0</wp14:pctHeight>
+                </wp14:sizeRelV>
               </wp:anchor>
             </w:drawing>
           </mc:Choice>
           <mc:Fallback>
             <w:pict>
-              <v:shape w14:anchorId="4232007A" id="Ink 30" o:spid="_x0000_s1026" type="#_x0000_t75" style="position:absolute;margin-left:300.15pt;margin-top:169.7pt;width:26pt;height:26.6pt;z-index:251679744;visibility:visible;mso-wrap-style:square;mso-wrap-distance-left:9pt;mso-wrap-distance-top:0;mso-wrap-distance-right:9pt;mso-wrap-distance-bottom:0;mso-position-horizontal:absolute;mso-position-horizontal-relative:text;mso-position-vertical:absolute;mso-position-vertical-relative:text" o:gfxdata="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">
+              <v:shape w14:anchorId="4DD7181A" id="Ink 153" o:spid="_x0000_s1026" type="#_x0000_t75" style="position:absolute;margin-left:-7.9pt;margin-top:97.45pt;width:13.05pt;height:6.4pt;z-index:251836416;visibility:visible;mso-wrap-style:square;mso-width-percent:0;mso-height-percent:0;mso-wrap-distance-left:9pt;mso-wrap-distance-top:0;mso-wrap-distance-right:9pt;mso-wrap-distance-bottom:0;mso-position-horizontal:absolute;mso-position-horizontal-relative:text;mso-position-vertical:absolute;mso-position-vertical-relative:text;mso-width-percent:0;mso-height-percent:0;mso-width-relative:margin;mso-height-relative:margin" o:gfxdata="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">
                 <v:imagedata r:id="rId12" o:title=""/>
               </v:shape>
             </w:pict>
@@ -272,18 +284,18 @@
         <mc:AlternateContent>
           <mc:Choice Requires="wpi">
             <w:drawing>
-              <wp:anchor distT="0" distB="0" distL="114300" distR="114300" simplePos="0" relativeHeight="251678720" behindDoc="0" locked="0" layoutInCell="1" allowOverlap="1" wp14:anchorId="7443DD12" wp14:editId="72D0F664">
+              <wp:anchor distT="0" distB="0" distL="114300" distR="114300" simplePos="0" relativeHeight="251835392" behindDoc="0" locked="0" layoutInCell="1" allowOverlap="1" wp14:anchorId="13181C75" wp14:editId="15EC1914">
                 <wp:simplePos x="0" y="0"/>
                 <wp:positionH relativeFrom="column">
-                  <wp:posOffset>3959562</wp:posOffset>
+                  <wp:posOffset>-123190</wp:posOffset>
                 </wp:positionH>
                 <wp:positionV relativeFrom="paragraph">
-                  <wp:posOffset>1117897</wp:posOffset>
+                  <wp:posOffset>1383665</wp:posOffset>
                 </wp:positionV>
-                <wp:extent cx="251280" cy="281520"/>
-                <wp:effectExtent l="57150" t="57150" r="0" b="42545"/>
+                <wp:extent cx="170180" cy="481330"/>
+                <wp:effectExtent l="57150" t="57150" r="58420" b="52070"/>
                 <wp:wrapNone/>
-                <wp:docPr id="839321548" name="Ink 29"/>
+                <wp:docPr id="794238151" name="Ink 152"/>
                 <wp:cNvGraphicFramePr/>
                 <a:graphic xmlns:a="http://schemas.openxmlformats.org/drawingml/2006/main">
                   <a:graphicData uri="http://schemas.microsoft.com/office/word/2010/wordprocessingInk">
@@ -293,17 +305,23 @@
                       </w14:nvContentPartPr>
                       <w14:xfrm>
                         <a:off x="0" y="0"/>
-                        <a:ext cx="251280" cy="281520"/>
+                        <a:ext cx="170180" cy="481330"/>
                       </w14:xfrm>
                     </w14:contentPart>
                   </a:graphicData>
                 </a:graphic>
+                <wp14:sizeRelH relativeFrom="margin">
+                  <wp14:pctWidth>0</wp14:pctWidth>
+                </wp14:sizeRelH>
+                <wp14:sizeRelV relativeFrom="margin">
+                  <wp14:pctHeight>0</wp14:pctHeight>
+                </wp14:sizeRelV>
               </wp:anchor>
             </w:drawing>
           </mc:Choice>
           <mc:Fallback>
             <w:pict>
-              <v:shape w14:anchorId="1566B68B" id="Ink 29" o:spid="_x0000_s1026" type="#_x0000_t75" style="position:absolute;margin-left:311.1pt;margin-top:87.3pt;width:21.2pt;height:23.55pt;z-index:251678720;visibility:visible;mso-wrap-style:square;mso-wrap-distance-left:9pt;mso-wrap-distance-top:0;mso-wrap-distance-right:9pt;mso-wrap-distance-bottom:0;mso-position-horizontal:absolute;mso-position-horizontal-relative:text;mso-position-vertical:absolute;mso-position-vertical-relative:text" o:gfxdata="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">
+              <v:shape w14:anchorId="797EE81F" id="Ink 152" o:spid="_x0000_s1026" type="#_x0000_t75" style="position:absolute;margin-left:-10.4pt;margin-top:108.25pt;width:14.8pt;height:39.3pt;z-index:251835392;visibility:visible;mso-wrap-style:square;mso-width-percent:0;mso-height-percent:0;mso-wrap-distance-left:9pt;mso-wrap-distance-top:0;mso-wrap-distance-right:9pt;mso-wrap-distance-bottom:0;mso-position-horizontal:absolute;mso-position-horizontal-relative:text;mso-position-vertical:absolute;mso-position-vertical-relative:text;mso-width-percent:0;mso-height-percent:0;mso-width-relative:margin;mso-height-relative:margin" o:gfxdata="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">
                 <v:imagedata r:id="rId14" o:title=""/>
               </v:shape>
             </w:pict>
@@ -321,18 +339,18 @@
         <mc:AlternateContent>
           <mc:Choice Requires="wpi">
             <w:drawing>
-              <wp:anchor distT="0" distB="0" distL="114300" distR="114300" simplePos="0" relativeHeight="251677696" behindDoc="0" locked="0" layoutInCell="1" allowOverlap="1" wp14:anchorId="7289D931" wp14:editId="53C2563E">
+              <wp:anchor distT="0" distB="0" distL="114300" distR="114300" simplePos="0" relativeHeight="251828224" behindDoc="0" locked="0" layoutInCell="1" allowOverlap="1" wp14:anchorId="2500CD28" wp14:editId="1D8ADBE6">
                 <wp:simplePos x="0" y="0"/>
                 <wp:positionH relativeFrom="column">
-                  <wp:posOffset>4099560</wp:posOffset>
+                  <wp:posOffset>-95885</wp:posOffset>
                 </wp:positionH>
                 <wp:positionV relativeFrom="paragraph">
-                  <wp:posOffset>2369185</wp:posOffset>
+                  <wp:posOffset>1883410</wp:posOffset>
                 </wp:positionV>
-                <wp:extent cx="154725" cy="133200"/>
-                <wp:effectExtent l="57150" t="57150" r="55245" b="57785"/>
+                <wp:extent cx="79375" cy="109220"/>
+                <wp:effectExtent l="57150" t="57150" r="34925" b="43180"/>
                 <wp:wrapNone/>
-                <wp:docPr id="102343740" name="Ink 28"/>
+                <wp:docPr id="392817441" name="Ink 143"/>
                 <wp:cNvGraphicFramePr/>
                 <a:graphic xmlns:a="http://schemas.openxmlformats.org/drawingml/2006/main">
                   <a:graphicData uri="http://schemas.microsoft.com/office/word/2010/wordprocessingInk">
@@ -342,17 +360,23 @@
                       </w14:nvContentPartPr>
                       <w14:xfrm>
                         <a:off x="0" y="0"/>
-                        <a:ext cx="154725" cy="133200"/>
+                        <a:ext cx="79375" cy="109220"/>
                       </w14:xfrm>
                     </w14:contentPart>
                   </a:graphicData>
                 </a:graphic>
+                <wp14:sizeRelH relativeFrom="margin">
+                  <wp14:pctWidth>0</wp14:pctWidth>
+                </wp14:sizeRelH>
+                <wp14:sizeRelV relativeFrom="margin">
+                  <wp14:pctHeight>0</wp14:pctHeight>
+                </wp14:sizeRelV>
               </wp:anchor>
             </w:drawing>
           </mc:Choice>
           <mc:Fallback>
             <w:pict>
-              <v:shape w14:anchorId="2C89AD01" id="Ink 28" o:spid="_x0000_s1026" type="#_x0000_t75" style="position:absolute;margin-left:322.1pt;margin-top:185.85pt;width:13.6pt;height:11.95pt;z-index:251677696;visibility:visible;mso-wrap-style:square;mso-wrap-distance-left:9pt;mso-wrap-distance-top:0;mso-wrap-distance-right:9pt;mso-wrap-distance-bottom:0;mso-position-horizontal:absolute;mso-position-horizontal-relative:text;mso-position-vertical:absolute;mso-position-vertical-relative:text" o:gfxdata="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">
+              <v:shape w14:anchorId="78AE8A49" id="Ink 143" o:spid="_x0000_s1026" type="#_x0000_t75" style="position:absolute;margin-left:-8.25pt;margin-top:147.65pt;width:7.6pt;height:10pt;z-index:251828224;visibility:visible;mso-wrap-style:square;mso-width-percent:0;mso-height-percent:0;mso-wrap-distance-left:9pt;mso-wrap-distance-top:0;mso-wrap-distance-right:9pt;mso-wrap-distance-bottom:0;mso-position-horizontal:absolute;mso-position-horizontal-relative:text;mso-position-vertical:absolute;mso-position-vertical-relative:text;mso-width-percent:0;mso-height-percent:0;mso-width-relative:margin;mso-height-relative:margin" o:gfxdata="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">
                 <v:imagedata r:id="rId16" o:title=""/>
               </v:shape>
             </w:pict>
@@ -370,18 +394,18 @@
         <mc:AlternateContent>
           <mc:Choice Requires="wpi">
             <w:drawing>
-              <wp:anchor distT="0" distB="0" distL="114300" distR="114300" simplePos="0" relativeHeight="251674624" behindDoc="0" locked="0" layoutInCell="1" allowOverlap="1" wp14:anchorId="2D3B7985" wp14:editId="627BEA7C">
+              <wp:anchor distT="0" distB="0" distL="114300" distR="114300" simplePos="0" relativeHeight="251827200" behindDoc="0" locked="0" layoutInCell="1" allowOverlap="1" wp14:anchorId="6EE21E24" wp14:editId="3339B20E">
                 <wp:simplePos x="0" y="0"/>
                 <wp:positionH relativeFrom="column">
-                  <wp:posOffset>4210050</wp:posOffset>
+                  <wp:posOffset>-340608</wp:posOffset>
                 </wp:positionH>
                 <wp:positionV relativeFrom="paragraph">
-                  <wp:posOffset>984250</wp:posOffset>
+                  <wp:posOffset>1287257</wp:posOffset>
                 </wp:positionV>
-                <wp:extent cx="154445" cy="180340"/>
-                <wp:effectExtent l="57150" t="57150" r="0" b="48260"/>
+                <wp:extent cx="36379" cy="18095"/>
+                <wp:effectExtent l="57150" t="57150" r="40005" b="39370"/>
                 <wp:wrapNone/>
-                <wp:docPr id="504440226" name="Ink 23"/>
+                <wp:docPr id="1279902110" name="Ink 141"/>
                 <wp:cNvGraphicFramePr/>
                 <a:graphic xmlns:a="http://schemas.openxmlformats.org/drawingml/2006/main">
                   <a:graphicData uri="http://schemas.microsoft.com/office/word/2010/wordprocessingInk">
@@ -391,17 +415,20 @@
                       </w14:nvContentPartPr>
                       <w14:xfrm>
                         <a:off x="0" y="0"/>
-                        <a:ext cx="154445" cy="180340"/>
+                        <a:ext cx="36379" cy="18095"/>
                       </w14:xfrm>
                     </w14:contentPart>
                   </a:graphicData>
                 </a:graphic>
+                <wp14:sizeRelH relativeFrom="margin">
+                  <wp14:pctWidth>0</wp14:pctWidth>
+                </wp14:sizeRelH>
               </wp:anchor>
             </w:drawing>
           </mc:Choice>
           <mc:Fallback>
             <w:pict>
-              <v:shape w14:anchorId="545D1056" id="Ink 23" o:spid="_x0000_s1026" type="#_x0000_t75" style="position:absolute;margin-left:330.8pt;margin-top:76.8pt;width:13.55pt;height:15.6pt;z-index:251674624;visibility:visible;mso-wrap-style:square;mso-wrap-distance-left:9pt;mso-wrap-distance-top:0;mso-wrap-distance-right:9pt;mso-wrap-distance-bottom:0;mso-position-horizontal:absolute;mso-position-horizontal-relative:text;mso-position-vertical:absolute;mso-position-vertical-relative:text" o:gfxdata="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">
+              <v:shape w14:anchorId="0B2141B4" id="Ink 141" o:spid="_x0000_s1026" type="#_x0000_t75" style="position:absolute;margin-left:-27.5pt;margin-top:100.55pt;width:4.25pt;height:3pt;z-index:251827200;visibility:visible;mso-wrap-style:square;mso-width-percent:0;mso-wrap-distance-left:9pt;mso-wrap-distance-top:0;mso-wrap-distance-right:9pt;mso-wrap-distance-bottom:0;mso-position-horizontal:absolute;mso-position-horizontal-relative:text;mso-position-vertical:absolute;mso-position-vertical-relative:text;mso-width-percent:0;mso-width-relative:margin" o:gfxdata="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">
                 <v:imagedata r:id="rId18" o:title=""/>
               </v:shape>
             </w:pict>
@@ -416,351 +443,8 @@
           <w:sz w:val="24"/>
           <w:szCs w:val="24"/>
         </w:rPr>
-        <mc:AlternateContent>
-          <mc:Choice Requires="wpi">
-            <w:drawing>
-              <wp:anchor distT="0" distB="0" distL="114300" distR="114300" simplePos="0" relativeHeight="251669504" behindDoc="0" locked="0" layoutInCell="1" allowOverlap="1" wp14:anchorId="530717FD" wp14:editId="3A704AD3">
-                <wp:simplePos x="0" y="0"/>
-                <wp:positionH relativeFrom="column">
-                  <wp:posOffset>1678962</wp:posOffset>
-                </wp:positionH>
-                <wp:positionV relativeFrom="paragraph">
-                  <wp:posOffset>1143817</wp:posOffset>
-                </wp:positionV>
-                <wp:extent cx="253440" cy="267120"/>
-                <wp:effectExtent l="57150" t="57150" r="0" b="57150"/>
-                <wp:wrapNone/>
-                <wp:docPr id="1471782835" name="Ink 18"/>
-                <wp:cNvGraphicFramePr/>
-                <a:graphic xmlns:a="http://schemas.openxmlformats.org/drawingml/2006/main">
-                  <a:graphicData uri="http://schemas.microsoft.com/office/word/2010/wordprocessingInk">
-                    <w14:contentPart bwMode="auto" r:id="rId19">
-                      <w14:nvContentPartPr>
-                        <w14:cNvContentPartPr/>
-                      </w14:nvContentPartPr>
-                      <w14:xfrm>
-                        <a:off x="0" y="0"/>
-                        <a:ext cx="253440" cy="267120"/>
-                      </w14:xfrm>
-                    </w14:contentPart>
-                  </a:graphicData>
-                </a:graphic>
-              </wp:anchor>
-            </w:drawing>
-          </mc:Choice>
-          <mc:Fallback>
-            <w:pict>
-              <v:shape w14:anchorId="5DBC2108" id="Ink 18" o:spid="_x0000_s1026" type="#_x0000_t75" style="position:absolute;margin-left:131.5pt;margin-top:89.35pt;width:21.35pt;height:22.45pt;z-index:251669504;visibility:visible;mso-wrap-style:square;mso-wrap-distance-left:9pt;mso-wrap-distance-top:0;mso-wrap-distance-right:9pt;mso-wrap-distance-bottom:0;mso-position-horizontal:absolute;mso-position-horizontal-relative:text;mso-position-vertical:absolute;mso-position-vertical-relative:text" o:gfxdata="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">
-                <v:imagedata r:id="rId20" o:title=""/>
-              </v:shape>
-            </w:pict>
-          </mc:Fallback>
-        </mc:AlternateContent>
-      </w:r>
-      <w:r>
-        <w:rPr>
-          <w:rFonts w:ascii="Times New Roman" w:hAnsi="Times New Roman" w:cs="Times New Roman"/>
-          <w:iCs/>
-          <w:noProof/>
-          <w:sz w:val="24"/>
-          <w:szCs w:val="24"/>
-        </w:rPr>
-        <mc:AlternateContent>
-          <mc:Choice Requires="wpi">
-            <w:drawing>
-              <wp:anchor distT="0" distB="0" distL="114300" distR="114300" simplePos="0" relativeHeight="251668480" behindDoc="0" locked="0" layoutInCell="1" allowOverlap="1" wp14:anchorId="540BB90E" wp14:editId="1351E56C">
-                <wp:simplePos x="0" y="0"/>
-                <wp:positionH relativeFrom="column">
-                  <wp:posOffset>1582420</wp:posOffset>
-                </wp:positionH>
-                <wp:positionV relativeFrom="paragraph">
-                  <wp:posOffset>175260</wp:posOffset>
-                </wp:positionV>
-                <wp:extent cx="285480" cy="293945"/>
-                <wp:effectExtent l="57150" t="57150" r="0" b="49530"/>
-                <wp:wrapNone/>
-                <wp:docPr id="1687424838" name="Ink 17"/>
-                <wp:cNvGraphicFramePr/>
-                <a:graphic xmlns:a="http://schemas.openxmlformats.org/drawingml/2006/main">
-                  <a:graphicData uri="http://schemas.microsoft.com/office/word/2010/wordprocessingInk">
-                    <w14:contentPart bwMode="auto" r:id="rId21">
-                      <w14:nvContentPartPr>
-                        <w14:cNvContentPartPr/>
-                      </w14:nvContentPartPr>
-                      <w14:xfrm>
-                        <a:off x="0" y="0"/>
-                        <a:ext cx="285480" cy="293945"/>
-                      </w14:xfrm>
-                    </w14:contentPart>
-                  </a:graphicData>
-                </a:graphic>
-              </wp:anchor>
-            </w:drawing>
-          </mc:Choice>
-          <mc:Fallback>
-            <w:pict>
-              <v:shape w14:anchorId="73847C70" id="Ink 17" o:spid="_x0000_s1026" type="#_x0000_t75" style="position:absolute;margin-left:123.9pt;margin-top:13.1pt;width:23.9pt;height:24.6pt;z-index:251668480;visibility:visible;mso-wrap-style:square;mso-wrap-distance-left:9pt;mso-wrap-distance-top:0;mso-wrap-distance-right:9pt;mso-wrap-distance-bottom:0;mso-position-horizontal:absolute;mso-position-horizontal-relative:text;mso-position-vertical:absolute;mso-position-vertical-relative:text" o:gfxdata="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">
-                <v:imagedata r:id="rId22" o:title=""/>
-              </v:shape>
-            </w:pict>
-          </mc:Fallback>
-        </mc:AlternateContent>
-      </w:r>
-      <w:r>
-        <w:rPr>
-          <w:rFonts w:ascii="Times New Roman" w:hAnsi="Times New Roman" w:cs="Times New Roman"/>
-          <w:iCs/>
-          <w:noProof/>
-          <w:sz w:val="24"/>
-          <w:szCs w:val="24"/>
-        </w:rPr>
-        <mc:AlternateContent>
-          <mc:Choice Requires="wpi">
-            <w:drawing>
-              <wp:anchor distT="0" distB="0" distL="114300" distR="114300" simplePos="0" relativeHeight="251665408" behindDoc="0" locked="0" layoutInCell="1" allowOverlap="1" wp14:anchorId="16327337" wp14:editId="5CE9438B">
-                <wp:simplePos x="0" y="0"/>
-                <wp:positionH relativeFrom="column">
-                  <wp:posOffset>1651242</wp:posOffset>
-                </wp:positionH>
-                <wp:positionV relativeFrom="paragraph">
-                  <wp:posOffset>2233897</wp:posOffset>
-                </wp:positionV>
-                <wp:extent cx="214200" cy="274680"/>
-                <wp:effectExtent l="57150" t="57150" r="14605" b="49530"/>
-                <wp:wrapNone/>
-                <wp:docPr id="1439103787" name="Ink 12"/>
-                <wp:cNvGraphicFramePr/>
-                <a:graphic xmlns:a="http://schemas.openxmlformats.org/drawingml/2006/main">
-                  <a:graphicData uri="http://schemas.microsoft.com/office/word/2010/wordprocessingInk">
-                    <w14:contentPart bwMode="auto" r:id="rId23">
-                      <w14:nvContentPartPr>
-                        <w14:cNvContentPartPr/>
-                      </w14:nvContentPartPr>
-                      <w14:xfrm>
-                        <a:off x="0" y="0"/>
-                        <a:ext cx="214200" cy="274680"/>
-                      </w14:xfrm>
-                    </w14:contentPart>
-                  </a:graphicData>
-                </a:graphic>
-              </wp:anchor>
-            </w:drawing>
-          </mc:Choice>
-          <mc:Fallback>
-            <w:pict>
-              <v:shape w14:anchorId="1268E3E0" id="Ink 12" o:spid="_x0000_s1026" type="#_x0000_t75" style="position:absolute;margin-left:129.3pt;margin-top:175.2pt;width:18.25pt;height:23.05pt;z-index:251665408;visibility:visible;mso-wrap-style:square;mso-wrap-distance-left:9pt;mso-wrap-distance-top:0;mso-wrap-distance-right:9pt;mso-wrap-distance-bottom:0;mso-position-horizontal:absolute;mso-position-horizontal-relative:text;mso-position-vertical:absolute;mso-position-vertical-relative:text" o:gfxdata="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">
-                <v:imagedata r:id="rId24" o:title=""/>
-              </v:shape>
-            </w:pict>
-          </mc:Fallback>
-        </mc:AlternateContent>
-      </w:r>
-      <w:r>
-        <w:rPr>
-          <w:rFonts w:ascii="Times New Roman" w:hAnsi="Times New Roman" w:cs="Times New Roman"/>
-          <w:iCs/>
-          <w:noProof/>
-          <w:sz w:val="24"/>
-          <w:szCs w:val="24"/>
-        </w:rPr>
-        <mc:AlternateContent>
-          <mc:Choice Requires="wpi">
-            <w:drawing>
-              <wp:anchor distT="0" distB="0" distL="114300" distR="114300" simplePos="0" relativeHeight="251664384" behindDoc="0" locked="0" layoutInCell="1" allowOverlap="1" wp14:anchorId="6CBE20BE" wp14:editId="6217B11D">
-                <wp:simplePos x="0" y="0"/>
-                <wp:positionH relativeFrom="column">
-                  <wp:posOffset>1544682</wp:posOffset>
-                </wp:positionH>
-                <wp:positionV relativeFrom="paragraph">
-                  <wp:posOffset>2270257</wp:posOffset>
-                </wp:positionV>
-                <wp:extent cx="117000" cy="111600"/>
-                <wp:effectExtent l="57150" t="57150" r="35560" b="41275"/>
-                <wp:wrapNone/>
-                <wp:docPr id="115490673" name="Ink 9"/>
-                <wp:cNvGraphicFramePr/>
-                <a:graphic xmlns:a="http://schemas.openxmlformats.org/drawingml/2006/main">
-                  <a:graphicData uri="http://schemas.microsoft.com/office/word/2010/wordprocessingInk">
-                    <w14:contentPart bwMode="auto" r:id="rId25">
-                      <w14:nvContentPartPr>
-                        <w14:cNvContentPartPr/>
-                      </w14:nvContentPartPr>
-                      <w14:xfrm>
-                        <a:off x="0" y="0"/>
-                        <a:ext cx="117000" cy="111600"/>
-                      </w14:xfrm>
-                    </w14:contentPart>
-                  </a:graphicData>
-                </a:graphic>
-              </wp:anchor>
-            </w:drawing>
-          </mc:Choice>
-          <mc:Fallback>
-            <w:pict>
-              <v:shape w14:anchorId="62030DCC" id="Ink 9" o:spid="_x0000_s1026" type="#_x0000_t75" style="position:absolute;margin-left:120.95pt;margin-top:178.05pt;width:10.6pt;height:10.25pt;z-index:251664384;visibility:visible;mso-wrap-style:square;mso-wrap-distance-left:9pt;mso-wrap-distance-top:0;mso-wrap-distance-right:9pt;mso-wrap-distance-bottom:0;mso-position-horizontal:absolute;mso-position-horizontal-relative:text;mso-position-vertical:absolute;mso-position-vertical-relative:text" o:gfxdata="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">
-                <v:imagedata r:id="rId26" o:title=""/>
-              </v:shape>
-            </w:pict>
-          </mc:Fallback>
-        </mc:AlternateContent>
-      </w:r>
-      <w:r>
-        <w:rPr>
-          <w:rFonts w:ascii="Times New Roman" w:hAnsi="Times New Roman" w:cs="Times New Roman"/>
-          <w:iCs/>
-          <w:noProof/>
-          <w:sz w:val="24"/>
-          <w:szCs w:val="24"/>
-        </w:rPr>
-        <mc:AlternateContent>
-          <mc:Choice Requires="wpi">
-            <w:drawing>
-              <wp:anchor distT="0" distB="0" distL="114300" distR="114300" simplePos="0" relativeHeight="251663360" behindDoc="0" locked="0" layoutInCell="1" allowOverlap="1" wp14:anchorId="6205AE78" wp14:editId="2F890096">
-                <wp:simplePos x="0" y="0"/>
-                <wp:positionH relativeFrom="column">
-                  <wp:posOffset>1561962</wp:posOffset>
-                </wp:positionH>
-                <wp:positionV relativeFrom="paragraph">
-                  <wp:posOffset>1090897</wp:posOffset>
-                </wp:positionV>
-                <wp:extent cx="117360" cy="173520"/>
-                <wp:effectExtent l="57150" t="57150" r="54610" b="55245"/>
-                <wp:wrapNone/>
-                <wp:docPr id="1975756051" name="Ink 7"/>
-                <wp:cNvGraphicFramePr/>
-                <a:graphic xmlns:a="http://schemas.openxmlformats.org/drawingml/2006/main">
-                  <a:graphicData uri="http://schemas.microsoft.com/office/word/2010/wordprocessingInk">
-                    <w14:contentPart bwMode="auto" r:id="rId27">
-                      <w14:nvContentPartPr>
-                        <w14:cNvContentPartPr/>
-                      </w14:nvContentPartPr>
-                      <w14:xfrm>
-                        <a:off x="0" y="0"/>
-                        <a:ext cx="117360" cy="173520"/>
-                      </w14:xfrm>
-                    </w14:contentPart>
-                  </a:graphicData>
-                </a:graphic>
-              </wp:anchor>
-            </w:drawing>
-          </mc:Choice>
-          <mc:Fallback>
-            <w:pict>
-              <v:shape w14:anchorId="53A9C4BF" id="Ink 7" o:spid="_x0000_s1026" type="#_x0000_t75" style="position:absolute;margin-left:122.3pt;margin-top:85.2pt;width:10.7pt;height:15.05pt;z-index:251663360;visibility:visible;mso-wrap-style:square;mso-wrap-distance-left:9pt;mso-wrap-distance-top:0;mso-wrap-distance-right:9pt;mso-wrap-distance-bottom:0;mso-position-horizontal:absolute;mso-position-horizontal-relative:text;mso-position-vertical:absolute;mso-position-vertical-relative:text" o:gfxdata="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">
-                <v:imagedata r:id="rId28" o:title=""/>
-              </v:shape>
-            </w:pict>
-          </mc:Fallback>
-        </mc:AlternateContent>
-      </w:r>
-      <w:r>
-        <w:rPr>
-          <w:rFonts w:ascii="Times New Roman" w:hAnsi="Times New Roman" w:cs="Times New Roman"/>
-          <w:iCs/>
-          <w:noProof/>
-          <w:sz w:val="24"/>
-          <w:szCs w:val="24"/>
-        </w:rPr>
-        <mc:AlternateContent>
-          <mc:Choice Requires="wpi">
-            <w:drawing>
-              <wp:anchor distT="0" distB="0" distL="114300" distR="114300" simplePos="0" relativeHeight="251662336" behindDoc="0" locked="0" layoutInCell="1" allowOverlap="1" wp14:anchorId="1CB8B854" wp14:editId="52DCFBA4">
-                <wp:simplePos x="0" y="0"/>
-                <wp:positionH relativeFrom="column">
-                  <wp:posOffset>1811020</wp:posOffset>
-                </wp:positionH>
-                <wp:positionV relativeFrom="paragraph">
-                  <wp:posOffset>102870</wp:posOffset>
-                </wp:positionV>
-                <wp:extent cx="126720" cy="141605"/>
-                <wp:effectExtent l="38100" t="57150" r="0" b="48895"/>
-                <wp:wrapNone/>
-                <wp:docPr id="255608441" name="Ink 6"/>
-                <wp:cNvGraphicFramePr/>
-                <a:graphic xmlns:a="http://schemas.openxmlformats.org/drawingml/2006/main">
-                  <a:graphicData uri="http://schemas.microsoft.com/office/word/2010/wordprocessingInk">
-                    <w14:contentPart bwMode="auto" r:id="rId29">
-                      <w14:nvContentPartPr>
-                        <w14:cNvContentPartPr/>
-                      </w14:nvContentPartPr>
-                      <w14:xfrm>
-                        <a:off x="0" y="0"/>
-                        <a:ext cx="126720" cy="141605"/>
-                      </w14:xfrm>
-                    </w14:contentPart>
-                  </a:graphicData>
-                </a:graphic>
-              </wp:anchor>
-            </w:drawing>
-          </mc:Choice>
-          <mc:Fallback>
-            <w:pict>
-              <v:shape w14:anchorId="7C64094E" id="Ink 6" o:spid="_x0000_s1026" type="#_x0000_t75" style="position:absolute;margin-left:141.9pt;margin-top:7.4pt;width:11.4pt;height:12.55pt;z-index:251662336;visibility:visible;mso-wrap-style:square;mso-wrap-distance-left:9pt;mso-wrap-distance-top:0;mso-wrap-distance-right:9pt;mso-wrap-distance-bottom:0;mso-position-horizontal:absolute;mso-position-horizontal-relative:text;mso-position-vertical:absolute;mso-position-vertical-relative:text" o:gfxdata="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">
-                <v:imagedata r:id="rId30" o:title=""/>
-              </v:shape>
-            </w:pict>
-          </mc:Fallback>
-        </mc:AlternateContent>
-      </w:r>
-      <w:r>
-        <w:rPr>
-          <w:rFonts w:ascii="Times New Roman" w:hAnsi="Times New Roman" w:cs="Times New Roman"/>
-          <w:iCs/>
-          <w:noProof/>
-          <w:sz w:val="24"/>
-          <w:szCs w:val="24"/>
-        </w:rPr>
-        <mc:AlternateContent>
-          <mc:Choice Requires="wpi">
-            <w:drawing>
-              <wp:anchor distT="0" distB="0" distL="114300" distR="114300" simplePos="0" relativeHeight="251659264" behindDoc="0" locked="0" layoutInCell="1" allowOverlap="1" wp14:anchorId="5511D102" wp14:editId="1BD21F00">
-                <wp:simplePos x="0" y="0"/>
-                <wp:positionH relativeFrom="column">
-                  <wp:posOffset>176682</wp:posOffset>
-                </wp:positionH>
-                <wp:positionV relativeFrom="paragraph">
-                  <wp:posOffset>1242817</wp:posOffset>
-                </wp:positionV>
-                <wp:extent cx="291960" cy="187920"/>
-                <wp:effectExtent l="57150" t="57150" r="51435" b="41275"/>
-                <wp:wrapNone/>
-                <wp:docPr id="460767226" name="Ink 3"/>
-                <wp:cNvGraphicFramePr/>
-                <a:graphic xmlns:a="http://schemas.openxmlformats.org/drawingml/2006/main">
-                  <a:graphicData uri="http://schemas.microsoft.com/office/word/2010/wordprocessingInk">
-                    <w14:contentPart bwMode="auto" r:id="rId31">
-                      <w14:nvContentPartPr>
-                        <w14:cNvContentPartPr/>
-                      </w14:nvContentPartPr>
-                      <w14:xfrm>
-                        <a:off x="0" y="0"/>
-                        <a:ext cx="291960" cy="187920"/>
-                      </w14:xfrm>
-                    </w14:contentPart>
-                  </a:graphicData>
-                </a:graphic>
-              </wp:anchor>
-            </w:drawing>
-          </mc:Choice>
-          <mc:Fallback>
-            <w:pict>
-              <v:shape w14:anchorId="283E6894" id="Ink 3" o:spid="_x0000_s1026" type="#_x0000_t75" style="position:absolute;margin-left:13.2pt;margin-top:97.15pt;width:24.45pt;height:16.25pt;z-index:251659264;visibility:visible;mso-wrap-style:square;mso-wrap-distance-left:9pt;mso-wrap-distance-top:0;mso-wrap-distance-right:9pt;mso-wrap-distance-bottom:0;mso-position-horizontal:absolute;mso-position-horizontal-relative:text;mso-position-vertical:absolute;mso-position-vertical-relative:text" o:gfxdata="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">
-                <v:imagedata r:id="rId32" o:title=""/>
-              </v:shape>
-            </w:pict>
-          </mc:Fallback>
-        </mc:AlternateContent>
-      </w:r>
-      <w:r>
-        <w:rPr>
-          <w:rFonts w:ascii="Times New Roman" w:hAnsi="Times New Roman" w:cs="Times New Roman"/>
-          <w:iCs/>
-          <w:noProof/>
-          <w:sz w:val="24"/>
-          <w:szCs w:val="24"/>
-        </w:rPr>
         <w:drawing>
-          <wp:inline distT="0" distB="0" distL="0" distR="0" wp14:anchorId="09651EC6" wp14:editId="075A48C8">
+          <wp:inline distT="0" distB="0" distL="0" distR="0" wp14:anchorId="0A651D9F" wp14:editId="63C68E2B">
             <wp:extent cx="5753100" cy="2606040"/>
             <wp:effectExtent l="0" t="0" r="0" b="3810"/>
             <wp:docPr id="1" name="Resim 1"/>
@@ -777,7 +461,7 @@
                     </pic:cNvPicPr>
                   </pic:nvPicPr>
                   <pic:blipFill>
-                    <a:blip r:embed="rId33">
+                    <a:blip r:embed="rId19">
                       <a:extLst>
                         <a:ext uri="{28A0092B-C50C-407E-A947-70E740481C1C}">
                           <a14:useLocalDpi xmlns:a14="http://schemas.microsoft.com/office/drawing/2010/main" val="0"/>
@@ -808,6 +492,1203 @@
           </wp:inline>
         </w:drawing>
       </w:r>
+      <w:r>
+        <w:rPr>
+          <w:rFonts w:ascii="Times New Roman" w:hAnsi="Times New Roman" w:cs="Times New Roman"/>
+          <w:iCs/>
+          <w:noProof/>
+          <w:sz w:val="24"/>
+          <w:szCs w:val="24"/>
+        </w:rPr>
+        <mc:AlternateContent>
+          <mc:Choice Requires="wpi">
+            <w:drawing>
+              <wp:anchor distT="0" distB="0" distL="114300" distR="114300" simplePos="0" relativeHeight="251750400" behindDoc="0" locked="0" layoutInCell="1" allowOverlap="1" wp14:anchorId="02493F39" wp14:editId="7FE6E191">
+                <wp:simplePos x="0" y="0"/>
+                <wp:positionH relativeFrom="column">
+                  <wp:posOffset>5400675</wp:posOffset>
+                </wp:positionH>
+                <wp:positionV relativeFrom="paragraph">
+                  <wp:posOffset>1022985</wp:posOffset>
+                </wp:positionV>
+                <wp:extent cx="174440" cy="124770"/>
+                <wp:effectExtent l="57150" t="57150" r="16510" b="46990"/>
+                <wp:wrapNone/>
+                <wp:docPr id="1799853948" name="Ink 49"/>
+                <wp:cNvGraphicFramePr/>
+                <a:graphic xmlns:a="http://schemas.openxmlformats.org/drawingml/2006/main">
+                  <a:graphicData uri="http://schemas.microsoft.com/office/word/2010/wordprocessingInk">
+                    <w14:contentPart bwMode="auto" r:id="rId20">
+                      <w14:nvContentPartPr>
+                        <w14:cNvContentPartPr/>
+                      </w14:nvContentPartPr>
+                      <w14:xfrm>
+                        <a:off x="0" y="0"/>
+                        <a:ext cx="174440" cy="124770"/>
+                      </w14:xfrm>
+                    </w14:contentPart>
+                  </a:graphicData>
+                </a:graphic>
+              </wp:anchor>
+            </w:drawing>
+          </mc:Choice>
+          <mc:Fallback>
+            <w:pict>
+              <v:shape w14:anchorId="61BB5074" id="Ink 49" o:spid="_x0000_s1026" type="#_x0000_t75" style="position:absolute;margin-left:424.55pt;margin-top:79.85pt;width:15.15pt;height:11.2pt;z-index:251750400;visibility:visible;mso-wrap-style:square;mso-wrap-distance-left:9pt;mso-wrap-distance-top:0;mso-wrap-distance-right:9pt;mso-wrap-distance-bottom:0;mso-position-horizontal:absolute;mso-position-horizontal-relative:text;mso-position-vertical:absolute;mso-position-vertical-relative:text" o:gfxdata="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">
+                <v:imagedata r:id="rId21" o:title=""/>
+              </v:shape>
+            </w:pict>
+          </mc:Fallback>
+        </mc:AlternateContent>
+      </w:r>
+      <w:r>
+        <w:rPr>
+          <w:rFonts w:ascii="Times New Roman" w:hAnsi="Times New Roman" w:cs="Times New Roman"/>
+          <w:iCs/>
+          <w:noProof/>
+          <w:sz w:val="24"/>
+          <w:szCs w:val="24"/>
+        </w:rPr>
+        <mc:AlternateContent>
+          <mc:Choice Requires="wpi">
+            <w:drawing>
+              <wp:anchor distT="0" distB="0" distL="114300" distR="114300" simplePos="0" relativeHeight="251747328" behindDoc="0" locked="0" layoutInCell="1" allowOverlap="1" wp14:anchorId="4027CEE3" wp14:editId="7E71A62A">
+                <wp:simplePos x="0" y="0"/>
+                <wp:positionH relativeFrom="column">
+                  <wp:posOffset>5314950</wp:posOffset>
+                </wp:positionH>
+                <wp:positionV relativeFrom="paragraph">
+                  <wp:posOffset>1205230</wp:posOffset>
+                </wp:positionV>
+                <wp:extent cx="258665" cy="263525"/>
+                <wp:effectExtent l="57150" t="57150" r="8255" b="41275"/>
+                <wp:wrapNone/>
+                <wp:docPr id="1839641195" name="Ink 46"/>
+                <wp:cNvGraphicFramePr/>
+                <a:graphic xmlns:a="http://schemas.openxmlformats.org/drawingml/2006/main">
+                  <a:graphicData uri="http://schemas.microsoft.com/office/word/2010/wordprocessingInk">
+                    <w14:contentPart bwMode="auto" r:id="rId22">
+                      <w14:nvContentPartPr>
+                        <w14:cNvContentPartPr/>
+                      </w14:nvContentPartPr>
+                      <w14:xfrm>
+                        <a:off x="0" y="0"/>
+                        <a:ext cx="258665" cy="263525"/>
+                      </w14:xfrm>
+                    </w14:contentPart>
+                  </a:graphicData>
+                </a:graphic>
+              </wp:anchor>
+            </w:drawing>
+          </mc:Choice>
+          <mc:Fallback>
+            <w:pict>
+              <v:shape w14:anchorId="1C32426D" id="Ink 46" o:spid="_x0000_s1026" type="#_x0000_t75" style="position:absolute;margin-left:417.8pt;margin-top:94.2pt;width:21.75pt;height:22.15pt;z-index:251747328;visibility:visible;mso-wrap-style:square;mso-wrap-distance-left:9pt;mso-wrap-distance-top:0;mso-wrap-distance-right:9pt;mso-wrap-distance-bottom:0;mso-position-horizontal:absolute;mso-position-horizontal-relative:text;mso-position-vertical:absolute;mso-position-vertical-relative:text" o:gfxdata="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">
+                <v:imagedata r:id="rId23" o:title=""/>
+              </v:shape>
+            </w:pict>
+          </mc:Fallback>
+        </mc:AlternateContent>
+      </w:r>
+      <w:r>
+        <w:rPr>
+          <w:rFonts w:ascii="Times New Roman" w:hAnsi="Times New Roman" w:cs="Times New Roman"/>
+          <w:iCs/>
+          <w:noProof/>
+          <w:sz w:val="24"/>
+          <w:szCs w:val="24"/>
+        </w:rPr>
+        <mc:AlternateContent>
+          <mc:Choice Requires="wpi">
+            <w:drawing>
+              <wp:anchor distT="0" distB="0" distL="114300" distR="114300" simplePos="0" relativeHeight="251744256" behindDoc="0" locked="0" layoutInCell="1" allowOverlap="1" wp14:anchorId="0F27DFE4" wp14:editId="47B49DFB">
+                <wp:simplePos x="0" y="0"/>
+                <wp:positionH relativeFrom="column">
+                  <wp:posOffset>4146805</wp:posOffset>
+                </wp:positionH>
+                <wp:positionV relativeFrom="paragraph">
+                  <wp:posOffset>1387496</wp:posOffset>
+                </wp:positionV>
+                <wp:extent cx="1278255" cy="876935"/>
+                <wp:effectExtent l="57150" t="57150" r="55245" b="56515"/>
+                <wp:wrapNone/>
+                <wp:docPr id="1640045850" name="Ink 43"/>
+                <wp:cNvGraphicFramePr/>
+                <a:graphic xmlns:a="http://schemas.openxmlformats.org/drawingml/2006/main">
+                  <a:graphicData uri="http://schemas.microsoft.com/office/word/2010/wordprocessingInk">
+                    <w14:contentPart bwMode="auto" r:id="rId24">
+                      <w14:nvContentPartPr>
+                        <w14:cNvContentPartPr/>
+                      </w14:nvContentPartPr>
+                      <w14:xfrm>
+                        <a:off x="0" y="0"/>
+                        <a:ext cx="1278255" cy="876935"/>
+                      </w14:xfrm>
+                    </w14:contentPart>
+                  </a:graphicData>
+                </a:graphic>
+                <wp14:sizeRelH relativeFrom="margin">
+                  <wp14:pctWidth>0</wp14:pctWidth>
+                </wp14:sizeRelH>
+                <wp14:sizeRelV relativeFrom="margin">
+                  <wp14:pctHeight>0</wp14:pctHeight>
+                </wp14:sizeRelV>
+              </wp:anchor>
+            </w:drawing>
+          </mc:Choice>
+          <mc:Fallback>
+            <w:pict>
+              <v:shape w14:anchorId="3AA3CA22" id="Ink 43" o:spid="_x0000_s1026" type="#_x0000_t75" style="position:absolute;margin-left:325.8pt;margin-top:108.55pt;width:102.05pt;height:70.45pt;z-index:251744256;visibility:visible;mso-wrap-style:square;mso-width-percent:0;mso-height-percent:0;mso-wrap-distance-left:9pt;mso-wrap-distance-top:0;mso-wrap-distance-right:9pt;mso-wrap-distance-bottom:0;mso-position-horizontal:absolute;mso-position-horizontal-relative:text;mso-position-vertical:absolute;mso-position-vertical-relative:text;mso-width-percent:0;mso-height-percent:0;mso-width-relative:margin;mso-height-relative:margin" o:gfxdata="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">
+                <v:imagedata r:id="rId25" o:title=""/>
+              </v:shape>
+            </w:pict>
+          </mc:Fallback>
+        </mc:AlternateContent>
+      </w:r>
+      <w:r>
+        <w:rPr>
+          <w:rFonts w:ascii="Times New Roman" w:hAnsi="Times New Roman" w:cs="Times New Roman"/>
+          <w:iCs/>
+          <w:noProof/>
+          <w:sz w:val="24"/>
+          <w:szCs w:val="24"/>
+        </w:rPr>
+        <mc:AlternateContent>
+          <mc:Choice Requires="wpi">
+            <w:drawing>
+              <wp:anchor distT="0" distB="0" distL="114300" distR="114300" simplePos="0" relativeHeight="251731968" behindDoc="0" locked="0" layoutInCell="1" allowOverlap="1" wp14:anchorId="2EC90A80" wp14:editId="7AA21CDA">
+                <wp:simplePos x="0" y="0"/>
+                <wp:positionH relativeFrom="column">
+                  <wp:posOffset>3755390</wp:posOffset>
+                </wp:positionH>
+                <wp:positionV relativeFrom="paragraph">
+                  <wp:posOffset>2167890</wp:posOffset>
+                </wp:positionV>
+                <wp:extent cx="113040" cy="97920"/>
+                <wp:effectExtent l="57150" t="57150" r="39370" b="54610"/>
+                <wp:wrapNone/>
+                <wp:docPr id="1914320507" name="Ink 33"/>
+                <wp:cNvGraphicFramePr/>
+                <a:graphic xmlns:a="http://schemas.openxmlformats.org/drawingml/2006/main">
+                  <a:graphicData uri="http://schemas.microsoft.com/office/word/2010/wordprocessingInk">
+                    <w14:contentPart bwMode="auto" r:id="rId26">
+                      <w14:nvContentPartPr>
+                        <w14:cNvContentPartPr/>
+                      </w14:nvContentPartPr>
+                      <w14:xfrm>
+                        <a:off x="0" y="0"/>
+                        <a:ext cx="113040" cy="97920"/>
+                      </w14:xfrm>
+                    </w14:contentPart>
+                  </a:graphicData>
+                </a:graphic>
+              </wp:anchor>
+            </w:drawing>
+          </mc:Choice>
+          <mc:Fallback>
+            <w:pict>
+              <v:shape w14:anchorId="036B7D40" id="Ink 33" o:spid="_x0000_s1026" type="#_x0000_t75" style="position:absolute;margin-left:295pt;margin-top:170pt;width:10.3pt;height:9.1pt;z-index:251731968;visibility:visible;mso-wrap-style:square;mso-wrap-distance-left:9pt;mso-wrap-distance-top:0;mso-wrap-distance-right:9pt;mso-wrap-distance-bottom:0;mso-position-horizontal:absolute;mso-position-horizontal-relative:text;mso-position-vertical:absolute;mso-position-vertical-relative:text" o:gfxdata="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">
+                <v:imagedata r:id="rId27" o:title=""/>
+              </v:shape>
+            </w:pict>
+          </mc:Fallback>
+        </mc:AlternateContent>
+      </w:r>
+      <w:r>
+        <w:rPr>
+          <w:rFonts w:ascii="Times New Roman" w:hAnsi="Times New Roman" w:cs="Times New Roman"/>
+          <w:iCs/>
+          <w:noProof/>
+          <w:sz w:val="24"/>
+          <w:szCs w:val="24"/>
+        </w:rPr>
+        <mc:AlternateContent>
+          <mc:Choice Requires="wpi">
+            <w:drawing>
+              <wp:anchor distT="0" distB="0" distL="114300" distR="114300" simplePos="0" relativeHeight="251730944" behindDoc="0" locked="0" layoutInCell="1" allowOverlap="1" wp14:anchorId="01AA2493" wp14:editId="1BBD2597">
+                <wp:simplePos x="0" y="0"/>
+                <wp:positionH relativeFrom="column">
+                  <wp:posOffset>1864995</wp:posOffset>
+                </wp:positionH>
+                <wp:positionV relativeFrom="paragraph">
+                  <wp:posOffset>1434465</wp:posOffset>
+                </wp:positionV>
+                <wp:extent cx="1950085" cy="784810"/>
+                <wp:effectExtent l="57150" t="57150" r="50165" b="53975"/>
+                <wp:wrapNone/>
+                <wp:docPr id="1586160058" name="Ink 32"/>
+                <wp:cNvGraphicFramePr/>
+                <a:graphic xmlns:a="http://schemas.openxmlformats.org/drawingml/2006/main">
+                  <a:graphicData uri="http://schemas.microsoft.com/office/word/2010/wordprocessingInk">
+                    <w14:contentPart bwMode="auto" r:id="rId28">
+                      <w14:nvContentPartPr>
+                        <w14:cNvContentPartPr/>
+                      </w14:nvContentPartPr>
+                      <w14:xfrm>
+                        <a:off x="0" y="0"/>
+                        <a:ext cx="1950085" cy="784810"/>
+                      </w14:xfrm>
+                    </w14:contentPart>
+                  </a:graphicData>
+                </a:graphic>
+                <wp14:sizeRelH relativeFrom="margin">
+                  <wp14:pctWidth>0</wp14:pctWidth>
+                </wp14:sizeRelH>
+                <wp14:sizeRelV relativeFrom="margin">
+                  <wp14:pctHeight>0</wp14:pctHeight>
+                </wp14:sizeRelV>
+              </wp:anchor>
+            </w:drawing>
+          </mc:Choice>
+          <mc:Fallback>
+            <w:pict>
+              <v:shape w14:anchorId="079C4652" id="Ink 32" o:spid="_x0000_s1026" type="#_x0000_t75" style="position:absolute;margin-left:146.15pt;margin-top:112.25pt;width:154.95pt;height:63.25pt;z-index:251730944;visibility:visible;mso-wrap-style:square;mso-width-percent:0;mso-height-percent:0;mso-wrap-distance-left:9pt;mso-wrap-distance-top:0;mso-wrap-distance-right:9pt;mso-wrap-distance-bottom:0;mso-position-horizontal:absolute;mso-position-horizontal-relative:text;mso-position-vertical:absolute;mso-position-vertical-relative:text;mso-width-percent:0;mso-height-percent:0;mso-width-relative:margin;mso-height-relative:margin" o:gfxdata="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">
+                <v:imagedata r:id="rId29" o:title=""/>
+              </v:shape>
+            </w:pict>
+          </mc:Fallback>
+        </mc:AlternateContent>
+      </w:r>
+      <w:r>
+        <w:rPr>
+          <w:rFonts w:ascii="Times New Roman" w:hAnsi="Times New Roman" w:cs="Times New Roman"/>
+          <w:iCs/>
+          <w:noProof/>
+          <w:sz w:val="24"/>
+          <w:szCs w:val="24"/>
+        </w:rPr>
+        <mc:AlternateContent>
+          <mc:Choice Requires="wpi">
+            <w:drawing>
+              <wp:anchor distT="0" distB="0" distL="114300" distR="114300" simplePos="0" relativeHeight="251736064" behindDoc="0" locked="0" layoutInCell="1" allowOverlap="1" wp14:anchorId="3FA86FC0" wp14:editId="193823D5">
+                <wp:simplePos x="0" y="0"/>
+                <wp:positionH relativeFrom="column">
+                  <wp:posOffset>1898201</wp:posOffset>
+                </wp:positionH>
+                <wp:positionV relativeFrom="paragraph">
+                  <wp:posOffset>1291590</wp:posOffset>
+                </wp:positionV>
+                <wp:extent cx="2011494" cy="635"/>
+                <wp:effectExtent l="57150" t="57150" r="46355" b="56515"/>
+                <wp:wrapNone/>
+                <wp:docPr id="2070919337" name="Ink 35"/>
+                <wp:cNvGraphicFramePr/>
+                <a:graphic xmlns:a="http://schemas.openxmlformats.org/drawingml/2006/main">
+                  <a:graphicData uri="http://schemas.microsoft.com/office/word/2010/wordprocessingInk">
+                    <w14:contentPart bwMode="auto" r:id="rId30">
+                      <w14:nvContentPartPr>
+                        <w14:cNvContentPartPr/>
+                      </w14:nvContentPartPr>
+                      <w14:xfrm>
+                        <a:off x="0" y="0"/>
+                        <a:ext cx="2011494" cy="635"/>
+                      </w14:xfrm>
+                    </w14:contentPart>
+                  </a:graphicData>
+                </a:graphic>
+                <wp14:sizeRelH relativeFrom="margin">
+                  <wp14:pctWidth>0</wp14:pctWidth>
+                </wp14:sizeRelH>
+                <wp14:sizeRelV relativeFrom="margin">
+                  <wp14:pctHeight>0</wp14:pctHeight>
+                </wp14:sizeRelV>
+              </wp:anchor>
+            </w:drawing>
+          </mc:Choice>
+          <mc:Fallback>
+            <w:pict>
+              <v:shape w14:anchorId="36470204" id="Ink 35" o:spid="_x0000_s1026" type="#_x0000_t75" style="position:absolute;margin-left:148.75pt;margin-top:100.45pt;width:159.8pt;height:2.5pt;z-index:251736064;visibility:visible;mso-wrap-style:square;mso-width-percent:0;mso-height-percent:0;mso-wrap-distance-left:9pt;mso-wrap-distance-top:0;mso-wrap-distance-right:9pt;mso-wrap-distance-bottom:0;mso-position-horizontal:absolute;mso-position-horizontal-relative:text;mso-position-vertical:absolute;mso-position-vertical-relative:text;mso-width-percent:0;mso-height-percent:0;mso-width-relative:margin;mso-height-relative:margin" o:gfxdata="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">
+                <v:imagedata r:id="rId31" o:title=""/>
+              </v:shape>
+            </w:pict>
+          </mc:Fallback>
+        </mc:AlternateContent>
+      </w:r>
+      <w:r>
+        <w:rPr>
+          <w:rFonts w:ascii="Times New Roman" w:hAnsi="Times New Roman" w:cs="Times New Roman"/>
+          <w:iCs/>
+          <w:noProof/>
+          <w:sz w:val="24"/>
+          <w:szCs w:val="24"/>
+        </w:rPr>
+        <mc:AlternateContent>
+          <mc:Choice Requires="wpi">
+            <w:drawing>
+              <wp:anchor distT="0" distB="0" distL="114300" distR="114300" simplePos="0" relativeHeight="251742208" behindDoc="0" locked="0" layoutInCell="1" allowOverlap="1" wp14:anchorId="62EECF5E" wp14:editId="2888C785">
+                <wp:simplePos x="0" y="0"/>
+                <wp:positionH relativeFrom="column">
+                  <wp:posOffset>4293325</wp:posOffset>
+                </wp:positionH>
+                <wp:positionV relativeFrom="paragraph">
+                  <wp:posOffset>1008513</wp:posOffset>
+                </wp:positionV>
+                <wp:extent cx="14760" cy="2520"/>
+                <wp:effectExtent l="57150" t="57150" r="42545" b="55245"/>
+                <wp:wrapNone/>
+                <wp:docPr id="971223352" name="Ink 41"/>
+                <wp:cNvGraphicFramePr/>
+                <a:graphic xmlns:a="http://schemas.openxmlformats.org/drawingml/2006/main">
+                  <a:graphicData uri="http://schemas.microsoft.com/office/word/2010/wordprocessingInk">
+                    <w14:contentPart bwMode="auto" r:id="rId32">
+                      <w14:nvContentPartPr>
+                        <w14:cNvContentPartPr/>
+                      </w14:nvContentPartPr>
+                      <w14:xfrm>
+                        <a:off x="0" y="0"/>
+                        <a:ext cx="14760" cy="2520"/>
+                      </w14:xfrm>
+                    </w14:contentPart>
+                  </a:graphicData>
+                </a:graphic>
+              </wp:anchor>
+            </w:drawing>
+          </mc:Choice>
+          <mc:Fallback>
+            <w:pict>
+              <v:shape w14:anchorId="492CCD45" id="Ink 41" o:spid="_x0000_s1026" type="#_x0000_t75" style="position:absolute;margin-left:337.35pt;margin-top:78.7pt;width:2.55pt;height:1.65pt;z-index:251742208;visibility:visible;mso-wrap-style:square;mso-wrap-distance-left:9pt;mso-wrap-distance-top:0;mso-wrap-distance-right:9pt;mso-wrap-distance-bottom:0;mso-position-horizontal:absolute;mso-position-horizontal-relative:text;mso-position-vertical:absolute;mso-position-vertical-relative:text" o:gfxdata="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">
+                <v:imagedata r:id="rId33" o:title=""/>
+              </v:shape>
+            </w:pict>
+          </mc:Fallback>
+        </mc:AlternateContent>
+      </w:r>
+      <w:r>
+        <w:rPr>
+          <w:rFonts w:ascii="Times New Roman" w:hAnsi="Times New Roman" w:cs="Times New Roman"/>
+          <w:iCs/>
+          <w:noProof/>
+          <w:sz w:val="24"/>
+          <w:szCs w:val="24"/>
+        </w:rPr>
+        <mc:AlternateContent>
+          <mc:Choice Requires="wpi">
+            <w:drawing>
+              <wp:anchor distT="0" distB="0" distL="114300" distR="114300" simplePos="0" relativeHeight="251741184" behindDoc="0" locked="0" layoutInCell="1" allowOverlap="1" wp14:anchorId="1C3D48C1" wp14:editId="61030C0E">
+                <wp:simplePos x="0" y="0"/>
+                <wp:positionH relativeFrom="column">
+                  <wp:posOffset>4238245</wp:posOffset>
+                </wp:positionH>
+                <wp:positionV relativeFrom="paragraph">
+                  <wp:posOffset>1017513</wp:posOffset>
+                </wp:positionV>
+                <wp:extent cx="77040" cy="123840"/>
+                <wp:effectExtent l="57150" t="57150" r="37465" b="47625"/>
+                <wp:wrapNone/>
+                <wp:docPr id="288445702" name="Ink 40"/>
+                <wp:cNvGraphicFramePr/>
+                <a:graphic xmlns:a="http://schemas.openxmlformats.org/drawingml/2006/main">
+                  <a:graphicData uri="http://schemas.microsoft.com/office/word/2010/wordprocessingInk">
+                    <w14:contentPart bwMode="auto" r:id="rId34">
+                      <w14:nvContentPartPr>
+                        <w14:cNvContentPartPr/>
+                      </w14:nvContentPartPr>
+                      <w14:xfrm>
+                        <a:off x="0" y="0"/>
+                        <a:ext cx="77040" cy="123840"/>
+                      </w14:xfrm>
+                    </w14:contentPart>
+                  </a:graphicData>
+                </a:graphic>
+              </wp:anchor>
+            </w:drawing>
+          </mc:Choice>
+          <mc:Fallback>
+            <w:pict>
+              <v:shape w14:anchorId="0005F4D9" id="Ink 40" o:spid="_x0000_s1026" type="#_x0000_t75" style="position:absolute;margin-left:333pt;margin-top:79.4pt;width:7.45pt;height:11.15pt;z-index:251741184;visibility:visible;mso-wrap-style:square;mso-wrap-distance-left:9pt;mso-wrap-distance-top:0;mso-wrap-distance-right:9pt;mso-wrap-distance-bottom:0;mso-position-horizontal:absolute;mso-position-horizontal-relative:text;mso-position-vertical:absolute;mso-position-vertical-relative:text" o:gfxdata="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">
+                <v:imagedata r:id="rId35" o:title=""/>
+              </v:shape>
+            </w:pict>
+          </mc:Fallback>
+        </mc:AlternateContent>
+      </w:r>
+      <w:r>
+        <w:rPr>
+          <w:rFonts w:ascii="Times New Roman" w:hAnsi="Times New Roman" w:cs="Times New Roman"/>
+          <w:iCs/>
+          <w:noProof/>
+          <w:sz w:val="24"/>
+          <w:szCs w:val="24"/>
+        </w:rPr>
+        <mc:AlternateContent>
+          <mc:Choice Requires="wpi">
+            <w:drawing>
+              <wp:anchor distT="0" distB="0" distL="114300" distR="114300" simplePos="0" relativeHeight="251740160" behindDoc="0" locked="0" layoutInCell="1" allowOverlap="1" wp14:anchorId="5268C983" wp14:editId="76299986">
+                <wp:simplePos x="0" y="0"/>
+                <wp:positionH relativeFrom="column">
+                  <wp:posOffset>4163725</wp:posOffset>
+                </wp:positionH>
+                <wp:positionV relativeFrom="paragraph">
+                  <wp:posOffset>1017873</wp:posOffset>
+                </wp:positionV>
+                <wp:extent cx="48600" cy="122760"/>
+                <wp:effectExtent l="57150" t="57150" r="46990" b="48895"/>
+                <wp:wrapNone/>
+                <wp:docPr id="200899783" name="Ink 37"/>
+                <wp:cNvGraphicFramePr/>
+                <a:graphic xmlns:a="http://schemas.openxmlformats.org/drawingml/2006/main">
+                  <a:graphicData uri="http://schemas.microsoft.com/office/word/2010/wordprocessingInk">
+                    <w14:contentPart bwMode="auto" r:id="rId36">
+                      <w14:nvContentPartPr>
+                        <w14:cNvContentPartPr/>
+                      </w14:nvContentPartPr>
+                      <w14:xfrm>
+                        <a:off x="0" y="0"/>
+                        <a:ext cx="48600" cy="122760"/>
+                      </w14:xfrm>
+                    </w14:contentPart>
+                  </a:graphicData>
+                </a:graphic>
+              </wp:anchor>
+            </w:drawing>
+          </mc:Choice>
+          <mc:Fallback>
+            <w:pict>
+              <v:shape w14:anchorId="596AB2DD" id="Ink 37" o:spid="_x0000_s1026" type="#_x0000_t75" style="position:absolute;margin-left:327.15pt;margin-top:79.45pt;width:5.25pt;height:11.05pt;z-index:251740160;visibility:visible;mso-wrap-style:square;mso-wrap-distance-left:9pt;mso-wrap-distance-top:0;mso-wrap-distance-right:9pt;mso-wrap-distance-bottom:0;mso-position-horizontal:absolute;mso-position-horizontal-relative:text;mso-position-vertical:absolute;mso-position-vertical-relative:text" o:gfxdata="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">
+                <v:imagedata r:id="rId37" o:title=""/>
+              </v:shape>
+            </w:pict>
+          </mc:Fallback>
+        </mc:AlternateContent>
+      </w:r>
+      <w:r>
+        <w:rPr>
+          <w:rFonts w:ascii="Times New Roman" w:hAnsi="Times New Roman" w:cs="Times New Roman"/>
+          <w:iCs/>
+          <w:noProof/>
+          <w:sz w:val="24"/>
+          <w:szCs w:val="24"/>
+        </w:rPr>
+        <mc:AlternateContent>
+          <mc:Choice Requires="wpi">
+            <w:drawing>
+              <wp:anchor distT="0" distB="0" distL="114300" distR="114300" simplePos="0" relativeHeight="251739136" behindDoc="0" locked="0" layoutInCell="1" allowOverlap="1" wp14:anchorId="58B9CBB3" wp14:editId="60FDFCD4">
+                <wp:simplePos x="0" y="0"/>
+                <wp:positionH relativeFrom="column">
+                  <wp:posOffset>3954145</wp:posOffset>
+                </wp:positionH>
+                <wp:positionV relativeFrom="paragraph">
+                  <wp:posOffset>1228090</wp:posOffset>
+                </wp:positionV>
+                <wp:extent cx="182245" cy="181610"/>
+                <wp:effectExtent l="57150" t="57150" r="8255" b="46990"/>
+                <wp:wrapNone/>
+                <wp:docPr id="783796409" name="Ink 6"/>
+                <wp:cNvGraphicFramePr/>
+                <a:graphic xmlns:a="http://schemas.openxmlformats.org/drawingml/2006/main">
+                  <a:graphicData uri="http://schemas.microsoft.com/office/word/2010/wordprocessingInk">
+                    <w14:contentPart bwMode="auto" r:id="rId38">
+                      <w14:nvContentPartPr>
+                        <w14:cNvContentPartPr/>
+                      </w14:nvContentPartPr>
+                      <w14:xfrm>
+                        <a:off x="0" y="0"/>
+                        <a:ext cx="182245" cy="181610"/>
+                      </w14:xfrm>
+                    </w14:contentPart>
+                  </a:graphicData>
+                </a:graphic>
+                <wp14:sizeRelH relativeFrom="margin">
+                  <wp14:pctWidth>0</wp14:pctWidth>
+                </wp14:sizeRelH>
+              </wp:anchor>
+            </w:drawing>
+          </mc:Choice>
+          <mc:Fallback>
+            <w:pict>
+              <v:shape w14:anchorId="559B8AFC" id="Ink 6" o:spid="_x0000_s1026" type="#_x0000_t75" style="position:absolute;margin-left:310.65pt;margin-top:96pt;width:15.75pt;height:15.7pt;z-index:251739136;visibility:visible;mso-wrap-style:square;mso-width-percent:0;mso-wrap-distance-left:9pt;mso-wrap-distance-top:0;mso-wrap-distance-right:9pt;mso-wrap-distance-bottom:0;mso-position-horizontal:absolute;mso-position-horizontal-relative:text;mso-position-vertical:absolute;mso-position-vertical-relative:text;mso-width-percent:0;mso-width-relative:margin" o:gfxdata="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">
+                <v:imagedata r:id="rId39" o:title=""/>
+              </v:shape>
+            </w:pict>
+          </mc:Fallback>
+        </mc:AlternateContent>
+      </w:r>
+      <w:r>
+        <w:rPr>
+          <w:rFonts w:ascii="Times New Roman" w:hAnsi="Times New Roman" w:cs="Times New Roman"/>
+          <w:iCs/>
+          <w:noProof/>
+          <w:sz w:val="24"/>
+          <w:szCs w:val="24"/>
+        </w:rPr>
+        <mc:AlternateContent>
+          <mc:Choice Requires="wpi">
+            <w:drawing>
+              <wp:anchor distT="0" distB="0" distL="114300" distR="114300" simplePos="0" relativeHeight="251737088" behindDoc="0" locked="0" layoutInCell="1" allowOverlap="1" wp14:anchorId="033CF13C" wp14:editId="047A9CA7">
+                <wp:simplePos x="0" y="0"/>
+                <wp:positionH relativeFrom="column">
+                  <wp:posOffset>3868885</wp:posOffset>
+                </wp:positionH>
+                <wp:positionV relativeFrom="paragraph">
+                  <wp:posOffset>1243593</wp:posOffset>
+                </wp:positionV>
+                <wp:extent cx="70560" cy="102240"/>
+                <wp:effectExtent l="57150" t="57150" r="5715" b="50165"/>
+                <wp:wrapNone/>
+                <wp:docPr id="1271459921" name="Ink 36"/>
+                <wp:cNvGraphicFramePr/>
+                <a:graphic xmlns:a="http://schemas.openxmlformats.org/drawingml/2006/main">
+                  <a:graphicData uri="http://schemas.microsoft.com/office/word/2010/wordprocessingInk">
+                    <w14:contentPart bwMode="auto" r:id="rId40">
+                      <w14:nvContentPartPr>
+                        <w14:cNvContentPartPr/>
+                      </w14:nvContentPartPr>
+                      <w14:xfrm>
+                        <a:off x="0" y="0"/>
+                        <a:ext cx="70560" cy="102240"/>
+                      </w14:xfrm>
+                    </w14:contentPart>
+                  </a:graphicData>
+                </a:graphic>
+              </wp:anchor>
+            </w:drawing>
+          </mc:Choice>
+          <mc:Fallback>
+            <w:pict>
+              <v:shape w14:anchorId="3D27D485" id="Ink 36" o:spid="_x0000_s1026" type="#_x0000_t75" style="position:absolute;margin-left:303.95pt;margin-top:97.2pt;width:6.95pt;height:9.45pt;z-index:251737088;visibility:visible;mso-wrap-style:square;mso-wrap-distance-left:9pt;mso-wrap-distance-top:0;mso-wrap-distance-right:9pt;mso-wrap-distance-bottom:0;mso-position-horizontal:absolute;mso-position-horizontal-relative:text;mso-position-vertical:absolute;mso-position-vertical-relative:text" o:gfxdata="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">
+                <v:imagedata r:id="rId41" o:title=""/>
+              </v:shape>
+            </w:pict>
+          </mc:Fallback>
+        </mc:AlternateContent>
+      </w:r>
+      <w:r>
+        <w:rPr>
+          <w:rFonts w:ascii="Times New Roman" w:hAnsi="Times New Roman" w:cs="Times New Roman"/>
+          <w:iCs/>
+          <w:noProof/>
+          <w:sz w:val="24"/>
+          <w:szCs w:val="24"/>
+        </w:rPr>
+        <mc:AlternateContent>
+          <mc:Choice Requires="wpi">
+            <w:drawing>
+              <wp:anchor distT="0" distB="0" distL="114300" distR="114300" simplePos="0" relativeHeight="251734016" behindDoc="0" locked="0" layoutInCell="1" allowOverlap="1" wp14:anchorId="4B9523AE" wp14:editId="24863BD7">
+                <wp:simplePos x="0" y="0"/>
+                <wp:positionH relativeFrom="column">
+                  <wp:posOffset>3925570</wp:posOffset>
+                </wp:positionH>
+                <wp:positionV relativeFrom="paragraph">
+                  <wp:posOffset>2195286</wp:posOffset>
+                </wp:positionV>
+                <wp:extent cx="210960" cy="182160"/>
+                <wp:effectExtent l="57150" t="57150" r="0" b="46990"/>
+                <wp:wrapNone/>
+                <wp:docPr id="531892707" name="Ink 6"/>
+                <wp:cNvGraphicFramePr/>
+                <a:graphic xmlns:a="http://schemas.openxmlformats.org/drawingml/2006/main">
+                  <a:graphicData uri="http://schemas.microsoft.com/office/word/2010/wordprocessingInk">
+                    <w14:contentPart bwMode="auto" r:id="rId42">
+                      <w14:nvContentPartPr>
+                        <w14:cNvContentPartPr/>
+                      </w14:nvContentPartPr>
+                      <w14:xfrm>
+                        <a:off x="0" y="0"/>
+                        <a:ext cx="210960" cy="182160"/>
+                      </w14:xfrm>
+                    </w14:contentPart>
+                  </a:graphicData>
+                </a:graphic>
+              </wp:anchor>
+            </w:drawing>
+          </mc:Choice>
+          <mc:Fallback>
+            <w:pict>
+              <v:shape w14:anchorId="1A50E125" id="Ink 6" o:spid="_x0000_s1026" type="#_x0000_t75" style="position:absolute;margin-left:308.4pt;margin-top:172.15pt;width:18pt;height:15.8pt;z-index:251734016;visibility:visible;mso-wrap-style:square;mso-wrap-distance-left:9pt;mso-wrap-distance-top:0;mso-wrap-distance-right:9pt;mso-wrap-distance-bottom:0;mso-position-horizontal:absolute;mso-position-horizontal-relative:text;mso-position-vertical:absolute;mso-position-vertical-relative:text" o:gfxdata="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">
+                <v:imagedata r:id="rId43" o:title=""/>
+              </v:shape>
+            </w:pict>
+          </mc:Fallback>
+        </mc:AlternateContent>
+      </w:r>
+      <w:r>
+        <w:rPr>
+          <w:rFonts w:ascii="Times New Roman" w:hAnsi="Times New Roman" w:cs="Times New Roman"/>
+          <w:iCs/>
+          <w:noProof/>
+          <w:sz w:val="24"/>
+          <w:szCs w:val="24"/>
+        </w:rPr>
+        <mc:AlternateContent>
+          <mc:Choice Requires="wpi">
+            <w:drawing>
+              <wp:anchor distT="0" distB="0" distL="114300" distR="114300" simplePos="0" relativeHeight="251725824" behindDoc="0" locked="0" layoutInCell="1" allowOverlap="1" wp14:anchorId="705FAC8A" wp14:editId="39BCC395">
+                <wp:simplePos x="0" y="0"/>
+                <wp:positionH relativeFrom="column">
+                  <wp:posOffset>1564148</wp:posOffset>
+                </wp:positionH>
+                <wp:positionV relativeFrom="paragraph">
+                  <wp:posOffset>2339006</wp:posOffset>
+                </wp:positionV>
+                <wp:extent cx="72360" cy="101520"/>
+                <wp:effectExtent l="57150" t="57150" r="42545" b="51435"/>
+                <wp:wrapNone/>
+                <wp:docPr id="1074912864" name="Ink 25"/>
+                <wp:cNvGraphicFramePr/>
+                <a:graphic xmlns:a="http://schemas.openxmlformats.org/drawingml/2006/main">
+                  <a:graphicData uri="http://schemas.microsoft.com/office/word/2010/wordprocessingInk">
+                    <w14:contentPart bwMode="auto" r:id="rId44">
+                      <w14:nvContentPartPr>
+                        <w14:cNvContentPartPr/>
+                      </w14:nvContentPartPr>
+                      <w14:xfrm>
+                        <a:off x="0" y="0"/>
+                        <a:ext cx="72360" cy="101520"/>
+                      </w14:xfrm>
+                    </w14:contentPart>
+                  </a:graphicData>
+                </a:graphic>
+              </wp:anchor>
+            </w:drawing>
+          </mc:Choice>
+          <mc:Fallback>
+            <w:pict>
+              <v:shape w14:anchorId="32F81D62" id="Ink 25" o:spid="_x0000_s1026" type="#_x0000_t75" style="position:absolute;margin-left:122.45pt;margin-top:183.45pt;width:7.15pt;height:9.45pt;z-index:251725824;visibility:visible;mso-wrap-style:square;mso-wrap-distance-left:9pt;mso-wrap-distance-top:0;mso-wrap-distance-right:9pt;mso-wrap-distance-bottom:0;mso-position-horizontal:absolute;mso-position-horizontal-relative:text;mso-position-vertical:absolute;mso-position-vertical-relative:text" o:gfxdata="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">
+                <v:imagedata r:id="rId45" o:title=""/>
+              </v:shape>
+            </w:pict>
+          </mc:Fallback>
+        </mc:AlternateContent>
+      </w:r>
+      <w:r>
+        <w:rPr>
+          <w:rFonts w:ascii="Times New Roman" w:hAnsi="Times New Roman" w:cs="Times New Roman"/>
+          <w:iCs/>
+          <w:noProof/>
+          <w:sz w:val="24"/>
+          <w:szCs w:val="24"/>
+        </w:rPr>
+        <mc:AlternateContent>
+          <mc:Choice Requires="wpi">
+            <w:drawing>
+              <wp:anchor distT="0" distB="0" distL="114300" distR="114300" simplePos="0" relativeHeight="251724800" behindDoc="0" locked="0" layoutInCell="1" allowOverlap="1" wp14:anchorId="65DA8937" wp14:editId="1B9D02A5">
+                <wp:simplePos x="0" y="0"/>
+                <wp:positionH relativeFrom="column">
+                  <wp:posOffset>400050</wp:posOffset>
+                </wp:positionH>
+                <wp:positionV relativeFrom="paragraph">
+                  <wp:posOffset>1409700</wp:posOffset>
+                </wp:positionV>
+                <wp:extent cx="1443045" cy="979420"/>
+                <wp:effectExtent l="57150" t="57150" r="43180" b="49530"/>
+                <wp:wrapNone/>
+                <wp:docPr id="715101340" name="Ink 23"/>
+                <wp:cNvGraphicFramePr/>
+                <a:graphic xmlns:a="http://schemas.openxmlformats.org/drawingml/2006/main">
+                  <a:graphicData uri="http://schemas.microsoft.com/office/word/2010/wordprocessingInk">
+                    <w14:contentPart bwMode="auto" r:id="rId46">
+                      <w14:nvContentPartPr>
+                        <w14:cNvContentPartPr/>
+                      </w14:nvContentPartPr>
+                      <w14:xfrm>
+                        <a:off x="0" y="0"/>
+                        <a:ext cx="1443045" cy="979420"/>
+                      </w14:xfrm>
+                    </w14:contentPart>
+                  </a:graphicData>
+                </a:graphic>
+              </wp:anchor>
+            </w:drawing>
+          </mc:Choice>
+          <mc:Fallback>
+            <w:pict>
+              <v:shape w14:anchorId="14B0E164" id="Ink 23" o:spid="_x0000_s1026" type="#_x0000_t75" style="position:absolute;margin-left:30.8pt;margin-top:110.3pt;width:115.05pt;height:78.5pt;z-index:251724800;visibility:visible;mso-wrap-style:square;mso-wrap-distance-left:9pt;mso-wrap-distance-top:0;mso-wrap-distance-right:9pt;mso-wrap-distance-bottom:0;mso-position-horizontal:absolute;mso-position-horizontal-relative:text;mso-position-vertical:absolute;mso-position-vertical-relative:text" o:gfxdata="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">
+                <v:imagedata r:id="rId47" o:title=""/>
+              </v:shape>
+            </w:pict>
+          </mc:Fallback>
+        </mc:AlternateContent>
+      </w:r>
+      <w:r>
+        <w:rPr>
+          <w:rFonts w:ascii="Times New Roman" w:hAnsi="Times New Roman" w:cs="Times New Roman"/>
+          <w:iCs/>
+          <w:noProof/>
+          <w:sz w:val="24"/>
+          <w:szCs w:val="24"/>
+        </w:rPr>
+        <mc:AlternateContent>
+          <mc:Choice Requires="wpi">
+            <w:drawing>
+              <wp:anchor distT="0" distB="0" distL="114300" distR="114300" simplePos="0" relativeHeight="251719680" behindDoc="0" locked="0" layoutInCell="1" allowOverlap="1" wp14:anchorId="293FD6A6" wp14:editId="3396570F">
+                <wp:simplePos x="0" y="0"/>
+                <wp:positionH relativeFrom="column">
+                  <wp:posOffset>1544955</wp:posOffset>
+                </wp:positionH>
+                <wp:positionV relativeFrom="paragraph">
+                  <wp:posOffset>183515</wp:posOffset>
+                </wp:positionV>
+                <wp:extent cx="86285" cy="157480"/>
+                <wp:effectExtent l="57150" t="57150" r="47625" b="52070"/>
+                <wp:wrapNone/>
+                <wp:docPr id="151990555" name="Ink 15"/>
+                <wp:cNvGraphicFramePr/>
+                <a:graphic xmlns:a="http://schemas.openxmlformats.org/drawingml/2006/main">
+                  <a:graphicData uri="http://schemas.microsoft.com/office/word/2010/wordprocessingInk">
+                    <w14:contentPart bwMode="auto" r:id="rId48">
+                      <w14:nvContentPartPr>
+                        <w14:cNvContentPartPr/>
+                      </w14:nvContentPartPr>
+                      <w14:xfrm>
+                        <a:off x="0" y="0"/>
+                        <a:ext cx="86285" cy="157480"/>
+                      </w14:xfrm>
+                    </w14:contentPart>
+                  </a:graphicData>
+                </a:graphic>
+              </wp:anchor>
+            </w:drawing>
+          </mc:Choice>
+          <mc:Fallback>
+            <w:pict>
+              <v:shape w14:anchorId="541AEF6E" id="Ink 15" o:spid="_x0000_s1026" type="#_x0000_t75" style="position:absolute;margin-left:120.95pt;margin-top:13.75pt;width:8.25pt;height:13.8pt;z-index:251719680;visibility:visible;mso-wrap-style:square;mso-wrap-distance-left:9pt;mso-wrap-distance-top:0;mso-wrap-distance-right:9pt;mso-wrap-distance-bottom:0;mso-position-horizontal:absolute;mso-position-horizontal-relative:text;mso-position-vertical:absolute;mso-position-vertical-relative:text" o:gfxdata="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">
+                <v:imagedata r:id="rId49" o:title=""/>
+              </v:shape>
+            </w:pict>
+          </mc:Fallback>
+        </mc:AlternateContent>
+      </w:r>
+      <w:r>
+        <w:rPr>
+          <w:rFonts w:ascii="Times New Roman" w:hAnsi="Times New Roman" w:cs="Times New Roman"/>
+          <w:iCs/>
+          <w:noProof/>
+          <w:sz w:val="24"/>
+          <w:szCs w:val="24"/>
+        </w:rPr>
+        <mc:AlternateContent>
+          <mc:Choice Requires="wpi">
+            <w:drawing>
+              <wp:anchor distT="0" distB="0" distL="114300" distR="114300" simplePos="0" relativeHeight="251716608" behindDoc="0" locked="0" layoutInCell="1" allowOverlap="1" wp14:anchorId="3190ACB7" wp14:editId="473460E6">
+                <wp:simplePos x="0" y="0"/>
+                <wp:positionH relativeFrom="column">
+                  <wp:posOffset>1654810</wp:posOffset>
+                </wp:positionH>
+                <wp:positionV relativeFrom="paragraph">
+                  <wp:posOffset>260622</wp:posOffset>
+                </wp:positionV>
+                <wp:extent cx="210960" cy="182160"/>
+                <wp:effectExtent l="57150" t="57150" r="0" b="46990"/>
+                <wp:wrapNone/>
+                <wp:docPr id="1835890861" name="Ink 6"/>
+                <wp:cNvGraphicFramePr/>
+                <a:graphic xmlns:a="http://schemas.openxmlformats.org/drawingml/2006/main">
+                  <a:graphicData uri="http://schemas.microsoft.com/office/word/2010/wordprocessingInk">
+                    <w14:contentPart bwMode="auto" r:id="rId50">
+                      <w14:nvContentPartPr>
+                        <w14:cNvContentPartPr/>
+                      </w14:nvContentPartPr>
+                      <w14:xfrm>
+                        <a:off x="0" y="0"/>
+                        <a:ext cx="210960" cy="182160"/>
+                      </w14:xfrm>
+                    </w14:contentPart>
+                  </a:graphicData>
+                </a:graphic>
+              </wp:anchor>
+            </w:drawing>
+          </mc:Choice>
+          <mc:Fallback>
+            <w:pict>
+              <v:shape w14:anchorId="5068C7C3" id="Ink 6" o:spid="_x0000_s1026" type="#_x0000_t75" style="position:absolute;margin-left:129.6pt;margin-top:19.8pt;width:18pt;height:15.8pt;z-index:251716608;visibility:visible;mso-wrap-style:square;mso-wrap-distance-left:9pt;mso-wrap-distance-top:0;mso-wrap-distance-right:9pt;mso-wrap-distance-bottom:0;mso-position-horizontal:absolute;mso-position-horizontal-relative:text;mso-position-vertical:absolute;mso-position-vertical-relative:text" o:gfxdata="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">
+                <v:imagedata r:id="rId51" o:title=""/>
+              </v:shape>
+            </w:pict>
+          </mc:Fallback>
+        </mc:AlternateContent>
+      </w:r>
+      <w:r>
+        <w:rPr>
+          <w:rFonts w:ascii="Times New Roman" w:hAnsi="Times New Roman" w:cs="Times New Roman"/>
+          <w:iCs/>
+          <w:noProof/>
+          <w:sz w:val="24"/>
+          <w:szCs w:val="24"/>
+        </w:rPr>
+        <mc:AlternateContent>
+          <mc:Choice Requires="wpi">
+            <w:drawing>
+              <wp:anchor distT="0" distB="0" distL="114300" distR="114300" simplePos="0" relativeHeight="251714560" behindDoc="0" locked="0" layoutInCell="1" allowOverlap="1" wp14:anchorId="5A5D20DC" wp14:editId="183BC5FF">
+                <wp:simplePos x="0" y="0"/>
+                <wp:positionH relativeFrom="column">
+                  <wp:posOffset>1562348</wp:posOffset>
+                </wp:positionH>
+                <wp:positionV relativeFrom="paragraph">
+                  <wp:posOffset>370766</wp:posOffset>
+                </wp:positionV>
+                <wp:extent cx="112320" cy="141120"/>
+                <wp:effectExtent l="57150" t="57150" r="40640" b="49530"/>
+                <wp:wrapNone/>
+                <wp:docPr id="911826079" name="Ink 12"/>
+                <wp:cNvGraphicFramePr/>
+                <a:graphic xmlns:a="http://schemas.openxmlformats.org/drawingml/2006/main">
+                  <a:graphicData uri="http://schemas.microsoft.com/office/word/2010/wordprocessingInk">
+                    <w14:contentPart bwMode="auto" r:id="rId52">
+                      <w14:nvContentPartPr>
+                        <w14:cNvContentPartPr/>
+                      </w14:nvContentPartPr>
+                      <w14:xfrm>
+                        <a:off x="0" y="0"/>
+                        <a:ext cx="112320" cy="141120"/>
+                      </w14:xfrm>
+                    </w14:contentPart>
+                  </a:graphicData>
+                </a:graphic>
+              </wp:anchor>
+            </w:drawing>
+          </mc:Choice>
+          <mc:Fallback>
+            <w:pict>
+              <v:shape w14:anchorId="6715D20F" id="Ink 12" o:spid="_x0000_s1026" type="#_x0000_t75" style="position:absolute;margin-left:122.3pt;margin-top:28.5pt;width:10.3pt;height:12.5pt;z-index:251714560;visibility:visible;mso-wrap-style:square;mso-wrap-distance-left:9pt;mso-wrap-distance-top:0;mso-wrap-distance-right:9pt;mso-wrap-distance-bottom:0;mso-position-horizontal:absolute;mso-position-horizontal-relative:text;mso-position-vertical:absolute;mso-position-vertical-relative:text" o:gfxdata="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">
+                <v:imagedata r:id="rId53" o:title=""/>
+              </v:shape>
+            </w:pict>
+          </mc:Fallback>
+        </mc:AlternateContent>
+      </w:r>
+      <w:r>
+        <w:rPr>
+          <w:rFonts w:ascii="Times New Roman" w:hAnsi="Times New Roman" w:cs="Times New Roman"/>
+          <w:iCs/>
+          <w:noProof/>
+          <w:sz w:val="24"/>
+          <w:szCs w:val="24"/>
+        </w:rPr>
+        <mc:AlternateContent>
+          <mc:Choice Requires="wpi">
+            <w:drawing>
+              <wp:anchor distT="0" distB="0" distL="114300" distR="114300" simplePos="0" relativeHeight="251713536" behindDoc="0" locked="0" layoutInCell="1" allowOverlap="1" wp14:anchorId="682567B5" wp14:editId="22AFBF47">
+                <wp:simplePos x="0" y="0"/>
+                <wp:positionH relativeFrom="column">
+                  <wp:posOffset>409628</wp:posOffset>
+                </wp:positionH>
+                <wp:positionV relativeFrom="paragraph">
+                  <wp:posOffset>388406</wp:posOffset>
+                </wp:positionV>
+                <wp:extent cx="1243080" cy="859680"/>
+                <wp:effectExtent l="57150" t="57150" r="52705" b="55245"/>
+                <wp:wrapNone/>
+                <wp:docPr id="1753743604" name="Ink 11"/>
+                <wp:cNvGraphicFramePr/>
+                <a:graphic xmlns:a="http://schemas.openxmlformats.org/drawingml/2006/main">
+                  <a:graphicData uri="http://schemas.microsoft.com/office/word/2010/wordprocessingInk">
+                    <w14:contentPart bwMode="auto" r:id="rId54">
+                      <w14:nvContentPartPr>
+                        <w14:cNvContentPartPr/>
+                      </w14:nvContentPartPr>
+                      <w14:xfrm>
+                        <a:off x="0" y="0"/>
+                        <a:ext cx="1243080" cy="859680"/>
+                      </w14:xfrm>
+                    </w14:contentPart>
+                  </a:graphicData>
+                </a:graphic>
+              </wp:anchor>
+            </w:drawing>
+          </mc:Choice>
+          <mc:Fallback>
+            <w:pict>
+              <v:shape w14:anchorId="7078C98F" id="Ink 11" o:spid="_x0000_s1026" type="#_x0000_t75" style="position:absolute;margin-left:31.55pt;margin-top:29.9pt;width:99.3pt;height:69.15pt;z-index:251713536;visibility:visible;mso-wrap-style:square;mso-wrap-distance-left:9pt;mso-wrap-distance-top:0;mso-wrap-distance-right:9pt;mso-wrap-distance-bottom:0;mso-position-horizontal:absolute;mso-position-horizontal-relative:text;mso-position-vertical:absolute;mso-position-vertical-relative:text" o:gfxdata="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">
+                <v:imagedata r:id="rId55" o:title=""/>
+              </v:shape>
+            </w:pict>
+          </mc:Fallback>
+        </mc:AlternateContent>
+      </w:r>
+      <w:r>
+        <w:rPr>
+          <w:rFonts w:ascii="Times New Roman" w:hAnsi="Times New Roman" w:cs="Times New Roman"/>
+          <w:iCs/>
+          <w:noProof/>
+          <w:sz w:val="24"/>
+          <w:szCs w:val="24"/>
+        </w:rPr>
+        <mc:AlternateContent>
+          <mc:Choice Requires="wpi">
+            <w:drawing>
+              <wp:anchor distT="0" distB="0" distL="114300" distR="114300" simplePos="0" relativeHeight="251709440" behindDoc="0" locked="0" layoutInCell="1" allowOverlap="1" wp14:anchorId="1E3EB4E3" wp14:editId="26E6A886">
+                <wp:simplePos x="0" y="0"/>
+                <wp:positionH relativeFrom="column">
+                  <wp:posOffset>1570990</wp:posOffset>
+                </wp:positionH>
+                <wp:positionV relativeFrom="paragraph">
+                  <wp:posOffset>1094740</wp:posOffset>
+                </wp:positionV>
+                <wp:extent cx="73080" cy="126000"/>
+                <wp:effectExtent l="38100" t="57150" r="41275" b="45720"/>
+                <wp:wrapNone/>
+                <wp:docPr id="590062562" name="Ink 8"/>
+                <wp:cNvGraphicFramePr/>
+                <a:graphic xmlns:a="http://schemas.openxmlformats.org/drawingml/2006/main">
+                  <a:graphicData uri="http://schemas.microsoft.com/office/word/2010/wordprocessingInk">
+                    <w14:contentPart bwMode="auto" r:id="rId56">
+                      <w14:nvContentPartPr>
+                        <w14:cNvContentPartPr/>
+                      </w14:nvContentPartPr>
+                      <w14:xfrm>
+                        <a:off x="0" y="0"/>
+                        <a:ext cx="73080" cy="126000"/>
+                      </w14:xfrm>
+                    </w14:contentPart>
+                  </a:graphicData>
+                </a:graphic>
+              </wp:anchor>
+            </w:drawing>
+          </mc:Choice>
+          <mc:Fallback>
+            <w:pict>
+              <v:shape w14:anchorId="67116810" id="Ink 8" o:spid="_x0000_s1026" type="#_x0000_t75" style="position:absolute;margin-left:123pt;margin-top:85.5pt;width:7.15pt;height:11.3pt;z-index:251709440;visibility:visible;mso-wrap-style:square;mso-wrap-distance-left:9pt;mso-wrap-distance-top:0;mso-wrap-distance-right:9pt;mso-wrap-distance-bottom:0;mso-position-horizontal:absolute;mso-position-horizontal-relative:text;mso-position-vertical:absolute;mso-position-vertical-relative:text" o:gfxdata="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">
+                <v:imagedata r:id="rId57" o:title=""/>
+              </v:shape>
+            </w:pict>
+          </mc:Fallback>
+        </mc:AlternateContent>
+      </w:r>
+      <w:r>
+        <w:rPr>
+          <w:rFonts w:ascii="Times New Roman" w:hAnsi="Times New Roman" w:cs="Times New Roman"/>
+          <w:iCs/>
+          <w:noProof/>
+          <w:sz w:val="24"/>
+          <w:szCs w:val="24"/>
+        </w:rPr>
+        <mc:AlternateContent>
+          <mc:Choice Requires="wpi">
+            <w:drawing>
+              <wp:anchor distT="0" distB="0" distL="114300" distR="114300" simplePos="0" relativeHeight="251711488" behindDoc="0" locked="0" layoutInCell="1" allowOverlap="1" wp14:anchorId="1ACED447" wp14:editId="1D487B3C">
+                <wp:simplePos x="0" y="0"/>
+                <wp:positionH relativeFrom="column">
+                  <wp:posOffset>1661160</wp:posOffset>
+                </wp:positionH>
+                <wp:positionV relativeFrom="paragraph">
+                  <wp:posOffset>1236436</wp:posOffset>
+                </wp:positionV>
+                <wp:extent cx="210960" cy="182160"/>
+                <wp:effectExtent l="57150" t="57150" r="0" b="46990"/>
+                <wp:wrapNone/>
+                <wp:docPr id="497329513" name="Ink 6"/>
+                <wp:cNvGraphicFramePr/>
+                <a:graphic xmlns:a="http://schemas.openxmlformats.org/drawingml/2006/main">
+                  <a:graphicData uri="http://schemas.microsoft.com/office/word/2010/wordprocessingInk">
+                    <w14:contentPart bwMode="auto" r:id="rId58">
+                      <w14:nvContentPartPr>
+                        <w14:cNvContentPartPr/>
+                      </w14:nvContentPartPr>
+                      <w14:xfrm>
+                        <a:off x="0" y="0"/>
+                        <a:ext cx="210960" cy="182160"/>
+                      </w14:xfrm>
+                    </w14:contentPart>
+                  </a:graphicData>
+                </a:graphic>
+              </wp:anchor>
+            </w:drawing>
+          </mc:Choice>
+          <mc:Fallback>
+            <w:pict>
+              <v:shape w14:anchorId="75F0FD09" id="Ink 6" o:spid="_x0000_s1026" type="#_x0000_t75" style="position:absolute;margin-left:130.1pt;margin-top:96.65pt;width:18pt;height:15.8pt;z-index:251711488;visibility:visible;mso-wrap-style:square;mso-wrap-distance-left:9pt;mso-wrap-distance-top:0;mso-wrap-distance-right:9pt;mso-wrap-distance-bottom:0;mso-position-horizontal:absolute;mso-position-horizontal-relative:text;mso-position-vertical:absolute;mso-position-vertical-relative:text" o:gfxdata="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">
+                <v:imagedata r:id="rId59" o:title=""/>
+              </v:shape>
+            </w:pict>
+          </mc:Fallback>
+        </mc:AlternateContent>
+      </w:r>
+      <w:r>
+        <w:rPr>
+          <w:rFonts w:ascii="Times New Roman" w:hAnsi="Times New Roman" w:cs="Times New Roman"/>
+          <w:iCs/>
+          <w:noProof/>
+          <w:sz w:val="24"/>
+          <w:szCs w:val="24"/>
+        </w:rPr>
+        <mc:AlternateContent>
+          <mc:Choice Requires="wpi">
+            <w:drawing>
+              <wp:anchor distT="0" distB="0" distL="114300" distR="114300" simplePos="0" relativeHeight="251708416" behindDoc="0" locked="0" layoutInCell="1" allowOverlap="1" wp14:anchorId="55AA24DD" wp14:editId="73F4EC5A">
+                <wp:simplePos x="0" y="0"/>
+                <wp:positionH relativeFrom="column">
+                  <wp:posOffset>181028</wp:posOffset>
+                </wp:positionH>
+                <wp:positionV relativeFrom="paragraph">
+                  <wp:posOffset>1221086</wp:posOffset>
+                </wp:positionV>
+                <wp:extent cx="210960" cy="182160"/>
+                <wp:effectExtent l="57150" t="57150" r="0" b="46990"/>
+                <wp:wrapNone/>
+                <wp:docPr id="69977398" name="Ink 6"/>
+                <wp:cNvGraphicFramePr/>
+                <a:graphic xmlns:a="http://schemas.openxmlformats.org/drawingml/2006/main">
+                  <a:graphicData uri="http://schemas.microsoft.com/office/word/2010/wordprocessingInk">
+                    <w14:contentPart bwMode="auto" r:id="rId60">
+                      <w14:nvContentPartPr>
+                        <w14:cNvContentPartPr/>
+                      </w14:nvContentPartPr>
+                      <w14:xfrm>
+                        <a:off x="0" y="0"/>
+                        <a:ext cx="210960" cy="182160"/>
+                      </w14:xfrm>
+                    </w14:contentPart>
+                  </a:graphicData>
+                </a:graphic>
+              </wp:anchor>
+            </w:drawing>
+          </mc:Choice>
+          <mc:Fallback>
+            <w:pict>
+              <v:shape w14:anchorId="0E751BC6" id="Ink 6" o:spid="_x0000_s1026" type="#_x0000_t75" style="position:absolute;margin-left:13.55pt;margin-top:95.45pt;width:18pt;height:15.8pt;z-index:251708416;visibility:visible;mso-wrap-style:square;mso-wrap-distance-left:9pt;mso-wrap-distance-top:0;mso-wrap-distance-right:9pt;mso-wrap-distance-bottom:0;mso-position-horizontal:absolute;mso-position-horizontal-relative:text;mso-position-vertical:absolute;mso-position-vertical-relative:text" o:gfxdata="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">
+                <v:imagedata r:id="rId61" o:title=""/>
+              </v:shape>
+            </w:pict>
+          </mc:Fallback>
+        </mc:AlternateContent>
+      </w:r>
+      <w:r>
+        <w:rPr>
+          <w:rFonts w:ascii="Times New Roman" w:hAnsi="Times New Roman" w:cs="Times New Roman"/>
+          <w:iCs/>
+          <w:noProof/>
+          <w:sz w:val="24"/>
+          <w:szCs w:val="24"/>
+        </w:rPr>
+        <mc:AlternateContent>
+          <mc:Choice Requires="wpi">
+            <w:drawing>
+              <wp:anchor distT="0" distB="0" distL="114300" distR="114300" simplePos="0" relativeHeight="251707392" behindDoc="0" locked="0" layoutInCell="1" allowOverlap="1" wp14:anchorId="540A5BFD" wp14:editId="2A8FBDF0">
+                <wp:simplePos x="0" y="0"/>
+                <wp:positionH relativeFrom="column">
+                  <wp:posOffset>1562348</wp:posOffset>
+                </wp:positionH>
+                <wp:positionV relativeFrom="paragraph">
+                  <wp:posOffset>1279766</wp:posOffset>
+                </wp:positionV>
+                <wp:extent cx="93240" cy="115920"/>
+                <wp:effectExtent l="57150" t="57150" r="2540" b="55880"/>
+                <wp:wrapNone/>
+                <wp:docPr id="928090541" name="Ink 3"/>
+                <wp:cNvGraphicFramePr/>
+                <a:graphic xmlns:a="http://schemas.openxmlformats.org/drawingml/2006/main">
+                  <a:graphicData uri="http://schemas.microsoft.com/office/word/2010/wordprocessingInk">
+                    <w14:contentPart bwMode="auto" r:id="rId62">
+                      <w14:nvContentPartPr>
+                        <w14:cNvContentPartPr/>
+                      </w14:nvContentPartPr>
+                      <w14:xfrm>
+                        <a:off x="0" y="0"/>
+                        <a:ext cx="93240" cy="115920"/>
+                      </w14:xfrm>
+                    </w14:contentPart>
+                  </a:graphicData>
+                </a:graphic>
+              </wp:anchor>
+            </w:drawing>
+          </mc:Choice>
+          <mc:Fallback>
+            <w:pict>
+              <v:shape w14:anchorId="09DA3192" id="Ink 3" o:spid="_x0000_s1026" type="#_x0000_t75" style="position:absolute;margin-left:122.3pt;margin-top:100.05pt;width:8.8pt;height:10.55pt;z-index:251707392;visibility:visible;mso-wrap-style:square;mso-wrap-distance-left:9pt;mso-wrap-distance-top:0;mso-wrap-distance-right:9pt;mso-wrap-distance-bottom:0;mso-position-horizontal:absolute;mso-position-horizontal-relative:text;mso-position-vertical:absolute;mso-position-vertical-relative:text" o:gfxdata="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">
+                <v:imagedata r:id="rId63" o:title=""/>
+              </v:shape>
+            </w:pict>
+          </mc:Fallback>
+        </mc:AlternateContent>
+      </w:r>
+      <w:r>
+        <w:rPr>
+          <w:rFonts w:ascii="Times New Roman" w:hAnsi="Times New Roman" w:cs="Times New Roman"/>
+          <w:iCs/>
+          <w:noProof/>
+          <w:sz w:val="24"/>
+          <w:szCs w:val="24"/>
+        </w:rPr>
+        <mc:AlternateContent>
+          <mc:Choice Requires="wpi">
+            <w:drawing>
+              <wp:anchor distT="0" distB="0" distL="114300" distR="114300" simplePos="0" relativeHeight="251706368" behindDoc="0" locked="0" layoutInCell="1" allowOverlap="1" wp14:anchorId="17A65869" wp14:editId="67766651">
+                <wp:simplePos x="0" y="0"/>
+                <wp:positionH relativeFrom="column">
+                  <wp:posOffset>484868</wp:posOffset>
+                </wp:positionH>
+                <wp:positionV relativeFrom="paragraph">
+                  <wp:posOffset>1340606</wp:posOffset>
+                </wp:positionV>
+                <wp:extent cx="1164960" cy="360"/>
+                <wp:effectExtent l="57150" t="57150" r="54610" b="57150"/>
+                <wp:wrapNone/>
+                <wp:docPr id="738932209" name="Ink 2"/>
+                <wp:cNvGraphicFramePr/>
+                <a:graphic xmlns:a="http://schemas.openxmlformats.org/drawingml/2006/main">
+                  <a:graphicData uri="http://schemas.microsoft.com/office/word/2010/wordprocessingInk">
+                    <w14:contentPart bwMode="auto" r:id="rId64">
+                      <w14:nvContentPartPr>
+                        <w14:cNvContentPartPr/>
+                      </w14:nvContentPartPr>
+                      <w14:xfrm>
+                        <a:off x="0" y="0"/>
+                        <a:ext cx="1164960" cy="360"/>
+                      </w14:xfrm>
+                    </w14:contentPart>
+                  </a:graphicData>
+                </a:graphic>
+              </wp:anchor>
+            </w:drawing>
+          </mc:Choice>
+          <mc:Fallback>
+            <w:pict>
+              <v:shape w14:anchorId="2B164D7B" id="Ink 2" o:spid="_x0000_s1026" type="#_x0000_t75" style="position:absolute;margin-left:37.5pt;margin-top:104.85pt;width:93.15pt;height:1.45pt;z-index:251706368;visibility:visible;mso-wrap-style:square;mso-wrap-distance-left:9pt;mso-wrap-distance-top:0;mso-wrap-distance-right:9pt;mso-wrap-distance-bottom:0;mso-position-horizontal:absolute;mso-position-horizontal-relative:text;mso-position-vertical:absolute;mso-position-vertical-relative:text" o:gfxdata="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">
+                <v:imagedata r:id="rId65" o:title=""/>
+              </v:shape>
+            </w:pict>
+          </mc:Fallback>
+        </mc:AlternateContent>
+      </w:r>
+      <w:r>
+        <w:rPr>
+          <w:rFonts w:ascii="Times New Roman" w:hAnsi="Times New Roman" w:cs="Times New Roman"/>
+          <w:iCs/>
+          <w:noProof/>
+          <w:sz w:val="24"/>
+          <w:szCs w:val="24"/>
+        </w:rPr>
+        <mc:AlternateContent>
+          <mc:Choice Requires="wpi">
+            <w:drawing>
+              <wp:anchor distT="0" distB="0" distL="114300" distR="114300" simplePos="0" relativeHeight="251677696" behindDoc="0" locked="0" layoutInCell="1" allowOverlap="1" wp14:anchorId="7289D931" wp14:editId="32B79DBA">
+                <wp:simplePos x="0" y="0"/>
+                <wp:positionH relativeFrom="column">
+                  <wp:posOffset>4099560</wp:posOffset>
+                </wp:positionH>
+                <wp:positionV relativeFrom="paragraph">
+                  <wp:posOffset>2369185</wp:posOffset>
+                </wp:positionV>
+                <wp:extent cx="154725" cy="133200"/>
+                <wp:effectExtent l="57150" t="57150" r="55245" b="57785"/>
+                <wp:wrapNone/>
+                <wp:docPr id="102343740" name="Ink 28"/>
+                <wp:cNvGraphicFramePr/>
+                <a:graphic xmlns:a="http://schemas.openxmlformats.org/drawingml/2006/main">
+                  <a:graphicData uri="http://schemas.microsoft.com/office/word/2010/wordprocessingInk">
+                    <w14:contentPart bwMode="auto" r:id="rId66">
+                      <w14:nvContentPartPr>
+                        <w14:cNvContentPartPr/>
+                      </w14:nvContentPartPr>
+                      <w14:xfrm>
+                        <a:off x="0" y="0"/>
+                        <a:ext cx="154725" cy="133200"/>
+                      </w14:xfrm>
+                    </w14:contentPart>
+                  </a:graphicData>
+                </a:graphic>
+              </wp:anchor>
+            </w:drawing>
+          </mc:Choice>
+          <mc:Fallback>
+            <w:pict>
+              <v:shape w14:anchorId="304183B6" id="Ink 28" o:spid="_x0000_s1026" type="#_x0000_t75" style="position:absolute;margin-left:322.1pt;margin-top:185.85pt;width:13.6pt;height:11.9pt;z-index:251677696;visibility:visible;mso-wrap-style:square;mso-wrap-distance-left:9pt;mso-wrap-distance-top:0;mso-wrap-distance-right:9pt;mso-wrap-distance-bottom:0;mso-position-horizontal:absolute;mso-position-horizontal-relative:text;mso-position-vertical:absolute;mso-position-vertical-relative:text" o:gfxdata="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">
+                <v:imagedata r:id="rId67" o:title=""/>
+              </v:shape>
+            </w:pict>
+          </mc:Fallback>
+        </mc:AlternateContent>
+      </w:r>
     </w:p>
     <w:p>
       <w:pPr>
@@ -851,28 +1732,28 @@
         <mc:AlternateContent>
           <mc:Choice Requires="wpi">
             <w:drawing>
-              <wp:anchor distT="0" distB="0" distL="114300" distR="114300" simplePos="0" relativeHeight="251704320" behindDoc="0" locked="0" layoutInCell="1" allowOverlap="1" wp14:anchorId="2207FF2D" wp14:editId="4840ED32">
+              <wp:anchor distT="0" distB="0" distL="114300" distR="114300" simplePos="0" relativeHeight="251757568" behindDoc="0" locked="0" layoutInCell="1" allowOverlap="1" wp14:anchorId="166F1F37" wp14:editId="2DAB229B">
                 <wp:simplePos x="0" y="0"/>
                 <wp:positionH relativeFrom="column">
-                  <wp:posOffset>5060442</wp:posOffset>
+                  <wp:posOffset>3840286</wp:posOffset>
                 </wp:positionH>
                 <wp:positionV relativeFrom="paragraph">
-                  <wp:posOffset>176890</wp:posOffset>
+                  <wp:posOffset>256441</wp:posOffset>
                 </wp:positionV>
-                <wp:extent cx="262080" cy="43920"/>
-                <wp:effectExtent l="57150" t="57150" r="43180" b="51435"/>
+                <wp:extent cx="95040" cy="151200"/>
+                <wp:effectExtent l="57150" t="57150" r="38735" b="58420"/>
                 <wp:wrapNone/>
-                <wp:docPr id="2032498098" name="Ink 62"/>
+                <wp:docPr id="1999092649" name="Ink 59"/>
                 <wp:cNvGraphicFramePr/>
                 <a:graphic xmlns:a="http://schemas.openxmlformats.org/drawingml/2006/main">
                   <a:graphicData uri="http://schemas.microsoft.com/office/word/2010/wordprocessingInk">
-                    <w14:contentPart bwMode="auto" r:id="rId34">
+                    <w14:contentPart bwMode="auto" r:id="rId68">
                       <w14:nvContentPartPr>
                         <w14:cNvContentPartPr/>
                       </w14:nvContentPartPr>
                       <w14:xfrm>
                         <a:off x="0" y="0"/>
-                        <a:ext cx="262080" cy="43920"/>
+                        <a:ext cx="95040" cy="151200"/>
                       </w14:xfrm>
                     </w14:contentPart>
                   </a:graphicData>
@@ -882,8 +1763,8 @@
           </mc:Choice>
           <mc:Fallback>
             <w:pict>
-              <v:shape w14:anchorId="3FCEF049" id="Ink 62" o:spid="_x0000_s1026" type="#_x0000_t75" style="position:absolute;margin-left:397.75pt;margin-top:13.25pt;width:22.1pt;height:4.85pt;z-index:251704320;visibility:visible;mso-wrap-style:square;mso-wrap-distance-left:9pt;mso-wrap-distance-top:0;mso-wrap-distance-right:9pt;mso-wrap-distance-bottom:0;mso-position-horizontal:absolute;mso-position-horizontal-relative:text;mso-position-vertical:absolute;mso-position-vertical-relative:text" o:gfxdata="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">
-                <v:imagedata r:id="rId35" o:title=""/>
+              <v:shape w14:anchorId="7430F96E" id="Ink 59" o:spid="_x0000_s1026" type="#_x0000_t75" style="position:absolute;margin-left:301.7pt;margin-top:19.5pt;width:8.9pt;height:13.3pt;z-index:251757568;visibility:visible;mso-wrap-style:square;mso-wrap-distance-left:9pt;mso-wrap-distance-top:0;mso-wrap-distance-right:9pt;mso-wrap-distance-bottom:0;mso-position-horizontal:absolute;mso-position-horizontal-relative:text;mso-position-vertical:absolute;mso-position-vertical-relative:text" o:gfxdata="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">
+                <v:imagedata r:id="rId69" o:title=""/>
               </v:shape>
             </w:pict>
           </mc:Fallback>
@@ -901,28 +1782,28 @@
         <mc:AlternateContent>
           <mc:Choice Requires="wpi">
             <w:drawing>
-              <wp:anchor distT="0" distB="0" distL="114300" distR="114300" simplePos="0" relativeHeight="251687936" behindDoc="0" locked="0" layoutInCell="1" allowOverlap="1" wp14:anchorId="25A1D06E" wp14:editId="62E3A08C">
+              <wp:anchor distT="0" distB="0" distL="114300" distR="114300" simplePos="0" relativeHeight="251756544" behindDoc="0" locked="0" layoutInCell="1" allowOverlap="1" wp14:anchorId="1AC78F4C" wp14:editId="60ADDF64">
                 <wp:simplePos x="0" y="0"/>
                 <wp:positionH relativeFrom="column">
-                  <wp:posOffset>3925722</wp:posOffset>
+                  <wp:posOffset>3749206</wp:posOffset>
                 </wp:positionH>
                 <wp:positionV relativeFrom="paragraph">
-                  <wp:posOffset>237730</wp:posOffset>
+                  <wp:posOffset>332761</wp:posOffset>
                 </wp:positionV>
-                <wp:extent cx="97560" cy="131040"/>
-                <wp:effectExtent l="57150" t="57150" r="36195" b="40640"/>
+                <wp:extent cx="53280" cy="3240"/>
+                <wp:effectExtent l="57150" t="57150" r="42545" b="53975"/>
                 <wp:wrapNone/>
-                <wp:docPr id="717895299" name="Ink 43"/>
+                <wp:docPr id="491579296" name="Ink 57"/>
                 <wp:cNvGraphicFramePr/>
                 <a:graphic xmlns:a="http://schemas.openxmlformats.org/drawingml/2006/main">
                   <a:graphicData uri="http://schemas.microsoft.com/office/word/2010/wordprocessingInk">
-                    <w14:contentPart bwMode="auto" r:id="rId36">
+                    <w14:contentPart bwMode="auto" r:id="rId70">
                       <w14:nvContentPartPr>
                         <w14:cNvContentPartPr/>
                       </w14:nvContentPartPr>
                       <w14:xfrm>
                         <a:off x="0" y="0"/>
-                        <a:ext cx="97560" cy="131040"/>
+                        <a:ext cx="53280" cy="3240"/>
                       </w14:xfrm>
                     </w14:contentPart>
                   </a:graphicData>
@@ -932,8 +1813,8 @@
           </mc:Choice>
           <mc:Fallback>
             <w:pict>
-              <v:shape w14:anchorId="7E45DE9C" id="Ink 43" o:spid="_x0000_s1026" type="#_x0000_t75" style="position:absolute;margin-left:308.4pt;margin-top:18pt;width:9.1pt;height:11.7pt;z-index:251687936;visibility:visible;mso-wrap-style:square;mso-wrap-distance-left:9pt;mso-wrap-distance-top:0;mso-wrap-distance-right:9pt;mso-wrap-distance-bottom:0;mso-position-horizontal:absolute;mso-position-horizontal-relative:text;mso-position-vertical:absolute;mso-position-vertical-relative:text" o:gfxdata="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">
-                <v:imagedata r:id="rId37" o:title=""/>
+              <v:shape w14:anchorId="0C3107FE" id="Ink 57" o:spid="_x0000_s1026" type="#_x0000_t75" style="position:absolute;margin-left:294.5pt;margin-top:25.5pt;width:5.65pt;height:1.65pt;z-index:251756544;visibility:visible;mso-wrap-style:square;mso-wrap-distance-left:9pt;mso-wrap-distance-top:0;mso-wrap-distance-right:9pt;mso-wrap-distance-bottom:0;mso-position-horizontal:absolute;mso-position-horizontal-relative:text;mso-position-vertical:absolute;mso-position-vertical-relative:text" o:gfxdata="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">
+                <v:imagedata r:id="rId71" o:title=""/>
               </v:shape>
             </w:pict>
           </mc:Fallback>
@@ -951,28 +1832,28 @@
         <mc:AlternateContent>
           <mc:Choice Requires="wpi">
             <w:drawing>
-              <wp:anchor distT="0" distB="0" distL="114300" distR="114300" simplePos="0" relativeHeight="251686912" behindDoc="0" locked="0" layoutInCell="1" allowOverlap="1" wp14:anchorId="41C29482" wp14:editId="36A7939B">
+              <wp:anchor distT="0" distB="0" distL="114300" distR="114300" simplePos="0" relativeHeight="251753472" behindDoc="0" locked="0" layoutInCell="1" allowOverlap="1" wp14:anchorId="64639269" wp14:editId="16B24616">
                 <wp:simplePos x="0" y="0"/>
                 <wp:positionH relativeFrom="column">
-                  <wp:posOffset>3814842</wp:posOffset>
+                  <wp:posOffset>1837606</wp:posOffset>
                 </wp:positionH>
                 <wp:positionV relativeFrom="paragraph">
-                  <wp:posOffset>320170</wp:posOffset>
+                  <wp:posOffset>217561</wp:posOffset>
                 </wp:positionV>
-                <wp:extent cx="89280" cy="26640"/>
-                <wp:effectExtent l="57150" t="57150" r="44450" b="50165"/>
+                <wp:extent cx="91800" cy="127440"/>
+                <wp:effectExtent l="57150" t="57150" r="22860" b="44450"/>
                 <wp:wrapNone/>
-                <wp:docPr id="1838946276" name="Ink 41"/>
+                <wp:docPr id="295730449" name="Ink 56"/>
                 <wp:cNvGraphicFramePr/>
                 <a:graphic xmlns:a="http://schemas.openxmlformats.org/drawingml/2006/main">
                   <a:graphicData uri="http://schemas.microsoft.com/office/word/2010/wordprocessingInk">
-                    <w14:contentPart bwMode="auto" r:id="rId38">
+                    <w14:contentPart bwMode="auto" r:id="rId72">
                       <w14:nvContentPartPr>
                         <w14:cNvContentPartPr/>
                       </w14:nvContentPartPr>
                       <w14:xfrm>
                         <a:off x="0" y="0"/>
-                        <a:ext cx="89280" cy="26640"/>
+                        <a:ext cx="91800" cy="127440"/>
                       </w14:xfrm>
                     </w14:contentPart>
                   </a:graphicData>
@@ -982,58 +1863,8 @@
           </mc:Choice>
           <mc:Fallback>
             <w:pict>
-              <v:shape w14:anchorId="07D074A1" id="Ink 41" o:spid="_x0000_s1026" type="#_x0000_t75" style="position:absolute;margin-left:299.7pt;margin-top:24.5pt;width:8.45pt;height:3.55pt;z-index:251686912;visibility:visible;mso-wrap-style:square;mso-wrap-distance-left:9pt;mso-wrap-distance-top:0;mso-wrap-distance-right:9pt;mso-wrap-distance-bottom:0;mso-position-horizontal:absolute;mso-position-horizontal-relative:text;mso-position-vertical:absolute;mso-position-vertical-relative:text" o:gfxdata="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">
-                <v:imagedata r:id="rId39" o:title=""/>
-              </v:shape>
-            </w:pict>
-          </mc:Fallback>
-        </mc:AlternateContent>
-      </w:r>
-      <w:r>
-        <w:rPr>
-          <w:rFonts w:ascii="Times New Roman" w:hAnsi="Times New Roman" w:cs="Times New Roman"/>
-          <w:b/>
-          <w:iCs/>
-          <w:noProof/>
-          <w:sz w:val="24"/>
-          <w:szCs w:val="24"/>
-        </w:rPr>
-        <mc:AlternateContent>
-          <mc:Choice Requires="wpi">
-            <w:drawing>
-              <wp:anchor distT="0" distB="0" distL="114300" distR="114300" simplePos="0" relativeHeight="251685888" behindDoc="0" locked="0" layoutInCell="1" allowOverlap="1" wp14:anchorId="409169F8" wp14:editId="1077E64C">
-                <wp:simplePos x="0" y="0"/>
-                <wp:positionH relativeFrom="column">
-                  <wp:posOffset>1805682</wp:posOffset>
-                </wp:positionH>
-                <wp:positionV relativeFrom="paragraph">
-                  <wp:posOffset>208570</wp:posOffset>
-                </wp:positionV>
-                <wp:extent cx="138600" cy="102600"/>
-                <wp:effectExtent l="57150" t="57150" r="52070" b="50165"/>
-                <wp:wrapNone/>
-                <wp:docPr id="331664807" name="Ink 38"/>
-                <wp:cNvGraphicFramePr/>
-                <a:graphic xmlns:a="http://schemas.openxmlformats.org/drawingml/2006/main">
-                  <a:graphicData uri="http://schemas.microsoft.com/office/word/2010/wordprocessingInk">
-                    <w14:contentPart bwMode="auto" r:id="rId40">
-                      <w14:nvContentPartPr>
-                        <w14:cNvContentPartPr/>
-                      </w14:nvContentPartPr>
-                      <w14:xfrm>
-                        <a:off x="0" y="0"/>
-                        <a:ext cx="138600" cy="102600"/>
-                      </w14:xfrm>
-                    </w14:contentPart>
-                  </a:graphicData>
-                </a:graphic>
-              </wp:anchor>
-            </w:drawing>
-          </mc:Choice>
-          <mc:Fallback>
-            <w:pict>
-              <v:shape w14:anchorId="427E6BE6" id="Ink 38" o:spid="_x0000_s1026" type="#_x0000_t75" style="position:absolute;margin-left:141.5pt;margin-top:15.7pt;width:12.3pt;height:9.5pt;z-index:251685888;visibility:visible;mso-wrap-style:square;mso-wrap-distance-left:9pt;mso-wrap-distance-top:0;mso-wrap-distance-right:9pt;mso-wrap-distance-bottom:0;mso-position-horizontal:absolute;mso-position-horizontal-relative:text;mso-position-vertical:absolute;mso-position-vertical-relative:text" o:gfxdata="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">
-                <v:imagedata r:id="rId41" o:title=""/>
+              <v:shape w14:anchorId="7BC319AA" id="Ink 56" o:spid="_x0000_s1026" type="#_x0000_t75" style="position:absolute;margin-left:2in;margin-top:16.45pt;width:8.65pt;height:11.45pt;z-index:251753472;visibility:visible;mso-wrap-style:square;mso-wrap-distance-left:9pt;mso-wrap-distance-top:0;mso-wrap-distance-right:9pt;mso-wrap-distance-bottom:0;mso-position-horizontal:absolute;mso-position-horizontal-relative:text;mso-position-vertical:absolute;mso-position-vertical-relative:text" o:gfxdata="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">
+                <v:imagedata r:id="rId73" o:title=""/>
               </v:shape>
             </w:pict>
           </mc:Fallback>
@@ -1194,28 +2025,28 @@
         <mc:AlternateContent>
           <mc:Choice Requires="wpi">
             <w:drawing>
-              <wp:anchor distT="0" distB="0" distL="114300" distR="114300" simplePos="0" relativeHeight="251703296" behindDoc="0" locked="0" layoutInCell="1" allowOverlap="1" wp14:anchorId="0D3B46AB" wp14:editId="50936325">
+              <wp:anchor distT="0" distB="0" distL="114300" distR="114300" simplePos="0" relativeHeight="251841536" behindDoc="0" locked="0" layoutInCell="1" allowOverlap="1" wp14:anchorId="2E514DD5" wp14:editId="07DEF44A">
                 <wp:simplePos x="0" y="0"/>
                 <wp:positionH relativeFrom="column">
-                  <wp:posOffset>4575522</wp:posOffset>
+                  <wp:posOffset>125730</wp:posOffset>
                 </wp:positionH>
                 <wp:positionV relativeFrom="paragraph">
-                  <wp:posOffset>1143760</wp:posOffset>
+                  <wp:posOffset>425450</wp:posOffset>
                 </wp:positionV>
-                <wp:extent cx="413280" cy="297000"/>
-                <wp:effectExtent l="57150" t="57150" r="0" b="46355"/>
+                <wp:extent cx="719455" cy="8890"/>
+                <wp:effectExtent l="57150" t="57150" r="42545" b="48260"/>
                 <wp:wrapNone/>
-                <wp:docPr id="1878154506" name="Ink 60"/>
+                <wp:docPr id="1103941573" name="Ink 160"/>
                 <wp:cNvGraphicFramePr/>
                 <a:graphic xmlns:a="http://schemas.openxmlformats.org/drawingml/2006/main">
                   <a:graphicData uri="http://schemas.microsoft.com/office/word/2010/wordprocessingInk">
-                    <w14:contentPart bwMode="auto" r:id="rId42">
+                    <w14:contentPart bwMode="auto" r:id="rId74">
                       <w14:nvContentPartPr>
                         <w14:cNvContentPartPr/>
                       </w14:nvContentPartPr>
                       <w14:xfrm>
                         <a:off x="0" y="0"/>
-                        <a:ext cx="413280" cy="297000"/>
+                        <a:ext cx="719455" cy="8890"/>
                       </w14:xfrm>
                     </w14:contentPart>
                   </a:graphicData>
@@ -1225,8 +2056,1394 @@
           </mc:Choice>
           <mc:Fallback>
             <w:pict>
-              <v:shape w14:anchorId="354B3ED7" id="Ink 60" o:spid="_x0000_s1026" type="#_x0000_t75" style="position:absolute;margin-left:359.6pt;margin-top:89.35pt;width:34pt;height:24.8pt;z-index:251703296;visibility:visible;mso-wrap-style:square;mso-wrap-distance-left:9pt;mso-wrap-distance-top:0;mso-wrap-distance-right:9pt;mso-wrap-distance-bottom:0;mso-position-horizontal:absolute;mso-position-horizontal-relative:text;mso-position-vertical:absolute;mso-position-vertical-relative:text" o:gfxdata="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">
-                <v:imagedata r:id="rId43" o:title=""/>
+              <v:shape w14:anchorId="5FA06492" id="Ink 160" o:spid="_x0000_s1026" type="#_x0000_t75" style="position:absolute;margin-left:9.2pt;margin-top:32.85pt;width:58.05pt;height:2.05pt;z-index:251841536;visibility:visible;mso-wrap-style:square;mso-wrap-distance-left:9pt;mso-wrap-distance-top:0;mso-wrap-distance-right:9pt;mso-wrap-distance-bottom:0;mso-position-horizontal:absolute;mso-position-horizontal-relative:text;mso-position-vertical:absolute;mso-position-vertical-relative:text" o:gfxdata="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">
+                <v:imagedata r:id="rId75" o:title=""/>
+              </v:shape>
+            </w:pict>
+          </mc:Fallback>
+        </mc:AlternateContent>
+      </w:r>
+      <w:r>
+        <w:rPr>
+          <w:rFonts w:ascii="Times New Roman" w:hAnsi="Times New Roman" w:cs="Times New Roman"/>
+          <w:b/>
+          <w:iCs/>
+          <w:noProof/>
+          <w:sz w:val="24"/>
+          <w:szCs w:val="24"/>
+        </w:rPr>
+        <mc:AlternateContent>
+          <mc:Choice Requires="wpi">
+            <w:drawing>
+              <wp:anchor distT="0" distB="0" distL="114300" distR="114300" simplePos="0" relativeHeight="251842560" behindDoc="0" locked="0" layoutInCell="1" allowOverlap="1" wp14:anchorId="7A6A57EE" wp14:editId="4D711FD4">
+                <wp:simplePos x="0" y="0"/>
+                <wp:positionH relativeFrom="column">
+                  <wp:posOffset>280035</wp:posOffset>
+                </wp:positionH>
+                <wp:positionV relativeFrom="paragraph">
+                  <wp:posOffset>264160</wp:posOffset>
+                </wp:positionV>
+                <wp:extent cx="70485" cy="1383030"/>
+                <wp:effectExtent l="57150" t="57150" r="43815" b="45720"/>
+                <wp:wrapNone/>
+                <wp:docPr id="187683299" name="Ink 163"/>
+                <wp:cNvGraphicFramePr/>
+                <a:graphic xmlns:a="http://schemas.openxmlformats.org/drawingml/2006/main">
+                  <a:graphicData uri="http://schemas.microsoft.com/office/word/2010/wordprocessingInk">
+                    <w14:contentPart bwMode="auto" r:id="rId76">
+                      <w14:nvContentPartPr>
+                        <w14:cNvContentPartPr/>
+                      </w14:nvContentPartPr>
+                      <w14:xfrm>
+                        <a:off x="0" y="0"/>
+                        <a:ext cx="70485" cy="1383030"/>
+                      </w14:xfrm>
+                    </w14:contentPart>
+                  </a:graphicData>
+                </a:graphic>
+              </wp:anchor>
+            </w:drawing>
+          </mc:Choice>
+          <mc:Fallback>
+            <w:pict>
+              <v:shape w14:anchorId="59531F04" id="Ink 163" o:spid="_x0000_s1026" type="#_x0000_t75" style="position:absolute;margin-left:21.35pt;margin-top:20.1pt;width:6.95pt;height:110.3pt;z-index:251842560;visibility:visible;mso-wrap-style:square;mso-wrap-distance-left:9pt;mso-wrap-distance-top:0;mso-wrap-distance-right:9pt;mso-wrap-distance-bottom:0;mso-position-horizontal:absolute;mso-position-horizontal-relative:text;mso-position-vertical:absolute;mso-position-vertical-relative:text" o:gfxdata="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">
+                <v:imagedata r:id="rId77" o:title=""/>
+              </v:shape>
+            </w:pict>
+          </mc:Fallback>
+        </mc:AlternateContent>
+      </w:r>
+      <w:r>
+        <w:rPr>
+          <w:rFonts w:ascii="Times New Roman" w:hAnsi="Times New Roman" w:cs="Times New Roman"/>
+          <w:b/>
+          <w:iCs/>
+          <w:noProof/>
+          <w:sz w:val="24"/>
+          <w:szCs w:val="24"/>
+        </w:rPr>
+        <mc:AlternateContent>
+          <mc:Choice Requires="wpi">
+            <w:drawing>
+              <wp:anchor distT="0" distB="0" distL="114300" distR="114300" simplePos="0" relativeHeight="251857920" behindDoc="0" locked="0" layoutInCell="1" allowOverlap="1" wp14:anchorId="08961389" wp14:editId="74BE8E97">
+                <wp:simplePos x="0" y="0"/>
+                <wp:positionH relativeFrom="column">
+                  <wp:posOffset>445770</wp:posOffset>
+                </wp:positionH>
+                <wp:positionV relativeFrom="paragraph">
+                  <wp:posOffset>248285</wp:posOffset>
+                </wp:positionV>
+                <wp:extent cx="113030" cy="137160"/>
+                <wp:effectExtent l="57150" t="57150" r="58420" b="53340"/>
+                <wp:wrapNone/>
+                <wp:docPr id="1784243902" name="Ink 181"/>
+                <wp:cNvGraphicFramePr/>
+                <a:graphic xmlns:a="http://schemas.openxmlformats.org/drawingml/2006/main">
+                  <a:graphicData uri="http://schemas.microsoft.com/office/word/2010/wordprocessingInk">
+                    <w14:contentPart bwMode="auto" r:id="rId78">
+                      <w14:nvContentPartPr>
+                        <w14:cNvContentPartPr/>
+                      </w14:nvContentPartPr>
+                      <w14:xfrm>
+                        <a:off x="0" y="0"/>
+                        <a:ext cx="113030" cy="137160"/>
+                      </w14:xfrm>
+                    </w14:contentPart>
+                  </a:graphicData>
+                </a:graphic>
+              </wp:anchor>
+            </w:drawing>
+          </mc:Choice>
+          <mc:Fallback>
+            <w:pict>
+              <v:shape w14:anchorId="298FC994" id="Ink 181" o:spid="_x0000_s1026" type="#_x0000_t75" style="position:absolute;margin-left:34.4pt;margin-top:18.85pt;width:10.3pt;height:12.2pt;z-index:251857920;visibility:visible;mso-wrap-style:square;mso-wrap-distance-left:9pt;mso-wrap-distance-top:0;mso-wrap-distance-right:9pt;mso-wrap-distance-bottom:0;mso-position-horizontal:absolute;mso-position-horizontal-relative:text;mso-position-vertical:absolute;mso-position-vertical-relative:text" o:gfxdata="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">
+                <v:imagedata r:id="rId79" o:title=""/>
+              </v:shape>
+            </w:pict>
+          </mc:Fallback>
+        </mc:AlternateContent>
+      </w:r>
+      <w:r>
+        <w:rPr>
+          <w:rFonts w:ascii="Times New Roman" w:hAnsi="Times New Roman" w:cs="Times New Roman"/>
+          <w:b/>
+          <w:iCs/>
+          <w:noProof/>
+          <w:sz w:val="24"/>
+          <w:szCs w:val="24"/>
+        </w:rPr>
+        <mc:AlternateContent>
+          <mc:Choice Requires="wpi">
+            <w:drawing>
+              <wp:anchor distT="0" distB="0" distL="114300" distR="114300" simplePos="0" relativeHeight="251856896" behindDoc="0" locked="0" layoutInCell="1" allowOverlap="1" wp14:anchorId="12CE4BE9" wp14:editId="71A57D23">
+                <wp:simplePos x="0" y="0"/>
+                <wp:positionH relativeFrom="column">
+                  <wp:posOffset>33020</wp:posOffset>
+                </wp:positionH>
+                <wp:positionV relativeFrom="paragraph">
+                  <wp:posOffset>492760</wp:posOffset>
+                </wp:positionV>
+                <wp:extent cx="185420" cy="1092835"/>
+                <wp:effectExtent l="57150" t="57150" r="43180" b="50165"/>
+                <wp:wrapNone/>
+                <wp:docPr id="906716947" name="Ink 180"/>
+                <wp:cNvGraphicFramePr/>
+                <a:graphic xmlns:a="http://schemas.openxmlformats.org/drawingml/2006/main">
+                  <a:graphicData uri="http://schemas.microsoft.com/office/word/2010/wordprocessingInk">
+                    <w14:contentPart bwMode="auto" r:id="rId80">
+                      <w14:nvContentPartPr>
+                        <w14:cNvContentPartPr/>
+                      </w14:nvContentPartPr>
+                      <w14:xfrm>
+                        <a:off x="0" y="0"/>
+                        <a:ext cx="185420" cy="1092835"/>
+                      </w14:xfrm>
+                    </w14:contentPart>
+                  </a:graphicData>
+                </a:graphic>
+              </wp:anchor>
+            </w:drawing>
+          </mc:Choice>
+          <mc:Fallback>
+            <w:pict>
+              <v:shape w14:anchorId="7EBFF8AA" id="Ink 180" o:spid="_x0000_s1026" type="#_x0000_t75" style="position:absolute;margin-left:1.9pt;margin-top:38.1pt;width:16pt;height:87.45pt;z-index:251856896;visibility:visible;mso-wrap-style:square;mso-wrap-distance-left:9pt;mso-wrap-distance-top:0;mso-wrap-distance-right:9pt;mso-wrap-distance-bottom:0;mso-position-horizontal:absolute;mso-position-horizontal-relative:text;mso-position-vertical:absolute;mso-position-vertical-relative:text" o:gfxdata="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">
+                <v:imagedata r:id="rId81" o:title=""/>
+              </v:shape>
+            </w:pict>
+          </mc:Fallback>
+        </mc:AlternateContent>
+      </w:r>
+      <w:r>
+        <w:rPr>
+          <w:rFonts w:ascii="Times New Roman" w:hAnsi="Times New Roman" w:cs="Times New Roman"/>
+          <w:b/>
+          <w:iCs/>
+          <w:noProof/>
+          <w:sz w:val="24"/>
+          <w:szCs w:val="24"/>
+        </w:rPr>
+        <mc:AlternateContent>
+          <mc:Choice Requires="wpi">
+            <w:drawing>
+              <wp:anchor distT="0" distB="0" distL="114300" distR="114300" simplePos="0" relativeHeight="251858944" behindDoc="0" locked="0" layoutInCell="1" allowOverlap="1" wp14:anchorId="7AF3BFCE" wp14:editId="2E363BEB">
+                <wp:simplePos x="0" y="0"/>
+                <wp:positionH relativeFrom="column">
+                  <wp:posOffset>307340</wp:posOffset>
+                </wp:positionH>
+                <wp:positionV relativeFrom="paragraph">
+                  <wp:posOffset>1587500</wp:posOffset>
+                </wp:positionV>
+                <wp:extent cx="26035" cy="386080"/>
+                <wp:effectExtent l="57150" t="57150" r="50165" b="52070"/>
+                <wp:wrapNone/>
+                <wp:docPr id="538562235" name="Ink 183"/>
+                <wp:cNvGraphicFramePr/>
+                <a:graphic xmlns:a="http://schemas.openxmlformats.org/drawingml/2006/main">
+                  <a:graphicData uri="http://schemas.microsoft.com/office/word/2010/wordprocessingInk">
+                    <w14:contentPart bwMode="auto" r:id="rId82">
+                      <w14:nvContentPartPr>
+                        <w14:cNvContentPartPr/>
+                      </w14:nvContentPartPr>
+                      <w14:xfrm>
+                        <a:off x="0" y="0"/>
+                        <a:ext cx="26035" cy="386080"/>
+                      </w14:xfrm>
+                    </w14:contentPart>
+                  </a:graphicData>
+                </a:graphic>
+              </wp:anchor>
+            </w:drawing>
+          </mc:Choice>
+          <mc:Fallback>
+            <w:pict>
+              <v:shape w14:anchorId="3CB77902" id="Ink 183" o:spid="_x0000_s1026" type="#_x0000_t75" style="position:absolute;margin-left:23.5pt;margin-top:124.3pt;width:3.4pt;height:31.8pt;z-index:251858944;visibility:visible;mso-wrap-style:square;mso-wrap-distance-left:9pt;mso-wrap-distance-top:0;mso-wrap-distance-right:9pt;mso-wrap-distance-bottom:0;mso-position-horizontal:absolute;mso-position-horizontal-relative:text;mso-position-vertical:absolute;mso-position-vertical-relative:text" o:gfxdata="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">
+                <v:imagedata r:id="rId83" o:title=""/>
+              </v:shape>
+            </w:pict>
+          </mc:Fallback>
+        </mc:AlternateContent>
+      </w:r>
+      <w:r>
+        <w:rPr>
+          <w:rFonts w:ascii="Times New Roman" w:hAnsi="Times New Roman" w:cs="Times New Roman"/>
+          <w:b/>
+          <w:iCs/>
+          <w:noProof/>
+          <w:sz w:val="24"/>
+          <w:szCs w:val="24"/>
+        </w:rPr>
+        <mc:AlternateContent>
+          <mc:Choice Requires="wpi">
+            <w:drawing>
+              <wp:anchor distT="0" distB="0" distL="114300" distR="114300" simplePos="0" relativeHeight="251866112" behindDoc="0" locked="0" layoutInCell="1" allowOverlap="1" wp14:anchorId="4682CB13" wp14:editId="16FE209F">
+                <wp:simplePos x="0" y="0"/>
+                <wp:positionH relativeFrom="column">
+                  <wp:posOffset>61595</wp:posOffset>
+                </wp:positionH>
+                <wp:positionV relativeFrom="paragraph">
+                  <wp:posOffset>1645285</wp:posOffset>
+                </wp:positionV>
+                <wp:extent cx="257810" cy="423545"/>
+                <wp:effectExtent l="57150" t="57150" r="46990" b="52705"/>
+                <wp:wrapNone/>
+                <wp:docPr id="1458533540" name="Ink 192"/>
+                <wp:cNvGraphicFramePr/>
+                <a:graphic xmlns:a="http://schemas.openxmlformats.org/drawingml/2006/main">
+                  <a:graphicData uri="http://schemas.microsoft.com/office/word/2010/wordprocessingInk">
+                    <w14:contentPart bwMode="auto" r:id="rId84">
+                      <w14:nvContentPartPr>
+                        <w14:cNvContentPartPr/>
+                      </w14:nvContentPartPr>
+                      <w14:xfrm>
+                        <a:off x="0" y="0"/>
+                        <a:ext cx="257810" cy="423545"/>
+                      </w14:xfrm>
+                    </w14:contentPart>
+                  </a:graphicData>
+                </a:graphic>
+              </wp:anchor>
+            </w:drawing>
+          </mc:Choice>
+          <mc:Fallback>
+            <w:pict>
+              <v:shape w14:anchorId="6435BAF1" id="Ink 192" o:spid="_x0000_s1026" type="#_x0000_t75" style="position:absolute;margin-left:4.15pt;margin-top:128.85pt;width:21.7pt;height:34.75pt;z-index:251866112;visibility:visible;mso-wrap-style:square;mso-wrap-distance-left:9pt;mso-wrap-distance-top:0;mso-wrap-distance-right:9pt;mso-wrap-distance-bottom:0;mso-position-horizontal:absolute;mso-position-horizontal-relative:text;mso-position-vertical:absolute;mso-position-vertical-relative:text" o:gfxdata="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">
+                <v:imagedata r:id="rId85" o:title=""/>
+              </v:shape>
+            </w:pict>
+          </mc:Fallback>
+        </mc:AlternateContent>
+      </w:r>
+      <w:r>
+        <w:rPr>
+          <w:rFonts w:ascii="Times New Roman" w:hAnsi="Times New Roman" w:cs="Times New Roman"/>
+          <w:b/>
+          <w:iCs/>
+          <w:noProof/>
+          <w:sz w:val="24"/>
+          <w:szCs w:val="24"/>
+        </w:rPr>
+        <mc:AlternateContent>
+          <mc:Choice Requires="wpi">
+            <w:drawing>
+              <wp:anchor distT="0" distB="0" distL="114300" distR="114300" simplePos="0" relativeHeight="251867136" behindDoc="0" locked="0" layoutInCell="1" allowOverlap="1" wp14:anchorId="36D3E3B7" wp14:editId="03FCDEDB">
+                <wp:simplePos x="0" y="0"/>
+                <wp:positionH relativeFrom="column">
+                  <wp:posOffset>428625</wp:posOffset>
+                </wp:positionH>
+                <wp:positionV relativeFrom="paragraph">
+                  <wp:posOffset>1945005</wp:posOffset>
+                </wp:positionV>
+                <wp:extent cx="154305" cy="64135"/>
+                <wp:effectExtent l="57150" t="57150" r="36195" b="50165"/>
+                <wp:wrapNone/>
+                <wp:docPr id="962107904" name="Ink 195"/>
+                <wp:cNvGraphicFramePr/>
+                <a:graphic xmlns:a="http://schemas.openxmlformats.org/drawingml/2006/main">
+                  <a:graphicData uri="http://schemas.microsoft.com/office/word/2010/wordprocessingInk">
+                    <w14:contentPart bwMode="auto" r:id="rId86">
+                      <w14:nvContentPartPr>
+                        <w14:cNvContentPartPr/>
+                      </w14:nvContentPartPr>
+                      <w14:xfrm>
+                        <a:off x="0" y="0"/>
+                        <a:ext cx="154305" cy="64135"/>
+                      </w14:xfrm>
+                    </w14:contentPart>
+                  </a:graphicData>
+                </a:graphic>
+              </wp:anchor>
+            </w:drawing>
+          </mc:Choice>
+          <mc:Fallback>
+            <w:pict>
+              <v:shape w14:anchorId="3459B779" id="Ink 195" o:spid="_x0000_s1026" type="#_x0000_t75" style="position:absolute;margin-left:33.05pt;margin-top:152.45pt;width:13.55pt;height:6.45pt;z-index:251867136;visibility:visible;mso-wrap-style:square;mso-wrap-distance-left:9pt;mso-wrap-distance-top:0;mso-wrap-distance-right:9pt;mso-wrap-distance-bottom:0;mso-position-horizontal:absolute;mso-position-horizontal-relative:text;mso-position-vertical:absolute;mso-position-vertical-relative:text" o:gfxdata="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">
+                <v:imagedata r:id="rId87" o:title=""/>
+              </v:shape>
+            </w:pict>
+          </mc:Fallback>
+        </mc:AlternateContent>
+      </w:r>
+      <w:r>
+        <w:rPr>
+          <w:rFonts w:ascii="Times New Roman" w:hAnsi="Times New Roman" w:cs="Times New Roman"/>
+          <w:b/>
+          <w:iCs/>
+          <w:noProof/>
+          <w:sz w:val="24"/>
+          <w:szCs w:val="24"/>
+        </w:rPr>
+        <mc:AlternateContent>
+          <mc:Choice Requires="wpi">
+            <w:drawing>
+              <wp:anchor distT="0" distB="0" distL="114300" distR="114300" simplePos="0" relativeHeight="251869184" behindDoc="0" locked="0" layoutInCell="1" allowOverlap="1" wp14:anchorId="35D17A6C" wp14:editId="63C126DD">
+                <wp:simplePos x="0" y="0"/>
+                <wp:positionH relativeFrom="column">
+                  <wp:posOffset>428625</wp:posOffset>
+                </wp:positionH>
+                <wp:positionV relativeFrom="paragraph">
+                  <wp:posOffset>1758315</wp:posOffset>
+                </wp:positionV>
+                <wp:extent cx="154305" cy="64135"/>
+                <wp:effectExtent l="57150" t="57150" r="36195" b="50165"/>
+                <wp:wrapNone/>
+                <wp:docPr id="389823418" name="Ink 195"/>
+                <wp:cNvGraphicFramePr/>
+                <a:graphic xmlns:a="http://schemas.openxmlformats.org/drawingml/2006/main">
+                  <a:graphicData uri="http://schemas.microsoft.com/office/word/2010/wordprocessingInk">
+                    <w14:contentPart bwMode="auto" r:id="rId88">
+                      <w14:nvContentPartPr>
+                        <w14:cNvContentPartPr/>
+                      </w14:nvContentPartPr>
+                      <w14:xfrm>
+                        <a:off x="0" y="0"/>
+                        <a:ext cx="154305" cy="64135"/>
+                      </w14:xfrm>
+                    </w14:contentPart>
+                  </a:graphicData>
+                </a:graphic>
+              </wp:anchor>
+            </w:drawing>
+          </mc:Choice>
+          <mc:Fallback>
+            <w:pict>
+              <v:shape w14:anchorId="682AE558" id="Ink 195" o:spid="_x0000_s1026" type="#_x0000_t75" style="position:absolute;margin-left:33.05pt;margin-top:137.75pt;width:13.55pt;height:6.45pt;z-index:251869184;visibility:visible;mso-wrap-style:square;mso-wrap-distance-left:9pt;mso-wrap-distance-top:0;mso-wrap-distance-right:9pt;mso-wrap-distance-bottom:0;mso-position-horizontal:absolute;mso-position-horizontal-relative:text;mso-position-vertical:absolute;mso-position-vertical-relative:text" o:gfxdata="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">
+                <v:imagedata r:id="rId87" o:title=""/>
+              </v:shape>
+            </w:pict>
+          </mc:Fallback>
+        </mc:AlternateContent>
+      </w:r>
+      <w:r>
+        <w:rPr>
+          <w:rFonts w:ascii="Times New Roman" w:hAnsi="Times New Roman" w:cs="Times New Roman"/>
+          <w:b/>
+          <w:iCs/>
+          <w:noProof/>
+          <w:sz w:val="24"/>
+          <w:szCs w:val="24"/>
+        </w:rPr>
+        <mc:AlternateContent>
+          <mc:Choice Requires="wpi">
+            <w:drawing>
+              <wp:anchor distT="0" distB="0" distL="114300" distR="114300" simplePos="0" relativeHeight="251871232" behindDoc="0" locked="0" layoutInCell="1" allowOverlap="1" wp14:anchorId="487BD5E2" wp14:editId="2C3E0E8E">
+                <wp:simplePos x="0" y="0"/>
+                <wp:positionH relativeFrom="column">
+                  <wp:posOffset>445770</wp:posOffset>
+                </wp:positionH>
+                <wp:positionV relativeFrom="paragraph">
+                  <wp:posOffset>1025525</wp:posOffset>
+                </wp:positionV>
+                <wp:extent cx="154305" cy="64135"/>
+                <wp:effectExtent l="57150" t="57150" r="36195" b="50165"/>
+                <wp:wrapNone/>
+                <wp:docPr id="1389326304" name="Ink 195"/>
+                <wp:cNvGraphicFramePr/>
+                <a:graphic xmlns:a="http://schemas.openxmlformats.org/drawingml/2006/main">
+                  <a:graphicData uri="http://schemas.microsoft.com/office/word/2010/wordprocessingInk">
+                    <w14:contentPart bwMode="auto" r:id="rId89">
+                      <w14:nvContentPartPr>
+                        <w14:cNvContentPartPr/>
+                      </w14:nvContentPartPr>
+                      <w14:xfrm>
+                        <a:off x="0" y="0"/>
+                        <a:ext cx="154305" cy="64135"/>
+                      </w14:xfrm>
+                    </w14:contentPart>
+                  </a:graphicData>
+                </a:graphic>
+              </wp:anchor>
+            </w:drawing>
+          </mc:Choice>
+          <mc:Fallback>
+            <w:pict>
+              <v:shape w14:anchorId="644F8A13" id="Ink 195" o:spid="_x0000_s1026" type="#_x0000_t75" style="position:absolute;margin-left:34.4pt;margin-top:80.05pt;width:13.55pt;height:6.45pt;z-index:251871232;visibility:visible;mso-wrap-style:square;mso-wrap-distance-left:9pt;mso-wrap-distance-top:0;mso-wrap-distance-right:9pt;mso-wrap-distance-bottom:0;mso-position-horizontal:absolute;mso-position-horizontal-relative:text;mso-position-vertical:absolute;mso-position-vertical-relative:text" o:gfxdata="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">
+                <v:imagedata r:id="rId87" o:title=""/>
+              </v:shape>
+            </w:pict>
+          </mc:Fallback>
+        </mc:AlternateContent>
+      </w:r>
+      <w:r>
+        <w:rPr>
+          <w:rFonts w:ascii="Times New Roman" w:hAnsi="Times New Roman" w:cs="Times New Roman"/>
+          <w:b/>
+          <w:iCs/>
+          <w:noProof/>
+          <w:sz w:val="24"/>
+          <w:szCs w:val="24"/>
+        </w:rPr>
+        <mc:AlternateContent>
+          <mc:Choice Requires="wpi">
+            <w:drawing>
+              <wp:anchor distT="0" distB="0" distL="114300" distR="114300" simplePos="0" relativeHeight="251872256" behindDoc="0" locked="0" layoutInCell="1" allowOverlap="1" wp14:anchorId="286E13D9" wp14:editId="36170596">
+                <wp:simplePos x="0" y="0"/>
+                <wp:positionH relativeFrom="column">
+                  <wp:posOffset>476250</wp:posOffset>
+                </wp:positionH>
+                <wp:positionV relativeFrom="paragraph">
+                  <wp:posOffset>476250</wp:posOffset>
+                </wp:positionV>
+                <wp:extent cx="97155" cy="139065"/>
+                <wp:effectExtent l="57150" t="57150" r="55245" b="51435"/>
+                <wp:wrapNone/>
+                <wp:docPr id="394231430" name="Ink 200"/>
+                <wp:cNvGraphicFramePr/>
+                <a:graphic xmlns:a="http://schemas.openxmlformats.org/drawingml/2006/main">
+                  <a:graphicData uri="http://schemas.microsoft.com/office/word/2010/wordprocessingInk">
+                    <w14:contentPart bwMode="auto" r:id="rId90">
+                      <w14:nvContentPartPr>
+                        <w14:cNvContentPartPr/>
+                      </w14:nvContentPartPr>
+                      <w14:xfrm>
+                        <a:off x="0" y="0"/>
+                        <a:ext cx="97155" cy="139065"/>
+                      </w14:xfrm>
+                    </w14:contentPart>
+                  </a:graphicData>
+                </a:graphic>
+              </wp:anchor>
+            </w:drawing>
+          </mc:Choice>
+          <mc:Fallback>
+            <w:pict>
+              <v:shape w14:anchorId="78BB7DF3" id="Ink 200" o:spid="_x0000_s1026" type="#_x0000_t75" style="position:absolute;margin-left:36.8pt;margin-top:36.8pt;width:9.05pt;height:12.35pt;z-index:251872256;visibility:visible;mso-wrap-style:square;mso-wrap-distance-left:9pt;mso-wrap-distance-top:0;mso-wrap-distance-right:9pt;mso-wrap-distance-bottom:0;mso-position-horizontal:absolute;mso-position-horizontal-relative:text;mso-position-vertical:absolute;mso-position-vertical-relative:text" o:gfxdata="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">
+                <v:imagedata r:id="rId91" o:title=""/>
+              </v:shape>
+            </w:pict>
+          </mc:Fallback>
+        </mc:AlternateContent>
+      </w:r>
+      <w:r>
+        <w:rPr>
+          <w:rFonts w:ascii="Times New Roman" w:hAnsi="Times New Roman" w:cs="Times New Roman"/>
+          <w:b/>
+          <w:iCs/>
+          <w:noProof/>
+          <w:sz w:val="24"/>
+          <w:szCs w:val="24"/>
+        </w:rPr>
+        <mc:AlternateContent>
+          <mc:Choice Requires="wpi">
+            <w:drawing>
+              <wp:anchor distT="0" distB="0" distL="114300" distR="114300" simplePos="0" relativeHeight="251875328" behindDoc="0" locked="0" layoutInCell="1" allowOverlap="1" wp14:anchorId="303311C6" wp14:editId="3F6C3AC2">
+                <wp:simplePos x="0" y="0"/>
+                <wp:positionH relativeFrom="column">
+                  <wp:posOffset>419100</wp:posOffset>
+                </wp:positionH>
+                <wp:positionV relativeFrom="paragraph">
+                  <wp:posOffset>739775</wp:posOffset>
+                </wp:positionV>
+                <wp:extent cx="168275" cy="119380"/>
+                <wp:effectExtent l="57150" t="57150" r="41275" b="52070"/>
+                <wp:wrapNone/>
+                <wp:docPr id="2127178445" name="Ink 204"/>
+                <wp:cNvGraphicFramePr/>
+                <a:graphic xmlns:a="http://schemas.openxmlformats.org/drawingml/2006/main">
+                  <a:graphicData uri="http://schemas.microsoft.com/office/word/2010/wordprocessingInk">
+                    <w14:contentPart bwMode="auto" r:id="rId92">
+                      <w14:nvContentPartPr>
+                        <w14:cNvContentPartPr/>
+                      </w14:nvContentPartPr>
+                      <w14:xfrm>
+                        <a:off x="0" y="0"/>
+                        <a:ext cx="168275" cy="119380"/>
+                      </w14:xfrm>
+                    </w14:contentPart>
+                  </a:graphicData>
+                </a:graphic>
+              </wp:anchor>
+            </w:drawing>
+          </mc:Choice>
+          <mc:Fallback>
+            <w:pict>
+              <v:shape w14:anchorId="13D0DA62" id="Ink 204" o:spid="_x0000_s1026" type="#_x0000_t75" style="position:absolute;margin-left:32.3pt;margin-top:57.55pt;width:14.65pt;height:10.8pt;z-index:251875328;visibility:visible;mso-wrap-style:square;mso-wrap-distance-left:9pt;mso-wrap-distance-top:0;mso-wrap-distance-right:9pt;mso-wrap-distance-bottom:0;mso-position-horizontal:absolute;mso-position-horizontal-relative:text;mso-position-vertical:absolute;mso-position-vertical-relative:text" o:gfxdata="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">
+                <v:imagedata r:id="rId93" o:title=""/>
+              </v:shape>
+            </w:pict>
+          </mc:Fallback>
+        </mc:AlternateContent>
+      </w:r>
+      <w:r>
+        <w:rPr>
+          <w:rFonts w:ascii="Times New Roman" w:hAnsi="Times New Roman" w:cs="Times New Roman"/>
+          <w:b/>
+          <w:iCs/>
+          <w:noProof/>
+          <w:sz w:val="24"/>
+          <w:szCs w:val="24"/>
+        </w:rPr>
+        <mc:AlternateContent>
+          <mc:Choice Requires="wpi">
+            <w:drawing>
+              <wp:anchor distT="0" distB="0" distL="114300" distR="114300" simplePos="0" relativeHeight="251878400" behindDoc="0" locked="0" layoutInCell="1" allowOverlap="1" wp14:anchorId="40702418" wp14:editId="513D8034">
+                <wp:simplePos x="0" y="0"/>
+                <wp:positionH relativeFrom="column">
+                  <wp:posOffset>438150</wp:posOffset>
+                </wp:positionH>
+                <wp:positionV relativeFrom="paragraph">
+                  <wp:posOffset>1181100</wp:posOffset>
+                </wp:positionV>
+                <wp:extent cx="133985" cy="151765"/>
+                <wp:effectExtent l="57150" t="57150" r="56515" b="57785"/>
+                <wp:wrapNone/>
+                <wp:docPr id="1938327878" name="Ink 208"/>
+                <wp:cNvGraphicFramePr/>
+                <a:graphic xmlns:a="http://schemas.openxmlformats.org/drawingml/2006/main">
+                  <a:graphicData uri="http://schemas.microsoft.com/office/word/2010/wordprocessingInk">
+                    <w14:contentPart bwMode="auto" r:id="rId94">
+                      <w14:nvContentPartPr>
+                        <w14:cNvContentPartPr/>
+                      </w14:nvContentPartPr>
+                      <w14:xfrm>
+                        <a:off x="0" y="0"/>
+                        <a:ext cx="133985" cy="151765"/>
+                      </w14:xfrm>
+                    </w14:contentPart>
+                  </a:graphicData>
+                </a:graphic>
+              </wp:anchor>
+            </w:drawing>
+          </mc:Choice>
+          <mc:Fallback>
+            <w:pict>
+              <v:shape w14:anchorId="5079860F" id="Ink 208" o:spid="_x0000_s1026" type="#_x0000_t75" style="position:absolute;margin-left:33.8pt;margin-top:92.3pt;width:11.95pt;height:13.35pt;z-index:251878400;visibility:visible;mso-wrap-style:square;mso-wrap-distance-left:9pt;mso-wrap-distance-top:0;mso-wrap-distance-right:9pt;mso-wrap-distance-bottom:0;mso-position-horizontal:absolute;mso-position-horizontal-relative:text;mso-position-vertical:absolute;mso-position-vertical-relative:text" o:gfxdata="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">
+                <v:imagedata r:id="rId95" o:title=""/>
+              </v:shape>
+            </w:pict>
+          </mc:Fallback>
+        </mc:AlternateContent>
+      </w:r>
+      <w:r>
+        <w:rPr>
+          <w:rFonts w:ascii="Times New Roman" w:hAnsi="Times New Roman" w:cs="Times New Roman"/>
+          <w:b/>
+          <w:iCs/>
+          <w:noProof/>
+          <w:sz w:val="24"/>
+          <w:szCs w:val="24"/>
+        </w:rPr>
+        <mc:AlternateContent>
+          <mc:Choice Requires="wpi">
+            <w:drawing>
+              <wp:anchor distT="0" distB="0" distL="114300" distR="114300" simplePos="0" relativeHeight="251881472" behindDoc="0" locked="0" layoutInCell="1" allowOverlap="1" wp14:anchorId="6F1EBD9C" wp14:editId="2CA892BD">
+                <wp:simplePos x="0" y="0"/>
+                <wp:positionH relativeFrom="column">
+                  <wp:posOffset>428904</wp:posOffset>
+                </wp:positionH>
+                <wp:positionV relativeFrom="paragraph">
+                  <wp:posOffset>1431925</wp:posOffset>
+                </wp:positionV>
+                <wp:extent cx="148905" cy="164880"/>
+                <wp:effectExtent l="57150" t="57150" r="41910" b="45085"/>
+                <wp:wrapNone/>
+                <wp:docPr id="559581699" name="Ink 212"/>
+                <wp:cNvGraphicFramePr/>
+                <a:graphic xmlns:a="http://schemas.openxmlformats.org/drawingml/2006/main">
+                  <a:graphicData uri="http://schemas.microsoft.com/office/word/2010/wordprocessingInk">
+                    <w14:contentPart bwMode="auto" r:id="rId96">
+                      <w14:nvContentPartPr>
+                        <w14:cNvContentPartPr/>
+                      </w14:nvContentPartPr>
+                      <w14:xfrm>
+                        <a:off x="0" y="0"/>
+                        <a:ext cx="148905" cy="164880"/>
+                      </w14:xfrm>
+                    </w14:contentPart>
+                  </a:graphicData>
+                </a:graphic>
+              </wp:anchor>
+            </w:drawing>
+          </mc:Choice>
+          <mc:Fallback>
+            <w:pict>
+              <v:shape w14:anchorId="63A72483" id="Ink 212" o:spid="_x0000_s1026" type="#_x0000_t75" style="position:absolute;margin-left:33.05pt;margin-top:112.05pt;width:13.1pt;height:14.4pt;z-index:251881472;visibility:visible;mso-wrap-style:square;mso-wrap-distance-left:9pt;mso-wrap-distance-top:0;mso-wrap-distance-right:9pt;mso-wrap-distance-bottom:0;mso-position-horizontal:absolute;mso-position-horizontal-relative:text;mso-position-vertical:absolute;mso-position-vertical-relative:text" o:gfxdata="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">
+                <v:imagedata r:id="rId97" o:title=""/>
+              </v:shape>
+            </w:pict>
+          </mc:Fallback>
+        </mc:AlternateContent>
+      </w:r>
+      <w:r>
+        <w:rPr>
+          <w:rFonts w:ascii="Times New Roman" w:hAnsi="Times New Roman" w:cs="Times New Roman"/>
+          <w:b/>
+          <w:iCs/>
+          <w:noProof/>
+          <w:sz w:val="24"/>
+          <w:szCs w:val="24"/>
+        </w:rPr>
+        <mc:AlternateContent>
+          <mc:Choice Requires="wpi">
+            <w:drawing>
+              <wp:anchor distT="0" distB="0" distL="114300" distR="114300" simplePos="0" relativeHeight="251787264" behindDoc="0" locked="0" layoutInCell="1" allowOverlap="1" wp14:anchorId="3EFB581A" wp14:editId="51794F5F">
+                <wp:simplePos x="0" y="0"/>
+                <wp:positionH relativeFrom="column">
+                  <wp:posOffset>3770630</wp:posOffset>
+                </wp:positionH>
+                <wp:positionV relativeFrom="paragraph">
+                  <wp:posOffset>1189990</wp:posOffset>
+                </wp:positionV>
+                <wp:extent cx="118745" cy="155520"/>
+                <wp:effectExtent l="57150" t="57150" r="52705" b="54610"/>
+                <wp:wrapNone/>
+                <wp:docPr id="1439563772" name="Ink 95"/>
+                <wp:cNvGraphicFramePr/>
+                <a:graphic xmlns:a="http://schemas.openxmlformats.org/drawingml/2006/main">
+                  <a:graphicData uri="http://schemas.microsoft.com/office/word/2010/wordprocessingInk">
+                    <w14:contentPart bwMode="auto" r:id="rId98">
+                      <w14:nvContentPartPr>
+                        <w14:cNvContentPartPr/>
+                      </w14:nvContentPartPr>
+                      <w14:xfrm>
+                        <a:off x="0" y="0"/>
+                        <a:ext cx="118745" cy="155520"/>
+                      </w14:xfrm>
+                    </w14:contentPart>
+                  </a:graphicData>
+                </a:graphic>
+              </wp:anchor>
+            </w:drawing>
+          </mc:Choice>
+          <mc:Fallback>
+            <w:pict>
+              <v:shape w14:anchorId="4504489F" id="Ink 95" o:spid="_x0000_s1026" type="#_x0000_t75" style="position:absolute;margin-left:296.2pt;margin-top:93pt;width:10.75pt;height:13.7pt;z-index:251787264;visibility:visible;mso-wrap-style:square;mso-wrap-distance-left:9pt;mso-wrap-distance-top:0;mso-wrap-distance-right:9pt;mso-wrap-distance-bottom:0;mso-position-horizontal:absolute;mso-position-horizontal-relative:text;mso-position-vertical:absolute;mso-position-vertical-relative:text" o:gfxdata="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">
+                <v:imagedata r:id="rId99" o:title=""/>
+              </v:shape>
+            </w:pict>
+          </mc:Fallback>
+        </mc:AlternateContent>
+      </w:r>
+      <w:r>
+        <w:rPr>
+          <w:rFonts w:ascii="Times New Roman" w:hAnsi="Times New Roman" w:cs="Times New Roman"/>
+          <w:b/>
+          <w:iCs/>
+          <w:noProof/>
+          <w:sz w:val="24"/>
+          <w:szCs w:val="24"/>
+        </w:rPr>
+        <mc:AlternateContent>
+          <mc:Choice Requires="wpi">
+            <w:drawing>
+              <wp:anchor distT="0" distB="0" distL="114300" distR="114300" simplePos="0" relativeHeight="251784192" behindDoc="0" locked="0" layoutInCell="1" allowOverlap="1" wp14:anchorId="12924854" wp14:editId="7237EB4B">
+                <wp:simplePos x="0" y="0"/>
+                <wp:positionH relativeFrom="column">
+                  <wp:posOffset>4886613</wp:posOffset>
+                </wp:positionH>
+                <wp:positionV relativeFrom="paragraph">
+                  <wp:posOffset>871226</wp:posOffset>
+                </wp:positionV>
+                <wp:extent cx="42480" cy="180720"/>
+                <wp:effectExtent l="57150" t="57150" r="53340" b="48260"/>
+                <wp:wrapNone/>
+                <wp:docPr id="969596575" name="Ink 92"/>
+                <wp:cNvGraphicFramePr/>
+                <a:graphic xmlns:a="http://schemas.openxmlformats.org/drawingml/2006/main">
+                  <a:graphicData uri="http://schemas.microsoft.com/office/word/2010/wordprocessingInk">
+                    <w14:contentPart bwMode="auto" r:id="rId100">
+                      <w14:nvContentPartPr>
+                        <w14:cNvContentPartPr/>
+                      </w14:nvContentPartPr>
+                      <w14:xfrm>
+                        <a:off x="0" y="0"/>
+                        <a:ext cx="42480" cy="180720"/>
+                      </w14:xfrm>
+                    </w14:contentPart>
+                  </a:graphicData>
+                </a:graphic>
+              </wp:anchor>
+            </w:drawing>
+          </mc:Choice>
+          <mc:Fallback>
+            <w:pict>
+              <v:shape w14:anchorId="305E0CFA" id="Ink 92" o:spid="_x0000_s1026" type="#_x0000_t75" style="position:absolute;margin-left:384.05pt;margin-top:67.9pt;width:4.8pt;height:15.65pt;z-index:251784192;visibility:visible;mso-wrap-style:square;mso-wrap-distance-left:9pt;mso-wrap-distance-top:0;mso-wrap-distance-right:9pt;mso-wrap-distance-bottom:0;mso-position-horizontal:absolute;mso-position-horizontal-relative:text;mso-position-vertical:absolute;mso-position-vertical-relative:text" o:gfxdata="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">
+                <v:imagedata r:id="rId101" o:title=""/>
+              </v:shape>
+            </w:pict>
+          </mc:Fallback>
+        </mc:AlternateContent>
+      </w:r>
+      <w:r>
+        <w:rPr>
+          <w:rFonts w:ascii="Times New Roman" w:hAnsi="Times New Roman" w:cs="Times New Roman"/>
+          <w:b/>
+          <w:iCs/>
+          <w:noProof/>
+          <w:sz w:val="24"/>
+          <w:szCs w:val="24"/>
+        </w:rPr>
+        <mc:AlternateContent>
+          <mc:Choice Requires="wpi">
+            <w:drawing>
+              <wp:anchor distT="0" distB="0" distL="114300" distR="114300" simplePos="0" relativeHeight="251783168" behindDoc="0" locked="0" layoutInCell="1" allowOverlap="1" wp14:anchorId="01C3F8C1" wp14:editId="6D12F40E">
+                <wp:simplePos x="0" y="0"/>
+                <wp:positionH relativeFrom="column">
+                  <wp:posOffset>4766733</wp:posOffset>
+                </wp:positionH>
+                <wp:positionV relativeFrom="paragraph">
+                  <wp:posOffset>954386</wp:posOffset>
+                </wp:positionV>
+                <wp:extent cx="69840" cy="6480"/>
+                <wp:effectExtent l="57150" t="57150" r="45085" b="50800"/>
+                <wp:wrapNone/>
+                <wp:docPr id="1761355501" name="Ink 90"/>
+                <wp:cNvGraphicFramePr/>
+                <a:graphic xmlns:a="http://schemas.openxmlformats.org/drawingml/2006/main">
+                  <a:graphicData uri="http://schemas.microsoft.com/office/word/2010/wordprocessingInk">
+                    <w14:contentPart bwMode="auto" r:id="rId102">
+                      <w14:nvContentPartPr>
+                        <w14:cNvContentPartPr/>
+                      </w14:nvContentPartPr>
+                      <w14:xfrm>
+                        <a:off x="0" y="0"/>
+                        <a:ext cx="69840" cy="6480"/>
+                      </w14:xfrm>
+                    </w14:contentPart>
+                  </a:graphicData>
+                </a:graphic>
+              </wp:anchor>
+            </w:drawing>
+          </mc:Choice>
+          <mc:Fallback>
+            <w:pict>
+              <v:shape w14:anchorId="29AF848E" id="Ink 90" o:spid="_x0000_s1026" type="#_x0000_t75" style="position:absolute;margin-left:374.65pt;margin-top:74.45pt;width:6.95pt;height:1.9pt;z-index:251783168;visibility:visible;mso-wrap-style:square;mso-wrap-distance-left:9pt;mso-wrap-distance-top:0;mso-wrap-distance-right:9pt;mso-wrap-distance-bottom:0;mso-position-horizontal:absolute;mso-position-horizontal-relative:text;mso-position-vertical:absolute;mso-position-vertical-relative:text" o:gfxdata="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">
+                <v:imagedata r:id="rId103" o:title=""/>
+              </v:shape>
+            </w:pict>
+          </mc:Fallback>
+        </mc:AlternateContent>
+      </w:r>
+      <w:r>
+        <w:rPr>
+          <w:rFonts w:ascii="Times New Roman" w:hAnsi="Times New Roman" w:cs="Times New Roman"/>
+          <w:b/>
+          <w:iCs/>
+          <w:noProof/>
+          <w:sz w:val="24"/>
+          <w:szCs w:val="24"/>
+        </w:rPr>
+        <mc:AlternateContent>
+          <mc:Choice Requires="wpi">
+            <w:drawing>
+              <wp:anchor distT="0" distB="0" distL="114300" distR="114300" simplePos="0" relativeHeight="251782144" behindDoc="0" locked="0" layoutInCell="1" allowOverlap="1" wp14:anchorId="440E2CF0" wp14:editId="1ED923CC">
+                <wp:simplePos x="0" y="0"/>
+                <wp:positionH relativeFrom="column">
+                  <wp:posOffset>4650374</wp:posOffset>
+                </wp:positionH>
+                <wp:positionV relativeFrom="paragraph">
+                  <wp:posOffset>1125854</wp:posOffset>
+                </wp:positionV>
+                <wp:extent cx="283845" cy="283845"/>
+                <wp:effectExtent l="114300" t="114300" r="78105" b="135255"/>
+                <wp:wrapNone/>
+                <wp:docPr id="1318416048" name="Ink 54"/>
+                <wp:cNvGraphicFramePr/>
+                <a:graphic xmlns:a="http://schemas.openxmlformats.org/drawingml/2006/main">
+                  <a:graphicData uri="http://schemas.microsoft.com/office/word/2010/wordprocessingInk">
+                    <w14:contentPart bwMode="auto" r:id="rId104">
+                      <w14:nvContentPartPr>
+                        <w14:cNvContentPartPr/>
+                      </w14:nvContentPartPr>
+                      <w14:xfrm rot="2700000">
+                        <a:off x="0" y="0"/>
+                        <a:ext cx="283845" cy="283845"/>
+                      </w14:xfrm>
+                    </w14:contentPart>
+                  </a:graphicData>
+                </a:graphic>
+                <wp14:sizeRelH relativeFrom="margin">
+                  <wp14:pctWidth>0</wp14:pctWidth>
+                </wp14:sizeRelH>
+                <wp14:sizeRelV relativeFrom="margin">
+                  <wp14:pctHeight>0</wp14:pctHeight>
+                </wp14:sizeRelV>
+              </wp:anchor>
+            </w:drawing>
+          </mc:Choice>
+          <mc:Fallback>
+            <w:pict>
+              <v:shape w14:anchorId="6653BB93" id="Ink 54" o:spid="_x0000_s1026" type="#_x0000_t75" style="position:absolute;margin-left:365.45pt;margin-top:87.95pt;width:23.7pt;height:23.7pt;rotation:45;z-index:251782144;visibility:visible;mso-wrap-style:square;mso-width-percent:0;mso-height-percent:0;mso-wrap-distance-left:9pt;mso-wrap-distance-top:0;mso-wrap-distance-right:9pt;mso-wrap-distance-bottom:0;mso-position-horizontal:absolute;mso-position-horizontal-relative:text;mso-position-vertical:absolute;mso-position-vertical-relative:text;mso-width-percent:0;mso-height-percent:0;mso-width-relative:margin;mso-height-relative:margin" o:gfxdata="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">
+                <v:imagedata r:id="rId105" o:title=""/>
+              </v:shape>
+            </w:pict>
+          </mc:Fallback>
+        </mc:AlternateContent>
+      </w:r>
+      <w:r>
+        <w:rPr>
+          <w:rFonts w:ascii="Times New Roman" w:hAnsi="Times New Roman" w:cs="Times New Roman"/>
+          <w:b/>
+          <w:iCs/>
+          <w:noProof/>
+          <w:sz w:val="24"/>
+          <w:szCs w:val="24"/>
+        </w:rPr>
+        <mc:AlternateContent>
+          <mc:Choice Requires="wpi">
+            <w:drawing>
+              <wp:anchor distT="0" distB="0" distL="114300" distR="114300" simplePos="0" relativeHeight="251780096" behindDoc="0" locked="0" layoutInCell="1" allowOverlap="1" wp14:anchorId="4765913D" wp14:editId="4503FC01">
+                <wp:simplePos x="0" y="0"/>
+                <wp:positionH relativeFrom="column">
+                  <wp:posOffset>4525533</wp:posOffset>
+                </wp:positionH>
+                <wp:positionV relativeFrom="paragraph">
+                  <wp:posOffset>997849</wp:posOffset>
+                </wp:positionV>
+                <wp:extent cx="132840" cy="118800"/>
+                <wp:effectExtent l="57150" t="57150" r="57785" b="52705"/>
+                <wp:wrapNone/>
+                <wp:docPr id="31737030" name="Ink 88"/>
+                <wp:cNvGraphicFramePr/>
+                <a:graphic xmlns:a="http://schemas.openxmlformats.org/drawingml/2006/main">
+                  <a:graphicData uri="http://schemas.microsoft.com/office/word/2010/wordprocessingInk">
+                    <w14:contentPart bwMode="auto" r:id="rId106">
+                      <w14:nvContentPartPr>
+                        <w14:cNvContentPartPr/>
+                      </w14:nvContentPartPr>
+                      <w14:xfrm>
+                        <a:off x="0" y="0"/>
+                        <a:ext cx="132840" cy="118800"/>
+                      </w14:xfrm>
+                    </w14:contentPart>
+                  </a:graphicData>
+                </a:graphic>
+              </wp:anchor>
+            </w:drawing>
+          </mc:Choice>
+          <mc:Fallback>
+            <w:pict>
+              <v:shape w14:anchorId="7328272C" id="Ink 88" o:spid="_x0000_s1026" type="#_x0000_t75" style="position:absolute;margin-left:355.65pt;margin-top:77.85pt;width:11.85pt;height:10.75pt;z-index:251780096;visibility:visible;mso-wrap-style:square;mso-wrap-distance-left:9pt;mso-wrap-distance-top:0;mso-wrap-distance-right:9pt;mso-wrap-distance-bottom:0;mso-position-horizontal:absolute;mso-position-horizontal-relative:text;mso-position-vertical:absolute;mso-position-vertical-relative:text" o:gfxdata="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">
+                <v:imagedata r:id="rId107" o:title=""/>
+              </v:shape>
+            </w:pict>
+          </mc:Fallback>
+        </mc:AlternateContent>
+      </w:r>
+      <w:r>
+        <w:rPr>
+          <w:rFonts w:ascii="Times New Roman" w:hAnsi="Times New Roman" w:cs="Times New Roman"/>
+          <w:b/>
+          <w:iCs/>
+          <w:noProof/>
+          <w:sz w:val="24"/>
+          <w:szCs w:val="24"/>
+        </w:rPr>
+        <mc:AlternateContent>
+          <mc:Choice Requires="wpi">
+            <w:drawing>
+              <wp:anchor distT="0" distB="0" distL="114300" distR="114300" simplePos="0" relativeHeight="251779072" behindDoc="0" locked="0" layoutInCell="1" allowOverlap="1" wp14:anchorId="7D1D8AE8" wp14:editId="4A09B68B">
+                <wp:simplePos x="0" y="0"/>
+                <wp:positionH relativeFrom="column">
+                  <wp:posOffset>3971853</wp:posOffset>
+                </wp:positionH>
+                <wp:positionV relativeFrom="paragraph">
+                  <wp:posOffset>435889</wp:posOffset>
+                </wp:positionV>
+                <wp:extent cx="685440" cy="665280"/>
+                <wp:effectExtent l="57150" t="57150" r="57785" b="40005"/>
+                <wp:wrapNone/>
+                <wp:docPr id="1136207772" name="Ink 86"/>
+                <wp:cNvGraphicFramePr/>
+                <a:graphic xmlns:a="http://schemas.openxmlformats.org/drawingml/2006/main">
+                  <a:graphicData uri="http://schemas.microsoft.com/office/word/2010/wordprocessingInk">
+                    <w14:contentPart bwMode="auto" r:id="rId108">
+                      <w14:nvContentPartPr>
+                        <w14:cNvContentPartPr/>
+                      </w14:nvContentPartPr>
+                      <w14:xfrm>
+                        <a:off x="0" y="0"/>
+                        <a:ext cx="685440" cy="665280"/>
+                      </w14:xfrm>
+                    </w14:contentPart>
+                  </a:graphicData>
+                </a:graphic>
+              </wp:anchor>
+            </w:drawing>
+          </mc:Choice>
+          <mc:Fallback>
+            <w:pict>
+              <v:shape w14:anchorId="1A833071" id="Ink 86" o:spid="_x0000_s1026" type="#_x0000_t75" style="position:absolute;margin-left:312.05pt;margin-top:33.6pt;width:55.35pt;height:53.8pt;z-index:251779072;visibility:visible;mso-wrap-style:square;mso-wrap-distance-left:9pt;mso-wrap-distance-top:0;mso-wrap-distance-right:9pt;mso-wrap-distance-bottom:0;mso-position-horizontal:absolute;mso-position-horizontal-relative:text;mso-position-vertical:absolute;mso-position-vertical-relative:text" o:gfxdata="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">
+                <v:imagedata r:id="rId109" o:title=""/>
+              </v:shape>
+            </w:pict>
+          </mc:Fallback>
+        </mc:AlternateContent>
+      </w:r>
+      <w:r>
+        <w:rPr>
+          <w:rFonts w:ascii="Times New Roman" w:hAnsi="Times New Roman" w:cs="Times New Roman"/>
+          <w:b/>
+          <w:iCs/>
+          <w:noProof/>
+          <w:sz w:val="24"/>
+          <w:szCs w:val="24"/>
+        </w:rPr>
+        <mc:AlternateContent>
+          <mc:Choice Requires="wpi">
+            <w:drawing>
+              <wp:anchor distT="0" distB="0" distL="114300" distR="114300" simplePos="0" relativeHeight="251777024" behindDoc="0" locked="0" layoutInCell="1" allowOverlap="1" wp14:anchorId="05817ABB" wp14:editId="5562EFE7">
+                <wp:simplePos x="0" y="0"/>
+                <wp:positionH relativeFrom="column">
+                  <wp:posOffset>3247390</wp:posOffset>
+                </wp:positionH>
+                <wp:positionV relativeFrom="paragraph">
+                  <wp:posOffset>757555</wp:posOffset>
+                </wp:positionV>
+                <wp:extent cx="103505" cy="120650"/>
+                <wp:effectExtent l="57150" t="57150" r="48895" b="50800"/>
+                <wp:wrapNone/>
+                <wp:docPr id="903774443" name="Ink 84"/>
+                <wp:cNvGraphicFramePr/>
+                <a:graphic xmlns:a="http://schemas.openxmlformats.org/drawingml/2006/main">
+                  <a:graphicData uri="http://schemas.microsoft.com/office/word/2010/wordprocessingInk">
+                    <w14:contentPart bwMode="auto" r:id="rId110">
+                      <w14:nvContentPartPr>
+                        <w14:cNvContentPartPr/>
+                      </w14:nvContentPartPr>
+                      <w14:xfrm>
+                        <a:off x="0" y="0"/>
+                        <a:ext cx="103505" cy="120650"/>
+                      </w14:xfrm>
+                    </w14:contentPart>
+                  </a:graphicData>
+                </a:graphic>
+              </wp:anchor>
+            </w:drawing>
+          </mc:Choice>
+          <mc:Fallback>
+            <w:pict>
+              <v:shape w14:anchorId="065861A1" id="Ink 84" o:spid="_x0000_s1026" type="#_x0000_t75" style="position:absolute;margin-left:255pt;margin-top:58.95pt;width:9.55pt;height:10.9pt;z-index:251777024;visibility:visible;mso-wrap-style:square;mso-wrap-distance-left:9pt;mso-wrap-distance-top:0;mso-wrap-distance-right:9pt;mso-wrap-distance-bottom:0;mso-position-horizontal:absolute;mso-position-horizontal-relative:text;mso-position-vertical:absolute;mso-position-vertical-relative:text" o:gfxdata="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">
+                <v:imagedata r:id="rId111" o:title=""/>
+              </v:shape>
+            </w:pict>
+          </mc:Fallback>
+        </mc:AlternateContent>
+      </w:r>
+      <w:r>
+        <w:rPr>
+          <w:rFonts w:ascii="Times New Roman" w:hAnsi="Times New Roman" w:cs="Times New Roman"/>
+          <w:b/>
+          <w:iCs/>
+          <w:noProof/>
+          <w:sz w:val="24"/>
+          <w:szCs w:val="24"/>
+        </w:rPr>
+        <mc:AlternateContent>
+          <mc:Choice Requires="wpi">
+            <w:drawing>
+              <wp:anchor distT="0" distB="0" distL="114300" distR="114300" simplePos="0" relativeHeight="251771904" behindDoc="0" locked="0" layoutInCell="1" allowOverlap="1" wp14:anchorId="726C11B4" wp14:editId="09FF3CD4">
+                <wp:simplePos x="0" y="0"/>
+                <wp:positionH relativeFrom="column">
+                  <wp:posOffset>2265045</wp:posOffset>
+                </wp:positionH>
+                <wp:positionV relativeFrom="paragraph">
+                  <wp:posOffset>764540</wp:posOffset>
+                </wp:positionV>
+                <wp:extent cx="145800" cy="106355"/>
+                <wp:effectExtent l="57150" t="57150" r="45085" b="46355"/>
+                <wp:wrapNone/>
+                <wp:docPr id="941092912" name="Ink 79"/>
+                <wp:cNvGraphicFramePr/>
+                <a:graphic xmlns:a="http://schemas.openxmlformats.org/drawingml/2006/main">
+                  <a:graphicData uri="http://schemas.microsoft.com/office/word/2010/wordprocessingInk">
+                    <w14:contentPart bwMode="auto" r:id="rId112">
+                      <w14:nvContentPartPr>
+                        <w14:cNvContentPartPr/>
+                      </w14:nvContentPartPr>
+                      <w14:xfrm>
+                        <a:off x="0" y="0"/>
+                        <a:ext cx="145800" cy="106355"/>
+                      </w14:xfrm>
+                    </w14:contentPart>
+                  </a:graphicData>
+                </a:graphic>
+              </wp:anchor>
+            </w:drawing>
+          </mc:Choice>
+          <mc:Fallback>
+            <w:pict>
+              <v:shape w14:anchorId="716A08C8" id="Ink 79" o:spid="_x0000_s1026" type="#_x0000_t75" style="position:absolute;margin-left:177.65pt;margin-top:59.5pt;width:12.9pt;height:9.75pt;z-index:251771904;visibility:visible;mso-wrap-style:square;mso-wrap-distance-left:9pt;mso-wrap-distance-top:0;mso-wrap-distance-right:9pt;mso-wrap-distance-bottom:0;mso-position-horizontal:absolute;mso-position-horizontal-relative:text;mso-position-vertical:absolute;mso-position-vertical-relative:text" o:gfxdata="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">
+                <v:imagedata r:id="rId113" o:title=""/>
+              </v:shape>
+            </w:pict>
+          </mc:Fallback>
+        </mc:AlternateContent>
+      </w:r>
+      <w:r>
+        <w:rPr>
+          <w:rFonts w:ascii="Times New Roman" w:hAnsi="Times New Roman" w:cs="Times New Roman"/>
+          <w:b/>
+          <w:iCs/>
+          <w:noProof/>
+          <w:sz w:val="24"/>
+          <w:szCs w:val="24"/>
+        </w:rPr>
+        <mc:AlternateContent>
+          <mc:Choice Requires="wpi">
+            <w:drawing>
+              <wp:anchor distT="0" distB="0" distL="114300" distR="114300" simplePos="0" relativeHeight="251768832" behindDoc="0" locked="0" layoutInCell="1" allowOverlap="1" wp14:anchorId="75FE8A34" wp14:editId="1C68A444">
+                <wp:simplePos x="0" y="0"/>
+                <wp:positionH relativeFrom="column">
+                  <wp:posOffset>2696845</wp:posOffset>
+                </wp:positionH>
+                <wp:positionV relativeFrom="paragraph">
+                  <wp:posOffset>857250</wp:posOffset>
+                </wp:positionV>
+                <wp:extent cx="278845" cy="233045"/>
+                <wp:effectExtent l="57150" t="57150" r="45085" b="52705"/>
+                <wp:wrapNone/>
+                <wp:docPr id="1095256847" name="Ink 72"/>
+                <wp:cNvGraphicFramePr/>
+                <a:graphic xmlns:a="http://schemas.openxmlformats.org/drawingml/2006/main">
+                  <a:graphicData uri="http://schemas.microsoft.com/office/word/2010/wordprocessingInk">
+                    <w14:contentPart bwMode="auto" r:id="rId114">
+                      <w14:nvContentPartPr>
+                        <w14:cNvContentPartPr/>
+                      </w14:nvContentPartPr>
+                      <w14:xfrm>
+                        <a:off x="0" y="0"/>
+                        <a:ext cx="278845" cy="233045"/>
+                      </w14:xfrm>
+                    </w14:contentPart>
+                  </a:graphicData>
+                </a:graphic>
+              </wp:anchor>
+            </w:drawing>
+          </mc:Choice>
+          <mc:Fallback>
+            <w:pict>
+              <v:shape w14:anchorId="351BA49C" id="Ink 72" o:spid="_x0000_s1026" type="#_x0000_t75" style="position:absolute;margin-left:211.65pt;margin-top:66.8pt;width:23.35pt;height:19.75pt;z-index:251768832;visibility:visible;mso-wrap-style:square;mso-wrap-distance-left:9pt;mso-wrap-distance-top:0;mso-wrap-distance-right:9pt;mso-wrap-distance-bottom:0;mso-position-horizontal:absolute;mso-position-horizontal-relative:text;mso-position-vertical:absolute;mso-position-vertical-relative:text" o:gfxdata="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">
+                <v:imagedata r:id="rId115" o:title=""/>
+              </v:shape>
+            </w:pict>
+          </mc:Fallback>
+        </mc:AlternateContent>
+      </w:r>
+      <w:r>
+        <w:rPr>
+          <w:rFonts w:ascii="Times New Roman" w:hAnsi="Times New Roman" w:cs="Times New Roman"/>
+          <w:b/>
+          <w:iCs/>
+          <w:noProof/>
+          <w:sz w:val="24"/>
+          <w:szCs w:val="24"/>
+        </w:rPr>
+        <mc:AlternateContent>
+          <mc:Choice Requires="wpi">
+            <w:drawing>
+              <wp:anchor distT="0" distB="0" distL="114300" distR="114300" simplePos="0" relativeHeight="251764736" behindDoc="0" locked="0" layoutInCell="1" allowOverlap="1" wp14:anchorId="33F4E628" wp14:editId="05CFB66B">
+                <wp:simplePos x="0" y="0"/>
+                <wp:positionH relativeFrom="column">
+                  <wp:posOffset>2106295</wp:posOffset>
+                </wp:positionH>
+                <wp:positionV relativeFrom="paragraph">
+                  <wp:posOffset>384810</wp:posOffset>
+                </wp:positionV>
+                <wp:extent cx="668655" cy="689610"/>
+                <wp:effectExtent l="57150" t="57150" r="55245" b="53340"/>
+                <wp:wrapNone/>
+                <wp:docPr id="610907651" name="Ink 66"/>
+                <wp:cNvGraphicFramePr/>
+                <a:graphic xmlns:a="http://schemas.openxmlformats.org/drawingml/2006/main">
+                  <a:graphicData uri="http://schemas.microsoft.com/office/word/2010/wordprocessingInk">
+                    <w14:contentPart bwMode="auto" r:id="rId116">
+                      <w14:nvContentPartPr>
+                        <w14:cNvContentPartPr/>
+                      </w14:nvContentPartPr>
+                      <w14:xfrm>
+                        <a:off x="0" y="0"/>
+                        <a:ext cx="668655" cy="689610"/>
+                      </w14:xfrm>
+                    </w14:contentPart>
+                  </a:graphicData>
+                </a:graphic>
+                <wp14:sizeRelH relativeFrom="margin">
+                  <wp14:pctWidth>0</wp14:pctWidth>
+                </wp14:sizeRelH>
+                <wp14:sizeRelV relativeFrom="margin">
+                  <wp14:pctHeight>0</wp14:pctHeight>
+                </wp14:sizeRelV>
+              </wp:anchor>
+            </w:drawing>
+          </mc:Choice>
+          <mc:Fallback>
+            <w:pict>
+              <v:shape w14:anchorId="64D8DD9A" id="Ink 66" o:spid="_x0000_s1026" type="#_x0000_t75" style="position:absolute;margin-left:165.15pt;margin-top:29.6pt;width:54.05pt;height:55.7pt;z-index:251764736;visibility:visible;mso-wrap-style:square;mso-width-percent:0;mso-height-percent:0;mso-wrap-distance-left:9pt;mso-wrap-distance-top:0;mso-wrap-distance-right:9pt;mso-wrap-distance-bottom:0;mso-position-horizontal:absolute;mso-position-horizontal-relative:text;mso-position-vertical:absolute;mso-position-vertical-relative:text;mso-width-percent:0;mso-height-percent:0;mso-width-relative:margin;mso-height-relative:margin" o:gfxdata="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">
+                <v:imagedata r:id="rId117" o:title=""/>
+              </v:shape>
+            </w:pict>
+          </mc:Fallback>
+        </mc:AlternateContent>
+      </w:r>
+      <w:r>
+        <w:rPr>
+          <w:rFonts w:ascii="Times New Roman" w:hAnsi="Times New Roman" w:cs="Times New Roman"/>
+          <w:b/>
+          <w:iCs/>
+          <w:noProof/>
+          <w:sz w:val="24"/>
+          <w:szCs w:val="24"/>
+        </w:rPr>
+        <mc:AlternateContent>
+          <mc:Choice Requires="wpi">
+            <w:drawing>
+              <wp:anchor distT="0" distB="0" distL="114300" distR="114300" simplePos="0" relativeHeight="251762688" behindDoc="0" locked="0" layoutInCell="1" allowOverlap="1" wp14:anchorId="2A643D21" wp14:editId="5E457F86">
+                <wp:simplePos x="0" y="0"/>
+                <wp:positionH relativeFrom="column">
+                  <wp:posOffset>2725977</wp:posOffset>
+                </wp:positionH>
+                <wp:positionV relativeFrom="paragraph">
+                  <wp:posOffset>1127268</wp:posOffset>
+                </wp:positionV>
+                <wp:extent cx="283845" cy="283845"/>
+                <wp:effectExtent l="114300" t="114300" r="78105" b="135255"/>
+                <wp:wrapNone/>
+                <wp:docPr id="775982357" name="Ink 54"/>
+                <wp:cNvGraphicFramePr/>
+                <a:graphic xmlns:a="http://schemas.openxmlformats.org/drawingml/2006/main">
+                  <a:graphicData uri="http://schemas.microsoft.com/office/word/2010/wordprocessingInk">
+                    <w14:contentPart bwMode="auto" r:id="rId118">
+                      <w14:nvContentPartPr>
+                        <w14:cNvContentPartPr/>
+                      </w14:nvContentPartPr>
+                      <w14:xfrm rot="2700000">
+                        <a:off x="0" y="0"/>
+                        <a:ext cx="283845" cy="283845"/>
+                      </w14:xfrm>
+                    </w14:contentPart>
+                  </a:graphicData>
+                </a:graphic>
+                <wp14:sizeRelH relativeFrom="margin">
+                  <wp14:pctWidth>0</wp14:pctWidth>
+                </wp14:sizeRelH>
+                <wp14:sizeRelV relativeFrom="margin">
+                  <wp14:pctHeight>0</wp14:pctHeight>
+                </wp14:sizeRelV>
+              </wp:anchor>
+            </w:drawing>
+          </mc:Choice>
+          <mc:Fallback>
+            <w:pict>
+              <v:shape w14:anchorId="47964F43" id="Ink 54" o:spid="_x0000_s1026" type="#_x0000_t75" style="position:absolute;margin-left:213.95pt;margin-top:88.05pt;width:23.7pt;height:23.7pt;rotation:45;z-index:251762688;visibility:visible;mso-wrap-style:square;mso-width-percent:0;mso-height-percent:0;mso-wrap-distance-left:9pt;mso-wrap-distance-top:0;mso-wrap-distance-right:9pt;mso-wrap-distance-bottom:0;mso-position-horizontal:absolute;mso-position-horizontal-relative:text;mso-position-vertical:absolute;mso-position-vertical-relative:text;mso-width-percent:0;mso-height-percent:0;mso-width-relative:margin;mso-height-relative:margin" o:gfxdata="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">
+                <v:imagedata r:id="rId119" o:title=""/>
+              </v:shape>
+            </w:pict>
+          </mc:Fallback>
+        </mc:AlternateContent>
+      </w:r>
+      <w:r>
+        <w:rPr>
+          <w:rFonts w:ascii="Times New Roman" w:hAnsi="Times New Roman" w:cs="Times New Roman"/>
+          <w:b/>
+          <w:iCs/>
+          <w:noProof/>
+          <w:sz w:val="24"/>
+          <w:szCs w:val="24"/>
+        </w:rPr>
+        <mc:AlternateContent>
+          <mc:Choice Requires="wpi">
+            <w:drawing>
+              <wp:anchor distT="0" distB="0" distL="114300" distR="114300" simplePos="0" relativeHeight="251760640" behindDoc="0" locked="0" layoutInCell="1" allowOverlap="1" wp14:anchorId="7E08F6B5" wp14:editId="38424A9D">
+                <wp:simplePos x="0" y="0"/>
+                <wp:positionH relativeFrom="column">
+                  <wp:posOffset>3523126</wp:posOffset>
+                </wp:positionH>
+                <wp:positionV relativeFrom="paragraph">
+                  <wp:posOffset>230791</wp:posOffset>
+                </wp:positionV>
+                <wp:extent cx="89640" cy="102960"/>
+                <wp:effectExtent l="57150" t="57150" r="24765" b="49530"/>
+                <wp:wrapNone/>
+                <wp:docPr id="1450922652" name="Ink 63"/>
+                <wp:cNvGraphicFramePr/>
+                <a:graphic xmlns:a="http://schemas.openxmlformats.org/drawingml/2006/main">
+                  <a:graphicData uri="http://schemas.microsoft.com/office/word/2010/wordprocessingInk">
+                    <w14:contentPart bwMode="auto" r:id="rId120">
+                      <w14:nvContentPartPr>
+                        <w14:cNvContentPartPr/>
+                      </w14:nvContentPartPr>
+                      <w14:xfrm>
+                        <a:off x="0" y="0"/>
+                        <a:ext cx="89640" cy="102960"/>
+                      </w14:xfrm>
+                    </w14:contentPart>
+                  </a:graphicData>
+                </a:graphic>
+              </wp:anchor>
+            </w:drawing>
+          </mc:Choice>
+          <mc:Fallback>
+            <w:pict>
+              <v:shape w14:anchorId="134ECE3C" id="Ink 63" o:spid="_x0000_s1026" type="#_x0000_t75" style="position:absolute;margin-left:276.7pt;margin-top:17.45pt;width:8.45pt;height:9.5pt;z-index:251760640;visibility:visible;mso-wrap-style:square;mso-wrap-distance-left:9pt;mso-wrap-distance-top:0;mso-wrap-distance-right:9pt;mso-wrap-distance-bottom:0;mso-position-horizontal:absolute;mso-position-horizontal-relative:text;mso-position-vertical:absolute;mso-position-vertical-relative:text" o:gfxdata="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">
+                <v:imagedata r:id="rId121" o:title=""/>
+              </v:shape>
+            </w:pict>
+          </mc:Fallback>
+        </mc:AlternateContent>
+      </w:r>
+      <w:r>
+        <w:rPr>
+          <w:rFonts w:ascii="Times New Roman" w:hAnsi="Times New Roman" w:cs="Times New Roman"/>
+          <w:b/>
+          <w:iCs/>
+          <w:noProof/>
+          <w:sz w:val="24"/>
+          <w:szCs w:val="24"/>
+        </w:rPr>
+        <mc:AlternateContent>
+          <mc:Choice Requires="wpi">
+            <w:drawing>
+              <wp:anchor distT="0" distB="0" distL="114300" distR="114300" simplePos="0" relativeHeight="251759616" behindDoc="0" locked="0" layoutInCell="1" allowOverlap="1" wp14:anchorId="3BDE98CB" wp14:editId="7E7D6651">
+                <wp:simplePos x="0" y="0"/>
+                <wp:positionH relativeFrom="column">
+                  <wp:posOffset>2145766</wp:posOffset>
+                </wp:positionH>
+                <wp:positionV relativeFrom="paragraph">
+                  <wp:posOffset>285511</wp:posOffset>
+                </wp:positionV>
+                <wp:extent cx="1426210" cy="635"/>
+                <wp:effectExtent l="57150" t="57150" r="40640" b="56515"/>
+                <wp:wrapNone/>
+                <wp:docPr id="132066239" name="Ink 62"/>
+                <wp:cNvGraphicFramePr/>
+                <a:graphic xmlns:a="http://schemas.openxmlformats.org/drawingml/2006/main">
+                  <a:graphicData uri="http://schemas.microsoft.com/office/word/2010/wordprocessingInk">
+                    <w14:contentPart bwMode="auto" r:id="rId122">
+                      <w14:nvContentPartPr>
+                        <w14:cNvContentPartPr/>
+                      </w14:nvContentPartPr>
+                      <w14:xfrm>
+                        <a:off x="0" y="0"/>
+                        <a:ext cx="1426210" cy="635"/>
+                      </w14:xfrm>
+                    </w14:contentPart>
+                  </a:graphicData>
+                </a:graphic>
+                <wp14:sizeRelH relativeFrom="margin">
+                  <wp14:pctWidth>0</wp14:pctWidth>
+                </wp14:sizeRelH>
+                <wp14:sizeRelV relativeFrom="margin">
+                  <wp14:pctHeight>0</wp14:pctHeight>
+                </wp14:sizeRelV>
+              </wp:anchor>
+            </w:drawing>
+          </mc:Choice>
+          <mc:Fallback>
+            <w:pict>
+              <v:shape w14:anchorId="632B07A5" id="Ink 62" o:spid="_x0000_s1026" type="#_x0000_t75" style="position:absolute;margin-left:168.25pt;margin-top:21.25pt;width:113.7pt;height:2.5pt;z-index:251759616;visibility:visible;mso-wrap-style:square;mso-width-percent:0;mso-height-percent:0;mso-wrap-distance-left:9pt;mso-wrap-distance-top:0;mso-wrap-distance-right:9pt;mso-wrap-distance-bottom:0;mso-position-horizontal:absolute;mso-position-horizontal-relative:text;mso-position-vertical:absolute;mso-position-vertical-relative:text;mso-width-percent:0;mso-height-percent:0;mso-width-relative:margin;mso-height-relative:margin" o:gfxdata="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">
+                <v:imagedata r:id="rId123" o:title=""/>
+              </v:shape>
+            </w:pict>
+          </mc:Fallback>
+        </mc:AlternateContent>
+      </w:r>
+      <w:r>
+        <w:rPr>
+          <w:rFonts w:ascii="Times New Roman" w:hAnsi="Times New Roman" w:cs="Times New Roman"/>
+          <w:b/>
+          <w:iCs/>
+          <w:noProof/>
+          <w:sz w:val="24"/>
+          <w:szCs w:val="24"/>
+        </w:rPr>
+        <mc:AlternateContent>
+          <mc:Choice Requires="wpi">
+            <w:drawing>
+              <wp:anchor distT="0" distB="0" distL="114300" distR="114300" simplePos="0" relativeHeight="251755520" behindDoc="0" locked="0" layoutInCell="1" allowOverlap="1" wp14:anchorId="314178D2" wp14:editId="5DEAB613">
+                <wp:simplePos x="0" y="0"/>
+                <wp:positionH relativeFrom="column">
+                  <wp:posOffset>3695785</wp:posOffset>
+                </wp:positionH>
+                <wp:positionV relativeFrom="paragraph">
+                  <wp:posOffset>157478</wp:posOffset>
+                </wp:positionV>
+                <wp:extent cx="283845" cy="283845"/>
+                <wp:effectExtent l="114300" t="114300" r="78105" b="135255"/>
+                <wp:wrapNone/>
+                <wp:docPr id="1060077054" name="Ink 54"/>
+                <wp:cNvGraphicFramePr/>
+                <a:graphic xmlns:a="http://schemas.openxmlformats.org/drawingml/2006/main">
+                  <a:graphicData uri="http://schemas.microsoft.com/office/word/2010/wordprocessingInk">
+                    <w14:contentPart bwMode="auto" r:id="rId124">
+                      <w14:nvContentPartPr>
+                        <w14:cNvContentPartPr/>
+                      </w14:nvContentPartPr>
+                      <w14:xfrm rot="2700000">
+                        <a:off x="0" y="0"/>
+                        <a:ext cx="283845" cy="283845"/>
+                      </w14:xfrm>
+                    </w14:contentPart>
+                  </a:graphicData>
+                </a:graphic>
+                <wp14:sizeRelH relativeFrom="margin">
+                  <wp14:pctWidth>0</wp14:pctWidth>
+                </wp14:sizeRelH>
+                <wp14:sizeRelV relativeFrom="margin">
+                  <wp14:pctHeight>0</wp14:pctHeight>
+                </wp14:sizeRelV>
+              </wp:anchor>
+            </w:drawing>
+          </mc:Choice>
+          <mc:Fallback>
+            <w:pict>
+              <v:shape w14:anchorId="71F86606" id="Ink 54" o:spid="_x0000_s1026" type="#_x0000_t75" style="position:absolute;margin-left:290.3pt;margin-top:11.7pt;width:23.7pt;height:23.7pt;rotation:45;z-index:251755520;visibility:visible;mso-wrap-style:square;mso-width-percent:0;mso-height-percent:0;mso-wrap-distance-left:9pt;mso-wrap-distance-top:0;mso-wrap-distance-right:9pt;mso-wrap-distance-bottom:0;mso-position-horizontal:absolute;mso-position-horizontal-relative:text;mso-position-vertical:absolute;mso-position-vertical-relative:text;mso-width-percent:0;mso-height-percent:0;mso-width-relative:margin;mso-height-relative:margin" o:gfxdata="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">
+                <v:imagedata r:id="rId125" o:title=""/>
+              </v:shape>
+            </w:pict>
+          </mc:Fallback>
+        </mc:AlternateContent>
+      </w:r>
+      <w:r>
+        <w:rPr>
+          <w:rFonts w:ascii="Times New Roman" w:hAnsi="Times New Roman" w:cs="Times New Roman"/>
+          <w:b/>
+          <w:iCs/>
+          <w:noProof/>
+          <w:sz w:val="24"/>
+          <w:szCs w:val="24"/>
+        </w:rPr>
+        <mc:AlternateContent>
+          <mc:Choice Requires="wpi">
+            <w:drawing>
+              <wp:anchor distT="0" distB="0" distL="114300" distR="114300" simplePos="0" relativeHeight="251752448" behindDoc="0" locked="0" layoutInCell="1" allowOverlap="1" wp14:anchorId="7E849E1F" wp14:editId="6155C7B4">
+                <wp:simplePos x="0" y="0"/>
+                <wp:positionH relativeFrom="column">
+                  <wp:posOffset>1753713</wp:posOffset>
+                </wp:positionH>
+                <wp:positionV relativeFrom="paragraph">
+                  <wp:posOffset>157615</wp:posOffset>
+                </wp:positionV>
+                <wp:extent cx="283845" cy="283845"/>
+                <wp:effectExtent l="114300" t="114300" r="78105" b="135255"/>
+                <wp:wrapNone/>
+                <wp:docPr id="1697058814" name="Ink 54"/>
+                <wp:cNvGraphicFramePr/>
+                <a:graphic xmlns:a="http://schemas.openxmlformats.org/drawingml/2006/main">
+                  <a:graphicData uri="http://schemas.microsoft.com/office/word/2010/wordprocessingInk">
+                    <w14:contentPart bwMode="auto" r:id="rId126">
+                      <w14:nvContentPartPr>
+                        <w14:cNvContentPartPr/>
+                      </w14:nvContentPartPr>
+                      <w14:xfrm rot="2700000">
+                        <a:off x="0" y="0"/>
+                        <a:ext cx="283845" cy="283845"/>
+                      </w14:xfrm>
+                    </w14:contentPart>
+                  </a:graphicData>
+                </a:graphic>
+                <wp14:sizeRelH relativeFrom="margin">
+                  <wp14:pctWidth>0</wp14:pctWidth>
+                </wp14:sizeRelH>
+                <wp14:sizeRelV relativeFrom="margin">
+                  <wp14:pctHeight>0</wp14:pctHeight>
+                </wp14:sizeRelV>
+              </wp:anchor>
+            </w:drawing>
+          </mc:Choice>
+          <mc:Fallback>
+            <w:pict>
+              <v:shape w14:anchorId="1050F901" id="Ink 54" o:spid="_x0000_s1026" type="#_x0000_t75" style="position:absolute;margin-left:137.4pt;margin-top:11.7pt;width:23.7pt;height:23.7pt;rotation:45;z-index:251752448;visibility:visible;mso-wrap-style:square;mso-width-percent:0;mso-height-percent:0;mso-wrap-distance-left:9pt;mso-wrap-distance-top:0;mso-wrap-distance-right:9pt;mso-wrap-distance-bottom:0;mso-position-horizontal:absolute;mso-position-horizontal-relative:text;mso-position-vertical:absolute;mso-position-vertical-relative:text;mso-width-percent:0;mso-height-percent:0;mso-width-relative:margin;mso-height-relative:margin" o:gfxdata="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">
+                <v:imagedata r:id="rId127" o:title=""/>
               </v:shape>
             </w:pict>
           </mc:Fallback>
@@ -1259,7 +3476,7 @@
                 <wp:cNvGraphicFramePr/>
                 <a:graphic xmlns:a="http://schemas.openxmlformats.org/drawingml/2006/main">
                   <a:graphicData uri="http://schemas.microsoft.com/office/word/2010/wordprocessingInk">
-                    <w14:contentPart bwMode="auto" r:id="rId44">
+                    <w14:contentPart bwMode="auto" r:id="rId128">
                       <w14:nvContentPartPr>
                         <w14:cNvContentPartPr/>
                       </w14:nvContentPartPr>
@@ -1276,7 +3493,7 @@
           <mc:Fallback>
             <w:pict>
               <v:shape w14:anchorId="4C81B539" id="Ink 59" o:spid="_x0000_s1026" type="#_x0000_t75" style="position:absolute;margin-left:581pt;margin-top:97.75pt;width:1.45pt;height:1.45pt;z-index:251702272;visibility:visible;mso-wrap-style:square;mso-wrap-distance-left:9pt;mso-wrap-distance-top:0;mso-wrap-distance-right:9pt;mso-wrap-distance-bottom:0;mso-position-horizontal:absolute;mso-position-horizontal-relative:text;mso-position-vertical:absolute;mso-position-vertical-relative:text" o:gfxdata="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">
-                <v:imagedata r:id="rId45" o:title=""/>
+                <v:imagedata r:id="rId129" o:title=""/>
               </v:shape>
             </w:pict>
           </mc:Fallback>
@@ -1291,308 +3508,8 @@
           <w:sz w:val="24"/>
           <w:szCs w:val="24"/>
         </w:rPr>
-        <mc:AlternateContent>
-          <mc:Choice Requires="wpi">
-            <w:drawing>
-              <wp:anchor distT="0" distB="0" distL="114300" distR="114300" simplePos="0" relativeHeight="251697152" behindDoc="0" locked="0" layoutInCell="1" allowOverlap="1" wp14:anchorId="52717025" wp14:editId="27FCEFBE">
-                <wp:simplePos x="0" y="0"/>
-                <wp:positionH relativeFrom="column">
-                  <wp:posOffset>2751402</wp:posOffset>
-                </wp:positionH>
-                <wp:positionV relativeFrom="paragraph">
-                  <wp:posOffset>1133680</wp:posOffset>
-                </wp:positionV>
-                <wp:extent cx="292320" cy="297720"/>
-                <wp:effectExtent l="57150" t="57150" r="12700" b="45720"/>
-                <wp:wrapNone/>
-                <wp:docPr id="84667309" name="Ink 54"/>
-                <wp:cNvGraphicFramePr/>
-                <a:graphic xmlns:a="http://schemas.openxmlformats.org/drawingml/2006/main">
-                  <a:graphicData uri="http://schemas.microsoft.com/office/word/2010/wordprocessingInk">
-                    <w14:contentPart bwMode="auto" r:id="rId46">
-                      <w14:nvContentPartPr>
-                        <w14:cNvContentPartPr/>
-                      </w14:nvContentPartPr>
-                      <w14:xfrm>
-                        <a:off x="0" y="0"/>
-                        <a:ext cx="292320" cy="297720"/>
-                      </w14:xfrm>
-                    </w14:contentPart>
-                  </a:graphicData>
-                </a:graphic>
-              </wp:anchor>
-            </w:drawing>
-          </mc:Choice>
-          <mc:Fallback>
-            <w:pict>
-              <v:shape w14:anchorId="07BE4019" id="Ink 54" o:spid="_x0000_s1026" type="#_x0000_t75" style="position:absolute;margin-left:215.95pt;margin-top:88.55pt;width:24.4pt;height:24.9pt;z-index:251697152;visibility:visible;mso-wrap-style:square;mso-wrap-distance-left:9pt;mso-wrap-distance-top:0;mso-wrap-distance-right:9pt;mso-wrap-distance-bottom:0;mso-position-horizontal:absolute;mso-position-horizontal-relative:text;mso-position-vertical:absolute;mso-position-vertical-relative:text" o:gfxdata="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">
-                <v:imagedata r:id="rId47" o:title=""/>
-              </v:shape>
-            </w:pict>
-          </mc:Fallback>
-        </mc:AlternateContent>
-      </w:r>
-      <w:r>
-        <w:rPr>
-          <w:rFonts w:ascii="Times New Roman" w:hAnsi="Times New Roman" w:cs="Times New Roman"/>
-          <w:b/>
-          <w:iCs/>
-          <w:noProof/>
-          <w:sz w:val="24"/>
-          <w:szCs w:val="24"/>
-        </w:rPr>
-        <mc:AlternateContent>
-          <mc:Choice Requires="wpi">
-            <w:drawing>
-              <wp:anchor distT="0" distB="0" distL="114300" distR="114300" simplePos="0" relativeHeight="251696128" behindDoc="0" locked="0" layoutInCell="1" allowOverlap="1" wp14:anchorId="06F07AA7" wp14:editId="1DA9D006">
-                <wp:simplePos x="0" y="0"/>
-                <wp:positionH relativeFrom="column">
-                  <wp:posOffset>4993005</wp:posOffset>
-                </wp:positionH>
-                <wp:positionV relativeFrom="paragraph">
-                  <wp:posOffset>884555</wp:posOffset>
-                </wp:positionV>
-                <wp:extent cx="147815" cy="159840"/>
-                <wp:effectExtent l="57150" t="57150" r="43180" b="50165"/>
-                <wp:wrapNone/>
-                <wp:docPr id="249831103" name="Ink 53"/>
-                <wp:cNvGraphicFramePr/>
-                <a:graphic xmlns:a="http://schemas.openxmlformats.org/drawingml/2006/main">
-                  <a:graphicData uri="http://schemas.microsoft.com/office/word/2010/wordprocessingInk">
-                    <w14:contentPart bwMode="auto" r:id="rId48">
-                      <w14:nvContentPartPr>
-                        <w14:cNvContentPartPr/>
-                      </w14:nvContentPartPr>
-                      <w14:xfrm>
-                        <a:off x="0" y="0"/>
-                        <a:ext cx="147815" cy="159840"/>
-                      </w14:xfrm>
-                    </w14:contentPart>
-                  </a:graphicData>
-                </a:graphic>
-              </wp:anchor>
-            </w:drawing>
-          </mc:Choice>
-          <mc:Fallback>
-            <w:pict>
-              <v:shape w14:anchorId="33B66770" id="Ink 53" o:spid="_x0000_s1026" type="#_x0000_t75" style="position:absolute;margin-left:392.45pt;margin-top:68.95pt;width:13.1pt;height:14pt;z-index:251696128;visibility:visible;mso-wrap-style:square;mso-wrap-distance-left:9pt;mso-wrap-distance-top:0;mso-wrap-distance-right:9pt;mso-wrap-distance-bottom:0;mso-position-horizontal:absolute;mso-position-horizontal-relative:text;mso-position-vertical:absolute;mso-position-vertical-relative:text" o:gfxdata="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">
-                <v:imagedata r:id="rId49" o:title=""/>
-              </v:shape>
-            </w:pict>
-          </mc:Fallback>
-        </mc:AlternateContent>
-      </w:r>
-      <w:r>
-        <w:rPr>
-          <w:rFonts w:ascii="Times New Roman" w:hAnsi="Times New Roman" w:cs="Times New Roman"/>
-          <w:b/>
-          <w:iCs/>
-          <w:noProof/>
-          <w:sz w:val="24"/>
-          <w:szCs w:val="24"/>
-        </w:rPr>
-        <mc:AlternateContent>
-          <mc:Choice Requires="wpi">
-            <w:drawing>
-              <wp:anchor distT="0" distB="0" distL="114300" distR="114300" simplePos="0" relativeHeight="251693056" behindDoc="0" locked="0" layoutInCell="1" allowOverlap="1" wp14:anchorId="722E42E1" wp14:editId="25C94A95">
-                <wp:simplePos x="0" y="0"/>
-                <wp:positionH relativeFrom="column">
-                  <wp:posOffset>1520922</wp:posOffset>
-                </wp:positionH>
-                <wp:positionV relativeFrom="paragraph">
-                  <wp:posOffset>626440</wp:posOffset>
-                </wp:positionV>
-                <wp:extent cx="360" cy="360"/>
-                <wp:effectExtent l="57150" t="57150" r="57150" b="57150"/>
-                <wp:wrapNone/>
-                <wp:docPr id="648333151" name="Ink 50"/>
-                <wp:cNvGraphicFramePr/>
-                <a:graphic xmlns:a="http://schemas.openxmlformats.org/drawingml/2006/main">
-                  <a:graphicData uri="http://schemas.microsoft.com/office/word/2010/wordprocessingInk">
-                    <w14:contentPart bwMode="auto" r:id="rId50">
-                      <w14:nvContentPartPr>
-                        <w14:cNvContentPartPr/>
-                      </w14:nvContentPartPr>
-                      <w14:xfrm>
-                        <a:off x="0" y="0"/>
-                        <a:ext cx="360" cy="360"/>
-                      </w14:xfrm>
-                    </w14:contentPart>
-                  </a:graphicData>
-                </a:graphic>
-              </wp:anchor>
-            </w:drawing>
-          </mc:Choice>
-          <mc:Fallback>
-            <w:pict>
-              <v:shape w14:anchorId="16C58901" id="Ink 50" o:spid="_x0000_s1026" type="#_x0000_t75" style="position:absolute;margin-left:119.05pt;margin-top:48.65pt;width:1.45pt;height:1.45pt;z-index:251693056;visibility:visible;mso-wrap-style:square;mso-wrap-distance-left:9pt;mso-wrap-distance-top:0;mso-wrap-distance-right:9pt;mso-wrap-distance-bottom:0;mso-position-horizontal:absolute;mso-position-horizontal-relative:text;mso-position-vertical:absolute;mso-position-vertical-relative:text" o:gfxdata="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">
-                <v:imagedata r:id="rId51" o:title=""/>
-              </v:shape>
-            </w:pict>
-          </mc:Fallback>
-        </mc:AlternateContent>
-      </w:r>
-      <w:r>
-        <w:rPr>
-          <w:rFonts w:ascii="Times New Roman" w:hAnsi="Times New Roman" w:cs="Times New Roman"/>
-          <w:b/>
-          <w:iCs/>
-          <w:noProof/>
-          <w:sz w:val="24"/>
-          <w:szCs w:val="24"/>
-        </w:rPr>
-        <mc:AlternateContent>
-          <mc:Choice Requires="wpi">
-            <w:drawing>
-              <wp:anchor distT="0" distB="0" distL="114300" distR="114300" simplePos="0" relativeHeight="251692032" behindDoc="0" locked="0" layoutInCell="1" allowOverlap="1" wp14:anchorId="6008886D" wp14:editId="341A963B">
-                <wp:simplePos x="0" y="0"/>
-                <wp:positionH relativeFrom="column">
-                  <wp:posOffset>3644202</wp:posOffset>
-                </wp:positionH>
-                <wp:positionV relativeFrom="paragraph">
-                  <wp:posOffset>156280</wp:posOffset>
-                </wp:positionV>
-                <wp:extent cx="346680" cy="254880"/>
-                <wp:effectExtent l="57150" t="57150" r="0" b="50165"/>
-                <wp:wrapNone/>
-                <wp:docPr id="663532718" name="Ink 49"/>
-                <wp:cNvGraphicFramePr/>
-                <a:graphic xmlns:a="http://schemas.openxmlformats.org/drawingml/2006/main">
-                  <a:graphicData uri="http://schemas.microsoft.com/office/word/2010/wordprocessingInk">
-                    <w14:contentPart bwMode="auto" r:id="rId52">
-                      <w14:nvContentPartPr>
-                        <w14:cNvContentPartPr/>
-                      </w14:nvContentPartPr>
-                      <w14:xfrm>
-                        <a:off x="0" y="0"/>
-                        <a:ext cx="346680" cy="254880"/>
-                      </w14:xfrm>
-                    </w14:contentPart>
-                  </a:graphicData>
-                </a:graphic>
-              </wp:anchor>
-            </w:drawing>
-          </mc:Choice>
-          <mc:Fallback>
-            <w:pict>
-              <v:shape w14:anchorId="73726C8F" id="Ink 49" o:spid="_x0000_s1026" type="#_x0000_t75" style="position:absolute;margin-left:286.25pt;margin-top:11.6pt;width:28.75pt;height:21.45pt;z-index:251692032;visibility:visible;mso-wrap-style:square;mso-wrap-distance-left:9pt;mso-wrap-distance-top:0;mso-wrap-distance-right:9pt;mso-wrap-distance-bottom:0;mso-position-horizontal:absolute;mso-position-horizontal-relative:text;mso-position-vertical:absolute;mso-position-vertical-relative:text" o:gfxdata="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">
-                <v:imagedata r:id="rId53" o:title=""/>
-              </v:shape>
-            </w:pict>
-          </mc:Fallback>
-        </mc:AlternateContent>
-      </w:r>
-      <w:r>
-        <w:rPr>
-          <w:rFonts w:ascii="Times New Roman" w:hAnsi="Times New Roman" w:cs="Times New Roman"/>
-          <w:b/>
-          <w:iCs/>
-          <w:noProof/>
-          <w:sz w:val="24"/>
-          <w:szCs w:val="24"/>
-        </w:rPr>
-        <mc:AlternateContent>
-          <mc:Choice Requires="wpi">
-            <w:drawing>
-              <wp:anchor distT="0" distB="0" distL="114300" distR="114300" simplePos="0" relativeHeight="251691008" behindDoc="0" locked="0" layoutInCell="1" allowOverlap="1" wp14:anchorId="193F9E44" wp14:editId="3AFC6444">
-                <wp:simplePos x="0" y="0"/>
-                <wp:positionH relativeFrom="column">
-                  <wp:posOffset>2836545</wp:posOffset>
-                </wp:positionH>
-                <wp:positionV relativeFrom="paragraph">
-                  <wp:posOffset>952500</wp:posOffset>
-                </wp:positionV>
-                <wp:extent cx="141695" cy="170640"/>
-                <wp:effectExtent l="57150" t="57150" r="48895" b="58420"/>
-                <wp:wrapNone/>
-                <wp:docPr id="290121737" name="Ink 46"/>
-                <wp:cNvGraphicFramePr/>
-                <a:graphic xmlns:a="http://schemas.openxmlformats.org/drawingml/2006/main">
-                  <a:graphicData uri="http://schemas.microsoft.com/office/word/2010/wordprocessingInk">
-                    <w14:contentPart bwMode="auto" r:id="rId54">
-                      <w14:nvContentPartPr>
-                        <w14:cNvContentPartPr/>
-                      </w14:nvContentPartPr>
-                      <w14:xfrm>
-                        <a:off x="0" y="0"/>
-                        <a:ext cx="141695" cy="170640"/>
-                      </w14:xfrm>
-                    </w14:contentPart>
-                  </a:graphicData>
-                </a:graphic>
-              </wp:anchor>
-            </w:drawing>
-          </mc:Choice>
-          <mc:Fallback>
-            <w:pict>
-              <v:shape w14:anchorId="2B87C4B6" id="Ink 46" o:spid="_x0000_s1026" type="#_x0000_t75" style="position:absolute;margin-left:222.65pt;margin-top:74.3pt;width:12.55pt;height:14.9pt;z-index:251691008;visibility:visible;mso-wrap-style:square;mso-wrap-distance-left:9pt;mso-wrap-distance-top:0;mso-wrap-distance-right:9pt;mso-wrap-distance-bottom:0;mso-position-horizontal:absolute;mso-position-horizontal-relative:text;mso-position-vertical:absolute;mso-position-vertical-relative:text" o:gfxdata="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">
-                <v:imagedata r:id="rId55" o:title=""/>
-              </v:shape>
-            </w:pict>
-          </mc:Fallback>
-        </mc:AlternateContent>
-      </w:r>
-      <w:r>
-        <w:rPr>
-          <w:rFonts w:ascii="Times New Roman" w:hAnsi="Times New Roman" w:cs="Times New Roman"/>
-          <w:b/>
-          <w:iCs/>
-          <w:noProof/>
-          <w:sz w:val="24"/>
-          <w:szCs w:val="24"/>
-        </w:rPr>
-        <mc:AlternateContent>
-          <mc:Choice Requires="wpi">
-            <w:drawing>
-              <wp:anchor distT="0" distB="0" distL="114300" distR="114300" simplePos="0" relativeHeight="251684864" behindDoc="0" locked="0" layoutInCell="1" allowOverlap="1" wp14:anchorId="03272A58" wp14:editId="1AEAA879">
-                <wp:simplePos x="0" y="0"/>
-                <wp:positionH relativeFrom="column">
-                  <wp:posOffset>1762842</wp:posOffset>
-                </wp:positionH>
-                <wp:positionV relativeFrom="paragraph">
-                  <wp:posOffset>119200</wp:posOffset>
-                </wp:positionV>
-                <wp:extent cx="261000" cy="339840"/>
-                <wp:effectExtent l="57150" t="57150" r="24765" b="41275"/>
-                <wp:wrapNone/>
-                <wp:docPr id="532790359" name="Ink 37"/>
-                <wp:cNvGraphicFramePr/>
-                <a:graphic xmlns:a="http://schemas.openxmlformats.org/drawingml/2006/main">
-                  <a:graphicData uri="http://schemas.microsoft.com/office/word/2010/wordprocessingInk">
-                    <w14:contentPart bwMode="auto" r:id="rId56">
-                      <w14:nvContentPartPr>
-                        <w14:cNvContentPartPr/>
-                      </w14:nvContentPartPr>
-                      <w14:xfrm>
-                        <a:off x="0" y="0"/>
-                        <a:ext cx="261000" cy="339840"/>
-                      </w14:xfrm>
-                    </w14:contentPart>
-                  </a:graphicData>
-                </a:graphic>
-              </wp:anchor>
-            </w:drawing>
-          </mc:Choice>
-          <mc:Fallback>
-            <w:pict>
-              <v:shape w14:anchorId="0181AA02" id="Ink 37" o:spid="_x0000_s1026" type="#_x0000_t75" style="position:absolute;margin-left:138.1pt;margin-top:8.7pt;width:21.95pt;height:28.15pt;z-index:251684864;visibility:visible;mso-wrap-style:square;mso-wrap-distance-left:9pt;mso-wrap-distance-top:0;mso-wrap-distance-right:9pt;mso-wrap-distance-bottom:0;mso-position-horizontal:absolute;mso-position-horizontal-relative:text;mso-position-vertical:absolute;mso-position-vertical-relative:text" o:gfxdata="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">
-                <v:imagedata r:id="rId57" o:title=""/>
-              </v:shape>
-            </w:pict>
-          </mc:Fallback>
-        </mc:AlternateContent>
-      </w:r>
-      <w:r>
-        <w:rPr>
-          <w:rFonts w:ascii="Times New Roman" w:hAnsi="Times New Roman" w:cs="Times New Roman"/>
-          <w:b/>
-          <w:iCs/>
-          <w:noProof/>
-          <w:sz w:val="24"/>
-          <w:szCs w:val="24"/>
-        </w:rPr>
         <w:drawing>
-          <wp:inline distT="0" distB="0" distL="0" distR="0" wp14:anchorId="2DA6D2A3" wp14:editId="73EB709B">
+          <wp:inline distT="0" distB="0" distL="0" distR="0" wp14:anchorId="2DA6D2A3" wp14:editId="2A0EC55B">
             <wp:extent cx="4328160" cy="2464563"/>
             <wp:effectExtent l="0" t="0" r="0" b="0"/>
             <wp:docPr id="5" name="Resim 5"/>
@@ -1609,7 +3526,7 @@
                     </pic:cNvPicPr>
                   </pic:nvPicPr>
                   <pic:blipFill>
-                    <a:blip r:embed="rId58">
+                    <a:blip r:embed="rId130">
                       <a:extLst>
                         <a:ext uri="{28A0092B-C50C-407E-A947-70E740481C1C}">
                           <a14:useLocalDpi xmlns:a14="http://schemas.microsoft.com/office/drawing/2010/main" val="0"/>
@@ -2281,7 +4198,7 @@
         <w:adjustRightInd w:val="0"/>
         <w:spacing w:after="0" w:line="240" w:lineRule="auto"/>
         <w:ind w:left="360"/>
-        <w:jc w:val="both"/>
+        <w:jc w:val="center"/>
         <w:rPr>
           <w:rFonts w:ascii="Times New Roman" w:hAnsi="Times New Roman" w:cs="Times New Roman"/>
           <w:iCs/>
@@ -2298,10 +4215,10 @@
         </w:rPr>
         <w:lastRenderedPageBreak/>
         <w:drawing>
-          <wp:inline distT="0" distB="0" distL="0" distR="0" wp14:anchorId="223A6826" wp14:editId="77B0D247">
-            <wp:extent cx="5760720" cy="2463800"/>
-            <wp:effectExtent l="0" t="0" r="0" b="0"/>
-            <wp:docPr id="1231583489" name="Picture 1"/>
+          <wp:inline distT="0" distB="0" distL="0" distR="0" wp14:anchorId="51FA4061" wp14:editId="17AD8055">
+            <wp:extent cx="5679688" cy="2320440"/>
+            <wp:effectExtent l="0" t="0" r="0" b="3810"/>
+            <wp:docPr id="35549168" name="Picture 1"/>
             <wp:cNvGraphicFramePr>
               <a:graphicFrameLocks xmlns:a="http://schemas.openxmlformats.org/drawingml/2006/main" noChangeAspect="1"/>
             </wp:cNvGraphicFramePr>
@@ -2309,23 +4226,32 @@
               <a:graphicData uri="http://schemas.openxmlformats.org/drawingml/2006/picture">
                 <pic:pic xmlns:pic="http://schemas.openxmlformats.org/drawingml/2006/picture">
                   <pic:nvPicPr>
-                    <pic:cNvPr id="1231583489" name=""/>
+                    <pic:cNvPr id="35549168" name=""/>
                     <pic:cNvPicPr/>
                   </pic:nvPicPr>
-                  <pic:blipFill>
-                    <a:blip r:embed="rId59"/>
+                  <pic:blipFill rotWithShape="1">
+                    <a:blip r:embed="rId131"/>
+                    <a:srcRect r="5136"/>
                     <a:stretch>
                       <a:fillRect/>
                     </a:stretch>
                   </pic:blipFill>
-                  <pic:spPr>
+                  <pic:spPr bwMode="auto">
                     <a:xfrm>
                       <a:off x="0" y="0"/>
-                      <a:ext cx="5760720" cy="2463800"/>
+                      <a:ext cx="5708325" cy="2332140"/>
                     </a:xfrm>
                     <a:prstGeom prst="rect">
                       <a:avLst/>
                     </a:prstGeom>
+                    <a:ln>
+                      <a:noFill/>
+                    </a:ln>
+                    <a:extLst>
+                      <a:ext uri="{53640926-AAD7-44D8-BBD7-CCE9431645EC}">
+                        <a14:shadowObscured xmlns:a14="http://schemas.microsoft.com/office/drawing/2010/main"/>
+                      </a:ext>
+                    </a:extLst>
                   </pic:spPr>
                 </pic:pic>
               </a:graphicData>
@@ -2335,12 +4261,12 @@
       </w:r>
     </w:p>
     <w:sectPr>
-      <w:headerReference w:type="even" r:id="rId60"/>
-      <w:headerReference w:type="default" r:id="rId61"/>
-      <w:footerReference w:type="even" r:id="rId62"/>
-      <w:footerReference w:type="default" r:id="rId63"/>
-      <w:headerReference w:type="first" r:id="rId64"/>
-      <w:footerReference w:type="first" r:id="rId65"/>
+      <w:headerReference w:type="even" r:id="rId132"/>
+      <w:headerReference w:type="default" r:id="rId133"/>
+      <w:footerReference w:type="even" r:id="rId134"/>
+      <w:footerReference w:type="default" r:id="rId135"/>
+      <w:headerReference w:type="first" r:id="rId136"/>
+      <w:footerReference w:type="first" r:id="rId137"/>
       <w:pgSz w:w="11906" w:h="16838"/>
       <w:pgMar w:top="1417" w:right="1417" w:bottom="1417" w:left="1417" w:header="708" w:footer="708" w:gutter="0"/>
       <w:cols w:space="708"/>
@@ -3288,15 +5214,16 @@
           <inkml:channelProperty channel="F" name="resolution" value="0" units="1/dev"/>
         </inkml:channelProperties>
       </inkml:inkSource>
-      <inkml:timestamp xml:id="ts0" timeString="2026-03-12T11:55:08.896"/>
+      <inkml:timestamp xml:id="ts0" timeString="2026-03-18T19:39:03.094"/>
     </inkml:context>
     <inkml:brush xml:id="br0">
       <inkml:brushProperty name="width" value="0.05" units="cm"/>
       <inkml:brushProperty name="height" value="0.05" units="cm"/>
-      <inkml:brushProperty name="color" value="#66CC00"/>
     </inkml:brush>
   </inkml:definitions>
-  <inkml:trace contextRef="#ctx0" brushRef="#br0">479 1 24575,'-17'0'0,"-1"1"0,1 1 0,0 0 0,0 1 0,1 1 0,-1 1 0,1 1 0,-18 7 0,4 3 0,1 0 0,1 2 0,-31 26 0,47-36 0,2 1 0,-1 0 0,1 1 0,0 0 0,-13 19 0,19-24 0,2 0 0,-1 0 0,0 0 0,1 0 0,0 1 0,1-1 0,-1 1 0,1-1 0,0 1 0,0 0 0,1-1 0,-1 1 0,1 0 0,1 0 0,-1-1 0,3 11 0,3 3 0,0 0 0,2-1 0,0 1 0,1-2 0,1 0 0,0 0 0,2 0 0,0-1 0,24 24 0,-13-13 0,34 52 0,-53-73 0,1-1 0,-1 0 0,1 0 0,0 0 0,0-1 0,1 1 0,-1-1 0,1 0 0,0-1 0,0 1 0,0-1 0,1-1 0,-1 1 0,1-1 0,-1 0 0,1 0 0,7 0 0,17 3 0,0-2 0,46-1 0,-56-1 0,-7-2 0,0 0 0,0 0 0,0-2 0,-1 1 0,1-2 0,-1 0 0,21-9 0,6-6 0,39-25 0,-50 27 0,-9 6 0,-1-1 0,0-1 0,-1-1 0,0 0 0,-1-1 0,25-30 0,-39 41 0,-1 0 0,0 0 0,0 0 0,-1-1 0,1 1 0,-1 0 0,0-1 0,0 1 0,0-1 0,-1 1 0,0-1 0,0 1 0,0-1 0,0 1 0,-1-1 0,1 1 0,-1-1 0,0 1 0,-1-1 0,-3-7 0,2 4 0,-1 0 0,0 0 0,0 1 0,-1-1 0,0 1 0,0 0 0,-1 1 0,0-1 0,0 1 0,-7-5 0,-18-14 0,23 18 0,0 0 0,0 0 0,-1 1 0,0 0 0,-1 1 0,1 0 0,-1 0 0,-17-5 0,-3 0 0,-1-1 0,-30-17 0,-36-13 0,61 28 0,6 2 0,0 2 0,0 0 0,-59-7 0,-21 4 250,-113-5-1865,207 17-5211</inkml:trace>
+  <inkml:trace contextRef="#ctx0" brushRef="#br0">0 43 24575,'12'63'0,"-23"141"0,18-151-1365</inkml:trace>
+  <inkml:trace contextRef="#ctx0" brushRef="#br0" timeOffset="748.33">35 149 24575,'1'0'0,"3"0"0,3 0 0,1 0 0,0 2 0,0 0 0,1 0 0,0 0 0,1 0 0,0-1 0,1-1 0,0 0 0,-1 0 0,1 0 0,0 0 0,0 0 0,-3-2 0</inkml:trace>
+  <inkml:trace contextRef="#ctx0" brushRef="#br0" timeOffset="1526.14">183 1 24575,'1'0'0,"1"0"0,-1 0 0,1 1 0,-1-1 0,1 1 0,-1 0 0,1-1 0,-1 1 0,1 0 0,-1 0 0,0 0 0,0 0 0,1 0 0,-1 0 0,0 0 0,0 0 0,0 0 0,0 0 0,0 1 0,0-1 0,-1 0 0,1 1 0,0-1 0,-1 1 0,1-1 0,-1 1 0,1-1 0,-1 1 0,0-1 0,0 1 0,1 0 0,-1 1 0,1 62 0,-2-49 0,1-10 0,0 18 0,-1 0 0,-1 1 0,0-1 0,-11 37 0,11-50-151,0 1-1,0 0 0,1 0 0,0 0 1,1 0-1,1 0 0,0 0 1,3 14-1</inkml:trace>
 </inkml:ink>
 </file>
 
@@ -3316,15 +5243,15 @@
           <inkml:channelProperty channel="F" name="resolution" value="0" units="1/dev"/>
         </inkml:channelProperties>
       </inkml:inkSource>
-      <inkml:timestamp xml:id="ts0" timeString="2026-03-12T11:52:11.638"/>
+      <inkml:timestamp xml:id="ts0" timeString="2026-03-18T19:19:03.751"/>
     </inkml:context>
     <inkml:brush xml:id="br0">
       <inkml:brushProperty name="width" value="0.05" units="cm"/>
       <inkml:brushProperty name="height" value="0.05" units="cm"/>
-      <inkml:brushProperty name="color" value="#E71224"/>
+      <inkml:brushProperty name="color" value="#FFC114"/>
     </inkml:brush>
   </inkml:definitions>
-  <inkml:trace contextRef="#ctx0" brushRef="#br0">242 0 24575,'-5'2'0,"0"0"0,0-1 0,0 1 0,0 1 0,1-1 0,-1 1 0,1 0 0,-1 0 0,-6 7 0,-6 2 0,-9 5 0,1 0 0,-25 25 0,43-36 0,0 1 0,0 0 0,1 0 0,0 0 0,0 1 0,1 0 0,0 0 0,0 1 0,1-1 0,0 1 0,-2 10 0,5-17 0,1 0 0,0 0 0,-1 0 0,1-1 0,0 1 0,0 0 0,1 0 0,-1 0 0,0 0 0,1 0 0,-1-1 0,1 1 0,-1 0 0,1 0 0,0 0 0,0-1 0,0 1 0,0-1 0,0 1 0,1 1 0,2 1 0,-1-1 0,0 0 0,1 0 0,0 0 0,0-1 0,0 1 0,0-1 0,5 2 0,1 1 0,0-2 0,0 1 0,1-1 0,0-1 0,-1 0 0,18 1 0,-14-4 0,0-1 0,1-1 0,-1 0 0,0 0 0,0-2 0,-1 0 0,1 0 0,-1-1 0,24-15 0,-36 20 0,1 0 0,-1 1 0,0-1 0,1 0 0,-1 0 0,0 0 0,0 0 0,1 0 0,-1 0 0,0-1 0,0 1 0,0 0 0,-1 0 0,1-1 0,0 1 0,0-1 0,-1 1 0,1-1 0,-1 1 0,1-1 0,-1 1 0,0-1 0,1 1 0,-1-1 0,0 0 0,0-2 0,-1 1 0,0 1 0,0 0 0,-1-1 0,1 1 0,0 0 0,-1 0 0,0-1 0,1 1 0,-1 1 0,0-1 0,0 0 0,0 0 0,0 1 0,-4-3 0,-4-2 0,1 0 0,-2 1 0,1 1 0,-1-1 0,1 2 0,-21-5 0,20 6-97,-1 0-1,1 2 1,-1-1-1,1 1 1,0 1-1,-1 0 1,1 0-1,-1 1 1,1 1-1,0 0 1,0 0-1,1 1 0,-12 6 1,10-3-6729</inkml:trace>
+  <inkml:trace contextRef="#ctx0" brushRef="#br0">246 0 24575,'2'0'0,"0"1"0,0 0 0,1-1 0,-1 1 0,0 0 0,0 0 0,0 0 0,0 0 0,0 0 0,0 1 0,0-1 0,0 0 0,0 1 0,-1 0 0,1-1 0,-1 1 0,1 0 0,-1 0 0,0 0 0,1 0 0,-1 0 0,0 0 0,0 0 0,-1 0 0,1 1 0,1 2 0,2 11 0,0 0 0,4 27 0,-6-30 0,0 3 0,-1-1 0,0 1 0,-2 28 0,0-43 0,0-1 0,0 1 0,1 0 0,-1-1 0,0 1 0,0-1 0,0 1 0,0-1 0,0 0 0,0 1 0,1-1 0,-1 0 0,0 1 0,0-1 0,0 0 0,0 0 0,0 0 0,0 0 0,0 0 0,0 0 0,-2-1 0,-32 0 0,25 0 0,10 1 0,-18-1 0,0 1 0,-1 0 0,1 1 0,0 1 0,0 1 0,0 0 0,0 1 0,-28 11 0,-8 4-1365</inkml:trace>
 </inkml:ink>
 </file>
 
@@ -3344,15 +5271,15 @@
           <inkml:channelProperty channel="F" name="resolution" value="0" units="1/dev"/>
         </inkml:channelProperties>
       </inkml:inkSource>
-      <inkml:timestamp xml:id="ts0" timeString="2026-03-12T11:52:06.038"/>
+      <inkml:timestamp xml:id="ts0" timeString="2026-03-18T19:19:00.460"/>
     </inkml:context>
     <inkml:brush xml:id="br0">
       <inkml:brushProperty name="width" value="0.05" units="cm"/>
       <inkml:brushProperty name="height" value="0.05" units="cm"/>
-      <inkml:brushProperty name="color" value="#E71224"/>
+      <inkml:brushProperty name="color" value="#FFC114"/>
     </inkml:brush>
   </inkml:definitions>
-  <inkml:trace contextRef="#ctx0" brushRef="#br0">239 90 24575,'-1'-1'0,"1"0"0,-1 1 0,1-1 0,-1 0 0,1 0 0,-1 1 0,1-1 0,-1 0 0,0 1 0,1-1 0,-1 0 0,0 1 0,0-1 0,0 1 0,1-1 0,-1 1 0,0 0 0,0-1 0,0 1 0,0 0 0,0 0 0,0 0 0,0-1 0,0 1 0,0 0 0,-1 0 0,-32-2 0,30 2 0,-9 0 0,0 1 0,1 0 0,-1 0 0,0 2 0,1-1 0,-1 2 0,1-1 0,0 2 0,0-1 0,0 2 0,1 0 0,-14 9 0,25-15 0,-1 0 0,1 1 0,-1-1 0,1 0 0,0 1 0,-1-1 0,1 1 0,0-1 0,-1 0 0,1 1 0,0-1 0,0 1 0,-1-1 0,1 1 0,0-1 0,0 1 0,0-1 0,0 1 0,-1-1 0,1 1 0,0-1 0,0 1 0,0-1 0,0 1 0,0-1 0,1 1 0,-1-1 0,0 1 0,0-1 0,0 1 0,0-1 0,0 1 0,1 0 0,17 12 0,33 2 0,-46-14 0,30 6 0,-25-6 0,-1 1 0,1 1 0,0-1 0,17 9 0,-23-9 0,-1 0 0,0 0 0,1 1 0,-1-1 0,0 1 0,0 0 0,0 0 0,-1 0 0,1 0 0,-1 0 0,0 1 0,0-1 0,0 1 0,0-1 0,0 1 0,0 4 0,5 11 0,-4-13 0,-1 1 0,0-1 0,0 0 0,0 1 0,-1-1 0,1 11 0,-2-14 0,-1 1 0,0 0 0,0 0 0,0-1 0,0 1 0,0-1 0,-1 1 0,1-1 0,-1 1 0,0-1 0,0 0 0,0 0 0,0 0 0,-5 5 0,-17 25 0,20-27 0,1 0 0,-1 0 0,-1 0 0,1 0 0,-1-1 0,0 0 0,0 0 0,0 0 0,-1 0 0,-11 6 0,17-11 0,-1 0 0,0 0 0,0 0 0,0 1 0,0-1 0,0-1 0,0 1 0,0 0 0,1 0 0,-1 0 0,0 0 0,0-1 0,0 1 0,0 0 0,1-1 0,-1 1 0,0 0 0,0-1 0,1 1 0,-1-1 0,0 0 0,0 1 0,1-1 0,-1 1 0,1-1 0,-1 0 0,1 0 0,-1 1 0,1-1 0,-1 0 0,1 0 0,0 1 0,-1-1 0,1 0 0,0 0 0,0 0 0,-1 0 0,1 0 0,0 0 0,0 1 0,0-1 0,0 0 0,1-2 0,-3-47 0,3 43 0,1-9 0,2 0 0,0 0 0,1 0 0,0 0 0,1 1 0,1 0 0,1 1 0,0-1 0,0 1 0,20-23 0,59-65 0,-80 94 0,-1 1 0,0 0 0,0 0 0,-1-1 0,0 0 0,5-9 0,-10 16 0,1 0 0,-1-1 0,1 1 0,-1 0 0,0 0 0,1 0 0,-1-1 0,0 1 0,0 0 0,0 0 0,0-1 0,0 1 0,0 0 0,0 0 0,0-1 0,-1 1 0,1 0 0,0 0 0,-1 0 0,1-1 0,-1 1 0,0 0 0,1 0 0,-1 0 0,0 0 0,1 0 0,-1 0 0,0 0 0,0 0 0,0 0 0,0 1 0,0-1 0,0 0 0,0 1 0,0-1 0,0 0 0,0 1 0,0-1 0,-1 1 0,1 0 0,0-1 0,0 1 0,0 0 0,-1 0 0,1 0 0,-3 0 0,-5-2-105,-1 1 0,0 1 0,0 0 0,0 0 0,0 1 0,0 0 0,1 0 0,-1 2 0,1-1 0,-1 1 0,1 0 0,-11 6 0,5-2-6721</inkml:trace>
+  <inkml:trace contextRef="#ctx0" brushRef="#br0">0 0 24558,'5416'2179'0</inkml:trace>
 </inkml:ink>
 </file>
 
@@ -3372,16 +5299,15 @@
           <inkml:channelProperty channel="F" name="resolution" value="0" units="1/dev"/>
         </inkml:channelProperties>
       </inkml:inkSource>
-      <inkml:timestamp xml:id="ts0" timeString="2026-03-12T11:52:01.675"/>
+      <inkml:timestamp xml:id="ts0" timeString="2026-03-18T19:20:50.705"/>
     </inkml:context>
     <inkml:brush xml:id="br0">
       <inkml:brushProperty name="width" value="0.05" units="cm"/>
       <inkml:brushProperty name="height" value="0.05" units="cm"/>
-      <inkml:brushProperty name="color" value="#E71224"/>
+      <inkml:brushProperty name="color" value="#F6630D"/>
     </inkml:brush>
   </inkml:definitions>
-  <inkml:trace contextRef="#ctx0" brushRef="#br0">30 1 24575,'-5'3'0,"14"5"0,14 4 0,163 55 0,-185-67 0,0 0 0,0 1 0,0-1 0,0 0 0,0 0 0,0 1 0,1-1 0,-1 1 0,0-1 0,0 1 0,-1-1 0,1 1 0,0-1 0,0 1 0,0 0 0,0 0 0,0-1 0,-1 1 0,1 0 0,0 0 0,-1 0 0,1 0 0,-1 0 0,1 0 0,-1 0 0,1 0 0,-1 0 0,0 0 0,1 0 0,-1 0 0,0 0 0,0 0 0,0 0 0,0 0 0,0 1 0,0-1 0,0 0 0,0 0 0,0 0 0,0 0 0,-1 0 0,1 0 0,0 0 0,-1 0 0,1 0 0,-1 0 0,1 0 0,-1 0 0,0 0 0,1 0 0,-2 1 0,-6 8 0,-1-1 0,1 1 0,-20 14 0,10-8 0,14-12 2,-10 8-138,0 1-1,1 1 0,0 0 0,1 0 1,0 2-1,1-1 0,1 1 0,1 1 1,-11 26-1,15-30-6689</inkml:trace>
-  <inkml:trace contextRef="#ctx0" brushRef="#br0" timeOffset="933.17">1 264 24575,'339'0'-1365,"-327"0"-5461</inkml:trace>
+  <inkml:trace contextRef="#ctx0" brushRef="#br0">0 0 24301,'5588'0'0</inkml:trace>
 </inkml:ink>
 </file>
 
@@ -3401,15 +5327,15 @@
           <inkml:channelProperty channel="F" name="resolution" value="0" units="1/dev"/>
         </inkml:channelProperties>
       </inkml:inkSource>
-      <inkml:timestamp xml:id="ts0" timeString="2026-03-12T11:51:58.603"/>
+      <inkml:timestamp xml:id="ts0" timeString="2026-03-18T19:21:23.439"/>
     </inkml:context>
     <inkml:brush xml:id="br0">
       <inkml:brushProperty name="width" value="0.05" units="cm"/>
       <inkml:brushProperty name="height" value="0.05" units="cm"/>
-      <inkml:brushProperty name="color" value="#E71224"/>
+      <inkml:brushProperty name="color" value="#F6630D"/>
     </inkml:brush>
   </inkml:definitions>
-  <inkml:trace contextRef="#ctx0" brushRef="#br0">328 20 24575,'-8'1'0,"-1"1"0,1-1 0,0 2 0,1-1 0,-1 1 0,0 0 0,1 0 0,-1 1 0,1 0 0,0 0 0,-10 9 0,-2 2 0,0 1 0,-26 28 0,-28 23 0,54-51 0,14-11 0,0 0 0,1 0 0,0 0 0,0 0 0,0 1 0,0 0 0,1-1 0,0 1 0,0 1 0,1-1 0,-1 0 0,2 1 0,-1-1 0,1 1 0,-1-1 0,2 1 0,-1 0 0,1 8 0,0-9 0,1 0 0,-1 0 0,1 0 0,0-1 0,1 1 0,-1 0 0,1-1 0,0 1 0,1-1 0,-1 1 0,1-1 0,0 0 0,1 0 0,-1 0 0,1-1 0,0 1 0,0-1 0,0 0 0,1 0 0,8 6 0,13 6 0,-18-10 0,0 0 0,0-1 0,1 0 0,0-1 0,-1 0 0,2 0 0,-1-1 0,0 0 0,1 0 0,-1-1 0,1-1 0,0 0 0,11 1 0,-4-3 0,0-1 0,1 0 0,-1-1 0,0 0 0,-1-2 0,1 0 0,-1-1 0,0 0 0,17-10 0,8-9 0,75-59 0,-104 75 0,45-30 0,-47 34 0,0-1 0,0 0 0,-1 0 0,0-1 0,0 0 0,-1 0 0,0-1 0,0 0 0,-1-1 0,0 0 0,0 0 0,-1 0 0,7-14 0,6-18 0,-13 31 0,-1 0 0,0 0 0,-1 0 0,0 0 0,0-1 0,2-16 0,-6 25 0,1-1 0,-2 1 0,1-1 0,0 1 0,0-1 0,-1 1 0,0 0 0,1-1 0,-1 1 0,0 0 0,0 0 0,0-1 0,0 1 0,-1 0 0,1 0 0,0 0 0,-1 0 0,1 1 0,-1-1 0,0 0 0,0 1 0,0-1 0,0 1 0,0-1 0,0 1 0,0 0 0,0 0 0,0 0 0,-1 0 0,1 0 0,0 1 0,-1-1 0,1 1 0,0-1 0,-4 1 0,-16-3 0,0 0 0,-1 2 0,1 0 0,-33 4 0,-10 0 0,52-2 0,1 1 0,0 0 0,-1 1 0,1 0 0,0 1 0,1 1 0,-1-1 0,1 2 0,0 0 0,-15 10 0,15-9 0,-1 0 0,1 0 0,-1-2 0,0 1 0,-1-2 0,1 1 0,-1-2 0,0 0 0,-14 2 0,-89 8-1365,104-12-5461</inkml:trace>
+  <inkml:trace contextRef="#ctx0" brushRef="#br0">40 6 24575,'-1'0'0,"-3"0"0,0-1 0,-2-1 0,0 0 0,0 2 0,-1 1 0,2 2 0</inkml:trace>
 </inkml:ink>
 </file>
 
@@ -3429,7 +5355,7 @@
           <inkml:channelProperty channel="F" name="resolution" value="0" units="1/dev"/>
         </inkml:channelProperties>
       </inkml:inkSource>
-      <inkml:timestamp xml:id="ts0" timeString="2026-03-12T12:02:09.871"/>
+      <inkml:timestamp xml:id="ts0" timeString="2026-03-18T19:21:19.213"/>
     </inkml:context>
     <inkml:brush xml:id="br0">
       <inkml:brushProperty name="width" value="0.05" units="cm"/>
@@ -3437,7 +5363,7 @@
       <inkml:brushProperty name="color" value="#F6630D"/>
     </inkml:brush>
   </inkml:definitions>
-  <inkml:trace contextRef="#ctx0" brushRef="#br0">20 119 24575,'-1'1'0,"0"-1"0,1 0 0,-1 0 0,0 0 0,1 0 0,-1 1 0,0-1 0,0 0 0,1 0 0,-1 0 0,0-1 0,0 1 0,1 0 0,-1 0 0,0 0 0,1 0 0,-1-1 0,0 1 0,1 0 0,-1-1 0,0 1 0,1 0 0,-1-1 0,1 1 0,-1-1 0,0 0 0,16-10 0,36-7 0,146-15 0,-66 13 0,-60 8-455,0 2 0,101-1 0,-153 11-6371</inkml:trace>
+  <inkml:trace contextRef="#ctx0" brushRef="#br0">117 1 24575,'-9'9'0,"-40"48"0,40-42 0,1-1 0,0 1 0,1 0 0,-9 30 0,13-36 0,1 1 0,0-1 0,0 1 0,1 0 0,0 0 0,1-1 0,0 1 0,1 0 0,3 17 0,-3-24 0,1 0 0,0 0 0,0 0 0,0 0 0,0 0 0,0-1 0,1 1 0,0-1 0,-1 1 0,1-1 0,0 0 0,0 0 0,0 0 0,0 0 0,0-1 0,0 0 0,1 1 0,6 1 0,-1 0 0,1 0 0,0-1 0,-1 0 0,1-1 0,18 1 0,-25-2 0,0-1 0,0 1 0,0-1 0,1 0 0,-1 0 0,0 0 0,0-1 0,-1 1 0,1 0 0,0-1 0,0 0 0,-1 0 0,1 0 0,-1 0 0,1 0 0,-1-1 0,0 1 0,0 0 0,0-1 0,0 0 0,-1 1 0,1-1 0,-1 0 0,1 0 0,-1 0 0,0 0 0,1-3 0,1-4 0,-1 0 0,0 0 0,0 0 0,-1-1 0,-1 1 0,1 0 0,-3-14 0,2 23 0,0-1 0,0 1 0,0 0 0,-1-1 0,1 1 0,0 0 0,-1 0 0,1-1 0,-1 1 0,0 0 0,1 0 0,-1 0 0,0 0 0,0 0 0,1 0 0,-1 0 0,0 0 0,0 0 0,0 0 0,-1 0 0,1 0 0,0 1 0,0-1 0,0 0 0,-2 0 0,0 0 0,0 0 0,-1 1 0,1-1 0,-1 1 0,1 0 0,0 0 0,-1 0 0,1 0 0,-7 1 0,1 1 0,0 0 0,0 1 0,0 0 0,1 0 0,-1 1 0,-13 8 0,10-5 156,9-6-246,1 1 1,0-1-1,0 0 1,-1 1-1,1-1 1,0 1 0,1 0-1,-1-1 1,0 1-1,0 0 1,1 0-1,-1 0 1,1 0-1,-1 1 1,1-1-1,-1 3 1</inkml:trace>
 </inkml:ink>
 </file>
 
@@ -3457,15 +5383,15 @@
           <inkml:channelProperty channel="F" name="resolution" value="0" units="1/dev"/>
         </inkml:channelProperties>
       </inkml:inkSource>
-      <inkml:timestamp xml:id="ts0" timeString="2026-03-12T11:57:07.338"/>
+      <inkml:timestamp xml:id="ts0" timeString="2026-03-18T19:21:14.510"/>
     </inkml:context>
     <inkml:brush xml:id="br0">
       <inkml:brushProperty name="width" value="0.05" units="cm"/>
       <inkml:brushProperty name="height" value="0.05" units="cm"/>
-      <inkml:brushProperty name="color" value="#E71224"/>
+      <inkml:brushProperty name="color" value="#F6630D"/>
     </inkml:brush>
   </inkml:definitions>
-  <inkml:trace contextRef="#ctx0" brushRef="#br0">0 127 24575,'0'-5'0,"0"1"0,0 0 0,1 0 0,-1-1 0,1 1 0,0 0 0,0 0 0,0 0 0,1-1 0,-1 1 0,1 1 0,0-1 0,0 0 0,1 0 0,-1 1 0,6-7 0,-2 5 0,1 0 0,-1 0 0,1 1 0,0 0 0,1 0 0,-1 1 0,0 0 0,10-3 0,-11 4 0,1-1 0,0 1 0,0 0 0,0 1 0,0 0 0,1 0 0,-1 0 0,8 1 0,-13 0 0,0 1 0,0-1 0,0 1 0,0 0 0,0-1 0,-1 1 0,1 0 0,0 0 0,0 0 0,-1 1 0,1-1 0,-1 0 0,1 0 0,-1 1 0,1-1 0,-1 1 0,0-1 0,0 1 0,0 0 0,0 0 0,0-1 0,0 1 0,0 0 0,0 0 0,-1 0 0,1 0 0,-1 0 0,0 0 0,1 0 0,-1 0 0,0 0 0,0 0 0,0 3 0,0-1 0,0 0 0,0 0 0,-1 0 0,1 0 0,-1 0 0,0 0 0,0-1 0,0 1 0,0 0 0,-1 0 0,1-1 0,-1 1 0,0-1 0,0 1 0,-1-1 0,1 0 0,-1 0 0,1 0 0,-1 0 0,0 0 0,0 0 0,0-1 0,-4 3 0,-18 17 0,25-21 0,0-1 0,0 0 0,0 0 0,0 0 0,-1 0 0,1 0 0,0 0 0,0 1 0,0-1 0,0 0 0,0 0 0,0 0 0,0 0 0,-1 1 0,1-1 0,0 0 0,0 0 0,0 0 0,0 0 0,0 1 0,0-1 0,0 0 0,0 0 0,0 0 0,0 1 0,0-1 0,0 0 0,0 0 0,0 0 0,0 0 0,0 1 0,0-1 0,0 0 0,1 0 0,-1 0 0,0 1 0,0-1 0,0 0 0,0 0 0,0 0 0,0 0 0,0 0 0,1 1 0,-1-1 0,0 0 0,0 0 0,0 0 0,1 0 0,13 4 0,26-3 0,-32-1 0,-6 0 0,1 1 0,0-1 0,0 0 0,0 1 0,0 0 0,-1-1 0,1 1 0,0 0 0,0 0 0,-1 1 0,1-1 0,-1 1 0,1-1 0,-1 1 0,0 0 0,0 0 0,0 0 0,0 0 0,0 0 0,0 0 0,0 0 0,-1 1 0,1-1 0,-1 1 0,1-1 0,0 4 0,-1-2 0,0 1 0,0-1 0,0 1 0,0 0 0,-1-1 0,0 1 0,0 0 0,0 0 0,-1-1 0,1 1 0,-1 0 0,0-1 0,-1 1 0,1-1 0,-4 8 0,3-8 22,-1 0-1,1 0 0,-1 0 1,0-1-1,0 1 0,-1-1 1,1 0-1,-1 0 0,0 0 1,1 0-1,-1-1 0,0 1 1,-1-1-1,1 0 0,-6 2 1,0-1-266,1 0 0,-1 0 0,0-1 0,0-1 1,0 1-1,-11-1 0,9-1-6582</inkml:trace>
+  <inkml:trace contextRef="#ctx0" brushRef="#br0">1 219 24575,'3'-4'0,"0"0"0,0 0 0,0 1 0,1-1 0,0 1 0,7-5 0,-1 0 0,-5 4 0,0-1 0,-1 0 0,1 1 0,-1-2 0,0 1 0,-1 0 0,1-1 0,-1 0 0,0 1 0,0-2 0,-1 1 0,0 0 0,0 0 0,0-1 0,-1 1 0,0-1 0,0 1 0,0-1 0,-1 1 0,-1-13 0,1 16 0,0 0 0,0 0 0,1 0 0,-1 0 0,1 0 0,0 0 0,0 0 0,0 0 0,0 0 0,0 1 0,1-1 0,-1 0 0,1 1 0,2-4 0,1 61 0,-2-27 0,-1-1 0,-1 39 0,1 23 0,7-22-1365,-9-59-5461</inkml:trace>
 </inkml:ink>
 </file>
 
@@ -3485,15 +5411,15 @@
           <inkml:channelProperty channel="F" name="resolution" value="0" units="1/dev"/>
         </inkml:channelProperties>
       </inkml:inkSource>
-      <inkml:timestamp xml:id="ts0" timeString="2026-03-12T11:57:03.226"/>
+      <inkml:timestamp xml:id="ts0" timeString="2026-03-18T19:21:00.319"/>
     </inkml:context>
     <inkml:brush xml:id="br0">
       <inkml:brushProperty name="width" value="0.05" units="cm"/>
       <inkml:brushProperty name="height" value="0.05" units="cm"/>
-      <inkml:brushProperty name="color" value="#E71224"/>
+      <inkml:brushProperty name="color" value="#ED7D31"/>
     </inkml:brush>
   </inkml:definitions>
-  <inkml:trace contextRef="#ctx0" brushRef="#br0">0 74 24575,'1'-2'0,"0"0"0,0 1 0,0-1 0,0 0 0,0 1 0,0-1 0,0 1 0,0-1 0,1 1 0,-1 0 0,0 0 0,1-1 0,-1 1 0,1 0 0,0 0 0,2-1 0,31-16 0,-33 17 0,8-4-91,0 1 0,0-1 0,1 2 0,0 0 0,-1 0 0,1 0 0,0 2 0,1-1 0,-1 2 0,0-1 0,0 1 0,0 1 0,1 0 0,10 3 0,-9-1-6735</inkml:trace>
+  <inkml:trace contextRef="#ctx0" brushRef="#br0">173 43 24575,'5'-1'0,"0"0"0,0 0 0,0 0 0,0-1 0,0 0 0,5-3 0,26-7 0,-21 10 0,-3 0 0,0 0 0,0 2 0,19 1 0,-27-1 0,0 1 0,0 0 0,0 0 0,0 1 0,0-1 0,0 1 0,0 0 0,-1 1 0,1-1 0,-1 0 0,1 1 0,-1 0 0,0 0 0,5 5 0,8 11 0,-11-13 0,0 0 0,0 0 0,0 1 0,-1-1 0,1 1 0,-1 0 0,5 13 0,37 127 0,-44-142 0,0 0 0,0 0 0,-1 1 0,1-1 0,-1 1 0,-1-1 0,1 1 0,0-1 0,-1 1 0,0 0 0,0-1 0,-1 1 0,1 0 0,-1-1 0,0 1 0,-1-1 0,1 0 0,-1 1 0,0-1 0,0 0 0,0 0 0,0 0 0,-1 0 0,0-1 0,-4 7 0,2-4 0,0 0 0,-1-1 0,0 0 0,0 0 0,0-1 0,-1 1 0,1-2 0,-1 1 0,0-1 0,0 0 0,-1-1 0,1 0 0,0 0 0,-13 2 0,1-1 0,0-1 0,0-1 0,0-1 0,-38-3 0,38-1 0,0 0 0,0-1 0,1-1 0,-36-16 0,47 17 0,0-1 0,0 1 0,1-1 0,0-1 0,0 1 0,0-1 0,0 0 0,1-1 0,0 0 0,0 0 0,0 0 0,1 0 0,0-1 0,0 0 0,1 0 0,0 0 0,0-1 0,0 1 0,-2-17 0,3 16 0,1 0 0,0 0 0,0 0 0,1 0 0,-1 0 0,2 0 0,-1 0 0,1 0 0,0 0 0,1 0 0,2-9 0,-1 6 0,0 0 0,0 0 0,0 1 0,1 0 0,1 0 0,0 0 0,0 0 0,1 1 0,0 0 0,0 0 0,1 1 0,0 0 0,1 0 0,9-8 0,-11 12-72,0 1 1,1-1-1,-1 2 0,1-1 0,0 1 0,0 0 0,0 1 0,0 0 1,0 0-1,0 1 0,1 0 0,-1 0 0,0 1 0,0 0 0,1 1 1,-1 0-1,0 0 0,9 3 0</inkml:trace>
 </inkml:ink>
 </file>
 
@@ -3513,15 +5439,15 @@
           <inkml:channelProperty channel="F" name="resolution" value="0" units="1/dev"/>
         </inkml:channelProperties>
       </inkml:inkSource>
-      <inkml:timestamp xml:id="ts0" timeString="2026-03-12T11:56:56.789"/>
+      <inkml:timestamp xml:id="ts0" timeString="2026-03-18T19:20:56.350"/>
     </inkml:context>
     <inkml:brush xml:id="br0">
       <inkml:brushProperty name="width" value="0.05" units="cm"/>
       <inkml:brushProperty name="height" value="0.05" units="cm"/>
-      <inkml:brushProperty name="color" value="#E71224"/>
+      <inkml:brushProperty name="color" value="#F6630D"/>
     </inkml:brush>
   </inkml:definitions>
-  <inkml:trace contextRef="#ctx0" brushRef="#br0">17 90 24575,'-2'3'0,"0"-1"0,1 1 0,-1 0 0,1 0 0,-1 0 0,1 0 0,0 0 0,0 0 0,0 0 0,1 0 0,-1 0 0,1 5 0,-1 46 0,1-37 0,0-14 0,0 1 0,0-1 0,0 1 0,0-1 0,0 1 0,1-1 0,0 1 0,-1-1 0,1 1 0,1-1 0,-1 0 0,0 0 0,1 1 0,0-1 0,-1 0 0,5 5 0,-2-6 0,-1 0 0,0 0 0,1 0 0,-1 0 0,1-1 0,0 1 0,-1-1 0,1 0 0,0 0 0,0 0 0,0-1 0,0 1 0,0-1 0,0 0 0,4-1 0,1 1 0,0-1 0,0-1 0,0 0 0,0 0 0,-1-1 0,1 0 0,-1 0 0,1-1 0,12-8 0,70-50 0,-80 54 0,2-1 0,-1-1 0,0-1 0,-1 0 0,0 0 0,14-19 0,-23 28 0,-1 0 0,1 0 0,-1 0 0,0 0 0,0 0 0,1 0 0,-1 0 0,-1 0 0,1 0 0,0 0 0,0-1 0,-1 1 0,1 0 0,-1-1 0,0 1 0,0 0 0,0 0 0,0-1 0,0 1 0,0 0 0,-1-1 0,1 1 0,-1 0 0,1-1 0,-1 1 0,0 0 0,0 0 0,0 0 0,0 0 0,0 0 0,-1 0 0,1 0 0,-1 0 0,1 0 0,-1 1 0,0-1 0,1 1 0,-1-1 0,0 1 0,0 0 0,0-1 0,0 1 0,0 0 0,0 0 0,0 1 0,-5-2 0,1 0 0,0 0 0,-1 0 0,1 1 0,0 0 0,-1 1 0,1-1 0,-1 1 0,1 0 0,-1 1 0,1 0 0,-1 0 0,1 0 0,0 1 0,-9 3 0,-12 5 0,1 1 0,-26 16 0,11-5 0,35-19-105,0-1 0,1 1 0,0 0 0,0 1 0,0-1 0,0 1 0,0 0 0,1 0 0,0 1 0,0-1 0,0 1 0,-5 7 0,4-1-6721</inkml:trace>
+  <inkml:trace contextRef="#ctx0" brushRef="#br0">1 1 24575,'9'2'0,"0"0"0,0 1 0,0 0 0,0 0 0,0 1 0,11 7 0,0-1 0,-8-4 0,0 0 0,0 1 0,15 12 0,-24-17 0,0 1 0,0-1 0,0 1 0,0 0 0,-1 0 0,1 0 0,-1 0 0,1 0 0,-1 0 0,0 1 0,-1-1 0,1 1 0,0 0 0,-1 0 0,0-1 0,1 6 0,-3-5 0,-1-1 0,0 1 0,0-1 0,-1 0 0,1 0 0,-1 0 0,1 0 0,-1-1 0,0 1 0,0-1 0,0 1 0,0-1 0,-6 3 0,-10 10 0,-33 27 338,-5 6-2041</inkml:trace>
 </inkml:ink>
 </file>
 
@@ -3541,19 +5467,1441 @@
           <inkml:channelProperty channel="F" name="resolution" value="0" units="1/dev"/>
         </inkml:channelProperties>
       </inkml:inkSource>
-      <inkml:timestamp xml:id="ts0" timeString="2026-03-12T12:01:57.318"/>
+      <inkml:timestamp xml:id="ts0" timeString="2026-03-18T19:20:17.272"/>
     </inkml:context>
     <inkml:brush xml:id="br0">
       <inkml:brushProperty name="width" value="0.05" units="cm"/>
       <inkml:brushProperty name="height" value="0.05" units="cm"/>
-      <inkml:brushProperty name="color" value="#F6630D"/>
+      <inkml:brushProperty name="color" value="#FFC000"/>
     </inkml:brush>
   </inkml:definitions>
-  <inkml:trace contextRef="#ctx0" brushRef="#br0">765 61 24575,'-1'-2'0,"1"-1"0,0 1 0,-1-1 0,0 1 0,1-1 0,-1 1 0,0 0 0,0-1 0,0 1 0,-1 0 0,1 0 0,-1 0 0,1 0 0,-1 0 0,0 0 0,1 0 0,-1 0 0,0 1 0,0-1 0,0 1 0,0-1 0,-1 1 0,1 0 0,0 0 0,-1 0 0,1 0 0,0 0 0,-1 1 0,1-1 0,-6 0 0,-7-2 0,-1 1 0,1 1 0,-27 1 0,38 0 0,-82 6 0,-165 33 0,126-16 0,114-22 0,1 2 0,0-1 0,0 1 0,0 1 0,1 0 0,-1 0 0,1 1 0,0 0 0,0 0 0,0 1 0,-10 9 0,16-12 0,0 0 0,1 0 0,-1 0 0,1 1 0,-1-1 0,1 1 0,0-1 0,0 1 0,1 0 0,-1 0 0,1 0 0,0 0 0,0 0 0,0 0 0,0 0 0,1 0 0,0 0 0,0 0 0,0 0 0,0 0 0,0 0 0,1 1 0,0-1 0,0 0 0,0 0 0,0-1 0,1 1 0,-1 0 0,1 0 0,5 6 0,41 68 0,-24-41 0,24 48 0,-14-8 0,-12-26 0,47 80 0,-60-121 0,1 1 0,0-2 0,0 1 0,1-2 0,0 1 0,0-1 0,1-1 0,0 0 0,0-1 0,1 0 0,0-1 0,0 0 0,0-1 0,1-1 0,-1 0 0,18 2 0,-12-5 0,-1 0 0,1-1 0,0-1 0,-1-1 0,27-7 0,89-35 0,-91 29 0,82-21 0,-99 33 0,-10 1 0,1 0 0,-1-1 0,17-7 0,-28 9 0,0 0 0,-1 0 0,1-1 0,-1 0 0,0 1 0,0-2 0,0 1 0,0 0 0,0-1 0,-1 0 0,0 0 0,0 0 0,0 0 0,4-6 0,-1-2 0,1 1 0,0-1 0,-1 0 0,-1 0 0,1-1 0,-2 0 0,0 0 0,-1 0 0,0 0 0,-1 0 0,2-25 0,-5 23 0,1 0 0,-2 0 0,0 0 0,-1 1 0,0-1 0,-2 0 0,1 1 0,-14-26 0,14 32 0,0 0 0,-1 1 0,0 0 0,-1 0 0,0 0 0,0 1 0,0 0 0,-1 0 0,1 0 0,-2 1 0,1 0 0,0 0 0,-1 1 0,0 0 0,0 1 0,-11-5 0,-18-1 76,-1 0 1,0 3-1,-58-4 0,-120 9-543,108 3-736,95-2-5623</inkml:trace>
+  <inkml:trace contextRef="#ctx0" brushRef="#br0">200 43 24575,'6'-1'0,"-1"0"0,1 0 0,0 0 0,0-1 0,-1 0 0,8-3 0,28-7 0,-24 10 0,-3 0 0,0 0 0,0 2 0,22 1 0,-31-1 0,-1 1 0,1 0 0,0 0 0,-1 1 0,1-1 0,-1 1 0,1 0 0,-1 1 0,0-1 0,0 0 0,0 1 0,0 0 0,-1 0 0,6 5 0,10 11 0,-13-13 0,0 0 0,0 0 0,-1 1 0,0-1 0,0 1 0,0 0 0,5 13 0,44 127 0,-52-142 0,0 0 0,0 0 0,0 1 0,-1-1 0,1 1 0,-1-1 0,-1 1 0,1-1 0,-1 1 0,0 0 0,0-1 0,0 1 0,-1 0 0,0-1 0,0 1 0,-1-1 0,1 0 0,-1 1 0,-1-1 0,1 0 0,0 0 0,-1 0 0,0 0 0,0-1 0,-6 7 0,3-4 0,0 0 0,-1-1 0,1 0 0,-1 0 0,-1-1 0,1 1 0,-1-2 0,0 1 0,0-1 0,0 0 0,0-1 0,-1 0 0,0 0 0,-14 2 0,2-1 0,-1-1 0,0-1 0,-1-1 0,-42-3 0,43-1 0,0 0 0,0-1 0,1-1 0,-42-16 0,55 17 0,0-1 0,1 1 0,-1-1 0,1-1 0,0 1 0,0-1 0,1 0 0,0-1 0,0 0 0,0 0 0,1 0 0,0 0 0,0-1 0,1 0 0,0 0 0,0 0 0,1-1 0,0 1 0,-3-17 0,4 16 0,0 0 0,1 0 0,0 0 0,1 0 0,-1 0 0,2 0 0,-1 0 0,2 0 0,-1 0 0,1 0 0,3-9 0,-2 6 0,0 0 0,1 0 0,0 1 0,0 0 0,2 0 0,-1 0 0,1 0 0,1 1 0,0 0 0,1 0 0,-1 1 0,2 0 0,-1 0 0,12-8 0,-13 12-72,1 1 1,-1-1-1,1 2 0,-1-1 0,1 1 0,0 0 0,0 1 0,1 0 1,-1 0-1,0 1 0,1 0 0,-1 0 0,0 1 0,1 0 0,-1 1 1,1 0-1,-1 0 0,11 3 0</inkml:trace>
 </inkml:ink>
 </file>
 
 <file path=word/ink/ink19.xml><?xml version="1.0" encoding="utf-8"?>
+<inkml:ink xmlns:inkml="http://www.w3.org/2003/InkML">
+  <inkml:definitions>
+    <inkml:context xml:id="ctx0">
+      <inkml:inkSource xml:id="inkSrc0">
+        <inkml:traceFormat>
+          <inkml:channel name="X" type="integer" min="-2.14748E9" max="2.14748E9" units="cm"/>
+          <inkml:channel name="Y" type="integer" min="-2.14748E9" max="2.14748E9" units="cm"/>
+          <inkml:channel name="F" type="integer" max="32767" units="dev"/>
+        </inkml:traceFormat>
+        <inkml:channelProperties>
+          <inkml:channelProperty channel="X" name="resolution" value="1000" units="1/cm"/>
+          <inkml:channelProperty channel="Y" name="resolution" value="1000" units="1/cm"/>
+          <inkml:channelProperty channel="F" name="resolution" value="0" units="1/dev"/>
+        </inkml:channelProperties>
+      </inkml:inkSource>
+      <inkml:timestamp xml:id="ts0" timeString="2026-03-18T19:18:25.764"/>
+    </inkml:context>
+    <inkml:brush xml:id="br0">
+      <inkml:brushProperty name="width" value="0.05" units="cm"/>
+      <inkml:brushProperty name="height" value="0.05" units="cm"/>
+      <inkml:brushProperty name="color" value="#33CCFF"/>
+    </inkml:brush>
+  </inkml:definitions>
+  <inkml:trace contextRef="#ctx0" brushRef="#br0">189 2 24575,'-17'0'0,"7"-1"0,1 1 0,-1 0 0,0 1 0,0 0 0,-13 4 0,20-4 0,0 0 0,0 0 0,0 1 0,1-1 0,-1 1 0,1 0 0,-1-1 0,1 1 0,-1 0 0,1 1 0,0-1 0,0 0 0,0 1 0,0-1 0,1 1 0,-1-1 0,1 1 0,-1 0 0,1 0 0,0 0 0,-1 4 0,-5 16 0,1-8 0,1 1 0,1 1 0,0-1 0,1 0 0,0 19 0,3-32 0,-1 0 0,2 0 0,-1 0 0,0 1 0,1-1 0,-1 0 0,1 0 0,0 0 0,0 0 0,0 0 0,0 0 0,1-1 0,-1 1 0,1 0 0,-1-1 0,1 1 0,0-1 0,0 1 0,0-1 0,1 0 0,-1 0 0,0 0 0,1 0 0,0 0 0,-1-1 0,1 1 0,0-1 0,0 1 0,0-1 0,0 0 0,0 0 0,0-1 0,6 2 0,-5-1 0,4 1 0,1-1 0,-1 0 0,1 0 0,0 0 0,-1-1 0,17-2 0,-23 1 0,0 0 0,0 1 0,0-1 0,-1 0 0,1 0 0,0 0 0,0 0 0,-1 0 0,1-1 0,-1 1 0,1 0 0,-1-1 0,0 0 0,1 1 0,-1-1 0,0 1 0,0-1 0,0 0 0,0 0 0,0 0 0,-1 0 0,1 1 0,0-1 0,-1 0 0,0 0 0,1 0 0,-1 0 0,0 0 0,0 0 0,0-1 0,0 1 0,0 0 0,-1 0 0,1 0 0,-1-2 0,0 1 0,0 1 0,0 0 0,0-1 0,0 1 0,0 0 0,0 0 0,0 0 0,-1 0 0,1 0 0,-1 0 0,1 0 0,-1 0 0,0 0 0,0 1 0,0-1 0,0 1 0,0-1 0,0 1 0,0 0 0,-1 0 0,1 0 0,0 0 0,-1 0 0,-3 0 0,-6-3 0,-1 1 0,1 1 0,-21-1 0,28 3 0,-1 1 0,0-1 0,0 1 0,0 1 0,0-1 0,-7 4 0,11-5 0,0 1 0,1 0 0,-1-1 0,0 1 0,0 0 0,0 0 0,1 0 0,-1 0 0,0 0 0,1 0 0,-1 0 0,1 1 0,-1-1 0,1 1 0,0-1 0,0 1 0,-1-1 0,1 1 0,0 0 0,0 0 0,1-1 0,-2 3 0,3-1-1365</inkml:trace>
+</inkml:ink>
+</file>
+
+<file path=word/ink/ink2.xml><?xml version="1.0" encoding="utf-8"?>
+<inkml:ink xmlns:inkml="http://www.w3.org/2003/InkML">
+  <inkml:definitions>
+    <inkml:context xml:id="ctx0">
+      <inkml:inkSource xml:id="inkSrc0">
+        <inkml:traceFormat>
+          <inkml:channel name="X" type="integer" min="-2.14748E9" max="2.14748E9" units="cm"/>
+          <inkml:channel name="Y" type="integer" min="-2.14748E9" max="2.14748E9" units="cm"/>
+          <inkml:channel name="F" type="integer" max="32767" units="dev"/>
+        </inkml:traceFormat>
+        <inkml:channelProperties>
+          <inkml:channelProperty channel="X" name="resolution" value="1000" units="1/cm"/>
+          <inkml:channelProperty channel="Y" name="resolution" value="1000" units="1/cm"/>
+          <inkml:channelProperty channel="F" name="resolution" value="0" units="1/dev"/>
+        </inkml:channelProperties>
+      </inkml:inkSource>
+      <inkml:timestamp xml:id="ts0" timeString="2026-03-18T19:32:51.671"/>
+    </inkml:context>
+    <inkml:brush xml:id="br0">
+      <inkml:brushProperty name="width" value="0.05" units="cm"/>
+      <inkml:brushProperty name="height" value="0.05" units="cm"/>
+    </inkml:brush>
+    <inkml:brush xml:id="br1">
+      <inkml:brushProperty name="width" value="0.05" units="cm"/>
+      <inkml:brushProperty name="height" value="0.05" units="cm"/>
+    </inkml:brush>
+    <inkml:brush xml:id="br2">
+      <inkml:brushProperty name="width" value="0.05" units="cm"/>
+      <inkml:brushProperty name="height" value="0.05" units="cm"/>
+      <inkml:brushProperty name="color" value="#FFC000"/>
+    </inkml:brush>
+    <inkml:brush xml:id="br3">
+      <inkml:brushProperty name="width" value="0.05" units="cm"/>
+      <inkml:brushProperty name="height" value="0.05" units="cm"/>
+      <inkml:brushProperty name="color" value="#00B050"/>
+    </inkml:brush>
+    <inkml:brush xml:id="br4">
+      <inkml:brushProperty name="width" value="0.05" units="cm"/>
+      <inkml:brushProperty name="height" value="0.05" units="cm"/>
+      <inkml:brushProperty name="color" value="#EE0000"/>
+    </inkml:brush>
+  </inkml:definitions>
+  <inkml:trace contextRef="#ctx0" brushRef="#br0">1337 23 24575,'-2'21'0,"-2"-1"0,-1 0 0,-1 0 0,-1 0 0,-18 35 0,17-36 0,-3 1 0,-1 1 0,-2-1 0,-17 21 0,-17 25 0,43-58-105,3-6 15,0 0 0,0 0 0,1 1 0,-1-1 0,0 1 0,1-1 0,0 1 0,0 0 0,0-1 0,0 1 0,0 0 0,0-1 0,1 5 0</inkml:trace>
+  <inkml:trace contextRef="#ctx0" brushRef="#br0" timeOffset="847.39">1394 1 24575,'1'10'0,"0"0"0,0 0 0,1 1 0,1-1 0,0 0 0,0-1 0,8 16 0,2 5 0,2 10 0,3-2 0,39 66 0,-49-92-114,-2 1 1,0 0-1,0 0 0,-1 1 0,-1-1 1,-1 1-1,0 0 0,-1 0 0,0 0 1,-2 0-1,0 14 0</inkml:trace>
+  <inkml:trace contextRef="#ctx0" brushRef="#br0" timeOffset="1605.2">1525 296 24575,'-47'8'0,"42"-7"0,0 1 0,0-1 0,0 0 0,0 0 0,0 0 0,0-1 0,0 0 0,-1 0 0,1 0 0,0 0 0,-10-2 0,-6-2 0,0 0 0,-40 0 0,40 3 0,-56 9-1365</inkml:trace>
+  <inkml:trace contextRef="#ctx0" brushRef="#br0" timeOffset="4273.53">758 7 24575,'3'129'0,"-6"132"0,1-224 0,2 0 0,7 43 0,-3-39 0,4 92 0,1 7 0,-2-86 0,3 48 0,7 108 0,-14-93 0,-6 117 0,-4-199 0,-1 1 0,-24 61 0,24-73 0,1-1 0,2 0 0,-4 41 0,1-6 0,-27 197 0,25-82 0,5-35 0,1-12 0,-13 209 0,19-286 0,10 50 0,0-5 0,-8-56 0,-1 0 0,-3 0 0,-1 1 0,-11 57 0,4-50 0,-1 49 0,5-41 0,2-8 0,5 64 0,-2-77 0,-2-21 0,1-1 0,1 1 0,1-1 0,0 1 0,5 18 0,-2-118 0,0 43-1365,-3 34-5461</inkml:trace>
+  <inkml:trace contextRef="#ctx0" brushRef="#br0" timeOffset="5999.91">293 569 24575,'91'1'0,"94"-3"0,-106-4 0,153 5 0,-134 9 0,150 7 0,-111 1 0,19 0 0,77-1 0,-205-9-1365</inkml:trace>
+  <inkml:trace contextRef="#ctx0" brushRef="#br1" timeOffset="12172.9">356 728 24575,'-5'4'0,"0"0"0,0 0 0,0 0 0,1 0 0,-1 0 0,1 1 0,0 0 0,1 0 0,-6 8 0,9-13 0,-73 111 0,25-8-1365</inkml:trace>
+  <inkml:trace contextRef="#ctx0" brushRef="#br1" timeOffset="12697.34">356 767 24575,'32'43'0,"-22"-32"0,-2 1 0,1 0 0,-2 0 0,0 1 0,-1-1 0,6 16 0,-5-10 0,1-1 0,18 28 0,-8-17 0,25 53 0,-24-43 0</inkml:trace>
+  <inkml:trace contextRef="#ctx0" brushRef="#br1" timeOffset="13070.05">464 972 24575,'-64'1'163,"41"1"-382,0-1 1,0-1 0,0-1 0,0-1-1,0-1 1,-40-9 0</inkml:trace>
+  <inkml:trace contextRef="#ctx0" brushRef="#br1" timeOffset="13472.54">216 874 24575,'-2'7'0,"1"-1"0,-1 0 0,0 0 0,0 0 0,-1 0 0,0 0 0,0 0 0,-1 0 0,0-1 0,0 1 0,0-1 0,-6 5 0,4-3 0,0 0 0,0 1 0,1 0 0,0 0 0,-6 14 0,-16 39-1365</inkml:trace>
+  <inkml:trace contextRef="#ctx0" brushRef="#br1" timeOffset="14092.49">162 1282 24575,'-3'112'0,"6"116"0,0-218 342,-3-10-370,0 0 1,0 0-1,0 0 0,0 0 1,0-1-1,0 1 1,0 0-1,0 0 1,0 0-1,0 0 1,0 0-1,0 0 1,0 0-1,0 0 1,0-1-1,0 1 1,0 0-1,0 0 1,1 0-1,-1 0 1,0 0-1,0 0 0,0 0 1,0 0-1,0 0 1,0 0-1,0 0 1,0 0-1,1 0 1,-1-1-1,0 1 1,0 0-1,0 0 1,0 0-1,0 0 1,0 0-1,1 0 1,-1 0-1,0 0 1,0 0-1,0 0 0,0 0 1,0 0-1,0 1 1,1-1-1,-1 0 1,0 0-1,0 0 1,0 0-1,0 0 1,0 0-1,0 0 1,0 0-1,0 0 1,1 0-1,-1 0 1,0 0-1,0 0 1,0 1-1,0-1 0,0 0 1</inkml:trace>
+  <inkml:trace contextRef="#ctx0" brushRef="#br1" timeOffset="14834.35">151 1340 24575,'1'-1'0,"-1"0"0,1-1 0,0 1 0,0 0 0,-1 0 0,1-1 0,0 1 0,1 0 0,-1 0 0,0 0 0,0 0 0,0 0 0,1 0 0,-1 0 0,0 1 0,1-1 0,-1 0 0,1 1 0,-1-1 0,1 1 0,3-1 0,43-12 0,-37 10 0,-7 1 0,0 1 0,1 0 0,-1 0 0,0 1 0,1-1 0,-1 1 0,0-1 0,1 1 0,-1 0 0,1 1 0,-1-1 0,0 1 0,1 0 0,-1 0 0,5 2 0,-3 0 0,-1 0 0,0 0 0,0 0 0,-1 1 0,1 0 0,-1 0 0,0 0 0,0 1 0,0-1 0,4 8 0,-6-10 0,0 1 0,-1-1 0,1 0 0,-1 1 0,1-1 0,-1 1 0,0-1 0,0 1 0,0-1 0,0 1 0,-1 0 0,1-1 0,-1 1 0,0 0 0,1 0 0,-1-1 0,-1 1 0,0 3 0,0-3 0,-1 0 0,0 0 0,0 0 0,0-1 0,0 1 0,0-1 0,-1 1 0,1-1 0,-1 0 0,0 0 0,1 0 0,-1 0 0,0 0 0,0 0 0,-4 1 0,5-3 0,1 1 0,0-1 0,0 1 0,-1-1 0,1 1 0,0 0 0,0 0 0,0-1 0,0 1 0,0 0 0,1 0 0,-1 0 0,0 0 0,0 0 0,1 0 0,-1 0 0,0 0 0,1 1 0,-1-1 0,1 0 0,0 0 0,-1 0 0,1 1 0,0-1 0,0 0 0,0 0 0,0 0 0,0 1 0,0-1 0,0 0 0,0 0 0,1 0 0,-1 1 0,0-1 0,1 0 0,-1 0 0,2 2 0,3 4 0,0 0 0,0 0 0,1-1 0,12 12 0,6 8 0,-18-18 0,2 3 0,1 1 0,-2 0 0,0 1 0,0-1 0,6 22 0,-12-32 0,-1 0 0,1 0 0,-1 0 0,0-1 0,0 1 0,0 0 0,0 0 0,0 0 0,0 0 0,-1 0 0,1-1 0,-1 1 0,1 0 0,-1 0 0,0-1 0,0 1 0,0 0 0,0-1 0,0 1 0,-1 1 0,-1-1 0,0 0 0,1-1 0,-1 1 0,0-1 0,0 1 0,0-1 0,-1 0 0,1 0 0,0 0 0,0 0 0,-1-1 0,1 1 0,0-1 0,-1 0 0,1 0 0,-6 0 0,-17-1 0,1-2 0,0 0 0,-50-12 0,53 10 0,12 3-1365,1 1-5461</inkml:trace>
+  <inkml:trace contextRef="#ctx0" brushRef="#br1" timeOffset="15857.66">292 1932 24575,'-22'-3'0,"-13"2"0,22 3 0,0 1 0,1 1 0,0 0 0,0 1 0,0 0 0,0 0 0,1 1 0,-12 9 0,18-12 0,1 0 0,0 0 0,0 1 0,0-1 0,0 1 0,0 0 0,1 0 0,0 0 0,0 1 0,0-1 0,1 0 0,0 1 0,0 0 0,0 0 0,0-1 0,0 6 0,1-7 0,1 0 0,-1 0 0,1 0 0,0 0 0,0 0 0,0 1 0,0-1 0,1 0 0,0 0 0,-1 0 0,1-1 0,0 1 0,0 0 0,1 0 0,-1 0 0,1-1 0,0 1 0,-1 0 0,1-1 0,1 0 0,-1 1 0,0-1 0,0 0 0,1 0 0,0 0 0,5 3 0,40 28 0,-40-26 0,0-1 0,0 0 0,0 0 0,1-1 0,0 0 0,0-1 0,1 1 0,13 3 0,5-9-1365</inkml:trace>
+  <inkml:trace contextRef="#ctx0" brushRef="#br1" timeOffset="16581.52">120 2359 24575,'1'83'0,"-3"87"0,-2-153 0,3-15 0,-1 1 0,2-1 0,-1 0 0,0 1 0,0-1 0,1 1 0,0-1 0,-1 0 0,1 1 0,0-1 0,0 1 0,0-1 0,1 1 0,1 4 0,-2-8-76,1 1 1,0-1-1,-1 0 0,1 0 0,0 1 0,-1-1 0,1 0 0,-1 0 1,1 0-1,-1 0 0,0 0 0,1 0 0,-1 1 0,0-1 1,0 0-1,0 0 0,0-2 0</inkml:trace>
+  <inkml:trace contextRef="#ctx0" brushRef="#br1" timeOffset="17280.88">131 2380 24575,'52'-5'0,"-46"4"0,-1 0 0,1 0 0,0 0 0,0 1 0,-1-1 0,1 1 0,0 1 0,0-1 0,0 1 0,-1 0 0,1 0 0,0 0 0,-1 1 0,1 0 0,-1 0 0,0 0 0,0 0 0,6 4 0,-1 2 0,0 0 0,0 0 0,-1 1 0,-1 0 0,1 0 0,-2 1 0,1 0 0,-1 0 0,-1 1 0,0 0 0,-1 0 0,0 0 0,-1 0 0,-1 1 0,0 0 0,0-1 0,-1 1 0,-1 0 0,0 0 0,-1 0 0,0 0 0,-3 16 0,1-25 0,0 0 0,0 0 0,-1-1 0,1 1 0,0-1 0,-1 1 0,0-1 0,0 0 0,0 0 0,0 0 0,0 0 0,0-1 0,0 1 0,0-1 0,-1 0 0,1 0 0,-1 0 0,-6 1 0,-3 2 0,0-1 0,0-1 0,-26 2 0,17-4 109,5 1-478,0-1 1,0-1-1,-28-4 1,35 3-6458</inkml:trace>
+  <inkml:trace contextRef="#ctx0" brushRef="#br1" timeOffset="18192.86">108 2855 24575,'-2'52'0,"-16"92"0,14-122 0,1-12 0,1 1 0,0 0 0,1 0 0,0 0 0,0 0 0,2 0 0,1 13 0,-1-23 0,-1-1 0,1 1 0,-1-1 0,1 1 0,-1-1 0,1 1 0,-1-1 0,1 0 0,0 1 0,-1-1 0,1 0 0,0 0 0,-1 1 0,1-1 0,0 0 0,-1 0 0,1 0 0,0 0 0,0 0 0,-1 0 0,1 0 0,0 0 0,0 0 0,-1 0 0,1 0 0,0 0 0,-1 0 0,2-1 0,32-7 0,-14 3 0,29-4 296,-41 7-503,-1 0-1,1 1 0,0-1 1,0 1-1,0 1 0,0-1 1,16 2-1</inkml:trace>
+  <inkml:trace contextRef="#ctx0" brushRef="#br1" timeOffset="18703.01">160 2991 24575,'2'-2'0,"3"0"0,1 0 0,3 0 0,0 1 0,2 0 0,0 1 0,0 0 0,0 0 0,1 0 0</inkml:trace>
+  <inkml:trace contextRef="#ctx0" brushRef="#br1" timeOffset="19460.18">108 2816 24575,'0'-1'0,"1"0"0,-1-1 0,1 1 0,-1 0 0,1 0 0,-1 0 0,1 0 0,0 0 0,0 0 0,0 0 0,-1 0 0,1 1 0,0-1 0,0 0 0,0 0 0,1 1 0,-1-1 0,0 0 0,0 1 0,0-1 0,0 1 0,1-1 0,-1 1 0,0 0 0,1-1 0,-1 1 0,0 0 0,0 0 0,1 0 0,-1 0 0,3 0 0,55 1 0,-44-1 0,7 2 0,-1 0 0,1 2 0,39 10 0,-61-14 5,0 0 0,0 0 0,0 0 0,0 0 0,0 0 0,0 1 0,0-1 0,0 0 0,0 0 0,0 0 0,-1 0 0,1 0 1,0 0-1,0 0 0,0 0 0,0 1 0,0-1 0,0 0 0,0 0 0,0 0 0,0 0 0,0 0 0,0 0 0,0 0 0,0 1 0,0-1 0,0 0 0,0 0 0,0 0 0,0 0 0,0 0 0,0 0 0,1 0 0,-1 1 0,0-1 0,0 0 0,0 0 0,0 0 0,0 0 0,0 0 0,0 0 0,0 0 0,0 0 0,0 0 0,1 0 0,-1 0 0,0 1 0,0-1 0,0 0 0,0 0 0,0 0 0,0 0 0,1 0 0,-1 0 0,0 0 0,0 0 0,0 0 0,0 0 0,0 0 0,0 0 0,1 0 0,-1 0 0,0 0 0,0 0 1,0 0-1,0 0 0,1-1 0,-11 4-1712</inkml:trace>
+  <inkml:trace contextRef="#ctx0" brushRef="#br1" timeOffset="20234.22">86 3351 24575,'-1'1'0,"0"0"0,0 0 0,0 0 0,0 0 0,0 0 0,0 0 0,1 1 0,-1-1 0,0 0 0,1 0 0,-1 1 0,1-1 0,-1 0 0,1 1 0,0-1 0,0 1 0,-1-1 0,1 0 0,0 1 0,0-1 0,1 0 0,-1 2 0,1 35 0,9 15 253,-6-42-433,-2-1 0,1 1 0,-2 0 1,1 0-1,-2 0 0,0 0 0,0 0 1,-3 13-1</inkml:trace>
+  <inkml:trace contextRef="#ctx0" brushRef="#br1" timeOffset="20828.1">117 3312 24575,'205'10'0,"-185"-8"-1365</inkml:trace>
+  <inkml:trace contextRef="#ctx0" brushRef="#br1" timeOffset="21525.01">173 3467 24575,'-1'14'0,"3"-1"0,27-10 0,-14-3 0,-4-1 0,1 1 0,-1 0 0,0 1 0,0 0 0,0 1 0,13 3 0,-20-1-1365</inkml:trace>
+  <inkml:trace contextRef="#ctx0" brushRef="#br1" timeOffset="23206.81">258 3769 24575,'-29'-9'0,"27"8"0,1 0 0,-1 0 0,0 0 0,-1 0 0,1 0 0,0 1 0,0-1 0,0 1 0,0-1 0,-1 1 0,1 0 0,0-1 0,-1 1 0,1 0 0,0 1 0,0-1 0,-3 1 0,-10 2 0,0 2 0,0 0 0,1 0 0,0 1 0,0 1 0,0 0 0,-15 11 0,24-15 0,1 0 0,-1 0 0,1 1 0,0-1 0,0 1 0,1 0 0,-1 0 0,1 0 0,0 0 0,0 1 0,1-1 0,-1 1 0,1-1 0,0 1 0,1 0 0,-1 0 0,1 0 0,0 0 0,0 0 0,1 0 0,-1 0 0,1 0 0,2 10 0,-2-11 0,1 1 0,1 0 0,-1 0 0,1-1 0,0 1 0,0-1 0,0 0 0,1 1 0,-1-1 0,1 0 0,0 0 0,1 0 0,-1-1 0,1 1 0,0-1 0,0 1 0,0-1 0,6 3 0,-3-3 0,1 0 0,1 0 0,-1 0 0,0-1 0,1-1 0,-1 1 0,1-1 0,0 0 0,-1-1 0,13 0 0,97 9 0,-115-8 0,0-1 0,-1 0 0,1 0 0,0 0 0,0 0 0,0 0 0,0-1 0,-1 1 0,1-1 0,0 0 0,-1 1 0,1-1 0,0 0 0,-1-1 0,5-1 0,-6 1 0,0 1 0,1 0 0,-1-1 0,0 1 0,0-1 0,0 0 0,0 1 0,0-1 0,-1 0 0,1 1 0,0-1 0,-1 0 0,0 0 0,1 0 0,-1 1 0,0-1 0,0 0 0,0 0 0,0 0 0,0 1 0,-1-1 0,1 0 0,-1-2 0,-2-1 0,1 0 0,-1 1 0,0-1 0,-1 1 0,1 0 0,-1 0 0,0 0 0,0 0 0,0 1 0,-1-1 0,-5-3 0,-14-12 0,4 8-1365</inkml:trace>
+  <inkml:trace contextRef="#ctx0" brushRef="#br1" timeOffset="25532.03">679 3836 24575,'-9'225'0,"-24"-73"0,11-63 0,-3-31 0,-1 1 0,25-56 0,0 0 0,0 0 0,0 1 0,1-1 0,-1 1 0,1-1 0,0 1 0,0-1 0,1 1 0,-1-1 0,1 0 0,-1 1 0,4 6 0,0-4-1365</inkml:trace>
+  <inkml:trace contextRef="#ctx0" brushRef="#br1" timeOffset="31875.88">598 4442 24575,'-4'27'0,"3"-23"0,0 0 0,0 0 0,1 0 0,0 0 0,0 0 0,0 0 0,0-1 0,2 9 0,0 0-50,0 0-1,-1 0 1,-1 25-1,0-20-1112</inkml:trace>
+  <inkml:trace contextRef="#ctx0" brushRef="#br2" timeOffset="35040.32">835 4282 24575,'1'-2'0,"0"0"0,0 0 0,1 1 0,-1-1 0,1 0 0,-1 0 0,1 1 0,0-1 0,0 1 0,-1 0 0,1-1 0,0 1 0,0 0 0,0 0 0,1 0 0,3-1 0,38-16 0,-42 17 0,0 0 0,1 1 0,-1-1 0,0 0 0,1 0 0,-1 1 0,1 0 0,-1-1 0,1 1 0,-1 0 0,1 0 0,-1 0 0,1 0 0,-1 0 0,1 1 0,-1-1 0,1 1 0,3 1 0,-5 0 0,0 0 0,1 0 0,-1 1 0,0-1 0,0 0 0,0 1 0,0-1 0,-1 1 0,1-1 0,-1 1 0,1-1 0,-1 1 0,0-1 0,0 1 0,-1-1 0,0 5 0,0 7 0,-1 0 0,0-1 0,-1 1 0,-1-1 0,0 1 0,-1-1 0,-10 17 0,13-25 0,0-1 0,-1 1 0,1-1 0,-1 0 0,0 0 0,-1 0 0,1 0 0,-1 0 0,0 0 0,0-1 0,0 0 0,0 0 0,-1 0 0,0 0 0,1 0 0,-1-1 0,0 0 0,0 0 0,-1 0 0,1-1 0,0 1 0,-1-1 0,-7 1 0,195 7 0,-175-9-1365</inkml:trace>
+  <inkml:trace contextRef="#ctx0" brushRef="#br2" timeOffset="35865.78">1085 4377 24575,'2'-4'0,"-1"1"0,1 0 0,0 0 0,0 0 0,1 0 0,-1 0 0,1 0 0,-1 1 0,1-1 0,0 1 0,0-1 0,4-1 0,17-18 0,-16 11 0,-2 3 0,0-1 0,0 0 0,-1 0 0,0-1 0,4-11 0,-14 83 0,2-2 0,0-36-341,0-1 0,2 1-1,4 43 1</inkml:trace>
+  <inkml:trace contextRef="#ctx0" brushRef="#br3" timeOffset="73953.59">1167 1457 24575,'27'-1'0,"45"1"0,-69 0 0,1 1 0,-1-1 0,1 1 0,-1-1 0,1 1 0,-1 0 0,0 0 0,1 0 0,-1 1 0,0-1 0,0 1 0,0 0 0,0 0 0,0 0 0,4 4 0,-5-3 0,-1-1 0,0 1 0,0 0 0,0 0 0,-1 0 0,1 0 0,-1 0 0,0 0 0,0 0 0,0 0 0,0 0 0,0 0 0,-1 0 0,0 0 0,1-1 0,-1 1 0,0 0 0,-1 0 0,-1 3 0,-30 54 0,8 0 0,4-6 0,-6 13 104,13-29-1573</inkml:trace>
+  <inkml:trace contextRef="#ctx0" brushRef="#br3" timeOffset="74568.36">1148 1645 24575,'39'1'0,"0"2"0,46 8 0,-41-9-1365</inkml:trace>
+  <inkml:trace contextRef="#ctx0" brushRef="#br4" timeOffset="76039.89">1186 828 24575,'-2'0'0,"0"1"0,0 0 0,0 0 0,1 0 0,-1 0 0,0 1 0,1-1 0,-1 0 0,1 1 0,-1-1 0,1 1 0,0-1 0,0 1 0,0-1 0,0 1 0,0 0 0,0 0 0,0-1 0,0 4 0,-15 36 0,12-28 0,1 0 0,0 0 0,1 0 0,1 0 0,0 19 0,2-27 0,-1 1 0,1-1 0,0 1 0,1-1 0,0 0 0,-1 1 0,2-1 0,-1 0 0,1 0 0,0-1 0,0 1 0,0 0 0,1-1 0,-1 1 0,8 5 0,5 4 0,-11-9 0,1 0 0,0 0 0,-1 0 0,2-1 0,-1 0 0,0 0 0,1-1 0,0 1 0,0-1 0,13 3 0,-16-5 0,0 0 0,1 0 0,-1-1 0,0 0 0,1 0 0,-1 0 0,0 0 0,0-1 0,1 1 0,-1-1 0,0 0 0,0 0 0,0-1 0,0 1 0,0-1 0,0 1 0,0-1 0,-1 0 0,1-1 0,-1 1 0,0 0 0,1-1 0,-1 0 0,0 0 0,-1 1 0,1-2 0,0 1 0,-1 0 0,3-5 0,0 0 0,1-1 0,-1 0 0,-1 0 0,0 0 0,0 0 0,-1-1 0,0 0 0,-1 1 0,0-1 0,0-14 0,-2 8 0,0-12 0,-1 0 0,-6-30 0,6 52 0,0 0 0,-1 0 0,0 0 0,0 0 0,0 0 0,-1 1 0,1-1 0,-2 1 0,1-1 0,-1 1 0,1 0 0,-2 0 0,1 0 0,0 1 0,-10-8 0,10 10 0,1 0 0,0 0 0,-1 0 0,0 0 0,1 0 0,-1 1 0,0 0 0,0 0 0,0 0 0,0 0 0,0 0 0,0 1 0,0-1 0,0 1 0,0 0 0,0 0 0,0 1 0,0-1 0,0 1 0,0 0 0,0-1 0,0 2 0,0-1 0,0 0 0,1 1 0,-1-1 0,0 1 0,1 0 0,0 0 0,-1 1 0,1-1 0,0 0 0,0 1 0,0 0 0,1 0 0,-1-1 0,1 1 0,0 1 0,0-1 0,0 0 0,-2 4 0,-1 11-273,1 1 0,1-1 0,1 1 0,0 28 0</inkml:trace>
+</inkml:ink>
+</file>
+
+<file path=word/ink/ink20.xml><?xml version="1.0" encoding="utf-8"?>
+<inkml:ink xmlns:inkml="http://www.w3.org/2003/InkML">
+  <inkml:definitions>
+    <inkml:context xml:id="ctx0">
+      <inkml:inkSource xml:id="inkSrc0">
+        <inkml:traceFormat>
+          <inkml:channel name="X" type="integer" min="-2.14748E9" max="2.14748E9" units="cm"/>
+          <inkml:channel name="Y" type="integer" min="-2.14748E9" max="2.14748E9" units="cm"/>
+          <inkml:channel name="F" type="integer" max="32767" units="dev"/>
+        </inkml:traceFormat>
+        <inkml:channelProperties>
+          <inkml:channelProperty channel="X" name="resolution" value="1000" units="1/cm"/>
+          <inkml:channelProperty channel="Y" name="resolution" value="1000" units="1/cm"/>
+          <inkml:channelProperty channel="F" name="resolution" value="0" units="1/dev"/>
+        </inkml:channelProperties>
+      </inkml:inkSource>
+      <inkml:timestamp xml:id="ts0" timeString="2026-03-18T19:18:18.923"/>
+    </inkml:context>
+    <inkml:brush xml:id="br0">
+      <inkml:brushProperty name="width" value="0.05" units="cm"/>
+      <inkml:brushProperty name="height" value="0.05" units="cm"/>
+      <inkml:brushProperty name="color" value="#33CCFF"/>
+    </inkml:brush>
+  </inkml:definitions>
+  <inkml:trace contextRef="#ctx0" brushRef="#br0">1 0 24575,'7'1'0,"1"1"0,-1-1 0,0 1 0,0 1 0,1-1 0,-2 1 0,1 1 0,0-1 0,-1 1 0,13 9 0,0 1 0,-1 1 0,20 21 0,-9-8 0,61 42 0,-9-6 0,-51-42 0,0-1 0,43 23 0,-58-36 0,30 20 0,64 54 0,-26-17 0,46 15 0,-78-47 0,57 47 0,60 52 0,-79-69 0,174 93 0,-4-8 0,-78-58 0,-19-8 0,-22-1 0,83 63 0,-170-110 0,-42-28 0,1 1 0,-1 0 0,0 0 0,-1 1 0,0 1 0,14 14 0,1 7 0,43 41 0,-43-50 0,0-1 0,1-1 0,44 24 0,1 0 0,111 86 0,-177-125 0,22 18 0,2-1 0,0-1 0,1-1 0,55 24 0,-12-12 0,-73-31 3,0 0-1,0 0 0,0 0 0,0 0 1,0 0-1,0 0 0,0 0 1,0 0-1,0 0 0,-1 0 0,1 0 1,0 1-1,0-1 0,0 0 1,0 0-1,0 0 0,0 0 0,0 0 1,0 0-1,0 0 0,0 0 1,0 1-1,0-1 0,0 0 0,0 0 1,0 0-1,0 0 0,0 0 1,0 0-1,0 0 0,0 1 0,0-1 1,0 0-1,0 0 0,0 0 1,0 0-1,0 0 0,0 0 0,0 0 1,0 0-1,0 1 0,0-1 1,1 0-1,-1 0 0,0 0 0,0 0 1,0 0-1,0 0 0,0 0 1,0 0-1,0 0 0,-10 1-1486</inkml:trace>
+  <inkml:trace contextRef="#ctx0" brushRef="#br0" timeOffset="1623.62">3364 2066 24575,'2'4'0,"0"-1"0,-1 0 0,1 0 0,0 1 0,0-1 0,1 0 0,-1-1 0,1 1 0,2 2 0,11 14 0,7 27 0,27 72 0,-47-110 0,-3-8 0,0 0 0,0 1 0,0-1 0,0 1 0,0-1 0,0 0 0,0 1 0,0-1 0,0 1 0,0-1 0,-1 0 0,1 1 0,0-1 0,0 1 0,0-1 0,-1 0 0,1 1 0,0-1 0,0 0 0,-1 0 0,1 1 0,0-1 0,-1 0 0,1 0 0,0 1 0,-1-1 0,1 0 0,-1 0 0,1 0 0,0 1 0,-1-1 0,1 0 0,0 0 0,-1 0 0,1 0 0,-1 0 0,1 0 0,-1 0 0,1 0 0,0 0 0,-1 0 0,1 0 0,-1 0 0,1 0 0,0-1 0,-1 1 0,1 0 0,0 0 0,-1 0 0,-32-5 0,21 3 0,-57-1 0,-72 6 0,132-1-134,1 1-1,-1-1 1,1 1-1,0 0 0,-15 9 1,18-10-424</inkml:trace>
+  <inkml:trace contextRef="#ctx0" brushRef="#br0" timeOffset="3654.29">3849 2284 24575,'-14'-1'0,"1"0"0,-1-1 0,-20-7 0,-28-3 0,58 13 0,0-1 0,0 1 0,1-1 0,-1 1 0,0 1 0,1-1 0,-1 0 0,1 1 0,0 0 0,-1-1 0,1 1 0,0 1 0,0-1 0,0 0 0,0 1 0,0 0 0,1-1 0,-1 1 0,1 0 0,0 0 0,-2 4 0,-8 11 0,1 0 0,-11 28 0,19-37 0,0-1 0,1 0 0,0 0 0,1 1 0,0-1 0,0 1 0,1-1 0,0 1 0,0-1 0,3 13 0,2 10 0,14 43 0,-17-68 0,0 0 0,0 0 0,1 0 0,0 0 0,0 0 0,0-1 0,1 1 0,0-1 0,0 0 0,0 0 0,0-1 0,1 1 0,0-1 0,7 5 0,-4-4 0,0-1 0,0 0 0,1 0 0,0-1 0,-1 0 0,1 0 0,0-1 0,0 0 0,12 0 0,6 2 0,-12-2 0,1 0 0,0-1 0,0-1 0,29-3 0,-41 3 0,0-1 0,-1 0 0,1 0 0,0 0 0,-1 0 0,1-1 0,-1 0 0,1 0 0,-1 0 0,0 0 0,0 0 0,0 0 0,0-1 0,0 0 0,0 1 0,-1-1 0,1 0 0,-1 0 0,0-1 0,0 1 0,0 0 0,0-1 0,-1 1 0,3-8 0,3-16 0,0-1 0,-2 1 0,2-35 0,-5 37 0,-1 14 0,0 0 0,0-1 0,-1 1 0,-2-13 0,1 19 0,0 1 0,0-1 0,-1 1 0,1 0 0,-1-1 0,0 1 0,0 0 0,-1 0 0,1 0 0,-1 1 0,0-1 0,0 0 0,-5-4 0,-23-31 0,29 35 0,0 0 0,-1 0 0,0 0 0,1 0 0,-1 1 0,-1-1 0,1 1 0,0 0 0,-1 0 0,0 0 0,0 0 0,0 1 0,0-1 0,0 1 0,-8-3 0,-13-4 0,20 7 0,-1 0 0,1 0 0,0 0 0,-1 0 0,1 1 0,-1 0 0,0 0 0,1 0 0,-1 1 0,0 0 0,1 0 0,-1 0 0,0 1 0,1 0 0,-1 0 0,1 0 0,-1 1 0,1 0 0,-8 3 0,-21 9 63,-13 7-1491</inkml:trace>
+</inkml:ink>
+</file>
+
+<file path=word/ink/ink21.xml><?xml version="1.0" encoding="utf-8"?>
+<inkml:ink xmlns:inkml="http://www.w3.org/2003/InkML">
+  <inkml:definitions>
+    <inkml:context xml:id="ctx0">
+      <inkml:inkSource xml:id="inkSrc0">
+        <inkml:traceFormat>
+          <inkml:channel name="X" type="integer" min="-2.14748E9" max="2.14748E9" units="cm"/>
+          <inkml:channel name="Y" type="integer" min="-2.14748E9" max="2.14748E9" units="cm"/>
+          <inkml:channel name="F" type="integer" max="32767" units="dev"/>
+        </inkml:traceFormat>
+        <inkml:channelProperties>
+          <inkml:channelProperty channel="X" name="resolution" value="1000" units="1/cm"/>
+          <inkml:channelProperty channel="Y" name="resolution" value="1000" units="1/cm"/>
+          <inkml:channelProperty channel="F" name="resolution" value="0" units="1/dev"/>
+        </inkml:channelProperties>
+      </inkml:inkSource>
+      <inkml:timestamp xml:id="ts0" timeString="2026-03-18T19:17:56.001"/>
+    </inkml:context>
+    <inkml:brush xml:id="br0">
+      <inkml:brushProperty name="width" value="0.05" units="cm"/>
+      <inkml:brushProperty name="height" value="0.05" units="cm"/>
+      <inkml:brushProperty name="color" value="#66CC00"/>
+    </inkml:brush>
+  </inkml:definitions>
+  <inkml:trace contextRef="#ctx0" brushRef="#br0">0 11 24575,'80'-5'0,"-59"2"0,1 2 0,0 0 0,40 4 0,-61-2 0,-1 0 0,1 0 0,0 0 0,-1 0 0,1 0 0,-1 0 0,0 0 0,1 0 0,-1 0 0,0 0 0,0 1 0,1-1 0,-1 0 0,0 0 0,0 0 0,0 0 0,-1 1 0,1-1 0,0 0 0,0 0 0,-1 0 0,1 0 0,0 0 0,-1 0 0,0 2 0,-10 31 0,-38 91 0,45-112 0,1-1 0,0 1 0,-2 18 0,2-5 0,-24 117 0,26-137-1365</inkml:trace>
+  <inkml:trace contextRef="#ctx0" brushRef="#br0" timeOffset="999.35">56 205 24575,'169'8'0,"-154"-6"-1365</inkml:trace>
+</inkml:ink>
+</file>
+
+<file path=word/ink/ink22.xml><?xml version="1.0" encoding="utf-8"?>
+<inkml:ink xmlns:inkml="http://www.w3.org/2003/InkML">
+  <inkml:definitions>
+    <inkml:context xml:id="ctx0">
+      <inkml:inkSource xml:id="inkSrc0">
+        <inkml:traceFormat>
+          <inkml:channel name="X" type="integer" min="-2.14748E9" max="2.14748E9" units="cm"/>
+          <inkml:channel name="Y" type="integer" min="-2.14748E9" max="2.14748E9" units="cm"/>
+          <inkml:channel name="F" type="integer" max="32767" units="dev"/>
+        </inkml:traceFormat>
+        <inkml:channelProperties>
+          <inkml:channelProperty channel="X" name="resolution" value="1000" units="1/cm"/>
+          <inkml:channelProperty channel="Y" name="resolution" value="1000" units="1/cm"/>
+          <inkml:channelProperty channel="F" name="resolution" value="0" units="1/dev"/>
+        </inkml:channelProperties>
+      </inkml:inkSource>
+      <inkml:timestamp xml:id="ts0" timeString="2026-03-18T19:17:38.245"/>
+    </inkml:context>
+    <inkml:brush xml:id="br0">
+      <inkml:brushProperty name="width" value="0.05" units="cm"/>
+      <inkml:brushProperty name="height" value="0.05" units="cm"/>
+      <inkml:brushProperty name="color" value="#00B050"/>
+    </inkml:brush>
+  </inkml:definitions>
+  <inkml:trace contextRef="#ctx0" brushRef="#br0">200 43 24575,'6'-1'0,"-1"0"0,1 0 0,0 0 0,0-1 0,-1 0 0,8-3 0,28-7 0,-24 10 0,-3 0 0,0 0 0,0 2 0,22 1 0,-31-1 0,-1 1 0,1 0 0,0 0 0,-1 1 0,1-1 0,-1 1 0,1 0 0,-1 1 0,0-1 0,0 0 0,0 1 0,0 0 0,-1 0 0,6 5 0,10 11 0,-13-13 0,0 0 0,0 0 0,-1 1 0,0-1 0,0 1 0,0 0 0,5 13 0,44 127 0,-52-142 0,0 0 0,0 0 0,0 1 0,-1-1 0,1 1 0,-1-1 0,-1 1 0,1-1 0,-1 1 0,0 0 0,0-1 0,0 1 0,-1 0 0,0-1 0,0 1 0,-1-1 0,1 0 0,-1 1 0,-1-1 0,1 0 0,0 0 0,-1 0 0,0 0 0,0-1 0,-6 7 0,3-4 0,0 0 0,-1-1 0,1 0 0,-1 0 0,-1-1 0,1 1 0,-1-2 0,0 1 0,0-1 0,0 0 0,0-1 0,-1 0 0,0 0 0,-14 2 0,2-1 0,-1-1 0,0-1 0,-1-1 0,-42-3 0,43-1 0,0 0 0,0-1 0,1-1 0,-42-16 0,55 17 0,0-1 0,1 1 0,-1-1 0,1-1 0,0 1 0,0-1 0,1 0 0,0-1 0,0 0 0,0 0 0,1 0 0,0 0 0,0-1 0,1 0 0,0 0 0,0 0 0,1-1 0,0 1 0,-3-17 0,4 16 0,0 0 0,1 0 0,0 0 0,1 0 0,-1 0 0,2 0 0,-1 0 0,2 0 0,-1 0 0,1 0 0,3-9 0,-2 6 0,0 0 0,1 0 0,0 1 0,0 0 0,2 0 0,-1 0 0,1 0 0,1 1 0,0 0 0,1 0 0,-1 1 0,2 0 0,-1 0 0,12-8 0,-13 12-72,1 1 1,-1-1-1,1 2 0,-1-1 0,1 1 0,0 0 0,0 1 0,1 0 1,-1 0-1,0 1 0,1 0 0,-1 0 0,0 1 0,1 0 0,-1 1 1,1 0-1,-1 0 0,11 3 0</inkml:trace>
+</inkml:ink>
+</file>
+
+<file path=word/ink/ink23.xml><?xml version="1.0" encoding="utf-8"?>
+<inkml:ink xmlns:inkml="http://www.w3.org/2003/InkML">
+  <inkml:definitions>
+    <inkml:context xml:id="ctx0">
+      <inkml:inkSource xml:id="inkSrc0">
+        <inkml:traceFormat>
+          <inkml:channel name="X" type="integer" min="-2.14748E9" max="2.14748E9" units="cm"/>
+          <inkml:channel name="Y" type="integer" min="-2.14748E9" max="2.14748E9" units="cm"/>
+          <inkml:channel name="F" type="integer" max="32767" units="dev"/>
+        </inkml:traceFormat>
+        <inkml:channelProperties>
+          <inkml:channelProperty channel="X" name="resolution" value="1000" units="1/cm"/>
+          <inkml:channelProperty channel="Y" name="resolution" value="1000" units="1/cm"/>
+          <inkml:channelProperty channel="F" name="resolution" value="0" units="1/dev"/>
+        </inkml:channelProperties>
+      </inkml:inkSource>
+      <inkml:timestamp xml:id="ts0" timeString="2026-03-18T19:17:31.638"/>
+    </inkml:context>
+    <inkml:brush xml:id="br0">
+      <inkml:brushProperty name="width" value="0.05" units="cm"/>
+      <inkml:brushProperty name="height" value="0.05" units="cm"/>
+      <inkml:brushProperty name="color" value="#66CC00"/>
+    </inkml:brush>
+  </inkml:definitions>
+  <inkml:trace contextRef="#ctx0" brushRef="#br0">1 1 24575,'103'9'0,"-37"-2"0,-53-6 0,4 0 0,1 0 0,-1 2 0,1 0 0,18 6 0,-35-8 0,0-1 0,0 1 0,0 0 0,0-1 0,0 1 0,-1 0 0,1 0 0,0 0 0,-1 0 0,1 0 0,0 0 0,-1 0 0,0 0 0,1 0 0,-1 0 0,1 0 0,-1 0 0,0 0 0,0 0 0,0 0 0,0 1 0,0 0 0,1 35 0,-1-5 0,4-10 0,-1 1 0,-2-1 0,0 1 0,-1 0 0,-4 28 0,3-41 0,0 0 0,-1-1 0,0 1 0,-1-1 0,0 1 0,0-1 0,-1 0 0,-8 13 0,0-19-1365</inkml:trace>
+</inkml:ink>
+</file>
+
+<file path=word/ink/ink24.xml><?xml version="1.0" encoding="utf-8"?>
+<inkml:ink xmlns:inkml="http://www.w3.org/2003/InkML">
+  <inkml:definitions>
+    <inkml:context xml:id="ctx0">
+      <inkml:inkSource xml:id="inkSrc0">
+        <inkml:traceFormat>
+          <inkml:channel name="X" type="integer" min="-2.14748E9" max="2.14748E9" units="cm"/>
+          <inkml:channel name="Y" type="integer" min="-2.14748E9" max="2.14748E9" units="cm"/>
+          <inkml:channel name="F" type="integer" max="32767" units="dev"/>
+        </inkml:traceFormat>
+        <inkml:channelProperties>
+          <inkml:channelProperty channel="X" name="resolution" value="1000" units="1/cm"/>
+          <inkml:channelProperty channel="Y" name="resolution" value="1000" units="1/cm"/>
+          <inkml:channelProperty channel="F" name="resolution" value="0" units="1/dev"/>
+        </inkml:channelProperties>
+      </inkml:inkSource>
+      <inkml:timestamp xml:id="ts0" timeString="2026-03-18T19:17:28.911"/>
+    </inkml:context>
+    <inkml:brush xml:id="br0">
+      <inkml:brushProperty name="width" value="0.05" units="cm"/>
+      <inkml:brushProperty name="height" value="0.05" units="cm"/>
+      <inkml:brushProperty name="color" value="#66CC00"/>
+    </inkml:brush>
+  </inkml:definitions>
+  <inkml:trace contextRef="#ctx0" brushRef="#br0">0 2387 24432,'3452'-2387'0</inkml:trace>
+</inkml:ink>
+</file>
+
+<file path=word/ink/ink25.xml><?xml version="1.0" encoding="utf-8"?>
+<inkml:ink xmlns:inkml="http://www.w3.org/2003/InkML">
+  <inkml:definitions>
+    <inkml:context xml:id="ctx0">
+      <inkml:inkSource xml:id="inkSrc0">
+        <inkml:traceFormat>
+          <inkml:channel name="X" type="integer" min="-2.14748E9" max="2.14748E9" units="cm"/>
+          <inkml:channel name="Y" type="integer" min="-2.14748E9" max="2.14748E9" units="cm"/>
+          <inkml:channel name="F" type="integer" max="32767" units="dev"/>
+        </inkml:traceFormat>
+        <inkml:channelProperties>
+          <inkml:channelProperty channel="X" name="resolution" value="1000" units="1/cm"/>
+          <inkml:channelProperty channel="Y" name="resolution" value="1000" units="1/cm"/>
+          <inkml:channelProperty channel="F" name="resolution" value="0" units="1/dev"/>
+        </inkml:channelProperties>
+      </inkml:inkSource>
+      <inkml:timestamp xml:id="ts0" timeString="2026-03-18T19:16:47.979"/>
+    </inkml:context>
+    <inkml:brush xml:id="br0">
+      <inkml:brushProperty name="width" value="0.05" units="cm"/>
+      <inkml:brushProperty name="height" value="0.05" units="cm"/>
+      <inkml:brushProperty name="color" value="#7030A0"/>
+    </inkml:brush>
+  </inkml:definitions>
+  <inkml:trace contextRef="#ctx0" brushRef="#br0">193 42 24575,'-10'-1'0,"1"0"0,-1-1 0,0 0 0,-13-5 0,-36-5 0,55 11 0,1 1 0,-1 0 0,1 1 0,-1-1 0,1 1 0,-1-1 0,1 1 0,-1 0 0,1 1 0,0-1 0,0 0 0,-1 1 0,1 0 0,0 0 0,-3 2 0,6-3 0,-1-1 0,0 1 0,1 0 0,-1 0 0,1 0 0,-1 0 0,1 0 0,-1 0 0,1 0 0,-1 0 0,1 0 0,0 0 0,0 0 0,-1 0 0,1 0 0,0 0 0,0 0 0,0 1 0,0-1 0,0 0 0,1 0 0,-1 0 0,0 0 0,0 0 0,1 0 0,-1 0 0,1 0 0,-1 0 0,1 0 0,-1 0 0,2 1 0,24 36 0,-14-23 0,-9-11 0,0 0 0,1-1 0,0 1 0,-1-1 0,1 1 0,1-1 0,-1 0 0,5 2 0,-4-2 0,0 0 0,-1 0 0,0 0 0,1 0 0,-1 1 0,0 0 0,-1 0 0,6 6 0,-6-5 0,5 8 0,0 0 0,-1 0 0,9 25 0,-15-36 0,0 1 0,0-1 0,0 0 0,-1 0 0,1 1 0,-1-1 0,1 0 0,-1 1 0,0-1 0,0 0 0,0 1 0,0-1 0,0 1 0,0-1 0,-1 0 0,1 1 0,-1-1 0,0 0 0,0 0 0,0 1 0,0-1 0,0 0 0,0 0 0,0 0 0,-1 0 0,1 0 0,-1-1 0,1 1 0,-1 0 0,0-1 0,0 1 0,-3 1 0,0-1 0,0-1 0,0 1 0,0-1 0,0-1 0,-1 1 0,1-1 0,0 0 0,-1 0 0,1-1 0,0 1 0,0-1 0,0 0 0,-1-1 0,1 1 0,0-1 0,0 0 0,-8-5 0,9 6 0,1-1 0,0 1 0,0-1 0,0 0 0,0 0 0,0 0 0,0 0 0,0 0 0,1-1 0,-1 1 0,1-1 0,0 1 0,0-1 0,0 0 0,0 0 0,0 0 0,1 0 0,-1-1 0,1 1 0,0 0 0,0 0 0,0-1 0,0 1 0,0-1 0,1 1 0,0-1 0,0-5 0,1 7 0,0 0 0,0 0 0,0-1 0,0 1 0,0 0 0,0 0 0,1 1 0,-1-1 0,1 0 0,0 0 0,0 1 0,-1-1 0,1 1 0,0-1 0,0 1 0,4-2 0,44-20 0,-14 7 0,-2 1 0,-31 15 0,-1 0 0,1-1 0,-1 0 0,1 1 0,-1-1 0,1 0 0,-1 0 0,0-1 0,0 1 0,0 0 0,1-1 0,-1 1 0,0-1 0,-1 0 0,1 1 0,0-1 0,0 0 0,-1 0 0,1 0 0,-1 0 0,0-1 0,0 1 0,0 0 0,0-1 0,0 1 0,0 0 0,0-1 0,-1 1 0,1-1 0,-1 1 0,0-1 0,0-4 0,1 3 0,-1-1 0,0 0 0,-1 0 0,1 0 0,-1 0 0,0 0 0,0 0 0,0 0 0,-1 1 0,0-1 0,0 1 0,-4-8 0,3 9 0,0 0 0,1 1 0,-1-1 0,-1 1 0,1 0 0,0 0 0,0 0 0,-1 0 0,1 1 0,-1 0 0,0-1 0,1 1 0,-1 0 0,0 1 0,0-1 0,-7 0 0,-46-6-1365</inkml:trace>
+</inkml:ink>
+</file>
+
+<file path=word/ink/ink26.xml><?xml version="1.0" encoding="utf-8"?>
+<inkml:ink xmlns:inkml="http://www.w3.org/2003/InkML">
+  <inkml:definitions>
+    <inkml:context xml:id="ctx0">
+      <inkml:inkSource xml:id="inkSrc0">
+        <inkml:traceFormat>
+          <inkml:channel name="X" type="integer" min="-2.14748E9" max="2.14748E9" units="cm"/>
+          <inkml:channel name="Y" type="integer" min="-2.14748E9" max="2.14748E9" units="cm"/>
+          <inkml:channel name="F" type="integer" max="32767" units="dev"/>
+        </inkml:traceFormat>
+        <inkml:channelProperties>
+          <inkml:channelProperty channel="X" name="resolution" value="1000" units="1/cm"/>
+          <inkml:channelProperty channel="Y" name="resolution" value="1000" units="1/cm"/>
+          <inkml:channelProperty channel="F" name="resolution" value="0" units="1/dev"/>
+        </inkml:channelProperties>
+      </inkml:inkSource>
+      <inkml:timestamp xml:id="ts0" timeString="2026-03-18T19:16:55.370"/>
+    </inkml:context>
+    <inkml:brush xml:id="br0">
+      <inkml:brushProperty name="width" value="0.05" units="cm"/>
+      <inkml:brushProperty name="height" value="0.05" units="cm"/>
+      <inkml:brushProperty name="color" value="#7030A0"/>
+    </inkml:brush>
+  </inkml:definitions>
+  <inkml:trace contextRef="#ctx0" brushRef="#br0">200 43 24575,'5'-1'0,"1"0"0,0 0 0,0 0 0,0-1 0,-1 0 0,7-3 0,30-7 0,-25 10 0,-3 0 0,0 0 0,0 2 0,22 1 0,-32-1 0,1 1 0,0 0 0,-1 0 0,1 1 0,-1-1 0,1 1 0,-1 0 0,1 0 0,-1 1 0,0-1 0,0 1 0,-1 0 0,1 0 0,5 5 0,9 11 0,-11-13 0,-2 0 0,1 0 0,0 0 0,-1 1 0,0 0 0,-1 0 0,7 13 0,42 126 0,-50-141 0,-1 0 0,0 0 0,0 1 0,-1-1 0,0 1 0,0-1 0,0 1 0,0-1 0,-1 1 0,0 0 0,0-1 0,-1 1 0,0-1 0,0 1 0,0 0 0,0-1 0,-1 0 0,0 1 0,0-1 0,0 0 0,-1 0 0,0 0 0,0 0 0,0-1 0,-5 7 0,2-4 0,0-1 0,-1 1 0,0-1 0,0-1 0,0 1 0,0-1 0,-1 0 0,0-1 0,0 1 0,0-2 0,-1 1 0,1-1 0,-1-1 0,-14 4 0,1-2 0,0-1 0,0-1 0,0-1 0,-43-4 0,43 1 0,0-1 0,0-2 0,0 0 0,-40-16 0,54 17 0,0 0 0,1-1 0,-1 0 0,1 0 0,0-1 0,0 1 0,1-2 0,0 1 0,0-1 0,0 0 0,1 0 0,0 0 0,0-1 0,1 0 0,0 0 0,0 0 0,1-1 0,0 1 0,-3-17 0,4 16 0,0 0 0,1 0 0,0 0 0,1 0 0,-1 0 0,2 0 0,-1 0 0,2 0 0,-1 0 0,1 0 0,3-9 0,-2 6 0,0 1 0,0-1 0,2 0 0,-1 1 0,2 0 0,-1 0 0,1 1 0,1-1 0,0 1 0,1 1 0,-1-1 0,2 1 0,-1 1 0,12-9 0,-13 12-72,1 0 1,-1 1-1,0 1 0,1-1 0,0 1 0,0 0 0,0 1 0,0 0 1,1 0-1,-1 1 0,0 0 0,1 0 0,-1 1 0,1 0 0,-1 1 1,1 0-1,-1 0 0,11 3 0</inkml:trace>
+</inkml:ink>
+</file>
+
+<file path=word/ink/ink27.xml><?xml version="1.0" encoding="utf-8"?>
+<inkml:ink xmlns:inkml="http://www.w3.org/2003/InkML">
+  <inkml:definitions>
+    <inkml:context xml:id="ctx0">
+      <inkml:inkSource xml:id="inkSrc0">
+        <inkml:traceFormat>
+          <inkml:channel name="X" type="integer" min="-2.14748E9" max="2.14748E9" units="cm"/>
+          <inkml:channel name="Y" type="integer" min="-2.14748E9" max="2.14748E9" units="cm"/>
+          <inkml:channel name="F" type="integer" max="32767" units="dev"/>
+        </inkml:traceFormat>
+        <inkml:channelProperties>
+          <inkml:channelProperty channel="X" name="resolution" value="1000" units="1/cm"/>
+          <inkml:channelProperty channel="Y" name="resolution" value="1000" units="1/cm"/>
+          <inkml:channelProperty channel="F" name="resolution" value="0" units="1/dev"/>
+        </inkml:channelProperties>
+      </inkml:inkSource>
+      <inkml:timestamp xml:id="ts0" timeString="2026-03-18T19:16:41.553"/>
+    </inkml:context>
+    <inkml:brush xml:id="br0">
+      <inkml:brushProperty name="width" value="0.05" units="cm"/>
+      <inkml:brushProperty name="height" value="0.05" units="cm"/>
+      <inkml:brushProperty name="color" value="#E71224"/>
+    </inkml:brush>
+  </inkml:definitions>
+  <inkml:trace contextRef="#ctx0" brushRef="#br0">200 43 24575,'5'-1'0,"1"0"0,0 0 0,0 0 0,0-1 0,-1 0 0,7-3 0,30-7 0,-25 10 0,-3 0 0,0 0 0,0 2 0,22 1 0,-32-1 0,1 1 0,0 0 0,-1 0 0,1 1 0,-1-1 0,1 1 0,-1 0 0,1 0 0,-1 1 0,0-1 0,0 1 0,-1 0 0,1 0 0,5 5 0,9 11 0,-11-13 0,-2 0 0,1 0 0,0 0 0,-1 1 0,0 0 0,-1 0 0,7 13 0,42 126 0,-50-141 0,-1 0 0,0 0 0,0 1 0,-1-1 0,0 1 0,0-1 0,0 1 0,0-1 0,-1 1 0,0 0 0,0-1 0,-1 1 0,0-1 0,0 1 0,0 0 0,0-1 0,-1 0 0,0 1 0,0-1 0,0 0 0,-1 0 0,0 0 0,0 0 0,0-1 0,-5 7 0,2-4 0,0-1 0,-1 1 0,0-1 0,0-1 0,0 1 0,0-1 0,-1 0 0,0-1 0,0 1 0,0-2 0,-1 1 0,1-1 0,-1-1 0,-14 4 0,1-2 0,0-1 0,0-1 0,0-1 0,-43-4 0,43 1 0,0-1 0,0-2 0,0 0 0,-40-16 0,54 17 0,0 0 0,1-1 0,-1 0 0,1 0 0,0-1 0,0 1 0,1-2 0,0 1 0,0-1 0,0 0 0,1 0 0,0 0 0,0-1 0,1 0 0,0 0 0,0 0 0,1-1 0,0 1 0,-3-17 0,4 16 0,0 0 0,1 0 0,0 0 0,1 0 0,-1 0 0,2 0 0,-1 0 0,2 0 0,-1 0 0,1 0 0,3-9 0,-2 6 0,0 1 0,0-1 0,2 0 0,-1 1 0,2 0 0,-1 0 0,1 1 0,1-1 0,0 1 0,1 1 0,-1-1 0,2 1 0,-1 1 0,12-9 0,-13 12-72,1 0 1,-1 1-1,0 1 0,1-1 0,0 1 0,0 0 0,0 1 0,0 0 1,1 0-1,-1 1 0,0 0 0,1 0 0,-1 1 0,1 0 0,-1 1 1,1 0-1,-1 0 0,11 3 0</inkml:trace>
+</inkml:ink>
+</file>
+
+<file path=word/ink/ink28.xml><?xml version="1.0" encoding="utf-8"?>
+<inkml:ink xmlns:inkml="http://www.w3.org/2003/InkML">
+  <inkml:definitions>
+    <inkml:context xml:id="ctx0">
+      <inkml:inkSource xml:id="inkSrc0">
+        <inkml:traceFormat>
+          <inkml:channel name="X" type="integer" min="-2.14748E9" max="2.14748E9" units="cm"/>
+          <inkml:channel name="Y" type="integer" min="-2.14748E9" max="2.14748E9" units="cm"/>
+          <inkml:channel name="F" type="integer" max="32767" units="dev"/>
+        </inkml:traceFormat>
+        <inkml:channelProperties>
+          <inkml:channelProperty channel="X" name="resolution" value="1000" units="1/cm"/>
+          <inkml:channelProperty channel="Y" name="resolution" value="1000" units="1/cm"/>
+          <inkml:channelProperty channel="F" name="resolution" value="0" units="1/dev"/>
+        </inkml:channelProperties>
+      </inkml:inkSource>
+      <inkml:timestamp xml:id="ts0" timeString="2026-03-18T19:16:22.970"/>
+    </inkml:context>
+    <inkml:brush xml:id="br0">
+      <inkml:brushProperty name="width" value="0.05" units="cm"/>
+      <inkml:brushProperty name="height" value="0.05" units="cm"/>
+      <inkml:brushProperty name="color" value="#7030A0"/>
+    </inkml:brush>
+  </inkml:definitions>
+  <inkml:trace contextRef="#ctx0" brushRef="#br0">1 1 24575,'13'2'0,"0"0"0,-1 1 0,1 1 0,-1 0 0,1 1 0,-1 0 0,0 1 0,-1 0 0,17 11 0,65 68 0,-70-74 0,-20-10 0,-7 0 0,-14 4 0,7 0 0,0 1 0,1 0 0,0 1 0,0 0 0,0 1 0,1 0 0,0 0 0,1 1 0,-9 12 0,-12 9 0,18-20-96,-23 29-1173</inkml:trace>
+</inkml:ink>
+</file>
+
+<file path=word/ink/ink29.xml><?xml version="1.0" encoding="utf-8"?>
+<inkml:ink xmlns:inkml="http://www.w3.org/2003/InkML">
+  <inkml:definitions>
+    <inkml:context xml:id="ctx0">
+      <inkml:inkSource xml:id="inkSrc0">
+        <inkml:traceFormat>
+          <inkml:channel name="X" type="integer" min="-2.14748E9" max="2.14748E9" units="cm"/>
+          <inkml:channel name="Y" type="integer" min="-2.14748E9" max="2.14748E9" units="cm"/>
+          <inkml:channel name="F" type="integer" max="32767" units="dev"/>
+        </inkml:traceFormat>
+        <inkml:channelProperties>
+          <inkml:channelProperty channel="X" name="resolution" value="1000" units="1/cm"/>
+          <inkml:channelProperty channel="Y" name="resolution" value="1000" units="1/cm"/>
+          <inkml:channelProperty channel="F" name="resolution" value="0" units="1/dev"/>
+        </inkml:channelProperties>
+      </inkml:inkSource>
+      <inkml:timestamp xml:id="ts0" timeString="2026-03-18T19:16:20.954"/>
+    </inkml:context>
+    <inkml:brush xml:id="br0">
+      <inkml:brushProperty name="width" value="0.05" units="cm"/>
+      <inkml:brushProperty name="height" value="0.05" units="cm"/>
+      <inkml:brushProperty name="color" value="#7030A0"/>
+    </inkml:brush>
+  </inkml:definitions>
+  <inkml:trace contextRef="#ctx0" brushRef="#br0">0 0 24536,'3235'0'0</inkml:trace>
+</inkml:ink>
+</file>
+
+<file path=word/ink/ink3.xml><?xml version="1.0" encoding="utf-8"?>
+<inkml:ink xmlns:inkml="http://www.w3.org/2003/InkML">
+  <inkml:definitions>
+    <inkml:context xml:id="ctx0">
+      <inkml:inkSource xml:id="inkSrc0">
+        <inkml:traceFormat>
+          <inkml:channel name="X" type="integer" min="-2.14748E9" max="2.14748E9" units="cm"/>
+          <inkml:channel name="Y" type="integer" min="-2.14748E9" max="2.14748E9" units="cm"/>
+          <inkml:channel name="F" type="integer" max="32767" units="dev"/>
+        </inkml:traceFormat>
+        <inkml:channelProperties>
+          <inkml:channelProperty channel="X" name="resolution" value="1000" units="1/cm"/>
+          <inkml:channelProperty channel="Y" name="resolution" value="1000" units="1/cm"/>
+          <inkml:channelProperty channel="F" name="resolution" value="0" units="1/dev"/>
+        </inkml:channelProperties>
+      </inkml:inkSource>
+      <inkml:timestamp xml:id="ts0" timeString="2026-03-18T19:34:01.247"/>
+    </inkml:context>
+    <inkml:brush xml:id="br0">
+      <inkml:brushProperty name="width" value="0.05" units="cm"/>
+      <inkml:brushProperty name="height" value="0.05" units="cm"/>
+    </inkml:brush>
+  </inkml:definitions>
+  <inkml:trace contextRef="#ctx0" brushRef="#br0">116 23 24575,'-6'1'0,"-1"-1"0,0 1 0,1 1 0,-1-1 0,1 1 0,-1 0 0,1 0 0,0 1 0,0-1 0,0 1 0,1 0 0,-7 5 0,10-7 0,-1 0 0,1 1 0,0-1 0,1 0 0,-1 1 0,0 0 0,0-1 0,1 1 0,-1 0 0,1 0 0,0 0 0,-1 0 0,1 0 0,0 0 0,1 0 0,-1 0 0,0 0 0,1 0 0,-1 0 0,1 0 0,-1 0 0,1 1 0,0-1 0,0 0 0,1 0 0,-1 0 0,0 1 0,1-1 0,0 0 0,-1 0 0,1 0 0,0 0 0,0 0 0,3 3 0,-1-2 0,0-1 0,0 1 0,1-1 0,-1 0 0,1 0 0,0 0 0,0 0 0,-1-1 0,1 0 0,0 1 0,1-1 0,-1 0 0,0-1 0,0 1 0,0 0 0,1-1 0,-1 0 0,0 0 0,0 0 0,1-1 0,-1 1 0,8-2 0,0 0 0,-1 0 0,0 0 0,0-1 0,0 0 0,0-1 0,0 0 0,14-8 0,-13 4 0,-1-1 0,0 0 0,0-1 0,8-10 0,1 0 0,-16 15 0,0 1 0,0 0 0,1 0 0,0 1 0,0-1 0,0 1 0,0 0 0,7-3 0,-11 5 0,1 1 0,0 0 0,0 0 0,-1-1 0,1 1 0,0 0 0,0 0 0,-1 0 0,1 1 0,0-1 0,0 0 0,-1 1 0,1-1 0,0 0 0,0 1 0,-1 0 0,1-1 0,-1 1 0,1 0 0,-1 0 0,1 0 0,-1 0 0,1 0 0,-1 0 0,0 0 0,0 0 0,0 0 0,0 0 0,0 1 0,0-1 0,0 0 0,0 1 0,0-1 0,-1 1 0,2 2 0,0-2 0,0 1 0,0 0 0,0 0 0,0 0 0,-1 0 0,0 1 0,1-1 0,-1 0 0,0 0 0,-1 1 0,1-1 0,-1 0 0,0 1 0,0-1 0,0 1 0,0-1 0,-1 0 0,1 1 0,-1-1 0,0 0 0,0 1 0,-1-1 0,1 0 0,-1 0 0,0 0 0,0 0 0,0 0 0,0 0 0,0-1 0,-1 1 0,-4 3 0,3-2 0,-1 1 0,-1-1 0,1-1 0,-1 1 0,1-1 0,-1 0 0,-12 5 0,16-8 0,0 1 0,0-1 0,0 0 0,0 0 0,0 0 0,0 0 0,0 0 0,0 0 0,0 0 0,0-1 0,0 1 0,0-1 0,0 1 0,0-1 0,0 0 0,1 0 0,-1 1 0,0-1 0,0 0 0,1 0 0,-1-1 0,1 1 0,-1 0 0,1 0 0,0-1 0,-1 1 0,1 0 0,0-1 0,0 1 0,0-1 0,-1-1 0,-1-1 0,1 0 0,-1 0 0,1 0 0,-1 0 0,2-1 0,-1 1 0,0 0 0,1-1 0,0 0 0,0 1 0,1-1 0,-1 1 0,1-1 0,0 1 0,1-1 0,-1 0 0,3-7 0,-3 12 0,-1-2 0,1 0 0,-1 1 0,0-1 0,0 1 0,0-1 0,0 1 0,0-1 0,0 1 0,-1 0 0,1-1 0,0 1 0,-1 0 0,1 0 0,-1 0 0,0 0 0,1 0 0,-1 0 0,0 0 0,0 0 0,1 1 0,-1-1 0,0 1 0,0-1 0,0 1 0,0-1 0,0 1 0,-3 0 0,-62-10 0,66 10 0,-4 0-91,-1-1 0,1 1 0,0 0 0,0 0 0,0 0 0,-1 1 0,1-1 0,0 1 0,0 0 0,0 0 0,0 1 0,0-1 0,1 1 0,-6 2 0</inkml:trace>
+</inkml:ink>
+</file>
+
+<file path=word/ink/ink30.xml><?xml version="1.0" encoding="utf-8"?>
+<inkml:ink xmlns:inkml="http://www.w3.org/2003/InkML">
+  <inkml:definitions>
+    <inkml:context xml:id="ctx0">
+      <inkml:inkSource xml:id="inkSrc0">
+        <inkml:traceFormat>
+          <inkml:channel name="X" type="integer" min="-2.14748E9" max="2.14748E9" units="cm"/>
+          <inkml:channel name="Y" type="integer" min="-2.14748E9" max="2.14748E9" units="cm"/>
+          <inkml:channel name="F" type="integer" max="32767" units="dev"/>
+        </inkml:traceFormat>
+        <inkml:channelProperties>
+          <inkml:channelProperty channel="X" name="resolution" value="1000" units="1/cm"/>
+          <inkml:channelProperty channel="Y" name="resolution" value="1000" units="1/cm"/>
+          <inkml:channelProperty channel="F" name="resolution" value="0" units="1/dev"/>
+        </inkml:channelProperties>
+      </inkml:inkSource>
+      <inkml:timestamp xml:id="ts0" timeString="2026-03-12T11:54:16.485"/>
+    </inkml:context>
+    <inkml:brush xml:id="br0">
+      <inkml:brushProperty name="width" value="0.05" units="cm"/>
+      <inkml:brushProperty name="height" value="0.05" units="cm"/>
+      <inkml:brushProperty name="color" value="#FFC000"/>
+    </inkml:brush>
+  </inkml:definitions>
+  <inkml:trace contextRef="#ctx0" brushRef="#br0">1 151 24575,'1'-5'0,"0"1"0,0-1 0,0 1 0,0-1 0,1 1 0,0-1 0,0 1 0,0 0 0,1 0 0,-1 0 0,1 0 0,0 0 0,0 1 0,1-1 0,-1 1 0,1 0 0,-1 0 0,1 0 0,0 0 0,0 1 0,8-4 0,-7 3 0,0 0 0,0 1 0,1-1 0,-1 1 0,1 0 0,-1 1 0,1-1 0,0 1 0,0 0 0,0 1 0,0 0 0,-1 0 0,1 0 0,0 0 0,0 1 0,0 0 0,7 2 0,-11-2 0,0 0 0,-1 1 0,1-1 0,-1 0 0,1 1 0,-1-1 0,1 1 0,-1 0 0,0-1 0,0 1 0,0 0 0,0 0 0,0 0 0,0 0 0,0 0 0,-1 0 0,1 0 0,-1 0 0,1 0 0,-1 0 0,0 0 0,0 0 0,0 0 0,0 0 0,0 0 0,0 0 0,-1 0 0,1 1 0,-1-1 0,1 0 0,-2 2 0,0 3 0,0 0 0,0-1 0,-1 1 0,0 0 0,0-1 0,0 1 0,-9 10 0,5-11 0,-1 1 0,0-1 0,0 0 0,0-1 0,-1 0 0,-11 5 0,13-7 0,1 0 0,-1 0 0,1 0 0,0 1 0,0 0 0,1 0 0,-1 0 0,1 1 0,0 0 0,0 0 0,1 0 0,-6 8 0,10-12 0,-1-1 0,1 0 0,0 0 0,0 1 0,0-1 0,0 0 0,0 0 0,0 1 0,-1-1 0,1 0 0,0 1 0,0-1 0,0 0 0,0 0 0,0 1 0,0-1 0,0 0 0,0 1 0,0-1 0,1 0 0,-1 0 0,0 1 0,0-1 0,0 0 0,0 1 0,0-1 0,0 0 0,0 0 0,1 1 0,-1-1 0,0 0 0,0 0 0,0 0 0,1 1 0,-1-1 0,0 0 0,1 0 0,15 3 0,25-9 0,-31 4 0,101-1-255,-87 3-855,-12 0-5716</inkml:trace>
+  <inkml:trace contextRef="#ctx0" brushRef="#br0" timeOffset="2289.16">324 137 24575,'0'-6'0,"1"0"0,-1 1 0,1-1 0,1 1 0,-1 0 0,1-1 0,0 1 0,0 0 0,0 0 0,1 0 0,0 0 0,0 1 0,0-1 0,6-5 0,-3 3 0,0 0 0,1 1 0,0 0 0,1 1 0,-1-1 0,1 1 0,15-7 0,-28 18 0,1 0 0,-1 0 0,1 0 0,0 1 0,0-1 0,1 1 0,0 0 0,0 0 0,-2 11 0,0 3 0,2 0 0,0 1 0,1 0 0,2-1 0,3 43 0,0 2 0,-1-22-1365,2-31-5461</inkml:trace>
+</inkml:ink>
+</file>
+
+<file path=word/ink/ink31.xml><?xml version="1.0" encoding="utf-8"?>
+<inkml:ink xmlns:inkml="http://www.w3.org/2003/InkML">
+  <inkml:definitions>
+    <inkml:context xml:id="ctx0">
+      <inkml:inkSource xml:id="inkSrc0">
+        <inkml:traceFormat>
+          <inkml:channel name="X" type="integer" min="-2.14748E9" max="2.14748E9" units="cm"/>
+          <inkml:channel name="Y" type="integer" min="-2.14748E9" max="2.14748E9" units="cm"/>
+          <inkml:channel name="F" type="integer" max="32767" units="dev"/>
+        </inkml:traceFormat>
+        <inkml:channelProperties>
+          <inkml:channelProperty channel="X" name="resolution" value="1000" units="1/cm"/>
+          <inkml:channelProperty channel="Y" name="resolution" value="1000" units="1/cm"/>
+          <inkml:channelProperty channel="F" name="resolution" value="0" units="1/dev"/>
+        </inkml:channelProperties>
+      </inkml:inkSource>
+      <inkml:timestamp xml:id="ts0" timeString="2026-03-18T19:29:19.662"/>
+    </inkml:context>
+    <inkml:brush xml:id="br0">
+      <inkml:brushProperty name="width" value="0.05" units="cm"/>
+      <inkml:brushProperty name="height" value="0.05" units="cm"/>
+      <inkml:brushProperty name="color" value="#33CCFF"/>
+    </inkml:brush>
+  </inkml:definitions>
+  <inkml:trace contextRef="#ctx0" brushRef="#br0">62 57 24575,'0'-2'0,"0"0"0,0-1 0,0 1 0,0 0 0,0 0 0,1 0 0,-1 0 0,1-1 0,-1 1 0,1 0 0,0 0 0,0 0 0,0 0 0,0 0 0,0 0 0,0 1 0,0-1 0,1 0 0,-1 1 0,1-1 0,-1 1 0,1-1 0,0 1 0,-1 0 0,1-1 0,0 1 0,0 0 0,0 0 0,0 0 0,0 1 0,0-1 0,0 0 0,0 1 0,1-1 0,-1 1 0,0 0 0,0 0 0,5 0 0,-4 0 0,0 1 0,0-1 0,0 1 0,0 0 0,0 0 0,0 0 0,0 0 0,0 0 0,0 1 0,0-1 0,-1 1 0,1 0 0,0 0 0,-1 0 0,0 0 0,1 0 0,-1 1 0,0-1 0,0 1 0,0-1 0,-1 1 0,1 0 0,-1-1 0,1 1 0,-1 0 0,0 0 0,1 4 0,-1-3 0,0 0 0,0 0 0,-1 0 0,1 0 0,-1 0 0,0 0 0,0 0 0,-1 1 0,1-1 0,-1 0 0,0 0 0,0 0 0,0 0 0,-1 0 0,1-1 0,-1 1 0,-3 5 0,-2 0 0,-1 0 0,1-1 0,-1 0 0,-18 14 0,22-19 0,70 11 0,-62-12 0,1-1 0,-1 1 0,0-1 0,0 1 0,0 0 0,0 1 0,0-1 0,-1 1 0,1 0 0,-1 0 0,0 0 0,0 0 0,0 0 0,0 1 0,0-1 0,2 6 0,-1-2 0,-1 0 0,0 1 0,0-1 0,-1 1 0,0-1 0,0 1 0,-1 0 0,1 8 0,-2-13 0,0 0 0,0 0 0,0 0 0,0 0 0,0 0 0,-1 0 0,0-1 0,1 1 0,-1 0 0,0 0 0,0-1 0,0 1 0,-1-1 0,1 1 0,-1-1 0,1 1 0,-1-1 0,0 0 0,0 0 0,0 0 0,0 0 0,0 0 0,0 0 0,-1 0 0,1-1 0,-1 1 0,1-1 0,-1 0 0,1 0 0,-1 0 0,-3 1 0,-10 2 0,1 0 0,-1-1 0,1-1 0,-1 0 0,0-1 0,0-1 0,-16-2 0,29 2 0,0 0 0,0 0 0,0 0 0,0-1 0,0 0 0,0 0 0,0 1 0,0-2 0,0 1 0,0 0 0,1 0 0,-1-1 0,1 0 0,-1 1 0,1-1 0,-1 0 0,1 0 0,0-1 0,0 1 0,0 0 0,0-1 0,0 1 0,1-1 0,-1 1 0,1-1 0,0 0 0,-1 0 0,1 0 0,1 0 0,-1 0 0,0 0 0,0-4 0,1 7 7,0 0-1,0 0 0,0-1 1,0 1-1,0 0 0,0 0 0,0-1 1,0 1-1,0 0 0,0 0 1,0-1-1,0 1 0,1 0 1,-1 0-1,0 0 0,0-1 1,0 1-1,0 0 0,0 0 1,1 0-1,-1-1 0,0 1 0,0 0 1,0 0-1,0 0 0,1 0 1,-1 0-1,0-1 0,0 1 1,0 0-1,1 0 0,-1 0 1,0 0-1,0 0 0,1 0 1,-1 0-1,0 0 0,0 0 1,1 0-1,-1 0 0,0 0 0,0 0 1,1 0-1,-1 0 0,0 0 1,0 0-1,0 0 0,1 0 1,-1 0-1,14 6-633,-10-4-427</inkml:trace>
+</inkml:ink>
+</file>
+
+<file path=word/ink/ink32.xml><?xml version="1.0" encoding="utf-8"?>
+<inkml:ink xmlns:inkml="http://www.w3.org/2003/InkML">
+  <inkml:definitions>
+    <inkml:context xml:id="ctx0">
+      <inkml:inkSource xml:id="inkSrc0">
+        <inkml:traceFormat>
+          <inkml:channel name="X" type="integer" min="-2.14748E9" max="2.14748E9" units="cm"/>
+          <inkml:channel name="Y" type="integer" min="-2.14748E9" max="2.14748E9" units="cm"/>
+          <inkml:channel name="F" type="integer" max="32767" units="dev"/>
+        </inkml:traceFormat>
+        <inkml:channelProperties>
+          <inkml:channelProperty channel="X" name="resolution" value="1000" units="1/cm"/>
+          <inkml:channelProperty channel="Y" name="resolution" value="1000" units="1/cm"/>
+          <inkml:channelProperty channel="F" name="resolution" value="0" units="1/dev"/>
+        </inkml:channelProperties>
+      </inkml:inkSource>
+      <inkml:timestamp xml:id="ts0" timeString="2026-03-18T19:29:16.251"/>
+    </inkml:context>
+    <inkml:brush xml:id="br0">
+      <inkml:brushProperty name="width" value="0.05" units="cm"/>
+      <inkml:brushProperty name="height" value="0.05" units="cm"/>
+      <inkml:brushProperty name="color" value="#33CCFF"/>
+    </inkml:brush>
+  </inkml:definitions>
+  <inkml:trace contextRef="#ctx0" brushRef="#br0">1 7 24575,'37'1'175,"-21"0"-483,1-1 0,-1 0 0,0-1 0,29-6 0</inkml:trace>
+</inkml:ink>
+</file>
+
+<file path=word/ink/ink33.xml><?xml version="1.0" encoding="utf-8"?>
+<inkml:ink xmlns:inkml="http://www.w3.org/2003/InkML">
+  <inkml:definitions>
+    <inkml:context xml:id="ctx0">
+      <inkml:inkSource xml:id="inkSrc0">
+        <inkml:traceFormat>
+          <inkml:channel name="X" type="integer" min="-2.14748E9" max="2.14748E9" units="cm"/>
+          <inkml:channel name="Y" type="integer" min="-2.14748E9" max="2.14748E9" units="cm"/>
+          <inkml:channel name="F" type="integer" max="32767" units="dev"/>
+        </inkml:traceFormat>
+        <inkml:channelProperties>
+          <inkml:channelProperty channel="X" name="resolution" value="1000" units="1/cm"/>
+          <inkml:channelProperty channel="Y" name="resolution" value="1000" units="1/cm"/>
+          <inkml:channelProperty channel="F" name="resolution" value="0" units="1/dev"/>
+        </inkml:channelProperties>
+      </inkml:inkSource>
+      <inkml:timestamp xml:id="ts0" timeString="2026-03-18T19:28:46.479"/>
+    </inkml:context>
+    <inkml:brush xml:id="br0">
+      <inkml:brushProperty name="width" value="0.05" units="cm"/>
+      <inkml:brushProperty name="height" value="0.05" units="cm"/>
+      <inkml:brushProperty name="color" value="#FF0066"/>
+    </inkml:brush>
+  </inkml:definitions>
+  <inkml:trace contextRef="#ctx0" brushRef="#br0">105 41 24575,'-5'1'0,"1"0"0,-1 0 0,1 1 0,0-1 0,-1 1 0,1 0 0,0 0 0,0 0 0,0 1 0,1 0 0,-1-1 0,0 1 0,1 0 0,0 1 0,0-1 0,0 1 0,0-1 0,0 1 0,1 0 0,0 0 0,-3 7 0,1-5 0,1 0 0,0 1 0,0 0 0,1-1 0,-1 1 0,2 0 0,-1 0 0,1 0 0,0 0 0,0 0 0,1 1 0,0-1 0,1 9 0,4 2 0,15 46 0,-18-60 0,0 0 0,1 0 0,-1 0 0,1 0 0,0-1 0,0 1 0,0-1 0,0 0 0,1 0 0,-1 0 0,1-1 0,7 5 0,-8-5 0,-1 0 0,1-1 0,0 1 0,0-1 0,0 0 0,0 0 0,0 0 0,0 0 0,1-1 0,-1 1 0,0-1 0,0 0 0,0 0 0,1 0 0,-1 0 0,0 0 0,0-1 0,0 1 0,0-1 0,1 0 0,-1 0 0,0 0 0,0 0 0,-1-1 0,1 1 0,5-5 0,0-1 0,-1-1 0,0 0 0,0 0 0,-1-1 0,0 0 0,8-17 0,-7 13 0,0 0 0,-1 0 0,-1 0 0,5-18 0,-8 26 0,-1-1 0,0 0 0,-1 1 0,1-1 0,-1 0 0,0 0 0,-1 1 0,0-1 0,1 0 0,-2 1 0,1-1 0,-1 1 0,-3-9 0,2 6 0,-1 0 0,0 0 0,0 0 0,-1 0 0,0 1 0,-1 0 0,1 0 0,-13-11 0,16 16 0,-1 1 0,0-1 0,0 1 0,0-1 0,0 1 0,0 0 0,0 0 0,0 0 0,0 0 0,-1 1 0,1-1 0,0 1 0,0 0 0,-1 0 0,1 0 0,0 0 0,0 1 0,-1-1 0,1 1 0,0 0 0,0 0 0,0 0 0,0 0 0,0 1 0,0-1 0,0 1 0,-3 2 0,2-1 23,1-1 0,0 1 0,0 0-1,0 0 1,1 0 0,-1 0 0,1 0-1,-1 0 1,1 1 0,0-1 0,1 1-1,-1 0 1,0-1 0,-1 7 0,-10 57-1730</inkml:trace>
+</inkml:ink>
+</file>
+
+<file path=word/ink/ink34.xml><?xml version="1.0" encoding="utf-8"?>
+<inkml:ink xmlns:inkml="http://www.w3.org/2003/InkML">
+  <inkml:definitions>
+    <inkml:context xml:id="ctx0">
+      <inkml:inkSource xml:id="inkSrc0">
+        <inkml:traceFormat>
+          <inkml:channel name="X" type="integer" min="-2.14748E9" max="2.14748E9" units="cm"/>
+          <inkml:channel name="Y" type="integer" min="-2.14748E9" max="2.14748E9" units="cm"/>
+          <inkml:channel name="F" type="integer" max="32767" units="dev"/>
+        </inkml:traceFormat>
+        <inkml:channelProperties>
+          <inkml:channelProperty channel="X" name="resolution" value="1000" units="1/cm"/>
+          <inkml:channelProperty channel="Y" name="resolution" value="1000" units="1/cm"/>
+          <inkml:channelProperty channel="F" name="resolution" value="0" units="1/dev"/>
+        </inkml:channelProperties>
+      </inkml:inkSource>
+      <inkml:timestamp xml:id="ts0" timeString="2026-03-18T19:36:31.724"/>
+    </inkml:context>
+    <inkml:brush xml:id="br0">
+      <inkml:brushProperty name="width" value="0.05" units="cm"/>
+      <inkml:brushProperty name="height" value="0.05" units="cm"/>
+    </inkml:brush>
+  </inkml:definitions>
+  <inkml:trace contextRef="#ctx0" brushRef="#br0">0 23 24575,'215'-8'0,"-199"7"0,1 1 0,-1 1 0,21 3 0,27 0 0,16-2 0,70-4 0,-43-7 0,232 0 0,-269 9 0,-36 3 0,-26-2 0,0 0 0,0-1 0,0 0 0,0-1 0,8 0 0,22-4 0,0 3 0,75 4 0,-28 0 0,-10-3 0,80 3 0,-125 0 0,0 0 0,53-6 0,21 3 158,-58 1-1681</inkml:trace>
+</inkml:ink>
+</file>
+
+<file path=word/ink/ink35.xml><?xml version="1.0" encoding="utf-8"?>
+<inkml:ink xmlns:inkml="http://www.w3.org/2003/InkML">
+  <inkml:definitions>
+    <inkml:context xml:id="ctx0">
+      <inkml:inkSource xml:id="inkSrc0">
+        <inkml:traceFormat>
+          <inkml:channel name="X" type="integer" min="-2.14748E9" max="2.14748E9" units="cm"/>
+          <inkml:channel name="Y" type="integer" min="-2.14748E9" max="2.14748E9" units="cm"/>
+          <inkml:channel name="F" type="integer" max="32767" units="dev"/>
+        </inkml:traceFormat>
+        <inkml:channelProperties>
+          <inkml:channelProperty channel="X" name="resolution" value="1000" units="1/cm"/>
+          <inkml:channelProperty channel="Y" name="resolution" value="1000" units="1/cm"/>
+          <inkml:channelProperty channel="F" name="resolution" value="0" units="1/dev"/>
+        </inkml:channelProperties>
+      </inkml:inkSource>
+      <inkml:timestamp xml:id="ts0" timeString="2026-03-18T19:36:38.538"/>
+    </inkml:context>
+    <inkml:brush xml:id="br0">
+      <inkml:brushProperty name="width" value="0.05" units="cm"/>
+      <inkml:brushProperty name="height" value="0.05" units="cm"/>
+    </inkml:brush>
+  </inkml:definitions>
+  <inkml:trace contextRef="#ctx0" brushRef="#br0">69 0 24575,'10'160'0,"-2"-96"0,1 33 0,-20 59 0,4-73 0,-2 219 0,7-267 0,1-28 0,0 1 0,1 0 0,0-1 0,0 1 0,2 10 0,9 105 0,-8-87 0,-1-18 0,-1 1 0,0-1 0,-2 0 0,-3 25 0,-2 29 0,5-54 0,0 0 0,-1 0 0,-4 17 0,-5 4 0,2 0 0,2 0 0,1 1 0,0 40 0,-4-3 0,2-22 0,4-1 0,2 0 0,7 79 0,23 44 0,-3-36 0,-7-49 0,-3 59 0,-11-100 0,40 225 0,-25-108 0,-19-160 0,3 15 0,-1 0 0,-1 1 0,-2-1 0,0 1 0,-1-1 0,-7 28 0,2-13 0,-4 44 0,2-8 0,5-56 0,1 1 0,1 0 0,1 0 0,0 0 0,2 0 0,0 0 0,1-1 0,1 1 0,1 0 0,1-1 0,0 0 0,12 28 0,1 7 0,-16-42 0,2 0 0,-1-1 0,1 1 0,7 12 0,-8-18-1365</inkml:trace>
+</inkml:ink>
+</file>
+
+<file path=word/ink/ink36.xml><?xml version="1.0" encoding="utf-8"?>
+<inkml:ink xmlns:inkml="http://www.w3.org/2003/InkML">
+  <inkml:definitions>
+    <inkml:context xml:id="ctx0">
+      <inkml:inkSource xml:id="inkSrc0">
+        <inkml:traceFormat>
+          <inkml:channel name="X" type="integer" min="-2.14748E9" max="2.14748E9" units="cm"/>
+          <inkml:channel name="Y" type="integer" min="-2.14748E9" max="2.14748E9" units="cm"/>
+          <inkml:channel name="F" type="integer" max="32767" units="dev"/>
+        </inkml:traceFormat>
+        <inkml:channelProperties>
+          <inkml:channelProperty channel="X" name="resolution" value="1000" units="1/cm"/>
+          <inkml:channelProperty channel="Y" name="resolution" value="1000" units="1/cm"/>
+          <inkml:channelProperty channel="F" name="resolution" value="0" units="1/dev"/>
+        </inkml:channelProperties>
+      </inkml:inkSource>
+      <inkml:timestamp xml:id="ts0" timeString="2026-03-18T19:36:44.422"/>
+    </inkml:context>
+    <inkml:brush xml:id="br0">
+      <inkml:brushProperty name="width" value="0.05" units="cm"/>
+      <inkml:brushProperty name="height" value="0.05" units="cm"/>
+    </inkml:brush>
+  </inkml:definitions>
+  <inkml:trace contextRef="#ctx0" brushRef="#br0">7 0 24575,'-1'1'0,"1"-1"0,-1 0 0,1 1 0,-1-1 0,1 1 0,-1 0 0,1-1 0,0 1 0,-1-1 0,1 1 0,0-1 0,-1 1 0,1 0 0,0-1 0,0 1 0,0 0 0,-1-1 0,1 1 0,0 0 0,0-1 0,0 1 0,0 0 0,0 0 0,0-1 0,0 1 0,1 0 0,-1-1 0,0 1 0,0 0 0,0-1 0,1 1 0,0 0 0,7 31 0,-7-28 0,19 64 0,26 109 0,-44-165 0,2 4 0,2-36 0,-5 18 0,4-15 0,1 1 0,1-1 0,15-25 0,13-33 0,-31 61-273,0 0 0,0 0 0,-1-1 0,1-16 0</inkml:trace>
+  <inkml:trace contextRef="#ctx0" brushRef="#br0" timeOffset="972.59">220 283 24575,'2'0'0,"1"-1"0,-1 0 0,0 0 0,1-1 0,-1 1 0,0 0 0,0-1 0,0 1 0,0-1 0,0 0 0,0 0 0,0 0 0,-1 0 0,1 0 0,-1 0 0,2-3 0,21-19 0,-19 75 0,26 49-1365</inkml:trace>
+</inkml:ink>
+</file>
+
+<file path=word/ink/ink37.xml><?xml version="1.0" encoding="utf-8"?>
+<inkml:ink xmlns:inkml="http://www.w3.org/2003/InkML">
+  <inkml:definitions>
+    <inkml:context xml:id="ctx0">
+      <inkml:inkSource xml:id="inkSrc0">
+        <inkml:traceFormat>
+          <inkml:channel name="X" type="integer" min="-2.14748E9" max="2.14748E9" units="cm"/>
+          <inkml:channel name="Y" type="integer" min="-2.14748E9" max="2.14748E9" units="cm"/>
+          <inkml:channel name="F" type="integer" max="32767" units="dev"/>
+        </inkml:traceFormat>
+        <inkml:channelProperties>
+          <inkml:channelProperty channel="X" name="resolution" value="1000" units="1/cm"/>
+          <inkml:channelProperty channel="Y" name="resolution" value="1000" units="1/cm"/>
+          <inkml:channelProperty channel="F" name="resolution" value="0" units="1/dev"/>
+        </inkml:channelProperties>
+      </inkml:inkSource>
+      <inkml:timestamp xml:id="ts0" timeString="2026-03-18T19:36:46.763"/>
+    </inkml:context>
+    <inkml:brush xml:id="br0">
+      <inkml:brushProperty name="width" value="0.05" units="cm"/>
+      <inkml:brushProperty name="height" value="0.05" units="cm"/>
+    </inkml:brush>
+  </inkml:definitions>
+  <inkml:trace contextRef="#ctx0" brushRef="#br0">9 23 24575,'4'3'0,"-1"0"0,0 0 0,-1 0 0,1 1 0,-1 0 0,1-1 0,-1 1 0,0 0 0,-1 0 0,1 0 0,1 5 0,0-1 0,15 36 0,-1 1 0,12 58 0,-17-60 0,-1-20 0,-10-24 0,-1 1 0,1 0 0,-1-1 0,0 1 0,1 0 0,-1-1 0,1 1 0,-1-1 0,1 1 0,-1 0 0,0-1 0,1 1 0,-1-1 0,0 1 0,0-1 0,1 1 0,-1-1 0,0 0 0,0 1 0,0-1 0,0 1 0,0-1 0,0 1 0,0-1 0,0 0 0,0 1 0,0-1 0,0 1 0,0-1 0,0 1 0,0-1 0,0 0 0,0 1 0,-1-1 0,1 0 0,1-20 0,2 0 0,1 0 0,1 0 0,0 1 0,2-1 0,0 1 0,1 1 0,1-1 0,14-20 0,7 9 0,-26 30 0,-1-1 0,0 0 0,0-1 0,-1 1 0,1 0 0,0-1 0,-1 0 0,1 1 0,-1-1 0,0 0 0,0 0 0,0 0 0,-1-1 0,1 1 0,-1 0 0,1-1 0,-1 1 0,1-8 0,-3 9-1365</inkml:trace>
+  <inkml:trace contextRef="#ctx0" brushRef="#br0" timeOffset="683.91">258 271 24575,'5'-2'0,"0"0"0,-1-1 0,1 1 0,0-1 0,-1 0 0,0 0 0,0-1 0,0 1 0,0-1 0,5-8 0,7-3 0,-16 15 0,0-1 0,1 1 0,-1 0 0,0-1 0,0 1 0,0-1 0,1 1 0,-1 0 0,0 0 0,0-1 0,1 1 0,-1 0 0,0 0 0,1-1 0,-1 1 0,0 0 0,1 0 0,-1 0 0,0-1 0,1 1 0,-1 0 0,1 0 0,-1 0 0,0 0 0,1 0 0,-1 0 0,1 0 0,-1 0 0,0 0 0,1 0 0,-1 0 0,1 0 0,-1 0 0,0 0 0,1 0 0,-1 0 0,0 0 0,1 1 0,0-1 0,-2 17 0,-1-1 0,11 110 0,-10-124-80,1 0 0,0 0-1,0-1 1,-1 1 0,1 0-1,-1-1 1,0 1 0,1 0-1,-1-1 1,0 1 0,0-1 0,0 1-1,0-1 1,0 1 0,0-1-1,-3 2 1</inkml:trace>
+  <inkml:trace contextRef="#ctx0" brushRef="#br0" timeOffset="1764.5">44 617 24575,'0'4'0,"1"0"0,0 0 0,0 0 0,0 0 0,0-1 0,1 1 0,-1 0 0,1-1 0,0 1 0,4 5 0,-4-6 0,6 15 0,-1 1 0,0-1 0,5 25 0,-7-21 0,1-1 0,12 26 0,9 41 0,-17-67 0,-7-14 0,0 0 0,0-1 0,-1 1 0,0 0 0,3 13 0,-6-38 0,0-5 0,1 0 0,5-43 0,-3 57 0,-1 1 0,2 0 0,-1 0 0,1 0 0,0 0 0,1 1 0,0-1 0,0 1 0,1 0 0,-1 0 0,2 1 0,5-8 0,-1 3 0,-1-1 0,-1-1 0,0 0 0,0 0 0,5-15 0,6-10 0,-17 33-1365</inkml:trace>
+  <inkml:trace contextRef="#ctx0" brushRef="#br0" timeOffset="2585.22">338 910 24575,'0'-5'0,"0"0"0,1 0 0,0 0 0,-1 0 0,2 0 0,-1 0 0,2-5 0,-2 10 0,-1 0 0,0-1 0,0 1 0,0 0 0,0-1 0,0 1 0,0 0 0,0 0 0,1-1 0,-1 1 0,0 0 0,0 0 0,0 0 0,1-1 0,-1 1 0,0 0 0,0 0 0,0 0 0,1-1 0,-1 1 0,0 0 0,1 0 0,-1 0 0,0 0 0,0 0 0,1 0 0,-1 0 0,0-1 0,1 1 0,-1 0 0,0 0 0,0 0 0,1 0 0,-1 0 0,0 1 0,1-1 0,-1 0 0,0 0 0,1 0 0,11 23 0,-9-16 0,-1 0 0,0 1 0,0-1 0,-1 1 0,0-1 0,-1 1 0,1 9 0,-2-15 0,1 0 0,0 1 0,-1-1 0,0 0 0,1 0 0,-1 0 0,0 0 0,0 0 0,0 0 0,0 0 0,-1-1 0,1 1 0,0 0 0,-1 0 0,1-1 0,-1 1 0,0-1 0,1 0 0,-1 1 0,0-1 0,0 0 0,0 0 0,0 0 0,0 0 0,0 0 0,0-1 0,0 1 0,0-1 0,-3 1 0,-22 12 0,28-8 0,17-2 0,0-4 101,-11 0-214,0 1 0,0-1 0,0 1 1,-1 1-1,1-1 0,0 1 0,0 0 1,-1 0-1,1 1 0,0 0 0,-1 1 1,7 2-1</inkml:trace>
+  <inkml:trace contextRef="#ctx0" brushRef="#br0" timeOffset="3530.58">44 1311 24575,'2'1'0,"0"0"0,0 0 0,0 0 0,0 0 0,0 0 0,0 1 0,0-1 0,0 1 0,-1-1 0,1 1 0,0 0 0,-1-1 0,0 1 0,1 0 0,-1 0 0,0 0 0,0 0 0,0 0 0,0 1 0,-1-1 0,1 0 0,0 3 0,15 52 0,2 80 0,-14-107 0,-4-25 0,1 0 0,0 1 0,-1-1 0,1 1 0,1-1 0,-1 0 0,1 0 0,4 8 0,-3-17 0,0 0 0,-1 0 0,1-1 0,-1 1 0,0-1 0,0 1 0,2-8 0,-3 11 0,55-160 0,-53 154-136,-1 0-1,1 0 1,1 0-1,-1 1 1,1-1-1,1 1 1,-1 0-1,1 0 0,9-8 1</inkml:trace>
+  <inkml:trace contextRef="#ctx0" brushRef="#br0" timeOffset="4319.12">338 1559 24575,'62'-19'0,"-60"19"0,1 0 0,-1 0 0,0 0 0,1 0 0,-1 1 0,0-1 0,0 1 0,1-1 0,-1 1 0,0 0 0,0 0 0,0 0 0,3 2 0,-4-3 0,0 1 0,0 0 0,-1 0 0,1-1 0,0 1 0,-1 0 0,1 0 0,0 0 0,-1 0 0,1 0 0,-1 0 0,0 0 0,1 0 0,-1 0 0,0 0 0,0 0 0,1 0 0,-1 0 0,0 0 0,0 2 0,-1 1 0,0 0 0,0-1 0,0 1 0,0-1 0,-1 1 0,1-1 0,-1 0 0,0 0 0,0 1 0,0-1 0,0 0 0,-1-1 0,1 1 0,-1 0 0,-3 2 0,6-5 0,0 1 0,-1 0 0,1-1 0,0 1 0,0 0 0,0-1 0,0 1 0,-1 0 0,1-1 0,0 1 0,0 0 0,0 0 0,1-1 0,-1 1 0,0 0 0,0-1 0,0 1 0,0 0 0,1-1 0,-1 1 0,0-1 0,1 1 0,-1 0 0,0-1 0,1 1 0,-1-1 0,1 1 0,-1-1 0,1 1 0,-1-1 0,1 1 0,0 0 0,26 25 0,-11-10 0,-15-15 0,0 0 0,0 0 0,-1 0 0,1 0 0,0 0 0,0 0 0,0 0 0,-1 0 0,1 0 0,-1 1 0,1-1 0,-1 0 0,1 0 0,-1 1 0,0-1 0,1 0 0,-1 1 0,0-1 0,0 0 0,0 1 0,0-1 0,0 0 0,-1 1 0,1-1 0,0 0 0,0 1 0,-1-1 0,1 0 0,-1 0 0,1 1 0,-1-1 0,0 0 0,-1 2 0,-1-1 0,0-1 0,0 1 0,0 0 0,0-1 0,0 1 0,-1-1 0,1 0 0,-1 0 0,1-1 0,-1 1 0,1-1 0,-6 1 0,-34-1-1365</inkml:trace>
+  <inkml:trace contextRef="#ctx0" brushRef="#br0" timeOffset="5547.72">53 1986 24575,'1'4'0,"1"-1"0,-1 1 0,1-1 0,0 1 0,0-1 0,0 0 0,0 0 0,0 0 0,1 0 0,4 5 0,15 19 0,5 32 0,20 63 0,-41-109 0,0-16 0,4-26 0,-5 10 0,14-21 0,-14 31 0,0 0 0,-1 0 0,0-1 0,3-12 0,-5 13 0,1 0 0,0 1 0,1 0 0,0-1 0,0 1 0,1 1 0,0-1 0,9-10 0,0 0 0,-8-1-1365</inkml:trace>
+  <inkml:trace contextRef="#ctx0" brushRef="#br0" timeOffset="6366.51">426 2171 24575,'-2'0'0,"1"0"0,0 1 0,-1-1 0,1 0 0,-1 0 0,1 1 0,-1-1 0,1 1 0,0 0 0,-1-1 0,1 1 0,0 0 0,0 0 0,-1-1 0,1 1 0,0 0 0,0 0 0,0 1 0,0-1 0,0 0 0,-1 2 0,-14 34 0,-2-1 0,16-32 0,0 1 0,0 0 0,0-1 0,1 1 0,-1 0 0,1 0 0,1 0 0,-1 0 0,0 0 0,1 0 0,0 1 0,1 7 0,3-12 0,0 0 0,0-1 0,0 1 0,0-1 0,0 0 0,0 0 0,0-1 0,0 1 0,5-2 0,4 0 0,-8 2 15,7 0-291,0-1 0,-1 2 0,1 0 0,20 4 0</inkml:trace>
+  <inkml:trace contextRef="#ctx0" brushRef="#br0" timeOffset="6755.03">489 2251 24575,'7'34'0,"-6"-32"0,0 1 0,0-1 0,0 0 0,-1 0 0,1 0 0,0 0 0,-1 1 0,0-1 0,1 0 0,-1 0 0,0 1 0,0-1 0,-1 0 0,1 0 0,0 1 0,-1-1 0,1 0 0,-1 0 0,0 0 0,1 0 0,-1 1 0,0-1 0,-1 0 0,1-1 0,0 1 0,0 0 0,-1 0 0,1 0 0,-1-1 0,-2 3 0,-21 28-135,20-23-1095</inkml:trace>
+  <inkml:trace contextRef="#ctx0" brushRef="#br0" timeOffset="7872.28">1 2589 24575,'5'3'0,"0"1"0,-1 1 0,1-1 0,-1 1 0,0-1 0,0 1 0,3 6 0,1 5 0,-1 0 0,0 0 0,-2 0 0,8 32 0,-3-6 0,-7-34 0,1 1 0,0-1 0,0 0 0,0 0 0,1 0 0,1 0 0,-1-1 0,1 0 0,0 0 0,8 6 0,-13-13 0,-1 0 0,1 0 0,0 0 0,-1 0 0,1 0 0,0 0 0,-1 0 0,1-1 0,0 1 0,-1 0 0,1 0 0,-1-1 0,1 1 0,0 0 0,-1-1 0,1 1 0,-1-1 0,1 1 0,-1-1 0,1 1 0,-1-1 0,0 1 0,1-1 0,-1 1 0,1-1 0,-1 0 0,0 1 0,0-1 0,1-1 0,15-27 0,-11 18 0,53-95 0,-47 86 6,2 1 0,0 1 0,19-21 1,-6 8-1397</inkml:trace>
+  <inkml:trace contextRef="#ctx0" brushRef="#br0" timeOffset="9140.96">515 2811 24575,'-16'-1'0,"1"-1"0,-1 0 0,1-2 0,0 0 0,1 0 0,-17-8 0,36 85 0,-11-52 0,5-19 0,1-1 0,-1 1 0,1-1 0,-1 1 0,1-1 0,-1 1 0,1 0 0,0-1 0,0 1 0,0 0 0,0-1 0,0 1 0,0-1 0,0 1 0,1 2 0,1-3 0,-1 0 0,1 0 0,0 0 0,-1 0 0,1-1 0,0 1 0,0-1 0,-1 1 0,1-1 0,0 0 0,0 0 0,0 1 0,0-1 0,0-1 0,0 1 0,-1 0 0,1 0 0,2-1 0,-1 1 0,0 1 0,0 0 0,0-1 0,1 1 0,-1 0 0,0 1 0,-1-1 0,1 1 0,0-1 0,0 1 0,-1 0 0,1 0 0,-1 0 0,1 0 0,-1 0 0,4 6 0,0-2 0,-1 0 0,0 1 0,0 0 0,-1 0 0,6 13 0,-9-19 0,-1 0 0,1 0 0,-1 0 0,1 0 0,-1 0 0,1 0 0,-1 0 0,0 1 0,0-1 0,1 0 0,-1 0 0,0 0 0,0 0 0,0 0 0,0 1 0,0-1 0,-1 0 0,1 0 0,0 0 0,0 0 0,-1 0 0,1 0 0,-1 0 0,1 1 0,-1-1 0,1 0 0,-1-1 0,0 1 0,1 0 0,-1 0 0,0 0 0,0 0 0,0 0 0,0-1 0,0 1 0,1 0 0,-1-1 0,0 1 0,-1-1 0,1 1 0,0-1 0,0 1 0,0-1 0,0 0 0,0 0 0,0 1 0,0-1 0,-1 0 0,1 0 0,0 0 0,0 0 0,0-1 0,0 1 0,-2 0 0,-10-1 0,0-1 0,0 1 0,-21-8 0,24 7 0,-26-7-1365</inkml:trace>
+</inkml:ink>
+</file>
+
+<file path=word/ink/ink38.xml><?xml version="1.0" encoding="utf-8"?>
+<inkml:ink xmlns:inkml="http://www.w3.org/2003/InkML">
+  <inkml:definitions>
+    <inkml:context xml:id="ctx0">
+      <inkml:inkSource xml:id="inkSrc0">
+        <inkml:traceFormat>
+          <inkml:channel name="X" type="integer" min="-2.14748E9" max="2.14748E9" units="cm"/>
+          <inkml:channel name="Y" type="integer" min="-2.14748E9" max="2.14748E9" units="cm"/>
+          <inkml:channel name="F" type="integer" max="32767" units="dev"/>
+        </inkml:traceFormat>
+        <inkml:channelProperties>
+          <inkml:channelProperty channel="X" name="resolution" value="1000" units="1/cm"/>
+          <inkml:channelProperty channel="Y" name="resolution" value="1000" units="1/cm"/>
+          <inkml:channelProperty channel="F" name="resolution" value="0" units="1/dev"/>
+        </inkml:channelProperties>
+      </inkml:inkSource>
+      <inkml:timestamp xml:id="ts0" timeString="2026-03-18T19:37:02.664"/>
+    </inkml:context>
+    <inkml:brush xml:id="br0">
+      <inkml:brushProperty name="width" value="0.05" units="cm"/>
+      <inkml:brushProperty name="height" value="0.05" units="cm"/>
+    </inkml:brush>
+  </inkml:definitions>
+  <inkml:trace contextRef="#ctx0" brushRef="#br0">73 0 24575,'-1'1'0,"1"-1"0,-1 1 0,0-1 0,0 1 0,1-1 0,-1 1 0,0 0 0,1-1 0,-1 1 0,1 0 0,-1 0 0,1-1 0,-1 1 0,1 0 0,-1 0 0,1 0 0,0-1 0,-1 1 0,1 0 0,0 0 0,0 0 0,0 1 0,-7 30 0,6-21 0,-4 16 0,1 1 0,2 0 0,0-1 0,5 50 0,0-4 0,6 69 0,-18 35 0,-1-79 0,9-69 0,-1 1 0,-8 30 0,5-29 0,-3 59 0,8-73-341,-1 1 0,-1 0-1,-6 24 1</inkml:trace>
+</inkml:ink>
+</file>
+
+<file path=word/ink/ink39.xml><?xml version="1.0" encoding="utf-8"?>
+<inkml:ink xmlns:inkml="http://www.w3.org/2003/InkML">
+  <inkml:definitions>
+    <inkml:context xml:id="ctx0">
+      <inkml:inkSource xml:id="inkSrc0">
+        <inkml:traceFormat>
+          <inkml:channel name="X" type="integer" min="-2.14748E9" max="2.14748E9" units="cm"/>
+          <inkml:channel name="Y" type="integer" min="-2.14748E9" max="2.14748E9" units="cm"/>
+          <inkml:channel name="F" type="integer" max="32767" units="dev"/>
+        </inkml:traceFormat>
+        <inkml:channelProperties>
+          <inkml:channelProperty channel="X" name="resolution" value="1000" units="1/cm"/>
+          <inkml:channelProperty channel="Y" name="resolution" value="1000" units="1/cm"/>
+          <inkml:channelProperty channel="F" name="resolution" value="0" units="1/dev"/>
+        </inkml:channelProperties>
+      </inkml:inkSource>
+      <inkml:timestamp xml:id="ts0" timeString="2026-03-18T19:37:05.916"/>
+    </inkml:context>
+    <inkml:brush xml:id="br0">
+      <inkml:brushProperty name="width" value="0.05" units="cm"/>
+      <inkml:brushProperty name="height" value="0.05" units="cm"/>
+    </inkml:brush>
+  </inkml:definitions>
+  <inkml:trace contextRef="#ctx0" brushRef="#br0">1 0 24575,'1'10'0,"0"1"0,1-1 0,1 0 0,0 0 0,0 0 0,1-1 0,6 13 0,-5-10 0,1 1 0,-2 0 0,6 19 0,-2 32 0,-6-40 0,1-1 0,1 0 0,10 33 0,-14-60 0,-1-1 0,0 1 0,1 0 0,0-1 0,0 1 0,0 0 0,0-1 0,1 1 0,0 0 0,0-1 0,0 1 0,0 0 0,1 0 0,2-5 0,39-73 0,-4 5 0,-34 66 0,1 0 0,0 1 0,11-17 0,10-17 0,-26 41-1365</inkml:trace>
+  <inkml:trace contextRef="#ctx0" brushRef="#br0" timeOffset="1134.89">294 257 24575,'-4'0'0,"0"1"0,0 0 0,0 0 0,1 0 0,-1 1 0,1 0 0,-1-1 0,1 1 0,-1 0 0,1 0 0,0 1 0,0-1 0,0 1 0,0-1 0,1 1 0,-1 0 0,1 0 0,-1 0 0,1 1 0,0-1 0,0 0 0,1 1 0,-1 0 0,-1 3 0,0 0 0,0 0 0,1 1 0,0-1 0,0 1 0,0-1 0,1 1 0,0-1 0,1 1 0,0 0 0,0 0 0,2 14 0,0-19 0,0 0 0,-1 1 0,1-1 0,1 0 0,-1-1 0,0 1 0,1 0 0,0-1 0,-1 1 0,1-1 0,0 0 0,0 0 0,0 0 0,1 0 0,-1 0 0,0-1 0,1 1 0,-1-1 0,1 0 0,-1 0 0,1-1 0,-1 1 0,1-1 0,0 1 0,-1-1 0,1 0 0,0 0 0,-1-1 0,1 1 0,0-1 0,5-2 0,-8 3 0,-1 0 0,1 0 0,0-1 0,0 1 0,-1 0 0,1-1 0,0 1 0,-1-1 0,1 1 0,0-1 0,-1 1 0,1-1 0,-1 1 0,1-1 0,-1 0 0,1 1 0,-1-1 0,1 0 0,-1 1 0,0-1 0,1 0 0,-1 0 0,0 1 0,0-1 0,0 0 0,1 0 0,-1 1 0,0-1 0,0 0 0,0-1 0,-1-1 0,0 1 0,1 0 0,-1 0 0,0-1 0,0 1 0,0 0 0,0 0 0,-1 0 0,1 0 0,-3-2 0,-2-2 0,1 0 0,-1 1 0,1 0 0,-1 1 0,-13-8 0,18 11-50,0 1-1,0 0 1,1-1-1,-1 1 0,0 0 1,0 0-1,0 0 1,1 0-1,-1 0 1,0 0-1,0 0 0,0 0 1,0 0-1,1 0 1,-1 1-1,0-1 1,0 0-1,0 0 0,1 1 1,-1-1-1,0 0 1,1 1-1,-1-1 1,0 1-1,1-1 1,-2 2-1</inkml:trace>
+  <inkml:trace contextRef="#ctx0" brushRef="#br0" timeOffset="2298.29">9 613 24575,'1'7'0,"1"-1"0,-1 1 0,1-1 0,1 1 0,-1-1 0,1 0 0,0 0 0,4 6 0,13 32 0,-7 2 0,18 79 0,-29-113 0,-1-9 0,0 0 0,0 1 0,0-1 0,-1 0 0,0 0 0,1 0 0,-1 1 0,0-1 0,-1 0 0,1 0 0,-1 0 0,0 5 0,1-37 0,0 27 0,-1-1 0,1 0 0,-1 0 0,1 0 0,0 0 0,0 0 0,1 1 0,-1-1 0,0 0 0,1 0 0,0 0 0,0 1 0,1-5 0,4-5 0,0 1 0,-2-1 0,8-24 0,2-6 0,-11 31-195,2 0 0,0 1 0,0 0 0,1 0 0,0 0 0,14-16 0</inkml:trace>
+  <inkml:trace contextRef="#ctx0" brushRef="#br0" timeOffset="3339.41">276 835 24575,'13'0'0,"-10"-1"0,1 1 0,-1 0 0,0 0 0,0 0 0,0 0 0,0 1 0,0-1 0,0 1 0,0 0 0,3 1 0,-4-1 0,-1 1 0,0-1 0,0 0 0,0 1 0,0-1 0,0 1 0,0-1 0,0 1 0,0-1 0,-1 1 0,1-1 0,-1 1 0,1 0 0,-1-1 0,1 1 0,-1 0 0,0 0 0,0-1 0,0 1 0,0 0 0,0 0 0,-1 2 0,0 13 0,-2 0 0,0-1 0,0 1 0,-2-1 0,-12 31 0,-4 12 0,21-58-34,0-1 0,0 1 0,0-1 0,0 1 0,0-1-1,-1 1 1,1-1 0,0 1 0,0-1 0,0 1 0,-1-1 0,1 0 0,0 1-1,0-1 1,-1 1 0,1-1 0,0 0 0,-1 1 0,1-1 0,0 0-1,-1 1 1,1-1 0,-1 0 0,1 0 0,0 1 0,-1-1 0,1 0 0,-1 0-1,1 0 1,-1 0 0,1 1 0,-1-1 0,1 0 0,-1 0 0,1 0 0,-1 0-1,1 0 1,-1 0 0,0-1 0</inkml:trace>
+  <inkml:trace contextRef="#ctx0" brushRef="#br0" timeOffset="3774.08">294 949 24575,'1'0'0,"3"0"0,1 0 0,2 0 0,1 0 0,1 0 0,0 0 0,0 0 0,0 0 0,-1 2 0,-1 0 0,-1 1 0,-1 1 0,1-1 0,-1 0 0,1 1 0</inkml:trace>
+  <inkml:trace contextRef="#ctx0" brushRef="#br0" timeOffset="4991.01">703 844 24575,'9'116'0,"-7"-79"0,-1-31 0,0-1 0,-1 1 0,1 0 0,-1 0 0,-1 0 0,1 0 0,-1 0 0,0-1 0,-1 1 0,-2 9 0,3-11 31,0 0-1,0 0 1,1 0-1,-1-1 1,1 1-1,0 0 1,0 0-1,1 0 1,1 6-1,-2-8-92,1 1 0,0-1 0,-1 0 1,1 1-1,-1-1 0,0 1 0,0-1 0,0 0 0,0 1 0,0-1 1,0 1-1,-1-1 0,1 0 0,-1 1 0,1-1 0,-1 0 1,0 0-1,0 1 0,0-1 0,0 0 0,-1 0 0,1 0 0,-1 0 1,1 0-1,-1 0 0,-2 2 0</inkml:trace>
+</inkml:ink>
+</file>
+
+<file path=word/ink/ink4.xml><?xml version="1.0" encoding="utf-8"?>
+<inkml:ink xmlns:inkml="http://www.w3.org/2003/InkML">
+  <inkml:definitions>
+    <inkml:context xml:id="ctx0">
+      <inkml:inkSource xml:id="inkSrc0">
+        <inkml:traceFormat>
+          <inkml:channel name="X" type="integer" min="-2.14748E9" max="2.14748E9" units="cm"/>
+          <inkml:channel name="Y" type="integer" min="-2.14748E9" max="2.14748E9" units="cm"/>
+          <inkml:channel name="F" type="integer" max="32767" units="dev"/>
+        </inkml:traceFormat>
+        <inkml:channelProperties>
+          <inkml:channelProperty channel="X" name="resolution" value="1000" units="1/cm"/>
+          <inkml:channelProperty channel="Y" name="resolution" value="1000" units="1/cm"/>
+          <inkml:channelProperty channel="F" name="resolution" value="0" units="1/dev"/>
+        </inkml:channelProperties>
+      </inkml:inkSource>
+      <inkml:timestamp xml:id="ts0" timeString="2026-03-18T19:33:47.449"/>
+    </inkml:context>
+    <inkml:brush xml:id="br0">
+      <inkml:brushProperty name="width" value="0.05" units="cm"/>
+      <inkml:brushProperty name="height" value="0.05" units="cm"/>
+      <inkml:brushProperty name="color" value="#EA5882"/>
+    </inkml:brush>
+    <inkml:brush xml:id="br1">
+      <inkml:brushProperty name="width" value="0.05" units="cm"/>
+      <inkml:brushProperty name="height" value="0.05" units="cm"/>
+      <inkml:brushProperty name="color" value="#ED7D31"/>
+    </inkml:brush>
+    <inkml:brush xml:id="br2">
+      <inkml:brushProperty name="width" value="0.05" units="cm"/>
+      <inkml:brushProperty name="height" value="0.05" units="cm"/>
+      <inkml:brushProperty name="color" value="#7030A0"/>
+    </inkml:brush>
+  </inkml:definitions>
+  <inkml:trace contextRef="#ctx0" brushRef="#br0">35 983 24575,'0'-2'0,"0"0"0,1 1 0,-1-1 0,1 0 0,-1 1 0,1-1 0,0 0 0,-1 1 0,1-1 0,0 1 0,0-1 0,0 1 0,0-1 0,1 1 0,-1 0 0,0-1 0,1 1 0,-1 0 0,1 0 0,-1 0 0,1 0 0,-1 0 0,4-1 0,48-15 0,-21 7 0,-32 10 0,1 0 0,-1 0 0,0 0 0,0 0 0,1 0 0,-1 0 0,0 0 0,1 0 0,-1 0 0,0 0 0,0 0 0,1 0 0,-1 0 0,0 0 0,1 0 0,-1 0 0,0 0 0,0 0 0,1 1 0,-1-1 0,0 0 0,0 0 0,1 0 0,-1 0 0,0 0 0,0 1 0,0-1 0,1 0 0,-1 0 0,0 0 0,0 1 0,0-1 0,0 0 0,0 0 0,1 1 0,-1-1 0,0 0 0,0 0 0,0 1 0,0-1 0,0 0 0,0 0 0,0 1 0,3 20 0,-8 19 0,-5-19 0,-1-1 0,-1 0 0,-1 0 0,-23 25 0,32-42 0,0 1 0,0-1 0,-1 1 0,0-1 0,1 0 0,-1-1 0,-6 3 0,-19 12 0,40-19 0,-1 0 0,1 0 0,-1 1 0,1 0 0,0 1 0,0 0 0,18 2 0,-3-1 0,61-9-1365</inkml:trace>
+  <inkml:trace contextRef="#ctx0" brushRef="#br0" timeOffset="1594.45">412 991 24575,'6'-10'0,"-5"7"0,-17 5 0,16-2 0,-7 1 0,-3 0 0,0 0 0,1 1 0,-1 0 0,1 0 0,-1 1 0,-14 6 0,22-7 0,-1 0 0,0 0 0,1 0 0,-1 0 0,1 0 0,0 1 0,-1-1 0,1 1 0,1-1 0,-1 1 0,0 0 0,1-1 0,-1 1 0,1 0 0,0 0 0,0 0 0,0 0 0,1 0 0,-1 0 0,1 0 0,0 0 0,0 0 0,0 4 0,0 14 0,-1 31 0,4-37 0,-3-15 0,0 0 0,0 0 0,0 0 0,0 0 0,0 0 0,0 1 0,0-1 0,1 0 0,-1 0 0,0 0 0,0 0 0,0 0 0,0 0 0,0 0 0,1 0 0,-1 0 0,0 0 0,0 0 0,0 0 0,0 0 0,0 0 0,1 0 0,-1 0 0,0 0 0,0 0 0,0 0 0,0 0 0,1 0 0,-1 0 0,0 0 0,0 0 0,0 0 0,0 0 0,0 0 0,1 0 0,-1 0 0,0 0 0,0 0 0,0 0 0,0 0 0,0 0 0,0-1 0,1 1 0,-1 0 0,0 0 0,0 0 0,0 0 0,0 0 0,0 0 0,0 0 0,0-1 0,0 1 0,0 0 0,0 0 0,0 0 0,0 0 0,0 0 0,0-1 0,0 1 0,0 0 0,0 0 0,4-4 0,1 0 0,-1 0 0,1 0 0,0 1 0,0 0 0,0 0 0,0 0 0,1 0 0,-1 1 0,1 0 0,0 0 0,0 0 0,0 1 0,0-1 0,0 1 0,0 1 0,0-1 0,0 1 0,0 0 0,0 0 0,12 2 0,-15 0 0,-1-1 0,0 1 0,0 1 0,0-1 0,0 0 0,0 0 0,0 1 0,-1-1 0,1 0 0,-1 1 0,0 0 0,1-1 0,-2 1 0,1 0 0,0-1 0,0 1 0,-1 0 0,0 0 0,0 5 0,1-4 0,0 1 0,-1 0 0,0 0 0,0 0 0,-1 0 0,1 0 0,-1 0 0,-1 0 0,1-1 0,-4 9 0,-2-7 0,0 0 0,-1 0 0,1-1 0,-1 0 0,-1 0 0,1-1 0,-1 0 0,0 0 0,0 0 0,0-1 0,0-1 0,-1 1 0,1-2 0,-1 1 0,0-1 0,1 0 0,-12-1 0,20 1 0,0-1 0,1 0 0,-1 0 0,0 0 0,1 0 0,-1 0 0,0 0 0,1 0 0,-1 0 0,0 0 0,1 0 0,-1 0 0,0 0 0,1-1 0,-1 1 0,1 0 0,-1 0 0,0 0 0,1-1 0,-1 1 0,1 0 0,-1-1 0,1 1 0,-1-1 0,1 1 0,-1 0 0,1-1 0,-1 1 0,1-1 0,0 1 0,-1-1 0,1 1 0,0-1 0,-1 0 0,1 1 0,0-1 0,0 1 0,0-1 0,-1 1 0,1-1 0,0 0 0,0 1 0,0-1 0,0 0 0,8 0 0,2 17 0,-8-11-170,0 0-1,0 1 0,0-1 1,1 0-1,0 0 0,0 0 1,7 8-1</inkml:trace>
+  <inkml:trace contextRef="#ctx0" brushRef="#br1" timeOffset="3637.01">34 583 24575,'10'-2'0,"-1"-1"0,1-1 0,-1 1 0,0-1 0,0-1 0,0 1 0,-1-2 0,0 1 0,0-1 0,0 0 0,-1 0 0,0-1 0,0 1 0,8-12 0,-26 27 0,-6 17 0,16-16 0,-1 0 0,2 1 0,-1-1 0,2 0 0,-1 0 0,1 0 0,3 10 0,2 17 0,-4-21-110,-1-8-100,0 1 1,0-1 0,-1 1 0,0-1 0,-2 12 0</inkml:trace>
+  <inkml:trace contextRef="#ctx0" brushRef="#br1" timeOffset="8145.45">431 505 24575,'-10'4'0,"1"0"0,-1 0 0,1 0 0,0 1 0,0 0 0,0 1 0,-9 7 0,10-7 0,1 0 0,0 1 0,0 0 0,0 0 0,1 0 0,0 0 0,1 1 0,0 0 0,0 0 0,1 0 0,0 1 0,-5 15 0,8-18 0,0 0 0,1 0 0,-1 0 0,1 0 0,1-1 0,-1 1 0,1 0 0,0 0 0,1 0 0,0 0 0,0-1 0,0 1 0,0-1 0,1 1 0,0-1 0,1 0 0,-1 0 0,1 0 0,0 0 0,8 6 0,-9-9 0,0 0 0,1 0 0,-1 0 0,1-1 0,0 0 0,-1 1 0,1-1 0,0 0 0,0-1 0,0 1 0,0-1 0,0 1 0,0-1 0,-1 0 0,1 0 0,0-1 0,0 1 0,0-1 0,6-1 0,-6 1 0,1 1 0,-1-1 0,1 0 0,-1-1 0,1 1 0,-1-1 0,0 0 0,0 0 0,0 0 0,0 0 0,0 0 0,-1-1 0,1 0 0,-1 1 0,1-1 0,3-5 0,-5 5 0,-1 1 0,0 0 0,0 0 0,0-1 0,0 1 0,0 0 0,0-1 0,-1 1 0,1-1 0,-1 1 0,1-1 0,-1 1 0,0-1 0,-1 1 0,1 0 0,0-1 0,-1 1 0,1-1 0,-1 1 0,0-1 0,0 1 0,0 0 0,0-1 0,0 1 0,-1 0 0,1 0 0,-1 0 0,1 0 0,-1 0 0,0 0 0,0 1 0,0-1 0,0 0 0,0 1 0,-5-3 0,4 2 0,-1 1 0,1 0 0,-1 0 0,1 0 0,-1 0 0,0 1 0,1-1 0,-1 1 0,0-1 0,0 1 0,1 0 0,-1 1 0,0-1 0,0 1 0,1-1 0,-1 1 0,0 0 0,1 0 0,-1 0 0,1 1 0,0-1 0,-1 1 0,1 0 0,0 0 0,0 0 0,-3 2 0,3-2-85,1 0 0,0 0-1,0 1 1,0-1 0,0 0-1,0 1 1,0-1 0,1 1-1,-1-1 1,1 1 0,0-1-1,0 1 1,0 0 0,0 0-1,0 5 1</inkml:trace>
+  <inkml:trace contextRef="#ctx0" brushRef="#br2" timeOffset="10526.34">309 38 24575,'-3'0'0,"0"0"0,-1 0 0,1 0 0,0 1 0,0-1 0,-1 1 0,1 0 0,0 0 0,0 0 0,0 0 0,0 0 0,0 1 0,0-1 0,1 1 0,-1 0 0,0-1 0,1 1 0,0 0 0,-1 1 0,1-1 0,-2 3 0,3-3 0,0-1 0,0 1 0,0 0 0,0 0 0,1 0 0,-1 0 0,1 0 0,0 0 0,0 0 0,0 0 0,0 0 0,0 0 0,0 0 0,0 0 0,1 0 0,-1 0 0,1 0 0,-1-1 0,1 1 0,0 0 0,0 0 0,0 0 0,0-1 0,0 1 0,1 0 0,-1-1 0,0 1 0,1-1 0,-1 1 0,1-1 0,2 2 0,29 23 0,-9-7 0,0 1 0,-2 1 0,22 25 0,-42-45 0,-1 0 0,0 1 0,1-1 0,-1 1 0,0-1 0,0 1 0,0-1 0,0 1 0,-1-1 0,1 1 0,0 0 0,-1 0 0,1-1 0,-1 1 0,0 0 0,0 0 0,0-1 0,0 1 0,0 0 0,0 0 0,0-1 0,0 1 0,-1 0 0,1 0 0,-1-1 0,1 1 0,-1 0 0,0-1 0,0 1 0,0-1 0,0 1 0,0-1 0,0 1 0,0-1 0,-1 0 0,1 1 0,-1-1 0,1 0 0,-4 2 0,1-1 0,0 0 0,-1 0 0,1-1 0,-1 1 0,1-1 0,-1 0 0,0 0 0,0 0 0,1-1 0,-1 1 0,0-1 0,0 0 0,0-1 0,1 1 0,-7-2 0,4 0 0,1-1 0,0 1 0,0-1 0,0-1 0,1 1 0,-1-1 0,1 1 0,0-1 0,0-1 0,0 1 0,1-1 0,0 0 0,-5-7 0,7 10 0,0 0 0,0 0 0,0 0 0,1-1 0,-1 1 0,1 0 0,0-1 0,0 1 0,0-1 0,0 0 0,0 1 0,1-1 0,-1 0 0,1 1 0,0-1 0,0 0 0,0 1 0,0-1 0,0 0 0,1 1 0,-1-1 0,1 0 0,0 1 0,0-1 0,0 1 0,0-1 0,0 1 0,1-1 0,-1 1 0,1 0 0,0 0 0,3-4 0,0 4 0,0-1 0,0 1 0,0 0 0,0 0 0,0 0 0,0 1 0,1 0 0,10-2 0,34-11 0,-47 13 0,0 0 0,0-1 0,0 1 0,0-1 0,-1 1 0,1-1 0,0 0 0,-1 0 0,0 0 0,1-1 0,-1 1 0,0 0 0,0-1 0,0 1 0,-1-1 0,1 0 0,-1 1 0,0-1 0,1 0 0,-1 0 0,-1 0 0,1 0 0,0 0 0,-1-6 0,1 6 0,5-17 0,-4 16 0,-1 0 0,1-1 0,-1 1 0,0-1 0,-1 1 0,1-1 0,-1 1 0,0-7 0,-1 10 0,1-1 0,-1 1 0,0 0 0,0-1 0,0 1 0,0 0 0,0 0 0,0 0 0,0 0 0,0-1 0,0 1 0,0 1 0,-1-1 0,1 0 0,0 0 0,-1 0 0,1 1 0,-1-1 0,1 0 0,-1 1 0,1-1 0,-1 1 0,1 0 0,-1-1 0,0 1 0,1 0 0,-1 0 0,0 0 0,1 0 0,-1 0 0,-2 1 0,1-2-52,-1 1-1,1-1 1,0 1-1,0 0 1,-1 0-1,1 0 1,0 0-1,0 1 1,-1-1-1,1 1 1,0 0-1,0 0 1,0 0-1,0 0 1,0 0-1,0 0 1,0 1-1,0 0 1,1-1-1,-1 1 0,1 0 1,-1 0-1,1 0 1,0 0-1,-4 4 1</inkml:trace>
+</inkml:ink>
+</file>
+
+<file path=word/ink/ink40.xml><?xml version="1.0" encoding="utf-8"?>
+<inkml:ink xmlns:inkml="http://www.w3.org/2003/InkML">
+  <inkml:definitions>
+    <inkml:context xml:id="ctx0">
+      <inkml:inkSource xml:id="inkSrc0">
+        <inkml:traceFormat>
+          <inkml:channel name="X" type="integer" min="-2.14748E9" max="2.14748E9" units="cm"/>
+          <inkml:channel name="Y" type="integer" min="-2.14748E9" max="2.14748E9" units="cm"/>
+          <inkml:channel name="F" type="integer" max="32767" units="dev"/>
+        </inkml:traceFormat>
+        <inkml:channelProperties>
+          <inkml:channelProperty channel="X" name="resolution" value="1000" units="1/cm"/>
+          <inkml:channelProperty channel="Y" name="resolution" value="1000" units="1/cm"/>
+          <inkml:channelProperty channel="F" name="resolution" value="0" units="1/dev"/>
+        </inkml:channelProperties>
+      </inkml:inkSource>
+      <inkml:timestamp xml:id="ts0" timeString="2026-03-18T19:37:18.802"/>
+    </inkml:context>
+    <inkml:brush xml:id="br0">
+      <inkml:brushProperty name="width" value="0.05" units="cm"/>
+      <inkml:brushProperty name="height" value="0.05" units="cm"/>
+    </inkml:brush>
+  </inkml:definitions>
+  <inkml:trace contextRef="#ctx0" brushRef="#br0">54 1 24575,'-3'1'0,"1"-1"0,0 1 0,0 0 0,0 0 0,-1 0 0,1 1 0,0-1 0,0 0 0,1 1 0,-1-1 0,0 1 0,0 0 0,1 0 0,-1-1 0,1 1 0,-1 0 0,1 0 0,0 1 0,0-1 0,0 0 0,0 0 0,0 0 0,1 1 0,-1 1 0,-3 5 0,2 1 0,-1-1 0,1 0 0,-1 17 0,3-23 0,0 0 0,0 0 0,0-1 0,1 1 0,-1 0 0,1-1 0,-1 1 0,1 0 0,0-1 0,0 1 0,0-1 0,1 1 0,-1-1 0,0 0 0,1 1 0,0-1 0,-1 0 0,1 0 0,0 0 0,0 0 0,3 2 0,-1-2 0,0 0 0,1 0 0,-1 0 0,0 0 0,1-1 0,-1 1 0,1-1 0,0 0 0,-1-1 0,1 1 0,0-1 0,4 0 0,-4 0 0,-1 0 0,1 0 0,0-1 0,-1 1 0,1-1 0,-1 0 0,0 0 0,1-1 0,-1 0 0,0 1 0,0-1 0,8-5 0,-4 0 0,-1 0 0,1-1 0,-1 0 0,8-12 0,-10 14 0,18-22 0,43-40 0,-63 67 0,-1 0 0,0 0 0,0 0 0,0 1 0,1-1 0,-1 1 0,0-1 0,1 1 0,-1 0 0,0 0 0,1 0 0,-1 0 0,0 0 0,1 0 0,-1 1 0,0-1 0,1 1 0,-1 0 0,0 0 0,0 0 0,0 0 0,0 0 0,0 0 0,0 0 0,0 1 0,0-1 0,3 3 0,3 2 0,0 1 0,0-1 0,-1 1 0,0 0 0,9 11 0,-14-13 0,1 0 0,-1 0 0,0 0 0,-1 0 0,1 0 0,-1 0 0,0 0 0,0 0 0,0 9 0,0-13 0,-1 1 0,0-1 0,0 1 0,0-1 0,0 1 0,0-1 0,0 0 0,0 1 0,0-1 0,0 1 0,-1-1 0,1 1 0,-1-1 0,1 1 0,-1-1 0,1 0 0,-1 0 0,0 1 0,0-1 0,0 0 0,1 0 0,-1 0 0,0 1 0,0-1 0,-1 0 0,1-1 0,0 1 0,0 0 0,0 0 0,-1 0 0,1-1 0,0 1 0,-1-1 0,1 1 0,-1-1 0,-1 1 0,-31 2 0,25-2 0,-1 0 0,1 0 0,-1-1 0,1 0 0,0-1 0,-13-2 0,18 2 0,1 0 0,0-1 0,0 1 0,0-1 0,0 0 0,0 0 0,0 0 0,0 0 0,0 0 0,1-1 0,-1 1 0,1-1 0,0 0 0,-1 0 0,1 1 0,1-2 0,-1 1 0,0 0 0,1 0 0,-1 0 0,0-4 0,-3-5 0,-1 2 0,0-1 0,0 0 0,-1 1 0,-9-9 0,12 14 0,-1 0 0,1 0 0,-1 1 0,0 0 0,0 0 0,0 0 0,-11-5 0,13 8 0,0 0 0,0 1 0,0-1 0,0 1 0,-1 0 0,1 0 0,0 0 0,0 0 0,0 1 0,0-1 0,-1 1 0,1 0 0,0 0 0,0 0 0,0 0 0,0 1 0,1-1 0,-5 3 0,4-1-76,1 0 1,0 0-1,0 0 0,0 0 0,0 0 0,0 0 0,0 0 0,1 1 1,0-1-1,0 1 0,0-1 0,0 1 0,0 0 0,1-1 1,-1 1-1,1-1 0,1 8 0</inkml:trace>
+</inkml:ink>
+</file>
+
+<file path=word/ink/ink41.xml><?xml version="1.0" encoding="utf-8"?>
+<inkml:ink xmlns:inkml="http://www.w3.org/2003/InkML">
+  <inkml:definitions>
+    <inkml:context xml:id="ctx0">
+      <inkml:inkSource xml:id="inkSrc0">
+        <inkml:traceFormat>
+          <inkml:channel name="X" type="integer" min="-2.14748E9" max="2.14748E9" units="cm"/>
+          <inkml:channel name="Y" type="integer" min="-2.14748E9" max="2.14748E9" units="cm"/>
+          <inkml:channel name="F" type="integer" max="32767" units="dev"/>
+        </inkml:traceFormat>
+        <inkml:channelProperties>
+          <inkml:channelProperty channel="X" name="resolution" value="1000" units="1/cm"/>
+          <inkml:channelProperty channel="Y" name="resolution" value="1000" units="1/cm"/>
+          <inkml:channelProperty channel="F" name="resolution" value="0" units="1/dev"/>
+        </inkml:channelProperties>
+      </inkml:inkSource>
+      <inkml:timestamp xml:id="ts0" timeString="2026-03-18T19:37:21.573"/>
+    </inkml:context>
+    <inkml:brush xml:id="br0">
+      <inkml:brushProperty name="width" value="0.05" units="cm"/>
+      <inkml:brushProperty name="height" value="0.05" units="cm"/>
+    </inkml:brush>
+  </inkml:definitions>
+  <inkml:trace contextRef="#ctx0" brushRef="#br0">54 1 24575,'-3'1'0,"1"-1"0,0 1 0,0 0 0,0 0 0,-1 0 0,1 1 0,0-1 0,0 0 0,1 1 0,-1-1 0,0 1 0,0 0 0,1 0 0,-1-1 0,1 1 0,-1 0 0,1 0 0,0 1 0,0-1 0,0 0 0,0 0 0,0 0 0,1 1 0,-1 1 0,-3 5 0,2 1 0,-1-1 0,1 0 0,-1 17 0,3-23 0,0 0 0,0 0 0,0-1 0,1 1 0,-1 0 0,1-1 0,-1 1 0,1 0 0,0-1 0,0 1 0,0-1 0,1 1 0,-1-1 0,0 0 0,1 1 0,0-1 0,-1 0 0,1 0 0,0 0 0,0 0 0,3 2 0,-1-2 0,0 0 0,1 0 0,-1 0 0,0 0 0,1-1 0,-1 1 0,1-1 0,0 0 0,-1-1 0,1 1 0,0-1 0,4 0 0,-4 0 0,-1 0 0,1 0 0,0-1 0,-1 1 0,1-1 0,-1 0 0,0 0 0,1-1 0,-1 0 0,0 1 0,0-1 0,8-5 0,-4 0 0,-1 0 0,1-1 0,-1 0 0,8-12 0,-10 14 0,18-22 0,43-40 0,-63 67 0,-1 0 0,0 0 0,0 0 0,0 1 0,1-1 0,-1 1 0,0-1 0,1 1 0,-1 0 0,0 0 0,1 0 0,-1 0 0,0 0 0,1 0 0,-1 1 0,0-1 0,1 1 0,-1 0 0,0 0 0,0 0 0,0 0 0,0 0 0,0 0 0,0 0 0,0 1 0,0-1 0,3 3 0,3 2 0,0 1 0,0-1 0,-1 1 0,0 0 0,9 11 0,-14-13 0,1 0 0,-1 0 0,0 0 0,-1 0 0,1 0 0,-1 0 0,0 0 0,0 0 0,0 9 0,0-13 0,-1 1 0,0-1 0,0 1 0,0-1 0,0 1 0,0-1 0,0 0 0,0 1 0,0-1 0,0 1 0,-1-1 0,1 1 0,-1-1 0,1 1 0,-1-1 0,1 0 0,-1 0 0,0 1 0,0-1 0,0 0 0,1 0 0,-1 0 0,0 1 0,0-1 0,-1 0 0,1-1 0,0 1 0,0 0 0,0 0 0,-1 0 0,1-1 0,0 1 0,-1-1 0,1 1 0,-1-1 0,-1 1 0,-31 2 0,25-2 0,-1 0 0,1 0 0,-1-1 0,1 0 0,0-1 0,-13-2 0,18 2 0,1 0 0,0-1 0,0 1 0,0-1 0,0 0 0,0 0 0,0 0 0,0 0 0,0 0 0,1-1 0,-1 1 0,1-1 0,0 0 0,-1 0 0,1 1 0,1-2 0,-1 1 0,0 0 0,1 0 0,-1 0 0,0-4 0,-3-5 0,-1 2 0,0-1 0,0 0 0,-1 1 0,-9-9 0,12 14 0,-1 0 0,1 0 0,-1 1 0,0 0 0,0 0 0,0 0 0,-11-5 0,13 8 0,0 0 0,0 1 0,0-1 0,0 1 0,-1 0 0,1 0 0,0 0 0,0 0 0,0 1 0,0-1 0,-1 1 0,1 0 0,0 0 0,0 0 0,0 0 0,0 1 0,1-1 0,-5 3 0,4-1-76,1 0 1,0 0-1,0 0 0,0 0 0,0 0 0,0 0 0,0 0 0,1 1 1,0-1-1,0 1 0,0-1 0,0 1 0,0 0 0,1-1 1,-1 1-1,1-1 0,1 8 0</inkml:trace>
+</inkml:ink>
+</file>
+
+<file path=word/ink/ink42.xml><?xml version="1.0" encoding="utf-8"?>
+<inkml:ink xmlns:inkml="http://www.w3.org/2003/InkML">
+  <inkml:definitions>
+    <inkml:context xml:id="ctx0">
+      <inkml:inkSource xml:id="inkSrc0">
+        <inkml:traceFormat>
+          <inkml:channel name="X" type="integer" min="-2.14748E9" max="2.14748E9" units="cm"/>
+          <inkml:channel name="Y" type="integer" min="-2.14748E9" max="2.14748E9" units="cm"/>
+          <inkml:channel name="F" type="integer" max="32767" units="dev"/>
+        </inkml:traceFormat>
+        <inkml:channelProperties>
+          <inkml:channelProperty channel="X" name="resolution" value="1000" units="1/cm"/>
+          <inkml:channelProperty channel="Y" name="resolution" value="1000" units="1/cm"/>
+          <inkml:channelProperty channel="F" name="resolution" value="0" units="1/dev"/>
+        </inkml:channelProperties>
+      </inkml:inkSource>
+      <inkml:timestamp xml:id="ts0" timeString="2026-03-18T19:37:24.796"/>
+    </inkml:context>
+    <inkml:brush xml:id="br0">
+      <inkml:brushProperty name="width" value="0.05" units="cm"/>
+      <inkml:brushProperty name="height" value="0.05" units="cm"/>
+    </inkml:brush>
+  </inkml:definitions>
+  <inkml:trace contextRef="#ctx0" brushRef="#br0">54 1 24575,'-3'1'0,"1"-1"0,0 1 0,0 0 0,0 0 0,-1 0 0,1 1 0,0-1 0,0 0 0,1 1 0,-1-1 0,0 1 0,0 0 0,1 0 0,-1-1 0,1 1 0,-1 0 0,1 0 0,0 1 0,0-1 0,0 0 0,0 0 0,0 0 0,1 1 0,-1 1 0,-3 5 0,2 1 0,-1-1 0,1 0 0,-1 17 0,3-23 0,0 0 0,0 0 0,0-1 0,1 1 0,-1 0 0,1-1 0,-1 1 0,1 0 0,0-1 0,0 1 0,0-1 0,1 1 0,-1-1 0,0 0 0,1 1 0,0-1 0,-1 0 0,1 0 0,0 0 0,0 0 0,3 2 0,-1-2 0,0 0 0,1 0 0,-1 0 0,0 0 0,1-1 0,-1 1 0,1-1 0,0 0 0,-1-1 0,1 1 0,0-1 0,4 0 0,-4 0 0,-1 0 0,1 0 0,0-1 0,-1 1 0,1-1 0,-1 0 0,0 0 0,1-1 0,-1 0 0,0 1 0,0-1 0,8-5 0,-4 0 0,-1 0 0,1-1 0,-1 0 0,8-12 0,-10 14 0,18-22 0,43-40 0,-63 67 0,-1 0 0,0 0 0,0 0 0,0 1 0,1-1 0,-1 1 0,0-1 0,1 1 0,-1 0 0,0 0 0,1 0 0,-1 0 0,0 0 0,1 0 0,-1 1 0,0-1 0,1 1 0,-1 0 0,0 0 0,0 0 0,0 0 0,0 0 0,0 0 0,0 0 0,0 1 0,0-1 0,3 3 0,3 2 0,0 1 0,0-1 0,-1 1 0,0 0 0,9 11 0,-14-13 0,1 0 0,-1 0 0,0 0 0,-1 0 0,1 0 0,-1 0 0,0 0 0,0 0 0,0 9 0,0-13 0,-1 1 0,0-1 0,0 1 0,0-1 0,0 1 0,0-1 0,0 0 0,0 1 0,0-1 0,0 1 0,-1-1 0,1 1 0,-1-1 0,1 1 0,-1-1 0,1 0 0,-1 0 0,0 1 0,0-1 0,0 0 0,1 0 0,-1 0 0,0 1 0,0-1 0,-1 0 0,1-1 0,0 1 0,0 0 0,0 0 0,-1 0 0,1-1 0,0 1 0,-1-1 0,1 1 0,-1-1 0,-1 1 0,-31 2 0,25-2 0,-1 0 0,1 0 0,-1-1 0,1 0 0,0-1 0,-13-2 0,18 2 0,1 0 0,0-1 0,0 1 0,0-1 0,0 0 0,0 0 0,0 0 0,0 0 0,0 0 0,1-1 0,-1 1 0,1-1 0,0 0 0,-1 0 0,1 1 0,1-2 0,-1 1 0,0 0 0,1 0 0,-1 0 0,0-4 0,-3-5 0,-1 2 0,0-1 0,0 0 0,-1 1 0,-9-9 0,12 14 0,-1 0 0,1 0 0,-1 1 0,0 0 0,0 0 0,0 0 0,-11-5 0,13 8 0,0 0 0,0 1 0,0-1 0,0 1 0,-1 0 0,1 0 0,0 0 0,0 0 0,0 1 0,0-1 0,-1 1 0,1 0 0,0 0 0,0 0 0,0 0 0,0 1 0,1-1 0,-5 3 0,4-1-76,1 0 1,0 0-1,0 0 0,0 0 0,0 0 0,0 0 0,0 0 0,1 1 1,0-1-1,0 1 0,0-1 0,0 1 0,0 0 0,1-1 1,-1 1-1,1-1 0,1 8 0</inkml:trace>
+</inkml:ink>
+</file>
+
+<file path=word/ink/ink43.xml><?xml version="1.0" encoding="utf-8"?>
+<inkml:ink xmlns:inkml="http://www.w3.org/2003/InkML">
+  <inkml:definitions>
+    <inkml:context xml:id="ctx0">
+      <inkml:inkSource xml:id="inkSrc0">
+        <inkml:traceFormat>
+          <inkml:channel name="X" type="integer" min="-2.14748E9" max="2.14748E9" units="cm"/>
+          <inkml:channel name="Y" type="integer" min="-2.14748E9" max="2.14748E9" units="cm"/>
+          <inkml:channel name="F" type="integer" max="32767" units="dev"/>
+        </inkml:traceFormat>
+        <inkml:channelProperties>
+          <inkml:channelProperty channel="X" name="resolution" value="1000" units="1/cm"/>
+          <inkml:channelProperty channel="Y" name="resolution" value="1000" units="1/cm"/>
+          <inkml:channelProperty channel="F" name="resolution" value="0" units="1/dev"/>
+        </inkml:channelProperties>
+      </inkml:inkSource>
+      <inkml:timestamp xml:id="ts0" timeString="2026-03-18T19:37:42.479"/>
+    </inkml:context>
+    <inkml:brush xml:id="br0">
+      <inkml:brushProperty name="width" value="0.05" units="cm"/>
+      <inkml:brushProperty name="height" value="0.05" units="cm"/>
+      <inkml:brushProperty name="color" value="#FF0066"/>
+    </inkml:brush>
+  </inkml:definitions>
+  <inkml:trace contextRef="#ctx0" brushRef="#br0">135 41 24575,'-5'1'0,"1"0"0,-1 0 0,1 1 0,-1-1 0,1 1 0,0 0 0,0 0 0,0 1 0,0-1 0,0 1 0,0 0 0,1 0 0,-1 0 0,1 0 0,-4 6 0,0-2 0,1 0 0,1 0 0,0 1 0,0 0 0,0 0 0,-6 16 0,6-12 0,1 0 0,0 1 0,1-1 0,1 1 0,0-1 0,1 1 0,0 0 0,1 0 0,0-1 0,1 1 0,3 14 0,-2-22 0,0-1 0,0 1 0,1-1 0,0 0 0,0 0 0,0 0 0,1-1 0,-1 1 0,1-1 0,-1 0 0,1 0 0,0 0 0,1 0 0,-1-1 0,0 1 0,1-1 0,-1 0 0,1-1 0,0 1 0,0-1 0,8 2 0,-8-2 0,0 0 0,1 0 0,-1-1 0,0 0 0,0 0 0,1 0 0,-1 0 0,0-1 0,1 0 0,-1 0 0,0 0 0,0-1 0,0 1 0,0-1 0,0-1 0,0 1 0,-1-1 0,1 1 0,7-7 0,-7 3 0,-1 0 0,1 0 0,-1 0 0,0-1 0,0 0 0,-1 0 0,0 1 0,0-2 0,-1 1 0,0 0 0,0-1 0,0 1 0,-1-1 0,-1 1 0,1-1 0,-1-8 0,1 2 0,8-46 0,-6 49 0,0 0 0,-1 0 0,-1 0 0,0 0 0,0 0 0,-1 0 0,0-1 0,-1 1 0,-1 0 0,-3-17 0,3 27 0,0-1 0,1 0 0,-1 1 0,0-1 0,0 1 0,0 0 0,0-1 0,0 1 0,0 0 0,0 0 0,0 0 0,-1 1 0,1-1 0,0 0 0,0 1 0,-1 0 0,1-1 0,0 1 0,-1 0 0,1 0 0,0 0 0,-1 1 0,-3 0 0,-1-1 0,1 1 0,-1 0 0,1 0 0,0 0 0,0 1 0,-1 0 0,-10 5 0,14-4-97,-1 0-1,1-1 1,0 1-1,0 1 1,1-1-1,-1 0 1,1 1-1,-1-1 1,1 1-1,0 0 1,0 0-1,1-1 0,-2 6 1</inkml:trace>
+</inkml:ink>
+</file>
+
+<file path=word/ink/ink44.xml><?xml version="1.0" encoding="utf-8"?>
+<inkml:ink xmlns:inkml="http://www.w3.org/2003/InkML">
+  <inkml:definitions>
+    <inkml:context xml:id="ctx0">
+      <inkml:inkSource xml:id="inkSrc0">
+        <inkml:traceFormat>
+          <inkml:channel name="X" type="integer" min="-2.14748E9" max="2.14748E9" units="cm"/>
+          <inkml:channel name="Y" type="integer" min="-2.14748E9" max="2.14748E9" units="cm"/>
+          <inkml:channel name="F" type="integer" max="32767" units="dev"/>
+        </inkml:traceFormat>
+        <inkml:channelProperties>
+          <inkml:channelProperty channel="X" name="resolution" value="1000" units="1/cm"/>
+          <inkml:channelProperty channel="Y" name="resolution" value="1000" units="1/cm"/>
+          <inkml:channelProperty channel="F" name="resolution" value="0" units="1/dev"/>
+        </inkml:channelProperties>
+      </inkml:inkSource>
+      <inkml:timestamp xml:id="ts0" timeString="2026-03-18T19:37:51.573"/>
+    </inkml:context>
+    <inkml:brush xml:id="br0">
+      <inkml:brushProperty name="width" value="0.05" units="cm"/>
+      <inkml:brushProperty name="height" value="0.05" units="cm"/>
+      <inkml:brushProperty name="color" value="#33CCFF"/>
+    </inkml:brush>
+  </inkml:definitions>
+  <inkml:trace contextRef="#ctx0" brushRef="#br0">1 144 24575,'134'8'-1365</inkml:trace>
+  <inkml:trace contextRef="#ctx0" brushRef="#br0" timeOffset="1268.12">259 47 24575,'4'-2'0,"0"0"0,0 0 0,0 0 0,0 0 0,0-1 0,0 0 0,7-5 0,3-4 0,-12 11 0,-1 0 0,1 0 0,0 0 0,-1 0 0,1 0 0,0 0 0,0 0 0,-1 1 0,1-1 0,0 0 0,0 1 0,0 0 0,0-1 0,0 1 0,0 0 0,0 0 0,0 0 0,0 0 0,0 1 0,0-1 0,0 0 0,2 2 0,-3-1 0,1 0 0,0 1 0,-1 0 0,0-1 0,1 1 0,-1 0 0,0-1 0,0 1 0,0 0 0,0 0 0,0 0 0,0 0 0,-1 0 0,1 0 0,-1 0 0,1 0 0,-1 1 0,0-1 0,0 0 0,0 0 0,0 3 0,0 0 0,-1-1 0,1 1 0,-1 0 0,0 0 0,0-1 0,-1 1 0,1-1 0,-1 1 0,0-1 0,0 0 0,-1 1 0,-5 7 0,5-7 0,-1 0 0,1 1 0,0 0 0,0 0 0,-3 11 0,6-16 0,1 0 0,-1 0 0,1 0 0,-1-1 0,1 1 0,-1 0 0,1-1 0,0 1 0,-1 0 0,1-1 0,0 1 0,0-1 0,-1 1 0,1-1 0,0 1 0,0-1 0,0 0 0,-1 1 0,1-1 0,0 0 0,0 0 0,1 1 0,30 8 0,-21-6 0,-5-1 0,0 1 0,-1 0 0,1 1 0,-1-1 0,1 1 0,-1 0 0,0 0 0,0 1 0,-1-1 0,1 1 0,4 8 0,-7-12 0,-1 1 0,0-1 0,0 1 0,0 0 0,0-1 0,0 1 0,0 0 0,0 0 0,-1 0 0,1-1 0,-1 1 0,1 0 0,-1 0 0,0 0 0,1 0 0,-1 0 0,0 0 0,0 0 0,-1 0 0,1 0 0,0 0 0,-1 0 0,1 0 0,-1 0 0,1 0 0,-1 0 0,0-1 0,0 1 0,0 0 0,0 0 0,0-1 0,-1 1 0,1-1 0,0 1 0,-1-1 0,1 1 0,-1-1 0,1 0 0,-3 2 0,-1 0 0,0 0 0,1-1 0,-1 1 0,-1-1 0,1 0 0,0 0 0,0 0 0,-1-1 0,1 0 0,-1 0 0,1 0 0,-1-1 0,0 0 0,-10-1 0,3 2 101,-29-1 102,41 0-252,0 0 0,0 0 0,0 0 0,0 0 0,0 0 0,0 0 0,1 0 0,-1 0-1,0-1 1,0 1 0,0 0 0,0-1 0,0 1 0,1 0 0,-1-1 0,0 1 0,0-1 0,1 1-1,-1-1 1,0 1 0,1-1 0,-1 0 0,1 1 0,-1-1 0,1 0 0,-1 0 0,1 1 0,-1-1-1,1 0 1,-1 0 0,1 1 0,0-1 0,-1-2 0</inkml:trace>
+</inkml:ink>
+</file>
+
+<file path=word/ink/ink45.xml><?xml version="1.0" encoding="utf-8"?>
+<inkml:ink xmlns:inkml="http://www.w3.org/2003/InkML">
+  <inkml:definitions>
+    <inkml:context xml:id="ctx0">
+      <inkml:inkSource xml:id="inkSrc0">
+        <inkml:traceFormat>
+          <inkml:channel name="X" type="integer" min="-2.14748E9" max="2.14748E9" units="cm"/>
+          <inkml:channel name="Y" type="integer" min="-2.14748E9" max="2.14748E9" units="cm"/>
+          <inkml:channel name="F" type="integer" max="32767" units="dev"/>
+        </inkml:traceFormat>
+        <inkml:channelProperties>
+          <inkml:channelProperty channel="X" name="resolution" value="1000" units="1/cm"/>
+          <inkml:channelProperty channel="Y" name="resolution" value="1000" units="1/cm"/>
+          <inkml:channelProperty channel="F" name="resolution" value="0" units="1/dev"/>
+        </inkml:channelProperties>
+      </inkml:inkSource>
+      <inkml:timestamp xml:id="ts0" timeString="2026-03-18T19:37:59.700"/>
+    </inkml:context>
+    <inkml:brush xml:id="br0">
+      <inkml:brushProperty name="width" value="0.05" units="cm"/>
+      <inkml:brushProperty name="height" value="0.05" units="cm"/>
+      <inkml:brushProperty name="color" value="#66CC00"/>
+    </inkml:brush>
+  </inkml:definitions>
+  <inkml:trace contextRef="#ctx0" brushRef="#br0">0 276 24575,'2'0'0,"1"0"0,3 0 0,1 0 0,1 0 0,1 0 0,0 0 0,0 0 0,0 0 0,-1-2 0,-1 0 0,0 1 0,1-1 0,-1 1 0</inkml:trace>
+  <inkml:trace contextRef="#ctx0" brushRef="#br0" timeOffset="1224.6">241 205 24575,'1'-6'0,"1"0"0,-1 0 0,1 1 0,1-1 0,-1 0 0,1 1 0,0 0 0,0-1 0,0 1 0,1 0 0,7-7 0,19-34 0,-21 12 0,-8 28 0,0 1 0,0-1 0,1 1 0,0-1 0,0 1 0,0 0 0,5-8 0,-4 65 0,0 28 0,0-56 0,-2 1 0,-1-1 0,-5 40 0,4-58 0,1 0 0,0 0 0,0 1 0,1-1 0,-1 0 0,2 0 0,-1 0 0,0 0 0,1 0 0,0 0 0,5 8 0,-4-6 0,0-1 0,0 1 0,-1 0 0,0 0 0,1 13 0,-6-10-1365</inkml:trace>
+</inkml:ink>
+</file>
+
+<file path=word/ink/ink46.xml><?xml version="1.0" encoding="utf-8"?>
+<inkml:ink xmlns:inkml="http://www.w3.org/2003/InkML">
+  <inkml:definitions>
+    <inkml:context xml:id="ctx0">
+      <inkml:inkSource xml:id="inkSrc0">
+        <inkml:traceFormat>
+          <inkml:channel name="X" type="integer" min="-2.14748E9" max="2.14748E9" units="cm"/>
+          <inkml:channel name="Y" type="integer" min="-2.14748E9" max="2.14748E9" units="cm"/>
+          <inkml:channel name="F" type="integer" max="32767" units="dev"/>
+        </inkml:traceFormat>
+        <inkml:channelProperties>
+          <inkml:channelProperty channel="X" name="resolution" value="1000" units="1/cm"/>
+          <inkml:channelProperty channel="Y" name="resolution" value="1000" units="1/cm"/>
+          <inkml:channelProperty channel="F" name="resolution" value="0" units="1/dev"/>
+        </inkml:channelProperties>
+      </inkml:inkSource>
+      <inkml:timestamp xml:id="ts0" timeString="2026-03-18T19:38:08.809"/>
+    </inkml:context>
+    <inkml:brush xml:id="br0">
+      <inkml:brushProperty name="width" value="0.05" units="cm"/>
+      <inkml:brushProperty name="height" value="0.05" units="cm"/>
+      <inkml:brushProperty name="color" value="#FFC114"/>
+    </inkml:brush>
+  </inkml:definitions>
+  <inkml:trace contextRef="#ctx0" brushRef="#br0">1 247 24575,'1'0'0,"3"0"0,1 0 0,2 0 0,1 0 0,1 0 0,0 0 0,0 0 0,1 0 0,-1 0 0,0 0 0,0 0 0,-2 2 0,0 0 0,0-1 0,1 1 0,-1-1 0</inkml:trace>
+  <inkml:trace contextRef="#ctx0" brushRef="#br0" timeOffset="1274.6">302 166 24575,'3'-2'0,"0"1"0,-1-1 0,1 0 0,-1 0 0,0 0 0,0-1 0,0 1 0,0 0 0,0-1 0,0 1 0,-1-1 0,1 0 0,-1 1 0,1-1 0,-1 0 0,1-5 0,8-11 0,-1 6 0,0 0 0,-1-1 0,0-1 0,-1 1 0,6-19 0,-15 49 0,0 0 0,2 0 0,-1 0 0,4 21 0,-1 11 0,-7 43 0,2-59 0,1 0 0,4 34 0,6-39 240,4 9-265,-12-35-36,0 0 0,1 0 1,-1 0-1,0 0 0,0 0 0,0 0 1,1 0-1,-1 0 0,0 0 0,0 0 0,-1 0 1,1 0-1,0-1 0,0 1 0,0 0 1,-1 0-1,1 0 0,0 0 0,-1 0 1,1 0-1,-1 0 0,1-1 0,-1 1 0,1 0 1,-2 1-1</inkml:trace>
+</inkml:ink>
+</file>
+
+<file path=word/ink/ink47.xml><?xml version="1.0" encoding="utf-8"?>
+<inkml:ink xmlns:inkml="http://www.w3.org/2003/InkML">
+  <inkml:definitions>
+    <inkml:context xml:id="ctx0">
+      <inkml:inkSource xml:id="inkSrc0">
+        <inkml:traceFormat>
+          <inkml:channel name="X" type="integer" min="-2.14748E9" max="2.14748E9" units="cm"/>
+          <inkml:channel name="Y" type="integer" min="-2.14748E9" max="2.14748E9" units="cm"/>
+          <inkml:channel name="F" type="integer" max="32767" units="dev"/>
+        </inkml:traceFormat>
+        <inkml:channelProperties>
+          <inkml:channelProperty channel="X" name="resolution" value="1000" units="1/cm"/>
+          <inkml:channelProperty channel="Y" name="resolution" value="1000" units="1/cm"/>
+          <inkml:channelProperty channel="F" name="resolution" value="0" units="1/dev"/>
+        </inkml:channelProperties>
+      </inkml:inkSource>
+      <inkml:timestamp xml:id="ts0" timeString="2026-03-18T19:32:13.764"/>
+    </inkml:context>
+    <inkml:brush xml:id="br0">
+      <inkml:brushProperty name="width" value="0.05" units="cm"/>
+      <inkml:brushProperty name="height" value="0.05" units="cm"/>
+      <inkml:brushProperty name="color" value="#E71224"/>
+    </inkml:brush>
+  </inkml:definitions>
+  <inkml:trace contextRef="#ctx0" brushRef="#br0">0 55 24575,'17'1'0,"0"1"0,0 0 0,-1 2 0,1-1 0,-1 2 0,26 11 0,-35-10 0,-1 0 0,0 0 0,0 1 0,-1 0 0,1 0 0,-2 1 0,1 0 0,-1-1 0,4 11 0,-5-11 0,0-3 0,1 1 0,-1-1 0,1 1 0,0-1 0,0 0 0,0 0 0,0-1 0,1 1 0,-1-1 0,1 0 0,8 4 0,-9-5 0,1 0 0,0 1 0,-1 0 0,0 0 0,1 0 0,-1 0 0,0 1 0,-1 0 0,1 0 0,-1 0 0,0 0 0,0 0 0,0 1 0,4 6 0,3 6-1365</inkml:trace>
+  <inkml:trace contextRef="#ctx0" brushRef="#br0" timeOffset="957.18">294 1 24575,'-3'0'0,"0"1"0,-1-1 0,1 1 0,0 0 0,0 0 0,0 1 0,0-1 0,0 0 0,0 1 0,0 0 0,0 0 0,1 0 0,-1 0 0,1 0 0,-1 0 0,-3 6 0,-37 51 0,21-25 0,4-9 0,-26 49 0,-6 9 0,38-64-121,1 1 0,-15 40 0,19-42-881,3-10-5824</inkml:trace>
+</inkml:ink>
+</file>
+
+<file path=word/ink/ink48.xml><?xml version="1.0" encoding="utf-8"?>
+<inkml:ink xmlns:inkml="http://www.w3.org/2003/InkML">
+  <inkml:definitions>
+    <inkml:context xml:id="ctx0">
+      <inkml:inkSource xml:id="inkSrc0">
+        <inkml:traceFormat>
+          <inkml:channel name="X" type="integer" min="-2.14748E9" max="2.14748E9" units="cm"/>
+          <inkml:channel name="Y" type="integer" min="-2.14748E9" max="2.14748E9" units="cm"/>
+          <inkml:channel name="F" type="integer" max="32767" units="dev"/>
+        </inkml:traceFormat>
+        <inkml:channelProperties>
+          <inkml:channelProperty channel="X" name="resolution" value="1000" units="1/cm"/>
+          <inkml:channelProperty channel="Y" name="resolution" value="1000" units="1/cm"/>
+          <inkml:channelProperty channel="F" name="resolution" value="0" units="1/dev"/>
+        </inkml:channelProperties>
+      </inkml:inkSource>
+      <inkml:timestamp xml:id="ts0" timeString="2026-03-18T19:31:57.854"/>
+    </inkml:context>
+    <inkml:brush xml:id="br0">
+      <inkml:brushProperty name="width" value="0.05" units="cm"/>
+      <inkml:brushProperty name="height" value="0.05" units="cm"/>
+      <inkml:brushProperty name="color" value="#FFC114"/>
+    </inkml:brush>
+  </inkml:definitions>
+  <inkml:trace contextRef="#ctx0" brushRef="#br0">0 163 24575,'3'-1'0,"-1"1"0,1-1 0,-1 0 0,0 0 0,0 0 0,1 0 0,-1 0 0,0-1 0,0 1 0,0-1 0,0 1 0,-1-1 0,1 0 0,0 0 0,-1 1 0,3-5 0,26-39 0,-24 35 0,6-28 0,-12 34 0,1 1 0,0-1 0,0 0 0,0 1 0,0-1 0,0 1 0,1-1 0,0 1 0,-1 0 0,4-5 0,0 54 0,-16 127 0,10-114 0,3 92 0,8-124 295,-8-25-406,-1 1 1,0-1-1,1 1 0,-1 0 1,0-1-1,0 1 0,-1 0 1,1 0-1,0 0 0,-1-1 1,0 1-1,1 0 0,-1 0 1,-1 4-1</inkml:trace>
+</inkml:ink>
+</file>
+
+<file path=word/ink/ink49.xml><?xml version="1.0" encoding="utf-8"?>
+<inkml:ink xmlns:inkml="http://www.w3.org/2003/InkML">
+  <inkml:definitions>
+    <inkml:context xml:id="ctx0">
+      <inkml:inkSource xml:id="inkSrc0">
+        <inkml:traceFormat>
+          <inkml:channel name="X" type="integer" min="-2.14748E9" max="2.14748E9" units="cm"/>
+          <inkml:channel name="Y" type="integer" min="-2.14748E9" max="2.14748E9" units="cm"/>
+          <inkml:channel name="F" type="integer" max="32767" units="dev"/>
+        </inkml:traceFormat>
+        <inkml:channelProperties>
+          <inkml:channelProperty channel="X" name="resolution" value="1000" units="1/cm"/>
+          <inkml:channelProperty channel="Y" name="resolution" value="1000" units="1/cm"/>
+          <inkml:channelProperty channel="F" name="resolution" value="0" units="1/dev"/>
+        </inkml:channelProperties>
+      </inkml:inkSource>
+      <inkml:timestamp xml:id="ts0" timeString="2026-03-18T19:31:54.434"/>
+    </inkml:context>
+    <inkml:brush xml:id="br0">
+      <inkml:brushProperty name="width" value="0.05" units="cm"/>
+      <inkml:brushProperty name="height" value="0.05" units="cm"/>
+      <inkml:brushProperty name="color" value="#FFC114"/>
+    </inkml:brush>
+  </inkml:definitions>
+  <inkml:trace contextRef="#ctx0" brushRef="#br0">0 18 24575,'153'-10'0,"-113"3"-1365</inkml:trace>
+</inkml:ink>
+</file>
+
+<file path=word/ink/ink5.xml><?xml version="1.0" encoding="utf-8"?>
+<inkml:ink xmlns:inkml="http://www.w3.org/2003/InkML">
+  <inkml:definitions>
+    <inkml:context xml:id="ctx0">
+      <inkml:inkSource xml:id="inkSrc0">
+        <inkml:traceFormat>
+          <inkml:channel name="X" type="integer" min="-2.14748E9" max="2.14748E9" units="cm"/>
+          <inkml:channel name="Y" type="integer" min="-2.14748E9" max="2.14748E9" units="cm"/>
+          <inkml:channel name="F" type="integer" max="32767" units="dev"/>
+        </inkml:traceFormat>
+        <inkml:channelProperties>
+          <inkml:channelProperty channel="X" name="resolution" value="1000" units="1/cm"/>
+          <inkml:channelProperty channel="Y" name="resolution" value="1000" units="1/cm"/>
+          <inkml:channelProperty channel="F" name="resolution" value="0" units="1/dev"/>
+        </inkml:channelProperties>
+      </inkml:inkSource>
+      <inkml:timestamp xml:id="ts0" timeString="2026-03-18T19:33:38.119"/>
+    </inkml:context>
+    <inkml:brush xml:id="br0">
+      <inkml:brushProperty name="width" value="0.05" units="cm"/>
+      <inkml:brushProperty name="height" value="0.05" units="cm"/>
+      <inkml:brushProperty name="color" value="#00B0F0"/>
+    </inkml:brush>
+  </inkml:definitions>
+  <inkml:trace contextRef="#ctx0" brushRef="#br0">149 1 24575,'-6'0'0,"0"0"0,0 0 0,0 0 0,0 0 0,1 1 0,-1 0 0,0 0 0,0 1 0,1-1 0,-1 1 0,1 0 0,0 0 0,0 1 0,-1-1 0,2 1 0,-1 0 0,0 0 0,1 1 0,-1-1 0,1 1 0,0 0 0,1 0 0,-1 0 0,1 0 0,0 1 0,0-1 0,0 1 0,0 0 0,1 0 0,0 0 0,1 0 0,-1 0 0,1 0 0,0 0 0,0 0 0,0 0 0,1 1 0,1 8 0,-2-9 0,1 1 0,0-1 0,1 0 0,-1 0 0,1 0 0,0 1 0,0-1 0,1 0 0,0 0 0,0 0 0,0-1 0,0 1 0,1 0 0,0-1 0,0 1 0,0-1 0,6 5 0,-6-5 0,-1-1 0,0 1 0,0 0 0,0-1 0,0 1 0,0 0 0,-1 0 0,1 7 0,-2-10 0,0 1 0,1 0 0,-1-1 0,0 1 0,0-1 0,1 1 0,0 0 0,-1-1 0,1 1 0,0-1 0,-1 1 0,1-1 0,0 0 0,0 1 0,0-1 0,1 0 0,-1 1 0,0-1 0,1 0 0,-1 0 0,0 0 0,1 0 0,-1 0 0,1 0 0,0-1 0,-1 1 0,1 0 0,0-1 0,-1 1 0,1-1 0,0 1 0,0-1 0,0 0 0,-1 0 0,1 0 0,0 0 0,0 0 0,0 0 0,0 0 0,1-1 0,1 1 0,1 0 0,-1 0 0,0-1 0,0 1 0,0-1 0,0 0 0,0 0 0,0-1 0,-1 1 0,1-1 0,0 1 0,-1-1 0,1 0 0,-1 0 0,0 0 0,6-5 0,-3-1 0,0 1 0,0-1 0,0 0 0,-1 0 0,4-10 0,2-3 0,-11 21 0,0-1 0,0 0 0,-1 1 0,1-1 0,0 1 0,0-1 0,-1 0 0,1 1 0,0-1 0,-1 1 0,1-1 0,-1 1 0,1-1 0,-1 1 0,1-1 0,-1 1 0,1 0 0,-1-1 0,1 1 0,-1 0 0,0-1 0,1 1 0,-1 0 0,0 0 0,1-1 0,-1 1 0,0 0 0,1 0 0,-1 0 0,-1 0 0,-34-10 0,19 5 0,1-1 62,11 4-30,1 0 1,-1 0-1,0 0 1,0 1-1,-1-1 0,1 1 1,-6 0-1,9 1-112,0 0-1,0 1 1,-1-1 0,1 0 0,0 1-1,0 0 1,0-1 0,0 1-1,0 0 1,0 0 0,0 0 0,0 0-1,0 0 1,0 0 0,1 1-1,-1-1 1,0 1 0,1-1 0,-1 1-1,-1 2 1</inkml:trace>
+</inkml:ink>
+</file>
+
+<file path=word/ink/ink50.xml><?xml version="1.0" encoding="utf-8"?>
+<inkml:ink xmlns:inkml="http://www.w3.org/2003/InkML">
+  <inkml:definitions>
+    <inkml:context xml:id="ctx0">
+      <inkml:inkSource xml:id="inkSrc0">
+        <inkml:traceFormat>
+          <inkml:channel name="X" type="integer" min="-2.14748E9" max="2.14748E9" units="cm"/>
+          <inkml:channel name="Y" type="integer" min="-2.14748E9" max="2.14748E9" units="cm"/>
+          <inkml:channel name="F" type="integer" max="32767" units="dev"/>
+        </inkml:traceFormat>
+        <inkml:channelProperties>
+          <inkml:channelProperty channel="X" name="resolution" value="1000" units="1/cm"/>
+          <inkml:channelProperty channel="Y" name="resolution" value="1000" units="1/cm"/>
+          <inkml:channelProperty channel="F" name="resolution" value="0" units="1/dev"/>
+        </inkml:channelProperties>
+      </inkml:inkSource>
+      <inkml:timestamp xml:id="ts0" timeString="2026-03-18T19:31:34.305"/>
+    </inkml:context>
+    <inkml:brush xml:id="br0">
+      <inkml:brushProperty name="width" value="0.05" units="cm"/>
+      <inkml:brushProperty name="height" value="0.05" units="cm"/>
+      <inkml:brushProperty name="color" value="#FFC000"/>
+    </inkml:brush>
+  </inkml:definitions>
+  <inkml:trace contextRef="#ctx0" brushRef="#br0">0 0 24563,'0'809'0,"809"-809"0,-809-809 0,-809 809 0</inkml:trace>
+</inkml:ink>
+</file>
+
+<file path=word/ink/ink51.xml><?xml version="1.0" encoding="utf-8"?>
+<inkml:ink xmlns:inkml="http://www.w3.org/2003/InkML">
+  <inkml:definitions>
+    <inkml:context xml:id="ctx0">
+      <inkml:inkSource xml:id="inkSrc0">
+        <inkml:traceFormat>
+          <inkml:channel name="X" type="integer" min="-2.14748E9" max="2.14748E9" units="cm"/>
+          <inkml:channel name="Y" type="integer" min="-2.14748E9" max="2.14748E9" units="cm"/>
+          <inkml:channel name="F" type="integer" max="32767" units="dev"/>
+        </inkml:traceFormat>
+        <inkml:channelProperties>
+          <inkml:channelProperty channel="X" name="resolution" value="1000" units="1/cm"/>
+          <inkml:channelProperty channel="Y" name="resolution" value="1000" units="1/cm"/>
+          <inkml:channelProperty channel="F" name="resolution" value="0" units="1/dev"/>
+        </inkml:channelProperties>
+      </inkml:inkSource>
+      <inkml:timestamp xml:id="ts0" timeString="2026-03-18T19:31:31.080"/>
+    </inkml:context>
+    <inkml:brush xml:id="br0">
+      <inkml:brushProperty name="width" value="0.05" units="cm"/>
+      <inkml:brushProperty name="height" value="0.05" units="cm"/>
+      <inkml:brushProperty name="color" value="#FFC114"/>
+    </inkml:brush>
+  </inkml:definitions>
+  <inkml:trace contextRef="#ctx0" brushRef="#br0">347 1 24575,'-6'54'0,"4"-44"0,1-1 0,0 1 0,0 0 0,1 0 0,0-1 0,1 1 0,3 17 0,3-3 0,11 39 0,-17-59 0,-1 1 0,1 0 0,0-1 0,-1 1 0,0 0 0,0-1 0,-1 1 0,1 0 0,-1 0 0,-2 6 0,2-9 0,0 0 0,0 0 0,-1 1 0,1-1 0,-1 0 0,0 0 0,1 0 0,-1-1 0,0 1 0,0 0 0,0-1 0,0 1 0,0-1 0,-1 0 0,1 1 0,0-1 0,-1 0 0,1 0 0,-1-1 0,1 1 0,-1 0 0,1-1 0,-1 0 0,1 0 0,-1 1 0,-5-2 0,-8 0 0,0-1 0,0 0 0,-23-7 0,-12-1 0,12 7 0,27 2 0,1-1 0,-1 2 0,0 0 0,0 0 0,0 1 0,1 1 0,-1-1 0,-12 5 0,16-4-1365</inkml:trace>
+</inkml:ink>
+</file>
+
+<file path=word/ink/ink52.xml><?xml version="1.0" encoding="utf-8"?>
+<inkml:ink xmlns:inkml="http://www.w3.org/2003/InkML">
+  <inkml:definitions>
+    <inkml:context xml:id="ctx0">
+      <inkml:inkSource xml:id="inkSrc0">
+        <inkml:traceFormat>
+          <inkml:channel name="X" type="integer" min="-2.14748E9" max="2.14748E9" units="cm"/>
+          <inkml:channel name="Y" type="integer" min="-2.14748E9" max="2.14748E9" units="cm"/>
+          <inkml:channel name="F" type="integer" max="32767" units="dev"/>
+        </inkml:traceFormat>
+        <inkml:channelProperties>
+          <inkml:channelProperty channel="X" name="resolution" value="1000" units="1/cm"/>
+          <inkml:channelProperty channel="Y" name="resolution" value="1000" units="1/cm"/>
+          <inkml:channelProperty channel="F" name="resolution" value="0" units="1/dev"/>
+        </inkml:channelProperties>
+      </inkml:inkSource>
+      <inkml:timestamp xml:id="ts0" timeString="2026-03-18T19:31:26.964"/>
+    </inkml:context>
+    <inkml:brush xml:id="br0">
+      <inkml:brushProperty name="width" value="0.05" units="cm"/>
+      <inkml:brushProperty name="height" value="0.05" units="cm"/>
+      <inkml:brushProperty name="color" value="#FFC114"/>
+    </inkml:brush>
+  </inkml:definitions>
+  <inkml:trace contextRef="#ctx0" brushRef="#br0">0 0 24554,'1903'1847'0</inkml:trace>
+</inkml:ink>
+</file>
+
+<file path=word/ink/ink53.xml><?xml version="1.0" encoding="utf-8"?>
+<inkml:ink xmlns:inkml="http://www.w3.org/2003/InkML">
+  <inkml:definitions>
+    <inkml:context xml:id="ctx0">
+      <inkml:inkSource xml:id="inkSrc0">
+        <inkml:traceFormat>
+          <inkml:channel name="X" type="integer" min="-2.14748E9" max="2.14748E9" units="cm"/>
+          <inkml:channel name="Y" type="integer" min="-2.14748E9" max="2.14748E9" units="cm"/>
+          <inkml:channel name="F" type="integer" max="32767" units="dev"/>
+        </inkml:traceFormat>
+        <inkml:channelProperties>
+          <inkml:channelProperty channel="X" name="resolution" value="1000" units="1/cm"/>
+          <inkml:channelProperty channel="Y" name="resolution" value="1000" units="1/cm"/>
+          <inkml:channelProperty channel="F" name="resolution" value="0" units="1/dev"/>
+        </inkml:channelProperties>
+      </inkml:inkSource>
+      <inkml:timestamp xml:id="ts0" timeString="2026-03-18T19:31:10.426"/>
+    </inkml:context>
+    <inkml:brush xml:id="br0">
+      <inkml:brushProperty name="width" value="0.05" units="cm"/>
+      <inkml:brushProperty name="height" value="0.05" units="cm"/>
+      <inkml:brushProperty name="color" value="#E71224"/>
+    </inkml:brush>
+  </inkml:definitions>
+  <inkml:trace contextRef="#ctx0" brushRef="#br0">23 77 24575,'5'1'0,"0"1"0,-1 0 0,1-1 0,-1 2 0,1-1 0,-1 1 0,0-1 0,0 1 0,0 0 0,-1 0 0,1 1 0,-1-1 0,1 1 0,-1 0 0,0 0 0,2 5 0,14 12 0,48 53 299,-47-49-854,1-2 1,48 41-1</inkml:trace>
+  <inkml:trace contextRef="#ctx0" brushRef="#br0" timeOffset="935.63">270 1 24575,'-26'28'0,"16"-16"0,-10 11 0,-33 47 0,42-52 0,-1-1 0,-1-1 0,-1 0 0,0 0 0,-1-2 0,-18 15 0,-15 14-1365</inkml:trace>
+  <inkml:trace contextRef="#ctx0" brushRef="#br0" timeOffset="3433.8">52 105 24575,'0'-1'0,"-2"-1"0,0-2 0,0-2 0,0-1 0,1-1 0,-1 1 0,-2 1 0,-2 2 0</inkml:trace>
+</inkml:ink>
+</file>
+
+<file path=word/ink/ink54.xml><?xml version="1.0" encoding="utf-8"?>
+<inkml:ink xmlns:inkml="http://www.w3.org/2003/InkML">
+  <inkml:definitions>
+    <inkml:context xml:id="ctx0">
+      <inkml:inkSource xml:id="inkSrc0">
+        <inkml:traceFormat>
+          <inkml:channel name="X" type="integer" min="-2.14748E9" max="2.14748E9" units="cm"/>
+          <inkml:channel name="Y" type="integer" min="-2.14748E9" max="2.14748E9" units="cm"/>
+          <inkml:channel name="F" type="integer" max="32767" units="dev"/>
+        </inkml:traceFormat>
+        <inkml:channelProperties>
+          <inkml:channelProperty channel="X" name="resolution" value="1000" units="1/cm"/>
+          <inkml:channelProperty channel="Y" name="resolution" value="1000" units="1/cm"/>
+          <inkml:channelProperty channel="F" name="resolution" value="0" units="1/dev"/>
+        </inkml:channelProperties>
+      </inkml:inkSource>
+      <inkml:timestamp xml:id="ts0" timeString="2026-03-18T19:31:04.817"/>
+    </inkml:context>
+    <inkml:brush xml:id="br0">
+      <inkml:brushProperty name="width" value="0.05" units="cm"/>
+      <inkml:brushProperty name="height" value="0.05" units="cm"/>
+      <inkml:brushProperty name="color" value="#E71224"/>
+    </inkml:brush>
+  </inkml:definitions>
+  <inkml:trace contextRef="#ctx0" brushRef="#br0">240 1 24575,'-4'1'0,"1"1"0,0 0 0,0 0 0,0 1 0,0-1 0,0 1 0,0-1 0,0 1 0,1 0 0,0 0 0,-1 0 0,1 1 0,-2 3 0,-10 13 0,-3-1 0,2 0 0,0 2 0,2 0 0,-15 30 0,-3 3 0,4-4-1365</inkml:trace>
+  <inkml:trace contextRef="#ctx0" brushRef="#br0" timeOffset="1540.24">1 86 24575,'9'0'0,"0"1"0,0 0 0,0 0 0,0 1 0,0 0 0,0 0 0,0 1 0,0 0 0,-1 1 0,1 0 0,12 8 0,-1 0 0,0 1 0,35 32 0,2 1 0,-50-42 0,0 0 0,1-1 0,0 1 0,-1-1 0,1-1 0,12 3 0,-12-3 0,0 0 0,0 0 0,0 1 0,0 0 0,-1 1 0,9 4 0,-12 0-1365</inkml:trace>
+</inkml:ink>
+</file>
+
+<file path=word/ink/ink55.xml><?xml version="1.0" encoding="utf-8"?>
+<inkml:ink xmlns:inkml="http://www.w3.org/2003/InkML">
+  <inkml:definitions>
+    <inkml:context xml:id="ctx0">
+      <inkml:inkSource xml:id="inkSrc0">
+        <inkml:traceFormat>
+          <inkml:channel name="X" type="integer" min="-2.14748E9" max="2.14748E9" units="cm"/>
+          <inkml:channel name="Y" type="integer" min="-2.14748E9" max="2.14748E9" units="cm"/>
+          <inkml:channel name="F" type="integer" max="32767" units="dev"/>
+        </inkml:traceFormat>
+        <inkml:channelProperties>
+          <inkml:channelProperty channel="X" name="resolution" value="1000" units="1/cm"/>
+          <inkml:channelProperty channel="Y" name="resolution" value="1000" units="1/cm"/>
+          <inkml:channelProperty channel="F" name="resolution" value="0" units="1/dev"/>
+        </inkml:channelProperties>
+      </inkml:inkSource>
+      <inkml:timestamp xml:id="ts0" timeString="2026-03-18T19:30:18.868"/>
+    </inkml:context>
+    <inkml:brush xml:id="br0">
+      <inkml:brushProperty name="width" value="0.05" units="cm"/>
+      <inkml:brushProperty name="height" value="0.05" units="cm"/>
+      <inkml:brushProperty name="color" value="#66CC00"/>
+    </inkml:brush>
+  </inkml:definitions>
+  <inkml:trace contextRef="#ctx0" brushRef="#br0">227 313 24575,'0'17'0,"1"0"0,0-1 0,1 1 0,0 0 0,2-1 0,0 1 0,1-1 0,11 25 0,-13-31 0,1-1 0,-2 1 0,1 0 0,-1 0 0,1 19 0,-3-19 0,1 0 0,1 0 0,0 0 0,0 0 0,6 13 0,-8-22 0,0-1 0,0 0 0,0 1 0,-1-1 0,1 1 0,0-1 0,0 0 0,0 1 0,0-1 0,0 1 0,-1-1 0,1 0 0,0 1 0,0-1 0,0 0 0,-1 1 0,1-1 0,0 0 0,-1 1 0,1-1 0,0 0 0,-1 1 0,1-1 0,0 0 0,-1 0 0,1 0 0,0 1 0,-1-1 0,1 0 0,-1 0 0,1 0 0,0 0 0,-1 0 0,1 0 0,-1 0 0,1 0 0,-1 0 0,1 0 0,0 0 0,-1 0 0,1 0 0,-1 0 0,1 0 0,-1 0 0,1 0 0,0-1 0,-1 1 0,1 0 0,0 0 0,-1-1 0,-34-5 0,27 5 0,-160-24 0,147 26 239,18 0-354,0-1 1,1 0-1,-1 1 1,0-1-1,0 0 1,0-1-1,0 1 0,0 0 1,0-1-1,0 0 1,1 1-1,-1-1 1,-5-3-1</inkml:trace>
+  <inkml:trace contextRef="#ctx0" brushRef="#br0" timeOffset="1132.04">361 272 24575,'183'-8'-1365</inkml:trace>
+  <inkml:trace contextRef="#ctx0" brushRef="#br0" timeOffset="3810.46">676 146 24575,'34'-44'0,"-19"26"0,-10 13 0,-1 0 0,0 0 0,0-1 0,0 1 0,0-1 0,-1 0 0,0 0 0,0 0 0,-1 0 0,0-1 0,0 1 0,1-9 0,0 94 0,-1-54 0,-1 0 0,-1 1 0,-4 34 0,0 17 0,5-68 0,0 0 0,-1 1 0,0-1 0,-1 0 0,0 1 0,0-1 0,-1 0 0,-1 0 0,1 0 0,-1 0 0,-8 14 0,2-5 212,8-14-370,-1-1 0,0 1 1,0 0-1,0-1 0,-1 1 1,1-1-1,-1 1 0,0-1 1,-5 4-1</inkml:trace>
+</inkml:ink>
+</file>
+
+<file path=word/ink/ink56.xml><?xml version="1.0" encoding="utf-8"?>
+<inkml:ink xmlns:inkml="http://www.w3.org/2003/InkML">
+  <inkml:definitions>
+    <inkml:context xml:id="ctx0">
+      <inkml:inkSource xml:id="inkSrc0">
+        <inkml:traceFormat>
+          <inkml:channel name="X" type="integer" min="-2.14748E9" max="2.14748E9" units="cm"/>
+          <inkml:channel name="Y" type="integer" min="-2.14748E9" max="2.14748E9" units="cm"/>
+          <inkml:channel name="F" type="integer" max="32767" units="dev"/>
+        </inkml:traceFormat>
+        <inkml:channelProperties>
+          <inkml:channelProperty channel="X" name="resolution" value="1000" units="1/cm"/>
+          <inkml:channelProperty channel="Y" name="resolution" value="1000" units="1/cm"/>
+          <inkml:channelProperty channel="F" name="resolution" value="0" units="1/dev"/>
+        </inkml:channelProperties>
+      </inkml:inkSource>
+      <inkml:timestamp xml:id="ts0" timeString="2026-03-18T19:30:11.930"/>
+    </inkml:context>
+    <inkml:brush xml:id="br0">
+      <inkml:brushProperty name="width" value="0.05" units="cm"/>
+      <inkml:brushProperty name="height" value="0.05" units="cm"/>
+      <inkml:brushProperty name="color" value="#66CC00"/>
+    </inkml:brush>
+  </inkml:definitions>
+  <inkml:trace contextRef="#ctx0" brushRef="#br0">1 0 24562,'1857'1916'0</inkml:trace>
+</inkml:ink>
+</file>
+
+<file path=word/ink/ink57.xml><?xml version="1.0" encoding="utf-8"?>
+<inkml:ink xmlns:inkml="http://www.w3.org/2003/InkML">
+  <inkml:definitions>
+    <inkml:context xml:id="ctx0">
+      <inkml:inkSource xml:id="inkSrc0">
+        <inkml:traceFormat>
+          <inkml:channel name="X" type="integer" min="-2.14748E9" max="2.14748E9" units="cm"/>
+          <inkml:channel name="Y" type="integer" min="-2.14748E9" max="2.14748E9" units="cm"/>
+          <inkml:channel name="F" type="integer" max="32767" units="dev"/>
+        </inkml:traceFormat>
+        <inkml:channelProperties>
+          <inkml:channelProperty channel="X" name="resolution" value="1000" units="1/cm"/>
+          <inkml:channelProperty channel="Y" name="resolution" value="1000" units="1/cm"/>
+          <inkml:channelProperty channel="F" name="resolution" value="0" units="1/dev"/>
+        </inkml:channelProperties>
+      </inkml:inkSource>
+      <inkml:timestamp xml:id="ts0" timeString="2026-03-18T19:29:52.868"/>
+    </inkml:context>
+    <inkml:brush xml:id="br0">
+      <inkml:brushProperty name="width" value="0.05" units="cm"/>
+      <inkml:brushProperty name="height" value="0.05" units="cm"/>
+      <inkml:brushProperty name="color" value="#00B050"/>
+    </inkml:brush>
+  </inkml:definitions>
+  <inkml:trace contextRef="#ctx0" brushRef="#br0">0 0 24563,'0'809'0,"809"-809"0,-809-809 0,-809 809 0</inkml:trace>
+</inkml:ink>
+</file>
+
+<file path=word/ink/ink58.xml><?xml version="1.0" encoding="utf-8"?>
+<inkml:ink xmlns:inkml="http://www.w3.org/2003/InkML">
+  <inkml:definitions>
+    <inkml:context xml:id="ctx0">
+      <inkml:inkSource xml:id="inkSrc0">
+        <inkml:traceFormat>
+          <inkml:channel name="X" type="integer" min="-2.14748E9" max="2.14748E9" units="cm"/>
+          <inkml:channel name="Y" type="integer" min="-2.14748E9" max="2.14748E9" units="cm"/>
+          <inkml:channel name="F" type="integer" max="32767" units="dev"/>
+        </inkml:traceFormat>
+        <inkml:channelProperties>
+          <inkml:channelProperty channel="X" name="resolution" value="1000" units="1/cm"/>
+          <inkml:channelProperty channel="Y" name="resolution" value="1000" units="1/cm"/>
+          <inkml:channelProperty channel="F" name="resolution" value="0" units="1/dev"/>
+        </inkml:channelProperties>
+      </inkml:inkSource>
+      <inkml:timestamp xml:id="ts0" timeString="2026-03-18T19:29:28.260"/>
+    </inkml:context>
+    <inkml:brush xml:id="br0">
+      <inkml:brushProperty name="width" value="0.05" units="cm"/>
+      <inkml:brushProperty name="height" value="0.05" units="cm"/>
+      <inkml:brushProperty name="color" value="#33CCFF"/>
+    </inkml:brush>
+  </inkml:definitions>
+  <inkml:trace contextRef="#ctx0" brushRef="#br0">1 0 24575,'5'0'0,"1"0"0,-1 1 0,1-1 0,-1 1 0,1 0 0,-1 1 0,0-1 0,1 1 0,-1 0 0,0 0 0,5 4 0,-1 1 0,1 0 0,-2 0 0,1 1 0,8 11 0,35 22 0,-36-28 0,-9-8 0,0 0 0,0 1 0,-1 0 0,1 0 0,-1 0 0,-1 1 0,7 9 0,-59 7 0,26-10-341,0 0 0,0 2-1,-32 29 1</inkml:trace>
+</inkml:ink>
+</file>
+
+<file path=word/ink/ink59.xml><?xml version="1.0" encoding="utf-8"?>
+<inkml:ink xmlns:inkml="http://www.w3.org/2003/InkML">
+  <inkml:definitions>
+    <inkml:context xml:id="ctx0">
+      <inkml:inkSource xml:id="inkSrc0">
+        <inkml:traceFormat>
+          <inkml:channel name="X" type="integer" min="-2.14748E9" max="2.14748E9" units="cm"/>
+          <inkml:channel name="Y" type="integer" min="-2.14748E9" max="2.14748E9" units="cm"/>
+          <inkml:channel name="F" type="integer" max="32767" units="dev"/>
+        </inkml:traceFormat>
+        <inkml:channelProperties>
+          <inkml:channelProperty channel="X" name="resolution" value="1000" units="1/cm"/>
+          <inkml:channelProperty channel="Y" name="resolution" value="1000" units="1/cm"/>
+          <inkml:channelProperty channel="F" name="resolution" value="0" units="1/dev"/>
+        </inkml:channelProperties>
+      </inkml:inkSource>
+      <inkml:timestamp xml:id="ts0" timeString="2026-03-18T19:29:26.509"/>
+    </inkml:context>
+    <inkml:brush xml:id="br0">
+      <inkml:brushProperty name="width" value="0.05" units="cm"/>
+      <inkml:brushProperty name="height" value="0.05" units="cm"/>
+      <inkml:brushProperty name="color" value="#33CCFF"/>
+    </inkml:brush>
+  </inkml:definitions>
+  <inkml:trace contextRef="#ctx0" brushRef="#br0">0 0 24323,'3961'0'0</inkml:trace>
+</inkml:ink>
+</file>
+
+<file path=word/ink/ink6.xml><?xml version="1.0" encoding="utf-8"?>
+<inkml:ink xmlns:inkml="http://www.w3.org/2003/InkML">
+  <inkml:definitions>
+    <inkml:context xml:id="ctx0">
+      <inkml:inkSource xml:id="inkSrc0">
+        <inkml:traceFormat>
+          <inkml:channel name="X" type="integer" min="-2.14748E9" max="2.14748E9" units="cm"/>
+          <inkml:channel name="Y" type="integer" min="-2.14748E9" max="2.14748E9" units="cm"/>
+          <inkml:channel name="F" type="integer" max="32767" units="dev"/>
+        </inkml:traceFormat>
+        <inkml:channelProperties>
+          <inkml:channelProperty channel="X" name="resolution" value="1000" units="1/cm"/>
+          <inkml:channelProperty channel="Y" name="resolution" value="1000" units="1/cm"/>
+          <inkml:channelProperty channel="F" name="resolution" value="0" units="1/dev"/>
+        </inkml:channelProperties>
+      </inkml:inkSource>
+      <inkml:timestamp xml:id="ts0" timeString="2026-03-18T19:33:31.019"/>
+    </inkml:context>
+    <inkml:brush xml:id="br0">
+      <inkml:brushProperty name="width" value="0.05" units="cm"/>
+      <inkml:brushProperty name="height" value="0.05" units="cm"/>
+    </inkml:brush>
+  </inkml:definitions>
+  <inkml:trace contextRef="#ctx0" brushRef="#br0">100 1 24575,'-2'0'0,"-2"0"0,-2 0 0,-1 1 0,0 1 0</inkml:trace>
+  <inkml:trace contextRef="#ctx0" brushRef="#br0" timeOffset="2534.34">91 1 24575,'-2'0'0,"-2"0"0,-1 1 0,-1 1 0,1 1 0,-1 0 0,0 2 0,0-2 0,-1 1 0,1-1 0,0 0 0,0 1 0,0 0 0,-1-2 0,1 2 0,-1-1 0</inkml:trace>
+</inkml:ink>
+</file>
+
+<file path=word/ink/ink60.xml><?xml version="1.0" encoding="utf-8"?>
+<inkml:ink xmlns:inkml="http://www.w3.org/2003/InkML">
+  <inkml:definitions>
+    <inkml:context xml:id="ctx0">
+      <inkml:inkSource xml:id="inkSrc0">
+        <inkml:traceFormat>
+          <inkml:channel name="X" type="integer" min="-2.14748E9" max="2.14748E9" units="cm"/>
+          <inkml:channel name="Y" type="integer" min="-2.14748E9" max="2.14748E9" units="cm"/>
+          <inkml:channel name="F" type="integer" max="32767" units="dev"/>
+        </inkml:traceFormat>
+        <inkml:channelProperties>
+          <inkml:channelProperty channel="X" name="resolution" value="1000" units="1/cm"/>
+          <inkml:channelProperty channel="Y" name="resolution" value="1000" units="1/cm"/>
+          <inkml:channelProperty channel="F" name="resolution" value="0" units="1/dev"/>
+        </inkml:channelProperties>
+      </inkml:inkSource>
+      <inkml:timestamp xml:id="ts0" timeString="2026-03-18T19:29:01.851"/>
+    </inkml:context>
+    <inkml:brush xml:id="br0">
+      <inkml:brushProperty name="width" value="0.05" units="cm"/>
+      <inkml:brushProperty name="height" value="0.05" units="cm"/>
+      <inkml:brushProperty name="color" value="#00B0F0"/>
+    </inkml:brush>
+  </inkml:definitions>
+  <inkml:trace contextRef="#ctx0" brushRef="#br0">0 0 24563,'0'809'0,"809"-809"0,-809-809 0,-809 809 0</inkml:trace>
+</inkml:ink>
+</file>
+
+<file path=word/ink/ink61.xml><?xml version="1.0" encoding="utf-8"?>
+<inkml:ink xmlns:inkml="http://www.w3.org/2003/InkML">
+  <inkml:definitions>
+    <inkml:context xml:id="ctx0">
+      <inkml:inkSource xml:id="inkSrc0">
+        <inkml:traceFormat>
+          <inkml:channel name="X" type="integer" min="-2.14748E9" max="2.14748E9" units="cm"/>
+          <inkml:channel name="Y" type="integer" min="-2.14748E9" max="2.14748E9" units="cm"/>
+          <inkml:channel name="F" type="integer" max="32767" units="dev"/>
+        </inkml:traceFormat>
+        <inkml:channelProperties>
+          <inkml:channelProperty channel="X" name="resolution" value="1000" units="1/cm"/>
+          <inkml:channelProperty channel="Y" name="resolution" value="1000" units="1/cm"/>
+          <inkml:channelProperty channel="F" name="resolution" value="0" units="1/dev"/>
+        </inkml:channelProperties>
+      </inkml:inkSource>
+      <inkml:timestamp xml:id="ts0" timeString="2026-03-18T19:28:38.094"/>
+    </inkml:context>
+    <inkml:brush xml:id="br0">
+      <inkml:brushProperty name="width" value="0.05" units="cm"/>
+      <inkml:brushProperty name="height" value="0.05" units="cm"/>
+      <inkml:brushProperty name="color" value="#FF0066"/>
+    </inkml:brush>
+  </inkml:definitions>
+  <inkml:trace contextRef="#ctx0" brushRef="#br0">0 0 24563,'0'809'0,"809"-809"0,-809-809 0,-809 809 0</inkml:trace>
+</inkml:ink>
+</file>
+
+<file path=word/ink/ink62.xml><?xml version="1.0" encoding="utf-8"?>
 <inkml:ink xmlns:inkml="http://www.w3.org/2003/InkML">
   <inkml:definitions>
     <inkml:context xml:id="ctx0">
@@ -3581,320 +6929,6 @@
 </inkml:ink>
 </file>
 
-<file path=word/ink/ink2.xml><?xml version="1.0" encoding="utf-8"?>
-<inkml:ink xmlns:inkml="http://www.w3.org/2003/InkML">
-  <inkml:definitions>
-    <inkml:context xml:id="ctx0">
-      <inkml:inkSource xml:id="inkSrc0">
-        <inkml:traceFormat>
-          <inkml:channel name="X" type="integer" min="-2.14748E9" max="2.14748E9" units="cm"/>
-          <inkml:channel name="Y" type="integer" min="-2.14748E9" max="2.14748E9" units="cm"/>
-          <inkml:channel name="F" type="integer" max="32767" units="dev"/>
-        </inkml:traceFormat>
-        <inkml:channelProperties>
-          <inkml:channelProperty channel="X" name="resolution" value="1000" units="1/cm"/>
-          <inkml:channelProperty channel="Y" name="resolution" value="1000" units="1/cm"/>
-          <inkml:channelProperty channel="F" name="resolution" value="0" units="1/dev"/>
-        </inkml:channelProperties>
-      </inkml:inkSource>
-      <inkml:timestamp xml:id="ts0" timeString="2026-03-12T11:54:55.961"/>
-    </inkml:context>
-    <inkml:brush xml:id="br0">
-      <inkml:brushProperty name="width" value="0.05" units="cm"/>
-      <inkml:brushProperty name="height" value="0.05" units="cm"/>
-      <inkml:brushProperty name="color" value="#33CCFF"/>
-    </inkml:brush>
-  </inkml:definitions>
-  <inkml:trace contextRef="#ctx0" brushRef="#br0">21 133 24575,'-1'0'0,"1"0"0,-1 0 0,1 0 0,-1 0 0,1 0 0,-1 0 0,0-1 0,1 1 0,-1 0 0,1-1 0,-1 1 0,1 0 0,0-1 0,-1 1 0,1 0 0,-1-1 0,1 1 0,-1-1 0,1 1 0,0-1 0,0 1 0,-1-1 0,1 1 0,0-1 0,-1 1 0,1-1 0,0 1 0,0-1 0,0 1 0,0-1 0,0 0 0,0 1 0,0-1 0,0 1 0,0-1 0,0 1 0,0-1 0,0 0 0,0 1 0,0-1 0,0 1 0,1-1 0,-1 1 0,0-1 0,0 1 0,1-2 0,12-24 0,-6 19 0,0 0 0,1 0 0,-1 1 0,2 0 0,-1 0 0,0 1 0,1 0 0,0 0 0,1 1 0,-1 0 0,16-4 0,-23 8 0,-1 0 0,0 1 0,1-1 0,-1 0 0,1 0 0,-1 1 0,1-1 0,-1 0 0,0 1 0,1 0 0,-1-1 0,0 1 0,0 0 0,1-1 0,-1 1 0,0 0 0,0 0 0,0 0 0,0 0 0,0 0 0,0 0 0,1 2 0,0 0 0,-1 1 0,1-1 0,-1 1 0,1-1 0,-1 1 0,0 0 0,-1 0 0,2 5 0,-1 2 0,-1 1 0,0-1 0,-1 1 0,-3 19 0,2-20 0,-1 0 0,0 0 0,-1-1 0,0 0 0,0 1 0,-1-1 0,-9 13 0,-13 27 0,21-38 0,-1 0 0,1 0 0,-2 0 0,-12 15 0,10-17 0,1 1 0,0-1 0,1 2 0,0-1 0,1 1 0,-6 13 0,60-42 0,-32 13 56,0 1-1,1 0 1,-1 1-1,1 1 1,29 0-1,-27 2-480,1-1 1,-1-2-1,29-4 1,-35 2-6402</inkml:trace>
-  <inkml:trace contextRef="#ctx0" brushRef="#br0" timeOffset="2077.01">639 0 24575,'-65'3'0,"-74"13"0,49-4 0,83-12 0,0 1 0,-1 0 0,1 0 0,0 1 0,0 0 0,1 0 0,-1 0 0,0 1 0,1 0 0,-1 1 0,-6 4 0,10-5 0,0 0 0,0 1 0,1-1 0,-1 1 0,1-1 0,0 1 0,-1 0 0,2 0 0,-1 0 0,0 0 0,1 0 0,0 0 0,0 1 0,0-1 0,0 0 0,1 1 0,0-1 0,0 9 0,-1 9 0,-1 0 0,-7 31 0,-2 19 0,11-72 0,-1 0 0,1 1 0,0-1 0,0 1 0,0-1 0,0 1 0,0-1 0,0 0 0,0 1 0,0-1 0,0 1 0,0-1 0,0 0 0,1 1 0,-1-1 0,0 1 0,0-1 0,0 0 0,0 1 0,1-1 0,-1 1 0,0-1 0,0 0 0,1 1 0,-1-1 0,0 0 0,1 0 0,-1 1 0,0-1 0,1 0 0,-1 0 0,0 1 0,1-1 0,-1 0 0,1 0 0,0 0 0,17-4 0,15-18 0,-4-1 0,1 2 0,1 1 0,36-18 0,-55 32 0,1 1 0,0-1 0,0 2 0,1 0 0,-1 0 0,1 2 0,-1-1 0,1 2 0,0 0 0,0 0 0,19 3 0,-30-2 0,1 1 0,0 0 0,-1 0 0,1 1 0,-1-1 0,0 1 0,0-1 0,1 1 0,-1 0 0,0 0 0,0 1 0,-1-1 0,1 0 0,0 1 0,-1 0 0,1 0 0,-1 0 0,0 0 0,0 0 0,0 0 0,-1 0 0,1 1 0,-1-1 0,1 0 0,-1 1 0,0 0 0,-1-1 0,1 1 0,-1-1 0,1 1 0,-1 6 0,0-1 0,0 1 0,0 0 0,-1-1 0,-1 1 0,0 0 0,0-1 0,0 0 0,-1 0 0,-1 1 0,-8 15 0,-13 22 0,18-32 0,-1 0 0,-19 25 0,24-35 0,-1-1 0,0 1 0,-1-1 0,1-1 0,-1 1 0,0-1 0,0 1 0,0-1 0,0-1 0,0 1 0,0-1 0,-8 3 0,-55 15-1365,53-17-5461</inkml:trace>
-</inkml:ink>
-</file>
-
-<file path=word/ink/ink20.xml><?xml version="1.0" encoding="utf-8"?>
-<inkml:ink xmlns:inkml="http://www.w3.org/2003/InkML">
-  <inkml:definitions>
-    <inkml:context xml:id="ctx0">
-      <inkml:inkSource xml:id="inkSrc0">
-        <inkml:traceFormat>
-          <inkml:channel name="X" type="integer" min="-2.14748E9" max="2.14748E9" units="cm"/>
-          <inkml:channel name="Y" type="integer" min="-2.14748E9" max="2.14748E9" units="cm"/>
-          <inkml:channel name="F" type="integer" max="32767" units="dev"/>
-        </inkml:traceFormat>
-        <inkml:channelProperties>
-          <inkml:channelProperty channel="X" name="resolution" value="1000" units="1/cm"/>
-          <inkml:channelProperty channel="Y" name="resolution" value="1000" units="1/cm"/>
-          <inkml:channelProperty channel="F" name="resolution" value="0" units="1/dev"/>
-        </inkml:channelProperties>
-      </inkml:inkSource>
-      <inkml:timestamp xml:id="ts0" timeString="2026-03-12T11:59:31.077"/>
-    </inkml:context>
-    <inkml:brush xml:id="br0">
-      <inkml:brushProperty name="width" value="0.05" units="cm"/>
-      <inkml:brushProperty name="height" value="0.05" units="cm"/>
-      <inkml:brushProperty name="color" value="#004F8B"/>
-    </inkml:brush>
-  </inkml:definitions>
-  <inkml:trace contextRef="#ctx0" brushRef="#br0">620 104 24575,'-4'-2'0,"0"0"0,0 0 0,0-1 0,0 0 0,0 0 0,0 0 0,1 0 0,0 0 0,0-1 0,-4-5 0,-1 1 0,2 2 0,-1 1 0,0-1 0,-1 1 0,1 1 0,-1-1 0,0 1 0,0 1 0,0-1 0,0 1 0,-1 1 0,1 0 0,-17-3 0,-9 2 0,-68 1 0,68 3 0,25 0 0,1 0 0,0 1 0,0 0 0,1 1 0,-1-1 0,0 1 0,1 1 0,-1 0 0,1 0 0,0 0 0,-11 10 0,-40 20 0,51-31 0,0 1 0,0-1 0,0 1 0,0 1 0,1-1 0,0 1 0,0 0 0,0 1 0,0-1 0,1 1 0,0 0 0,0 0 0,1 1 0,-6 8 0,6-4 0,-1 0 0,2 0 0,-1 1 0,2-1 0,-1 1 0,2-1 0,-1 1 0,2 0 0,0 12 0,-2 96 0,5 103 0,-2-214 0,0-1 0,1 0 0,0 1 0,0-1 0,0 0 0,1 0 0,0-1 0,1 1 0,0-1 0,0 1 0,1-1 0,0 0 0,0-1 0,0 1 0,1-1 0,0 0 0,0 0 0,13 8 0,-8-7 0,0-1 0,0-1 0,1 0 0,-1 0 0,1-1 0,0-1 0,0 0 0,1 0 0,-1-2 0,1 1 0,23-1 0,41 0 0,49-1 0,-112-1 0,-1-1 0,0 0 0,0 0 0,0-2 0,0 1 0,24-12 0,-20 4 0,-1 0 0,0-1 0,-1-1 0,0-1 0,-1 0 0,-1-1 0,0 0 0,-1-1 0,16-28 0,-16 24 0,-1 0 0,-1-2 0,-1 1 0,-1-1 0,-1 0 0,-1-1 0,0 0 0,-2 0 0,-1 0 0,0-32 0,-4 46 0,0 0 0,-1 0 0,0 0 0,-1 1 0,0-1 0,0 1 0,-1 0 0,0 0 0,0 0 0,-1 0 0,0 1 0,0-1 0,-1 1 0,-11-10 0,-11-17 0,21 23 0,-1 1 0,0 0 0,0 1 0,-1 0 0,0 0 0,0 1 0,-1 0 0,0 1 0,-1 0 0,1 0 0,-16-6 0,10 6-1365,3 0-5461</inkml:trace>
-</inkml:ink>
-</file>
-
-<file path=word/ink/ink21.xml><?xml version="1.0" encoding="utf-8"?>
-<inkml:ink xmlns:inkml="http://www.w3.org/2003/InkML">
-  <inkml:definitions>
-    <inkml:context xml:id="ctx0">
-      <inkml:inkSource xml:id="inkSrc0">
-        <inkml:traceFormat>
-          <inkml:channel name="X" type="integer" min="-2.14748E9" max="2.14748E9" units="cm"/>
-          <inkml:channel name="Y" type="integer" min="-2.14748E9" max="2.14748E9" units="cm"/>
-          <inkml:channel name="F" type="integer" max="32767" units="dev"/>
-        </inkml:traceFormat>
-        <inkml:channelProperties>
-          <inkml:channelProperty channel="X" name="resolution" value="1000" units="1/cm"/>
-          <inkml:channelProperty channel="Y" name="resolution" value="1000" units="1/cm"/>
-          <inkml:channelProperty channel="F" name="resolution" value="0" units="1/dev"/>
-        </inkml:channelProperties>
-      </inkml:inkSource>
-      <inkml:timestamp xml:id="ts0" timeString="2026-03-12T11:57:58.766"/>
-    </inkml:context>
-    <inkml:brush xml:id="br0">
-      <inkml:brushProperty name="width" value="0.05" units="cm"/>
-      <inkml:brushProperty name="height" value="0.05" units="cm"/>
-      <inkml:brushProperty name="color" value="#33CCFF"/>
-    </inkml:brush>
-  </inkml:definitions>
-  <inkml:trace contextRef="#ctx0" brushRef="#br0">0 223 24575,'3'0'0,"3"0"0,3 0 0,2 0 0,3 0 0,0 0 0,1 0 0,0 0 0,1-3 0,-1 0 0,0-1 0,-3 2-8191</inkml:trace>
-  <inkml:trace contextRef="#ctx0" brushRef="#br0" timeOffset="1405.31">236 194 24575,'3'-6'0,"1"0"0,0 0 0,0 0 0,0 0 0,1 1 0,-1 0 0,9-7 0,-8 7 0,31-26 0,-29 26 0,-1 1 0,0-1 0,0 0 0,-1-1 0,0 1 0,0-1 0,0 0 0,6-11 0,-10 16 0,17-31 0,-7 19 0,-11 13 0,0 0 0,0 0 0,0 0 0,1 0 0,-1 0 0,0 0 0,0 0 0,0 0 0,0 0 0,0 0 0,1 0 0,-1 0 0,0 0 0,0-1 0,0 1 0,0 0 0,1 0 0,-1 1 0,0-1 0,0 0 0,0 0 0,0 0 0,1 0 0,-1 0 0,0 0 0,0 0 0,0 0 0,0 0 0,1 0 0,-1 0 0,0 0 0,0 0 0,0 1 0,0-1 0,0 0 0,0 0 0,1 0 0,-1 0 0,0 0 0,0 0 0,0 1 0,0-1 0,0 0 0,0 0 0,0 0 0,0 0 0,0 1 0,0-1 0,0 0 0,0 0 0,0 0 0,0 0 0,0 1 0,0-1 0,0 0 0,0 0 0,0 3 0,0-1 0,0 0 0,0 1 0,0-1 0,-1 0 0,1 0 0,-1 1 0,0-1 0,1 0 0,-1 0 0,0 0 0,0 0 0,-1 0 0,1 0 0,0 0 0,-1 0 0,1 0 0,-1-1 0,-3 4 0,-43 33 0,22-18 0,19-13 24,0 0 0,0 0 0,1 1-1,0 0 1,0 0 0,1 1 0,0 0-1,1 0 1,0 0 0,0 0 0,1 1 0,0-1-1,-2 16 1,0 8-368,2 1 1,3 55-1,0-57-323,0-19-6159</inkml:trace>
-</inkml:ink>
-</file>
-
-<file path=word/ink/ink22.xml><?xml version="1.0" encoding="utf-8"?>
-<inkml:ink xmlns:inkml="http://www.w3.org/2003/InkML">
-  <inkml:definitions>
-    <inkml:context xml:id="ctx0">
-      <inkml:inkSource xml:id="inkSrc0">
-        <inkml:traceFormat>
-          <inkml:channel name="X" type="integer" min="-2.14748E9" max="2.14748E9" units="cm"/>
-          <inkml:channel name="Y" type="integer" min="-2.14748E9" max="2.14748E9" units="cm"/>
-          <inkml:channel name="F" type="integer" max="32767" units="dev"/>
-        </inkml:traceFormat>
-        <inkml:channelProperties>
-          <inkml:channelProperty channel="X" name="resolution" value="1000" units="1/cm"/>
-          <inkml:channelProperty channel="Y" name="resolution" value="1000" units="1/cm"/>
-          <inkml:channelProperty channel="F" name="resolution" value="0" units="1/dev"/>
-        </inkml:channelProperties>
-      </inkml:inkSource>
-      <inkml:timestamp xml:id="ts0" timeString="2026-03-12T11:57:52.462"/>
-    </inkml:context>
-    <inkml:brush xml:id="br0">
-      <inkml:brushProperty name="width" value="0.05" units="cm"/>
-      <inkml:brushProperty name="height" value="0.05" units="cm"/>
-      <inkml:brushProperty name="color" value="#33CCFF"/>
-    </inkml:brush>
-  </inkml:definitions>
-  <inkml:trace contextRef="#ctx0" brushRef="#br0">0 1 24575,'0'0'-8191</inkml:trace>
-</inkml:ink>
-</file>
-
-<file path=word/ink/ink23.xml><?xml version="1.0" encoding="utf-8"?>
-<inkml:ink xmlns:inkml="http://www.w3.org/2003/InkML">
-  <inkml:definitions>
-    <inkml:context xml:id="ctx0">
-      <inkml:inkSource xml:id="inkSrc0">
-        <inkml:traceFormat>
-          <inkml:channel name="X" type="integer" min="-2.14748E9" max="2.14748E9" units="cm"/>
-          <inkml:channel name="Y" type="integer" min="-2.14748E9" max="2.14748E9" units="cm"/>
-          <inkml:channel name="F" type="integer" max="32767" units="dev"/>
-        </inkml:traceFormat>
-        <inkml:channelProperties>
-          <inkml:channelProperty channel="X" name="resolution" value="1000" units="1/cm"/>
-          <inkml:channelProperty channel="Y" name="resolution" value="1000" units="1/cm"/>
-          <inkml:channelProperty channel="F" name="resolution" value="0" units="1/dev"/>
-        </inkml:channelProperties>
-      </inkml:inkSource>
-      <inkml:timestamp xml:id="ts0" timeString="2026-03-12T11:57:41.912"/>
-    </inkml:context>
-    <inkml:brush xml:id="br0">
-      <inkml:brushProperty name="width" value="0.05" units="cm"/>
-      <inkml:brushProperty name="height" value="0.05" units="cm"/>
-      <inkml:brushProperty name="color" value="#33CCFF"/>
-    </inkml:brush>
-  </inkml:definitions>
-  <inkml:trace contextRef="#ctx0" brushRef="#br0">401 0 24575,'-27'3'0,"1"0"0,0 2 0,0 1 0,1 0 0,0 2 0,-25 12 0,39-15 0,1 1 0,-1 0 0,2 0 0,-1 1 0,1 0 0,0 1 0,0 0 0,1 0 0,0 1 0,0 0 0,-11 19 0,8-10 0,0 0 0,2 1 0,0 0 0,1 1 0,-10 37 0,15-45 0,1 1 0,0-1 0,1 1 0,0-1 0,1 1 0,1-1 0,-1 1 0,2-1 0,0 1 0,1-1 0,0 0 0,0 0 0,2 0 0,-1 0 0,1-1 0,13 20 0,14 29 0,-26-48 0,-1 0 0,2 0 0,0-1 0,11 14 0,-15-21 0,0-1 0,1 0 0,0 0 0,-1 0 0,1 0 0,0 0 0,1-1 0,-1 0 0,0 1 0,1-2 0,-1 1 0,1 0 0,0-1 0,-1 0 0,11 1 0,34 0 0,0-3 0,0-1 0,71-13 0,0 0 0,27 0 0,-136 13 0,1 0 0,-1 0 0,0-1 0,0 0 0,0-1 0,0 0 0,-1-1 0,1 0 0,-1 0 0,0-1 0,-1-1 0,18-14 0,-20 15 0,-1-1 0,1 1 0,-1-1 0,-1-1 0,1 1 0,-1-1 0,0 0 0,-1 0 0,0 0 0,0-1 0,-1 1 0,0-1 0,0 0 0,-1 0 0,0 0 0,1-13 0,-2 10 0,-1-1 0,0 1 0,0-1 0,-2 1 0,1-1 0,-1 1 0,-1 0 0,0 0 0,-1 0 0,-1 0 0,1 1 0,-2 0 0,1 0 0,-2 0 0,1 0 0,-2 1 0,1 0 0,-1 1 0,-1 0 0,-15-14 0,21 21 0,-4-6 0,-1 1 0,0 0 0,-1 1 0,1 0 0,-1 0 0,0 1 0,-1 0 0,1 1 0,-1 0 0,0 0 0,0 1 0,-14-3 0,-79-14 0,72 12 0,1 2 0,-1 1 0,-54-2 0,52 7 125,18-1-338,-1 1 0,1 1 1,0 0-1,0 1 0,0 0 0,-22 7 0,24-3-6613</inkml:trace>
-</inkml:ink>
-</file>
-
-<file path=word/ink/ink24.xml><?xml version="1.0" encoding="utf-8"?>
-<inkml:ink xmlns:inkml="http://www.w3.org/2003/InkML">
-  <inkml:definitions>
-    <inkml:context xml:id="ctx0">
-      <inkml:inkSource xml:id="inkSrc0">
-        <inkml:traceFormat>
-          <inkml:channel name="X" type="integer" min="-2.14748E9" max="2.14748E9" units="cm"/>
-          <inkml:channel name="Y" type="integer" min="-2.14748E9" max="2.14748E9" units="cm"/>
-          <inkml:channel name="F" type="integer" max="32767" units="dev"/>
-        </inkml:traceFormat>
-        <inkml:channelProperties>
-          <inkml:channelProperty channel="X" name="resolution" value="1000" units="1/cm"/>
-          <inkml:channelProperty channel="Y" name="resolution" value="1000" units="1/cm"/>
-          <inkml:channelProperty channel="F" name="resolution" value="0" units="1/dev"/>
-        </inkml:channelProperties>
-      </inkml:inkSource>
-      <inkml:timestamp xml:id="ts0" timeString="2026-03-12T11:57:21.605"/>
-    </inkml:context>
-    <inkml:brush xml:id="br0">
-      <inkml:brushProperty name="width" value="0.05" units="cm"/>
-      <inkml:brushProperty name="height" value="0.05" units="cm"/>
-      <inkml:brushProperty name="color" value="#E71224"/>
-    </inkml:brush>
-  </inkml:definitions>
-  <inkml:trace contextRef="#ctx0" brushRef="#br0">0 268 24575,'3'0'0,"2"0"0,4 0 0,3 0 0,1 0 0,2 0 0,0 0 0,0 0 0,0 0 0,1 0 0,-1 0 0,0 0 0,-1 0 0,1 3 0,-3 0-8191</inkml:trace>
-  <inkml:trace contextRef="#ctx0" brushRef="#br0" timeOffset="2837.12">236 196 24575,'7'-7'0,"7"-6"0,-1-1 0,0-1 0,-1 0 0,15-23 0,-14 14 0,-7 13 0,0-1 0,1 1 0,16-19 0,-23 30 0,0-1 0,0 1 0,1 0 0,-1-1 0,0 1 0,1 0 0,-1-1 0,0 1 0,1 0 0,-1-1 0,0 1 0,1 0 0,-1 0 0,0-1 0,1 1 0,-1 0 0,1 0 0,-1 0 0,1 0 0,-1-1 0,0 1 0,1 0 0,-1 0 0,1 0 0,-1 0 0,1 0 0,-1 0 0,1 0 0,-1 0 0,0 0 0,1 1 0,0-1 0,3 14 0,-11 23 0,-10-6 0,-23 56 0,35-72 0,0-1 0,2 1 0,0 1 0,0-1 0,2 0 0,-1 25 0,3-8 117,-2-5-611,2 0 0,8 48 0,-6-63-6332</inkml:trace>
-</inkml:ink>
-</file>
-
-<file path=word/ink/ink25.xml><?xml version="1.0" encoding="utf-8"?>
-<inkml:ink xmlns:inkml="http://www.w3.org/2003/InkML">
-  <inkml:definitions>
-    <inkml:context xml:id="ctx0">
-      <inkml:inkSource xml:id="inkSrc0">
-        <inkml:traceFormat>
-          <inkml:channel name="X" type="integer" min="-2.14748E9" max="2.14748E9" units="cm"/>
-          <inkml:channel name="Y" type="integer" min="-2.14748E9" max="2.14748E9" units="cm"/>
-          <inkml:channel name="F" type="integer" max="32767" units="dev"/>
-        </inkml:traceFormat>
-        <inkml:channelProperties>
-          <inkml:channelProperty channel="X" name="resolution" value="1000" units="1/cm"/>
-          <inkml:channelProperty channel="Y" name="resolution" value="1000" units="1/cm"/>
-          <inkml:channelProperty channel="F" name="resolution" value="0" units="1/dev"/>
-        </inkml:channelProperties>
-      </inkml:inkSource>
-      <inkml:timestamp xml:id="ts0" timeString="2026-03-12T11:56:53.393"/>
-    </inkml:context>
-    <inkml:brush xml:id="br0">
-      <inkml:brushProperty name="width" value="0.05" units="cm"/>
-      <inkml:brushProperty name="height" value="0.05" units="cm"/>
-      <inkml:brushProperty name="color" value="#E71224"/>
-    </inkml:brush>
-  </inkml:definitions>
-  <inkml:trace contextRef="#ctx0" brushRef="#br0">327 0 24575,'-2'3'0,"0"0"0,1 0 0,-1-1 0,0 1 0,0-1 0,-1 1 0,1-1 0,-1 0 0,1 0 0,-1 0 0,1 0 0,-1 0 0,0-1 0,0 1 0,0-1 0,-4 2 0,-11 6 0,6 2 0,0 0 0,1 0 0,1 1 0,-1 1 0,-14 23 0,-25 30 0,41-56 0,0 0 0,0 1 0,1 1 0,0-1 0,1 1 0,0 0 0,1 1 0,-7 19 0,11-23 0,0 0 0,0 0 0,1 0 0,0 1 0,1-1 0,0 0 0,0 1 0,1-1 0,0 0 0,0 0 0,1 0 0,1 0 0,5 14 0,8 17 0,2-1 0,45 72 0,-58-102 0,-1 0 0,0 1 0,0-1 0,-1 1 0,0 0 0,0 0 0,1 12 0,-3-13 0,0 0 0,1-1 0,0 1 0,1 0 0,0-1 0,0 0 0,1 1 0,0-2 0,0 1 0,10 12 0,-7-11 0,1-1 0,0 0 0,0-1 0,1 0 0,0 0 0,0-1 0,0 0 0,1 0 0,0-1 0,0-1 0,13 5 0,-16-7 0,-1-1 0,1 0 0,0 0 0,0 0 0,0-1 0,0 0 0,0-1 0,-1 1 0,1-1 0,0-1 0,0 1 0,-1-1 0,1 0 0,-1-1 0,1 0 0,-1 0 0,0 0 0,0 0 0,8-7 0,8-7 0,-1 0 0,0-2 0,-1 0 0,-1-1 0,-1-1 0,25-37 0,-34 43 0,0-1 0,-1 0 0,-1 0 0,0 0 0,-1-1 0,-1 0 0,0 0 0,-2-1 0,0 1 0,0-1 0,-1-24 0,-3 9 0,0 0 0,-2-1 0,-14-56 0,7 47 0,3 14 0,-17-46 0,21 67 0,-3-9 0,-2 0 0,0 0 0,-14-22 0,18 34 0,0 0 0,0 0 0,0 1 0,-1-1 0,1 1 0,-1 0 0,0 0 0,0 1 0,-1-1 0,1 1 0,-1 0 0,1 1 0,-1-1 0,-8-1 0,2 1 0,0 2 0,0-1 0,0 1 0,0 1 0,1 0 0,-1 1 0,0 0 0,-19 5 0,-96 31 0,80-21 0,21-6 0,0 1 0,1 1 0,1 1 0,-36 26 0,50-31-273,0 0 0,1 0 0,0 1 0,-14 18 0,13-14-6553</inkml:trace>
-</inkml:ink>
-</file>
-
-<file path=word/ink/ink3.xml><?xml version="1.0" encoding="utf-8"?>
-<inkml:ink xmlns:inkml="http://www.w3.org/2003/InkML">
-  <inkml:definitions>
-    <inkml:context xml:id="ctx0">
-      <inkml:inkSource xml:id="inkSrc0">
-        <inkml:traceFormat>
-          <inkml:channel name="X" type="integer" min="-2.14748E9" max="2.14748E9" units="cm"/>
-          <inkml:channel name="Y" type="integer" min="-2.14748E9" max="2.14748E9" units="cm"/>
-          <inkml:channel name="F" type="integer" max="32767" units="dev"/>
-        </inkml:traceFormat>
-        <inkml:channelProperties>
-          <inkml:channelProperty channel="X" name="resolution" value="1000" units="1/cm"/>
-          <inkml:channelProperty channel="Y" name="resolution" value="1000" units="1/cm"/>
-          <inkml:channelProperty channel="F" name="resolution" value="0" units="1/dev"/>
-        </inkml:channelProperties>
-      </inkml:inkSource>
-      <inkml:timestamp xml:id="ts0" timeString="2026-03-12T11:54:49.400"/>
-    </inkml:context>
-    <inkml:brush xml:id="br0">
-      <inkml:brushProperty name="width" value="0.05" units="cm"/>
-      <inkml:brushProperty name="height" value="0.05" units="cm"/>
-      <inkml:brushProperty name="color" value="#33CCFF"/>
-    </inkml:brush>
-  </inkml:definitions>
-  <inkml:trace contextRef="#ctx0" brushRef="#br0">454 31 24575,'0'-2'0,"-1"1"0,1-1 0,-1 1 0,1-1 0,-1 1 0,1 0 0,-1-1 0,0 1 0,0 0 0,0-1 0,0 1 0,0 0 0,0 0 0,0 0 0,0 0 0,0 0 0,0 0 0,-1 0 0,1 0 0,0 0 0,-1 1 0,1-1 0,0 0 0,-1 1 0,1-1 0,-1 1 0,1 0 0,-1 0 0,1-1 0,-1 1 0,1 0 0,-3 0 0,-60-1 0,49 2 0,5-1 0,0 0 0,0 1 0,0 1 0,1-1 0,-1 1 0,0 1 0,1 0 0,-1 0 0,1 1 0,0 1 0,0-1 0,0 1 0,1 1 0,0-1 0,0 1 0,0 1 0,1 0 0,0 0 0,0 0 0,0 1 0,1 0 0,0 0 0,1 0 0,0 1 0,0 0 0,-3 10 0,0 3 0,1 1 0,2-1 0,0 1 0,-2 23 0,-1 8 0,3-13 0,1 0 0,3 1 0,6 70 0,-3-88 0,1 0 0,1 0 0,1-1 0,2 0 0,9 25 0,-11-37 0,0 0 0,1 0 0,0 0 0,0 0 0,1-1 0,1 0 0,0-1 0,0 1 0,1-1 0,0-1 0,17 12 0,-21-17 0,0-1 0,0 1 0,1-1 0,-1 0 0,1-1 0,-1 1 0,1-1 0,0 0 0,0-1 0,6 1 0,67-5 0,-30 1 0,-30 4 0,0-1 0,0 0 0,0-2 0,0-1 0,0 0 0,0-1 0,-1-1 0,25-10 0,5-4 0,-28 11 0,1 0 0,-2-2 0,34-20 0,-41 22 0,-1-1 0,0 0 0,-1 0 0,0-1 0,9-12 0,-15 17 0,-1 0 0,1-1 0,-1 1 0,0-1 0,-1 1 0,1-1 0,-1 0 0,-1 0 0,1 0 0,-1 0 0,0 0 0,0-1 0,0-8 0,-1 11 0,0-17 0,-1 1 0,-5-31 0,4 43 0,0 0 0,-1 0 0,0 0 0,0 1 0,0 0 0,-1-1 0,0 1 0,-1 0 0,-7-8 0,-2-4 0,1-2 0,-15-29 0,21 35 0,0 1 0,-1 0 0,-1 0 0,0 1 0,-1 1 0,0-1 0,-21-18 0,20 25 0,0 1 0,0 0 0,-1 1 0,0 0 0,0 1 0,0 0 0,0 1 0,-1 0 0,1 1 0,-22 1 0,-30-6 0,34 2 0,24 4 0,0 0 0,0-1 0,1 1 0,-1-1 0,0-1 0,1 1 0,-1-1 0,1 0 0,-1 0 0,1-1 0,0 1 0,0-1 0,0 0 0,0-1 0,0 1 0,1-1 0,-1 0 0,-3-5 0,-7-10 0,13 15 0,-1 0 0,1 1 0,-1-1 0,0 0 0,0 1 0,0 0 0,0-1 0,-1 1 0,0 1 0,1-1 0,-1 0 0,0 1 0,0 0 0,0 0 0,0 0 0,-1 0 0,1 1 0,-1 0 0,1 0 0,-1 0 0,1 0 0,-7 0 0,2 2 0,0 0 0,0 0 0,1 0 0,-1 1 0,0 0 0,1 1 0,-1 0 0,1 0 0,0 1 0,0 0 0,0 0 0,1 1 0,-1 0 0,1 1 0,0-1 0,-8 10 0,-12 7 0,-6-5-1365,22-15-5461</inkml:trace>
-</inkml:ink>
-</file>
-
-<file path=word/ink/ink4.xml><?xml version="1.0" encoding="utf-8"?>
-<inkml:ink xmlns:inkml="http://www.w3.org/2003/InkML">
-  <inkml:definitions>
-    <inkml:context xml:id="ctx0">
-      <inkml:inkSource xml:id="inkSrc0">
-        <inkml:traceFormat>
-          <inkml:channel name="X" type="integer" min="-2.14748E9" max="2.14748E9" units="cm"/>
-          <inkml:channel name="Y" type="integer" min="-2.14748E9" max="2.14748E9" units="cm"/>
-          <inkml:channel name="F" type="integer" max="32767" units="dev"/>
-        </inkml:traceFormat>
-        <inkml:channelProperties>
-          <inkml:channelProperty channel="X" name="resolution" value="1000" units="1/cm"/>
-          <inkml:channelProperty channel="Y" name="resolution" value="1000" units="1/cm"/>
-          <inkml:channelProperty channel="F" name="resolution" value="0" units="1/dev"/>
-        </inkml:channelProperties>
-      </inkml:inkSource>
-      <inkml:timestamp xml:id="ts0" timeString="2026-03-12T11:54:33.491"/>
-    </inkml:context>
-    <inkml:brush xml:id="br0">
-      <inkml:brushProperty name="width" value="0.05" units="cm"/>
-      <inkml:brushProperty name="height" value="0.05" units="cm"/>
-      <inkml:brushProperty name="color" value="#33CCFF"/>
-    </inkml:brush>
-  </inkml:definitions>
-  <inkml:trace contextRef="#ctx0" brushRef="#br0">567 147 24575,'0'-4'0,"0"-1"0,0 0 0,-1 1 0,0-1 0,0 0 0,0 1 0,0 0 0,-1-1 0,0 1 0,0 0 0,0-1 0,0 1 0,-1 1 0,1-1 0,-6-5 0,3 3 0,-1 1 0,0 0 0,0 1 0,0-1 0,-1 1 0,0 0 0,1 1 0,-13-5 0,-5 1 0,1 1 0,-1 1 0,0 1 0,0 1 0,-24 0 0,38 3 0,1 1 0,0 0 0,0 1 0,0 0 0,1 1 0,-1-1 0,0 2 0,1-1 0,-16 10 0,-35 12 0,54-23 0,0 0 0,0 0 0,0 1 0,1-1 0,-1 1 0,1 0 0,0 0 0,-1 1 0,2-1 0,-1 1 0,0 0 0,1 0 0,0 0 0,-1 0 0,2 1 0,-1-1 0,0 1 0,1-1 0,0 1 0,0 0 0,-1 7 0,-3 11 0,1 1 0,1-1 0,-1 37 0,2-20 0,-16 50 0,15-77 0,0-1 0,1 1 0,0 0 0,1 0 0,1 0 0,0 0 0,0 0 0,2 0 0,-1 0 0,2 0 0,3 16 0,4 1 0,-5-12 0,2-1 0,0 1 0,1-1 0,17 30 0,-21-42 0,0-1 0,1 1 0,-1-1 0,1 0 0,0-1 0,0 1 0,0-1 0,1 1 0,-1-1 0,1-1 0,0 1 0,-1-1 0,1 1 0,0-1 0,1-1 0,-1 1 0,0-1 0,0 0 0,1 0 0,-1 0 0,8-1 0,5 1 0,0 0 0,0-2 0,0 0 0,-1-1 0,1-1 0,0-1 0,-1 0 0,1-1 0,-1-1 0,17-9 0,51-19 0,-59 25 0,-1-1 0,34-19 0,-28 12 0,-26 16 0,-1-1 0,1 0 0,-1 0 0,1-1 0,-1 1 0,0-1 0,0 0 0,0-1 0,0 1 0,-1 0 0,1-1 0,-1 0 0,0 0 0,0 0 0,0 0 0,0 0 0,-1-1 0,0 1 0,0-1 0,0 0 0,1-7 0,1-3 0,0-1 0,-2 0 0,0 0 0,0-26 0,-3 35 0,0 1 0,1 0 0,-2 0 0,1 0 0,-1 0 0,0 0 0,0 0 0,-1 1 0,1-1 0,-1 1 0,0-1 0,-1 1 0,0 0 0,1 1 0,-7-7 0,-1-1 0,0-2 0,1 0 0,0 0 0,2-1 0,-1 0 0,2 0 0,0-1 0,0 0 0,2-1 0,-5-23 0,0 7 0,8 28-62,1 0 0,-1-1 0,0 1 0,-1 0 0,1 0 0,-1 0 0,0 1 0,0-1 0,-1 1 0,1-1 0,-1 1 0,0 0-1,0 1 1,0-1 0,-1 1 0,1-1 0,-1 1 0,0 0 0,0 1 0,0 0 0,-10-4 0,4 4-6764</inkml:trace>
-</inkml:ink>
-</file>
-
-<file path=word/ink/ink5.xml><?xml version="1.0" encoding="utf-8"?>
-<inkml:ink xmlns:inkml="http://www.w3.org/2003/InkML">
-  <inkml:definitions>
-    <inkml:context xml:id="ctx0">
-      <inkml:inkSource xml:id="inkSrc0">
-        <inkml:traceFormat>
-          <inkml:channel name="X" type="integer" min="-2.14748E9" max="2.14748E9" units="cm"/>
-          <inkml:channel name="Y" type="integer" min="-2.14748E9" max="2.14748E9" units="cm"/>
-          <inkml:channel name="F" type="integer" max="32767" units="dev"/>
-        </inkml:traceFormat>
-        <inkml:channelProperties>
-          <inkml:channelProperty channel="X" name="resolution" value="1000" units="1/cm"/>
-          <inkml:channelProperty channel="Y" name="resolution" value="1000" units="1/cm"/>
-          <inkml:channelProperty channel="F" name="resolution" value="0" units="1/dev"/>
-        </inkml:channelProperties>
-      </inkml:inkSource>
-      <inkml:timestamp xml:id="ts0" timeString="2026-03-12T11:54:16.485"/>
-    </inkml:context>
-    <inkml:brush xml:id="br0">
-      <inkml:brushProperty name="width" value="0.05" units="cm"/>
-      <inkml:brushProperty name="height" value="0.05" units="cm"/>
-      <inkml:brushProperty name="color" value="#AB008B"/>
-    </inkml:brush>
-  </inkml:definitions>
-  <inkml:trace contextRef="#ctx0" brushRef="#br0">1 151 24575,'1'-5'0,"0"1"0,0-1 0,0 1 0,0-1 0,1 1 0,0-1 0,0 1 0,0 0 0,1 0 0,-1 0 0,1 0 0,0 0 0,0 1 0,1-1 0,-1 1 0,1 0 0,-1 0 0,1 0 0,0 0 0,0 1 0,8-4 0,-7 3 0,0 0 0,0 1 0,1-1 0,-1 1 0,1 0 0,-1 1 0,1-1 0,0 1 0,0 0 0,0 1 0,0 0 0,-1 0 0,1 0 0,0 0 0,0 1 0,0 0 0,7 2 0,-11-2 0,0 0 0,-1 1 0,1-1 0,-1 0 0,1 1 0,-1-1 0,1 1 0,-1 0 0,0-1 0,0 1 0,0 0 0,0 0 0,0 0 0,0 0 0,0 0 0,-1 0 0,1 0 0,-1 0 0,1 0 0,-1 0 0,0 0 0,0 0 0,0 0 0,0 0 0,0 0 0,0 0 0,-1 0 0,1 1 0,-1-1 0,1 0 0,-2 2 0,0 3 0,0 0 0,0-1 0,-1 1 0,0 0 0,0-1 0,0 1 0,-9 10 0,5-11 0,-1 1 0,0-1 0,0 0 0,0-1 0,-1 0 0,-11 5 0,13-7 0,1 0 0,-1 0 0,1 0 0,0 1 0,0 0 0,1 0 0,-1 0 0,1 1 0,0 0 0,0 0 0,1 0 0,-6 8 0,10-12 0,-1-1 0,1 0 0,0 0 0,0 1 0,0-1 0,0 0 0,0 0 0,0 1 0,-1-1 0,1 0 0,0 1 0,0-1 0,0 0 0,0 0 0,0 1 0,0-1 0,0 0 0,0 1 0,0-1 0,1 0 0,-1 0 0,0 1 0,0-1 0,0 0 0,0 1 0,0-1 0,0 0 0,0 0 0,1 1 0,-1-1 0,0 0 0,0 0 0,0 0 0,1 1 0,-1-1 0,0 0 0,1 0 0,15 3 0,25-9 0,-31 4 0,101-1-255,-87 3-855,-12 0-5716</inkml:trace>
-  <inkml:trace contextRef="#ctx0" brushRef="#br0" timeOffset="2289.16">324 137 24575,'0'-6'0,"1"0"0,-1 1 0,1-1 0,1 1 0,-1 0 0,1-1 0,0 1 0,0 0 0,0 0 0,1 0 0,0 0 0,0 1 0,0-1 0,6-5 0,-3 3 0,0 0 0,1 1 0,0 0 0,1 1 0,-1-1 0,1 1 0,15-7 0,-28 18 0,1 0 0,-1 0 0,1 0 0,0 1 0,0-1 0,1 1 0,0 0 0,0 0 0,-2 11 0,0 3 0,2 0 0,0 1 0,1 0 0,2-1 0,3 43 0,0 2 0,-1-22-1365,2-31-5461</inkml:trace>
-</inkml:ink>
-</file>
-
-<file path=word/ink/ink6.xml><?xml version="1.0" encoding="utf-8"?>
-<inkml:ink xmlns:inkml="http://www.w3.org/2003/InkML">
-  <inkml:definitions>
-    <inkml:context xml:id="ctx0">
-      <inkml:inkSource xml:id="inkSrc0">
-        <inkml:traceFormat>
-          <inkml:channel name="X" type="integer" min="-2.14748E9" max="2.14748E9" units="cm"/>
-          <inkml:channel name="Y" type="integer" min="-2.14748E9" max="2.14748E9" units="cm"/>
-          <inkml:channel name="F" type="integer" max="32767" units="dev"/>
-        </inkml:traceFormat>
-        <inkml:channelProperties>
-          <inkml:channelProperty channel="X" name="resolution" value="1000" units="1/cm"/>
-          <inkml:channelProperty channel="Y" name="resolution" value="1000" units="1/cm"/>
-          <inkml:channelProperty channel="F" name="resolution" value="0" units="1/dev"/>
-        </inkml:channelProperties>
-      </inkml:inkSource>
-      <inkml:timestamp xml:id="ts0" timeString="2026-03-12T11:54:03.228"/>
-    </inkml:context>
-    <inkml:brush xml:id="br0">
-      <inkml:brushProperty name="width" value="0.05" units="cm"/>
-      <inkml:brushProperty name="height" value="0.05" units="cm"/>
-      <inkml:brushProperty name="color" value="#AB008B"/>
-    </inkml:brush>
-  </inkml:definitions>
-  <inkml:trace contextRef="#ctx0" brushRef="#br0">32 194 24575,'-25'-43'0,"23"33"0,1-1 0,0 1 0,1-1 0,0 1 0,1 0 0,0-1 0,0 1 0,5-15 0,-1 0 0,2 7 0,3 25 0,2 30 0,-9 4 0,-3 1 0,-2-1 0,-10 63 0,9-58 0,3-39 0,0 0 0,-1 1 0,0-1 0,0 0 0,0 1 0,-1-1 0,0 0 0,-5 12 0,4-11-136,0-1-1,0 1 1,1 0-1,0 0 1,1 1-1,0-1 1,0 0-1,1 0 0,0 13 1,1-9-6690</inkml:trace>
-  <inkml:trace contextRef="#ctx0" brushRef="#br0" timeOffset="2245.5">283 33 24575,'-16'14'0,"1"2"0,0-1 0,1 2 0,1 0 0,1 1 0,0 0 0,2 0 0,-17 39 0,-4 3 0,25-51 0,1-1 0,0 1 0,0 0 0,1 1 0,0-1 0,1 1 0,-4 15 0,7-23 0,0 0 0,0 0 0,0 0 0,0 0 0,0 0 0,0 0 0,0 0 0,1-1 0,-1 1 0,1 0 0,0 0 0,-1 0 0,1 0 0,0 0 0,0-1 0,0 1 0,0 0 0,0-1 0,1 1 0,-1-1 0,2 3 0,1-2 0,-1 0 0,0 0 0,1 0 0,-1 0 0,1-1 0,-1 1 0,1-1 0,0 0 0,0 0 0,5 0 0,7 1 0,1-1 0,0-1 0,32-4 0,-36 2 0,1 0 0,-2-1 0,1-1 0,0 0 0,-1 0 0,0-1 0,13-8 0,-22 12 0,0-1 0,0 1 0,0-1 0,0 0 0,-1 0 0,1 0 0,0-1 0,-1 1 0,0-1 0,1 1 0,-1-1 0,0 0 0,0 0 0,-1 0 0,1 0 0,-1 0 0,1 0 0,-1 0 0,0 0 0,0-1 0,0 1 0,-1 0 0,1-1 0,-1 1 0,0-1 0,0 1 0,0-1 0,0 1 0,-1 0 0,1-1 0,-3-5 0,3 7 0,-1 0 0,0 0 0,0 1 0,0-1 0,0 0 0,0 0 0,0 1 0,0-1 0,0 1 0,-1-1 0,1 1 0,-1 0 0,1-1 0,-1 1 0,1 0 0,-1 0 0,0 0 0,0 0 0,0 0 0,1 0 0,-1 1 0,0-1 0,0 1 0,0-1 0,0 1 0,0 0 0,0 0 0,0 0 0,0 0 0,0 0 0,0 0 0,0 0 0,0 1 0,0-1 0,0 1 0,-1 0 0,-12 3 0,1 1 0,-1 1 0,-25 15 0,6-5 0,17-10 94,13-5-185,-1 1 0,1-1 0,-1 1-1,1-1 1,0 1 0,0 1 0,0-1 0,0 0-1,0 1 1,1 0 0,-1 0 0,1 0 0,0 0-1,-1 1 1,-2 4 0,-2 4-6735</inkml:trace>
-  <inkml:trace contextRef="#ctx0" brushRef="#br0" timeOffset="4059.05">428 63 24575,'0'-2'0,"-2"-2"0,-4 1 0,-3 1 0,-3 0 0,-1 1 0,1-2 0,0-1 0,0 1 0,-1 0 0,0 2 0,-1 2 0,0 2 0,-1 0 0,0 0 0,1-1 0,-1-1 0,2 0-8191</inkml:trace>
-</inkml:ink>
-</file>
-
 <file path=word/ink/ink7.xml><?xml version="1.0" encoding="utf-8"?>
 <inkml:ink xmlns:inkml="http://www.w3.org/2003/InkML">
   <inkml:definitions>
@@ -3911,15 +6945,16 @@
           <inkml:channelProperty channel="F" name="resolution" value="0" units="1/dev"/>
         </inkml:channelProperties>
       </inkml:inkSource>
-      <inkml:timestamp xml:id="ts0" timeString="2026-03-12T11:53:55.721"/>
+      <inkml:timestamp xml:id="ts0" timeString="2026-03-18T19:22:10.947"/>
     </inkml:context>
     <inkml:brush xml:id="br0">
       <inkml:brushProperty name="width" value="0.05" units="cm"/>
       <inkml:brushProperty name="height" value="0.05" units="cm"/>
-      <inkml:brushProperty name="color" value="#AB008B"/>
+      <inkml:brushProperty name="color" value="#FF0066"/>
     </inkml:brush>
   </inkml:definitions>
-  <inkml:trace contextRef="#ctx0" brushRef="#br0">457 31 24575,'0'-1'0,"-1"-1"0,1 1 0,-1 0 0,1-1 0,-1 1 0,0 0 0,1-1 0,-1 1 0,0 0 0,0 0 0,0 0 0,0 0 0,0 0 0,0 0 0,0 0 0,-1 0 0,1 0 0,0 0 0,0 1 0,-1-1 0,1 0 0,-1 1 0,1-1 0,0 1 0,-1-1 0,1 1 0,-1 0 0,1 0 0,-3 0 0,-47-4 0,49 4 0,-21-1 0,0 2 0,0 1 0,0 0 0,0 2 0,1 1 0,0 0 0,0 2 0,0 0 0,1 2 0,-22 11 0,38-17 0,1 1 0,-1 0 0,1-1 0,0 1 0,0 0 0,0 1 0,1-1 0,0 1 0,-1 0 0,1 0 0,1 0 0,-1 0 0,1 0 0,-3 10 0,-1 8 0,0 1 0,-2 30 0,1-11 0,-1 1 0,2 0 0,2 1 0,1-1 0,5 58 0,-1-92 0,0 1 0,0 0 0,1-1 0,1 1 0,0-1 0,0 1 0,1-1 0,0 0 0,7 11 0,-7-16 0,-1-1 0,1 1 0,0-1 0,0 0 0,1 0 0,-1 0 0,1 0 0,0-1 0,0 0 0,0 0 0,0 0 0,1-1 0,-1 0 0,1 0 0,-1 0 0,1 0 0,0-1 0,8 1 0,14 1 0,1-1 0,0-1 0,-1-2 0,46-6 0,-49 1 0,-1-1 0,-1-1 0,0-2 0,27-14 0,14-6 0,-54 26 0,0 0 0,0-1 0,-1 0 0,0-1 0,0 0 0,0 0 0,-1-1 0,0 0 0,0-1 0,-1 0 0,0 0 0,0 0 0,-1-1 0,0 0 0,0 0 0,-1-1 0,0 1 0,-1-1 0,0 0 0,4-18 0,-5 21 0,0-1 0,-1 0 0,0-1 0,0 1 0,-1 0 0,1 0 0,-2-1 0,1 1 0,-2-1 0,1 1 0,-1 0 0,0-1 0,0 1 0,-1 0 0,-1 0 0,1 0 0,-1 0 0,-5-10 0,-11-28 0,18 41 0,-1-1 0,0 0 0,0 1 0,0-1 0,0 1 0,-1 0 0,0 0 0,0 0 0,0 0 0,-1 0 0,0 1 0,0-1 0,0 1 0,0 0 0,0 0 0,-1 1 0,0-1 0,0 1 0,-7-4 0,0 2 0,0 0 0,1-1 0,0-1 0,-16-12 0,15 10 0,0 1 0,0 0 0,-14-5 0,13 7 35,-1 2 0,0 0 0,0 0 0,0 1 0,-1 1 0,1 0 0,-16 1 0,-103 9-253,36 0-1209,68-7-5399</inkml:trace>
+  <inkml:trace contextRef="#ctx0" brushRef="#br0">38 127 24575,'2'-2'0,"0"-1"0,-1 1 0,1-1 0,-1 0 0,0 1 0,0-1 0,0 0 0,0 0 0,0 0 0,0 0 0,-1-5 0,5-11 0,-1 11 0,0 1 0,1-1 0,0 1 0,0 0 0,11-12 0,-15 18 0,0 0 0,0 0 0,0 0 0,0 0 0,0 0 0,1 0 0,-1 0 0,0 0 0,1 0 0,-1 1 0,0-1 0,1 1 0,-1-1 0,1 1 0,-1-1 0,1 1 0,-1 0 0,1 0 0,-1 0 0,1 0 0,0 0 0,-1 0 0,1 0 0,-1 0 0,1 1 0,-1-1 0,1 0 0,-1 1 0,0-1 0,1 1 0,-1 0 0,1 0 0,-1-1 0,0 1 0,0 0 0,1 0 0,-1 0 0,1 2 0,3 1 0,-1 0 0,0 1 0,0 0 0,0 0 0,-1 0 0,0 0 0,0 0 0,0 0 0,-1 1 0,1 0 0,-1-1 0,-1 1 0,1 0 0,0 9 0,-2-10 0,0 0 0,0 0 0,-1 0 0,0-1 0,0 1 0,0 0 0,-1 0 0,0-1 0,0 1 0,0-1 0,0 0 0,-1 0 0,1 1 0,-1-2 0,0 1 0,0 0 0,-1 0 0,-4 3 0,3-2 0,-1 0 0,0 0 0,0-1 0,0 0 0,0 0 0,-1 0 0,1-1 0,-1 0 0,-10 3 0,0-2 0,-1-1 0,-30 2 0,163 3 0,-60-5-1365</inkml:trace>
+  <inkml:trace contextRef="#ctx0" brushRef="#br0" timeOffset="1557.99">485 137 24575,'-37'-30'0,"34"26"0,-1 1 0,1 0 0,-1 0 0,0 0 0,0 1 0,-1-1 0,-4-1 0,-24-17 0,28 15 0,-1 0 0,-1 1 0,1-1 0,-1 2 0,0-1 0,0 1 0,0 0 0,-15-6 0,22 10 0,-1 1 0,0-1 0,0 0 0,1 1 0,-1-1 0,0 1 0,1-1 0,-1 1 0,0-1 0,1 1 0,-1 0 0,1-1 0,-1 1 0,1 0 0,-1-1 0,1 1 0,-1 0 0,1-1 0,0 1 0,-1 0 0,1 0 0,0 0 0,0-1 0,0 1 0,-1 0 0,1 0 0,0 0 0,0 0 0,0-1 0,0 1 0,1 2 0,0 34 0,-1-29 0,2 20 0,-1-19 0,0 0 0,-1 0 0,1 0 0,-2 0 0,1 0 0,-2 1 0,-3 15 0,11-25 0,-1-1 0,1 1 0,0 0 0,-1 1 0,1-1 0,0 1 0,5 2 0,-2-2 0,-5-1 0,0 1 0,0-1 0,-1 1 0,1 0 0,0 0 0,-1 1 0,1-1 0,-1 1 0,1 0 0,-1 0 0,1 0 0,-1 0 0,0 0 0,0 1 0,0-1 0,-1 1 0,1 0 0,-1 0 0,1 0 0,-1 0 0,0 0 0,0 1 0,0-1 0,0 1 0,-1-1 0,0 1 0,1 0 0,-1-1 0,-1 1 0,1 0 0,0 0 0,-1 5 0,-1-6 0,0 0 0,1-1 0,-2 1 0,1 0 0,0-1 0,0 0 0,-1 1 0,0-1 0,1 0 0,-1 0 0,0 1 0,0-1 0,0-1 0,0 1 0,-1 0 0,1 0 0,0-1 0,-1 0 0,1 1 0,-1-1 0,1 0 0,-1 0 0,0 0 0,1-1 0,-1 1 0,-4 0 0,-8 2 0,0-1 0,0 0 0,-23-1 0,31-1-114,-1 0 1,0-1-1,1 0 0,-1-1 0,1 0 1,0 0-1,-1 0 0,1-1 0,0 0 1,0-1-1,-7-4 0</inkml:trace>
 </inkml:ink>
 </file>
 
@@ -3939,16 +6974,16 @@
           <inkml:channelProperty channel="F" name="resolution" value="0" units="1/dev"/>
         </inkml:channelProperties>
       </inkml:inkSource>
-      <inkml:timestamp xml:id="ts0" timeString="2026-03-12T11:53:34.522"/>
+      <inkml:timestamp xml:id="ts0" timeString="2026-03-18T19:22:05.846"/>
     </inkml:context>
     <inkml:brush xml:id="br0">
       <inkml:brushProperty name="width" value="0.05" units="cm"/>
       <inkml:brushProperty name="height" value="0.05" units="cm"/>
-      <inkml:brushProperty name="color" value="#00A0D7"/>
+      <inkml:brushProperty name="color" value="#FF0066"/>
     </inkml:brush>
   </inkml:definitions>
-  <inkml:trace contextRef="#ctx0" brushRef="#br0">665 269 24575,'4'-25'0,"-4"23"0,1 1 0,-1-1 0,1 0 0,-1 0 0,0 0 0,0 0 0,0 0 0,0 0 0,0 0 0,0 0 0,0 0 0,-1 0 0,1 0 0,-1 0 0,1 0 0,-1 0 0,0 1 0,0-1 0,0 0 0,0 0 0,0 1 0,0-1 0,-2-1 0,-7-8 0,0 1 0,-1 1 0,-19-15 0,-25-21 0,37 26 0,-40-33 0,51 48 0,0 0 0,0 1 0,0 0 0,-1 0 0,0 0 0,1 1 0,-1 0 0,0 1 0,0 0 0,-15-1 0,-85 7 0,100-4 0,-6 1-1365,1 1-5461</inkml:trace>
-  <inkml:trace contextRef="#ctx0" brushRef="#br0" timeOffset="2499.69">430 34 24575,'-11'0'0,"0"1"0,0 0 0,0 0 0,0 1 0,0 0 0,0 1 0,0 0 0,1 1 0,0 0 0,0 0 0,0 1 0,-11 8 0,-43 21 0,45-25 0,0 1 0,0 0 0,1 2 0,1 0 0,-28 25 0,31-23 0,8-10 0,1 1 0,0-1 0,0 1 0,1 0 0,-1 1 0,1-1 0,0 1 0,1-1 0,-1 1 0,1 0 0,0 0 0,1 1 0,-1-1 0,1 1 0,1-1 0,-1 1 0,1 0 0,0-1 0,0 9 0,1 14 0,-2 0 0,2 1 0,1-1 0,1 1 0,1-1 0,2 0 0,1 0 0,16 45 0,-19-63 0,0-1 0,0 1 0,2 20 0,-4-23 0,0 1 0,1-1 0,0 1 0,0-1 0,1 0 0,5 10 0,-7-15 0,1 0 0,0-1 0,0 1 0,0-1 0,0 0 0,1 0 0,-1 0 0,0 0 0,1 0 0,0 0 0,-1 0 0,1-1 0,0 0 0,0 1 0,0-1 0,0 0 0,0 0 0,0-1 0,0 1 0,0-1 0,6 1 0,12 0 0,0 0 0,0-1 0,0-1 0,0-2 0,-1 0 0,1-1 0,-1 0 0,1-2 0,25-11 0,-37 13 0,40-15 0,-1-3 0,-1-1 0,79-54 0,-85 49 0,-30 22 0,0 0 0,0-1 0,-1-1 0,0 0 0,0 0 0,-1-1 0,0 0 0,12-17 0,-21 24 0,1 1 0,0-1 0,-1 1 0,0-1 0,1 1 0,-1-1 0,0 0 0,0 1 0,0-1 0,0 0 0,0 1 0,0-1 0,0 0 0,0 1 0,-1-1 0,1 1 0,-1-1 0,1 1 0,-1-1 0,0 1 0,0-1 0,1 1 0,-1-1 0,0 1 0,-2-2 0,-36-36 0,6 7 0,15 11 0,0 1 0,-1 1 0,-2 1 0,0 0 0,-43-26 0,4 21-1365,48 17-5461</inkml:trace>
+  <inkml:trace contextRef="#ctx0" brushRef="#br0">1 515 24575,'64'-10'0,"-51"7"0,0 1 0,0 0 0,17-1 0,113-6 0,-142 9 0,1 0 0,-1 0 0,1 1 0,-1-1 0,1 1 0,-1-1 0,0 1 0,1-1 0,-1 1 0,0 0 0,0-1 0,1 1 0,-1 0 0,0 0 0,0 0 0,0 0 0,0 0 0,0 0 0,0 1 0,0-1 0,0 0 0,-1 0 0,1 1 0,0-1 0,-1 0 0,1 1 0,-1-1 0,1 1 0,-1-1 0,0 0 0,0 3 0,6 61 0,-4-28 0,2-14-455,-2 0 0,0 35 0,-2-49-6371</inkml:trace>
+  <inkml:trace contextRef="#ctx0" brushRef="#br0" timeOffset="2023.44">608 126 24575,'2'-24'0,"-1"18"0,0 0 0,-1 1 0,1-1 0,-1 0 0,0 0 0,-1 0 0,0 0 0,0 0 0,0 1 0,0-1 0,-1 0 0,-3-8 0,2 13 0,0-1 0,0 0 0,0 1 0,0-1 0,0 1 0,0 0 0,0 0 0,0 0 0,-1 0 0,1 1 0,0-1 0,-4 1 0,-44-3 0,49 3 0,-11 0 0,-1 0 0,1 0 0,0 1 0,0 1 0,0 0 0,0 1 0,0 0 0,1 1 0,-1 0 0,1 1 0,-18 10 0,20-8 0,0 0 0,0 1 0,1 0 0,0 0 0,1 1 0,-1 0 0,2 1 0,-1 0 0,1 0 0,-6 14 0,-2 3 0,3 2 0,-19 56 0,29-79 0,-1 1 0,1-1 0,1 1 0,-1-1 0,1 1 0,0 0 0,1 0 0,-1-1 0,1 1 0,1 0 0,-1 0 0,1-1 0,0 1 0,1 0 0,0-1 0,0 1 0,0-1 0,1 0 0,0 1 0,0-1 0,0-1 0,1 1 0,0 0 0,0-1 0,0 0 0,1 0 0,0 0 0,6 5 0,2 1 0,0 0 0,1-1 0,0 0 0,1-1 0,16 7 0,-21-11 0,1 0 0,-1-1 0,1 0 0,0-1 0,0 0 0,0-1 0,0 0 0,19 0 0,-19-4 0,-1 0 0,1 0 0,-1-1 0,0 0 0,0-1 0,0 0 0,0-1 0,-1 0 0,0 0 0,0-1 0,0 0 0,-1 0 0,0-1 0,10-11 0,61-45 0,-74 58 0,0 0 0,-1 0 0,0 0 0,0-1 0,-1 0 0,1 0 0,-1 0 0,0 0 0,-1 0 0,1 0 0,-1-1 0,-1 1 0,1-1 0,-1 0 0,0 1 0,-1-1 0,0 0 0,0-11 0,1-23 0,0 37 0,0 0 0,-1 0 0,0 0 0,0 0 0,0 0 0,0 0 0,0 0 0,-1 0 0,0 0 0,0 0 0,0 0 0,0 0 0,0 0 0,-1 1 0,-2-5 0,-2-1 0,0 0 0,-1 1 0,0-1 0,-1 1 0,0 1 0,0 0 0,0 0 0,-14-9 0,-1 3 0,-1 1 0,-33-13 0,45 20 0,-9-4 0,-1 1 0,0 1 0,-31-7 0,45 13 0,0 1 0,1-1 0,-1 1 0,0 0 0,1 1 0,-1 0 0,0 0 0,1 0 0,-1 1 0,1 1 0,0-1 0,0 1 0,0 0 0,-9 5 0,-19 12-1365</inkml:trace>
 </inkml:ink>
 </file>
 
@@ -3968,15 +7003,15 @@
           <inkml:channelProperty channel="F" name="resolution" value="0" units="1/dev"/>
         </inkml:channelProperties>
       </inkml:inkSource>
-      <inkml:timestamp xml:id="ts0" timeString="2026-03-12T11:52:26.035"/>
+      <inkml:timestamp xml:id="ts0" timeString="2026-03-18T19:22:01.222"/>
     </inkml:context>
     <inkml:brush xml:id="br0">
       <inkml:brushProperty name="width" value="0.05" units="cm"/>
       <inkml:brushProperty name="height" value="0.05" units="cm"/>
-      <inkml:brushProperty name="color" value="#66CC00"/>
+      <inkml:brushProperty name="color" value="#FF0066"/>
     </inkml:brush>
   </inkml:definitions>
-  <inkml:trace contextRef="#ctx0" brushRef="#br0">431 13 24575,'0'-1'0,"-1"1"0,1-1 0,0 0 0,-1 1 0,1-1 0,-1 0 0,1 1 0,-1-1 0,1 0 0,-1 1 0,1-1 0,-1 1 0,0-1 0,1 1 0,-1 0 0,0-1 0,1 1 0,-1-1 0,0 1 0,0 0 0,1 0 0,-1-1 0,0 1 0,0 0 0,1 0 0,-1 0 0,0 0 0,0 0 0,0 0 0,1 0 0,-1 0 0,0 0 0,0 0 0,-1 1 0,-28 4 0,13 2 0,0 1 0,0 1 0,-29 20 0,-13 7 0,53-32 0,-1 0 0,2 0 0,-1 1 0,0-1 0,1 1 0,0 1 0,0-1 0,-8 13 0,-23 23 0,19-28 0,1 1 0,1 1 0,-25 32 0,35-41 0,0 2 0,1-1 0,1 0 0,-1 1 0,1 0 0,0 0 0,1 0 0,0 0 0,0 0 0,1 0 0,0 0 0,0 1 0,1 7 0,-1 53 0,0-42 0,1-1 0,0 1 0,2-1 0,10 47 0,-10-67 0,1 0 0,1 1 0,-1-1 0,1 0 0,0-1 0,1 1 0,-1-1 0,1 0 0,0 0 0,0 0 0,1-1 0,-1 1 0,1-1 0,0-1 0,0 1 0,8 2 0,-4-1 0,0 0 0,0-1 0,0-1 0,1 0 0,-1 0 0,1-1 0,0 0 0,-1-1 0,22 0 0,-12-6 0,1 0 0,-1-1 0,-1-2 0,1 0 0,-1-1 0,32-20 0,-34 17 0,0 0 0,0-1 0,-1-1 0,-1-1 0,0 0 0,-1-1 0,0 0 0,-2-1 0,20-35 0,-25 32 0,-1-1 0,-1 0 0,-1 1 0,-1-1 0,-1-1 0,-1 1 0,-2-38 0,1 48 0,-2-19 0,-1 0 0,-1 0 0,-12-45 0,14 67 0,-1 0 0,0 0 0,0 0 0,-1 0 0,1 0 0,-2 1 0,1-1 0,-1 1 0,-7-8 0,9 12 0,-1 0 0,1 0 0,-1 0 0,0 0 0,0 0 0,0 1 0,0-1 0,-1 1 0,1 0 0,-1 1 0,1-1 0,-1 1 0,1 0 0,-1 0 0,0 0 0,0 1 0,-7-1 0,-51 1 0,26-2 0,0 2 0,1 2 0,-59 10 0,89-10-136,1 0-1,-1 0 1,1 0-1,0 1 1,0 0-1,1 0 1,-1 0-1,0 0 0,-7 8 1,3-3-6690</inkml:trace>
+  <inkml:trace contextRef="#ctx0" brushRef="#br0">0 2436 24513,'3550'-2436'0</inkml:trace>
 </inkml:ink>
 </file>
 
